--- a/docs/developpement/phases/word/PHASE_32_PREMIER_AUDIT_CODEX_ET_CORRECTIONS.docx
+++ b/docs/developpement/phases/word/PHASE_32_PREMIER_AUDIT_CODEX_ET_CORRECTIONS.docx
@@ -20,7 +20,7 @@
       <w:r>
         <w:t xml:space="preserve">FlaiX Expert · dossier de développement · généré le 2026-10-04 depuis le dépôt </w:t>
       </w:r>
-      <w:hyperlink w:history="1" r:id="rIdfoszde9o5nvsoaqcmrzka">
+      <w:hyperlink w:history="1" r:id="rIdceuk68bjkq3w1g1e_akee">
         <w:r>
           <w:rPr>
             <w:rStyle w:val="Hyperlink"/>
@@ -452,7 +452,7 @@
           <w:numId w:val="2"/>
         </w:numPr>
       </w:pPr>
-      <w:hyperlink w:history="1" r:id="rIdikbqmtru7f8wubagfkie-">
+      <w:hyperlink w:history="1" r:id="rId_trke5lvp-zbrx3-cew2v">
         <w:r>
           <w:rPr>
             <w:rStyle w:val="Hyperlink"/>
@@ -500,7 +500,7 @@
       <w:r>
         <w:t xml:space="preserve"> — modifié — </w:t>
       </w:r>
-      <w:hyperlink w:history="1" r:id="rIdbh_tjwfiivfm08ru5kgqn">
+      <w:hyperlink w:history="1" r:id="rIdqfmrfjn31fnbobhdqzono">
         <w:r>
           <w:rPr>
             <w:rStyle w:val="Hyperlink"/>
@@ -529,7 +529,7 @@
       <w:r>
         <w:t xml:space="preserve"> — modifié — </w:t>
       </w:r>
-      <w:hyperlink w:history="1" r:id="rId52taw5n4todne_pxfjff5">
+      <w:hyperlink w:history="1" r:id="rId7grffe3l2c8hxq3iac1rk">
         <w:r>
           <w:rPr>
             <w:rStyle w:val="Hyperlink"/>
@@ -558,7 +558,7 @@
       <w:r>
         <w:t xml:space="preserve"> — créé — </w:t>
       </w:r>
-      <w:hyperlink w:history="1" r:id="rId2gdfef2jh8d-liot2nvte">
+      <w:hyperlink w:history="1" r:id="rIdbq9birfhf99mylhuflxtz">
         <w:r>
           <w:rPr>
             <w:rStyle w:val="Hyperlink"/>
@@ -587,7 +587,7 @@
       <w:r>
         <w:t xml:space="preserve"> — créé — </w:t>
       </w:r>
-      <w:hyperlink w:history="1" r:id="rIda_mo4kj-km-2a7uh3jbxe">
+      <w:hyperlink w:history="1" r:id="rIduff0ano6weyd-fiiik22z">
         <w:r>
           <w:rPr>
             <w:rStyle w:val="Hyperlink"/>
@@ -624,7 +624,7 @@
       <w:r>
         <w:t xml:space="preserve"> — modifié — </w:t>
       </w:r>
-      <w:hyperlink w:history="1" r:id="rIdvwde23gwwnffgejx71q3m">
+      <w:hyperlink w:history="1" r:id="rIdvycfl54wd9acsuewmdgkd">
         <w:r>
           <w:rPr>
             <w:rStyle w:val="Hyperlink"/>
@@ -661,7 +661,7 @@
       <w:r>
         <w:t xml:space="preserve"> — modifié — </w:t>
       </w:r>
-      <w:hyperlink w:history="1" r:id="rId4wz0z2v3tx0q9gd0dlmrf">
+      <w:hyperlink w:history="1" r:id="rId3bm_neimwwejvfn_hhezf">
         <w:r>
           <w:rPr>
             <w:rStyle w:val="Hyperlink"/>
@@ -690,7 +690,7 @@
       <w:r>
         <w:t xml:space="preserve"> — modifié — </w:t>
       </w:r>
-      <w:hyperlink w:history="1" r:id="rIdbfzi7vcpvjtkkaydt6kpa">
+      <w:hyperlink w:history="1" r:id="rIdekdzftzndxysq_wzqjjcj">
         <w:r>
           <w:rPr>
             <w:rStyle w:val="Hyperlink"/>
@@ -727,7 +727,7 @@
       <w:r>
         <w:t xml:space="preserve"> — modifié — </w:t>
       </w:r>
-      <w:hyperlink w:history="1" r:id="rIdhslyccqyzehj5p8yeads0">
+      <w:hyperlink w:history="1" r:id="rIdnrxxjh7igpoi_3uvqlbog">
         <w:r>
           <w:rPr>
             <w:rStyle w:val="Hyperlink"/>
@@ -756,7 +756,7 @@
       <w:r>
         <w:t xml:space="preserve"> — modifié — </w:t>
       </w:r>
-      <w:hyperlink w:history="1" r:id="rIdqzztakftovakpjfn57hlq">
+      <w:hyperlink w:history="1" r:id="rIdbvn5yclhn-t3taquh4i6v">
         <w:r>
           <w:rPr>
             <w:rStyle w:val="Hyperlink"/>
@@ -785,7 +785,7 @@
       <w:r>
         <w:t xml:space="preserve"> — modifié — </w:t>
       </w:r>
-      <w:hyperlink w:history="1" r:id="rIdbijwje_uctigdtflhup00">
+      <w:hyperlink w:history="1" r:id="rId4mlnijyc-9rkdv6wvp-b9">
         <w:r>
           <w:rPr>
             <w:rStyle w:val="Hyperlink"/>
@@ -814,7 +814,7 @@
       <w:r>
         <w:t xml:space="preserve"> — créé — </w:t>
       </w:r>
-      <w:hyperlink w:history="1" r:id="rIdchw2rdyw2tgdehhqayzmb">
+      <w:hyperlink w:history="1" r:id="rIdsc-rwmci2rktdkj0mer2i">
         <w:r>
           <w:rPr>
             <w:rStyle w:val="Hyperlink"/>
@@ -843,7 +843,7 @@
       <w:r>
         <w:t xml:space="preserve"> — créé — </w:t>
       </w:r>
-      <w:hyperlink w:history="1" r:id="rIdz_9gkzuqxdhkksioqk1zm">
+      <w:hyperlink w:history="1" r:id="rIdmomlfutngqe4xbdegbsk4">
         <w:r>
           <w:rPr>
             <w:rStyle w:val="Hyperlink"/>
@@ -880,7 +880,7 @@
       <w:r>
         <w:t xml:space="preserve"> — modifié — </w:t>
       </w:r>
-      <w:hyperlink w:history="1" r:id="rIdggy9izaaa1el81dyqzhev">
+      <w:hyperlink w:history="1" r:id="rIda_3ncg0bqbe3q4hypm7sp">
         <w:r>
           <w:rPr>
             <w:rStyle w:val="Hyperlink"/>
@@ -917,7 +917,7 @@
       <w:r>
         <w:t xml:space="preserve"> — modifié — </w:t>
       </w:r>
-      <w:hyperlink w:history="1" r:id="rId3rv9-enkerwnomxzyivka">
+      <w:hyperlink w:history="1" r:id="rIduxm5-erg-d_kxhiy-vwtp">
         <w:r>
           <w:rPr>
             <w:rStyle w:val="Hyperlink"/>
@@ -946,7 +946,7 @@
       <w:r>
         <w:t xml:space="preserve"> — modifié — </w:t>
       </w:r>
-      <w:hyperlink w:history="1" r:id="rIdlitosd-tx8li23yoa8kwf">
+      <w:hyperlink w:history="1" r:id="rIdnenvhe7bsoctrw-iyc3wm">
         <w:r>
           <w:rPr>
             <w:rStyle w:val="Hyperlink"/>
@@ -975,7 +975,7 @@
       <w:r>
         <w:t xml:space="preserve"> — modifié — </w:t>
       </w:r>
-      <w:hyperlink w:history="1" r:id="rId8fewbmzww1cvuyyh1ytsk">
+      <w:hyperlink w:history="1" r:id="rIdkrhp5cgnqcmawxsmfswrk">
         <w:r>
           <w:rPr>
             <w:rStyle w:val="Hyperlink"/>
@@ -1004,7 +1004,7 @@
       <w:r>
         <w:t xml:space="preserve"> — modifié — </w:t>
       </w:r>
-      <w:hyperlink w:history="1" r:id="rIda9yg-9-sfw4bfc7cyhj0s">
+      <w:hyperlink w:history="1" r:id="rIdu1qooikmogz1ndjvp43tt">
         <w:r>
           <w:rPr>
             <w:rStyle w:val="Hyperlink"/>
@@ -1033,7 +1033,7 @@
       <w:r>
         <w:t xml:space="preserve"> — modifié — </w:t>
       </w:r>
-      <w:hyperlink w:history="1" r:id="rIditvfkqhjok3ua77ozsefh">
+      <w:hyperlink w:history="1" r:id="rIdm2yle6ru-7uz-yaipnsqu">
         <w:r>
           <w:rPr>
             <w:rStyle w:val="Hyperlink"/>
@@ -1062,7 +1062,7 @@
       <w:r>
         <w:t xml:space="preserve"> — modifié — </w:t>
       </w:r>
-      <w:hyperlink w:history="1" r:id="rIdfepckndnpoanlqx7ks7ws">
+      <w:hyperlink w:history="1" r:id="rIdk_fpzyvlhk-zs0ptokfjh">
         <w:r>
           <w:rPr>
             <w:rStyle w:val="Hyperlink"/>
@@ -1091,7 +1091,7 @@
       <w:r>
         <w:t xml:space="preserve"> — modifié — </w:t>
       </w:r>
-      <w:hyperlink w:history="1" r:id="rId3gewq_b-hgu_4necjevee">
+      <w:hyperlink w:history="1" r:id="rIdcjqibce-lbpjsrni3dvcf">
         <w:r>
           <w:rPr>
             <w:rStyle w:val="Hyperlink"/>
@@ -1120,7 +1120,7 @@
       <w:r>
         <w:t xml:space="preserve"> — modifié — </w:t>
       </w:r>
-      <w:hyperlink w:history="1" r:id="rIdsmhlensswq0khs3rbm0hm">
+      <w:hyperlink w:history="1" r:id="rIdamjlryoy5dhx9bmn6a0nu">
         <w:r>
           <w:rPr>
             <w:rStyle w:val="Hyperlink"/>
@@ -1149,7 +1149,7 @@
       <w:r>
         <w:t xml:space="preserve"> — modifié — </w:t>
       </w:r>
-      <w:hyperlink w:history="1" r:id="rIdbpl5bwcy4wnbp8ol4jfsz">
+      <w:hyperlink w:history="1" r:id="rIdvfqsiifn-zgjavyeqw6er">
         <w:r>
           <w:rPr>
             <w:rStyle w:val="Hyperlink"/>
@@ -1178,7 +1178,7 @@
       <w:r>
         <w:t xml:space="preserve"> — modifié — </w:t>
       </w:r>
-      <w:hyperlink w:history="1" r:id="rIdtehvy3abfhvg5f7tzonb-">
+      <w:hyperlink w:history="1" r:id="rIdrshmqodawbrjmvftju-yy">
         <w:r>
           <w:rPr>
             <w:rStyle w:val="Hyperlink"/>
@@ -1207,7 +1207,7 @@
       <w:r>
         <w:t xml:space="preserve"> — modifié — </w:t>
       </w:r>
-      <w:hyperlink w:history="1" r:id="rIdbbmpxszuk5ncyckoirj5s">
+      <w:hyperlink w:history="1" r:id="rIdhm01nagf6jbxhzcs_v4fe">
         <w:r>
           <w:rPr>
             <w:rStyle w:val="Hyperlink"/>
@@ -1236,7 +1236,7 @@
       <w:r>
         <w:t xml:space="preserve"> — modifié — </w:t>
       </w:r>
-      <w:hyperlink w:history="1" r:id="rIdqufrrnnnaqnvt9-ay8_u1">
+      <w:hyperlink w:history="1" r:id="rId2rkdqe896mlcod5coo-ra">
         <w:r>
           <w:rPr>
             <w:rStyle w:val="Hyperlink"/>
@@ -1265,7 +1265,7 @@
       <w:r>
         <w:t xml:space="preserve"> — modifié — </w:t>
       </w:r>
-      <w:hyperlink w:history="1" r:id="rIdgqrjdw5-7pai1uckbej0u">
+      <w:hyperlink w:history="1" r:id="rIdgfoipczhb2kgtxn1ijmwn">
         <w:r>
           <w:rPr>
             <w:rStyle w:val="Hyperlink"/>
@@ -1294,7 +1294,7 @@
       <w:r>
         <w:t xml:space="preserve"> — modifié — </w:t>
       </w:r>
-      <w:hyperlink w:history="1" r:id="rIdvpe1hxzf4o-m5cgvofrpu">
+      <w:hyperlink w:history="1" r:id="rIdwdjblare73kziyt2xm_5b">
         <w:r>
           <w:rPr>
             <w:rStyle w:val="Hyperlink"/>
@@ -1323,7 +1323,7 @@
       <w:r>
         <w:t xml:space="preserve"> — modifié — </w:t>
       </w:r>
-      <w:hyperlink w:history="1" r:id="rIdufuvaaxwl_nmu7gios9dc">
+      <w:hyperlink w:history="1" r:id="rIdvnnpdttunxcogds1tizqt">
         <w:r>
           <w:rPr>
             <w:rStyle w:val="Hyperlink"/>
@@ -1352,7 +1352,7 @@
       <w:r>
         <w:t xml:space="preserve"> — modifié — </w:t>
       </w:r>
-      <w:hyperlink w:history="1" r:id="rIdyipbqepvynjhibxnbf1of">
+      <w:hyperlink w:history="1" r:id="rIdftoypudkaxjiivicp_-fh">
         <w:r>
           <w:rPr>
             <w:rStyle w:val="Hyperlink"/>
@@ -1381,7 +1381,7 @@
       <w:r>
         <w:t xml:space="preserve"> — modifié — </w:t>
       </w:r>
-      <w:hyperlink w:history="1" r:id="rIdj3si09h9q0wtnd6hgvfdm">
+      <w:hyperlink w:history="1" r:id="rIdujrayqow3viymsprzz4pb">
         <w:r>
           <w:rPr>
             <w:rStyle w:val="Hyperlink"/>
@@ -1410,7 +1410,7 @@
       <w:r>
         <w:t xml:space="preserve"> — modifié — </w:t>
       </w:r>
-      <w:hyperlink w:history="1" r:id="rIdyqfeggffe02wvsttzuwfx">
+      <w:hyperlink w:history="1" r:id="rIde87hd23j2l_-a7-qma_qj">
         <w:r>
           <w:rPr>
             <w:rStyle w:val="Hyperlink"/>
@@ -1439,7 +1439,7 @@
       <w:r>
         <w:t xml:space="preserve"> — modifié — </w:t>
       </w:r>
-      <w:hyperlink w:history="1" r:id="rId2niwrcyzmr1tfa-6d2gmw">
+      <w:hyperlink w:history="1" r:id="rIdrefuku7rwgmcvytw_acdp">
         <w:r>
           <w:rPr>
             <w:rStyle w:val="Hyperlink"/>
@@ -1468,7 +1468,7 @@
       <w:r>
         <w:t xml:space="preserve"> — modifié — </w:t>
       </w:r>
-      <w:hyperlink w:history="1" r:id="rIdomtji0ggu_edqvjpae3s4">
+      <w:hyperlink w:history="1" r:id="rIdt9iyzydf5wsr78ef_ryto">
         <w:r>
           <w:rPr>
             <w:rStyle w:val="Hyperlink"/>
@@ -1497,7 +1497,7 @@
       <w:r>
         <w:t xml:space="preserve"> — modifié — </w:t>
       </w:r>
-      <w:hyperlink w:history="1" r:id="rId4nvf2p9inle4o6wo-x8oo">
+      <w:hyperlink w:history="1" r:id="rIdcmi8ixvvagedc1j9xabug">
         <w:r>
           <w:rPr>
             <w:rStyle w:val="Hyperlink"/>
@@ -1526,7 +1526,7 @@
       <w:r>
         <w:t xml:space="preserve"> — modifié — </w:t>
       </w:r>
-      <w:hyperlink w:history="1" r:id="rIdb8kfwligcqks5hf5jsomb">
+      <w:hyperlink w:history="1" r:id="rIdrqwphrocvhk5xmhjaf_ck">
         <w:r>
           <w:rPr>
             <w:rStyle w:val="Hyperlink"/>
@@ -1555,7 +1555,7 @@
       <w:r>
         <w:t xml:space="preserve"> — modifié — </w:t>
       </w:r>
-      <w:hyperlink w:history="1" r:id="rIdupgbeighvzs3gd3usi72o">
+      <w:hyperlink w:history="1" r:id="rIda-m4fdxlpeudzcvj0geum">
         <w:r>
           <w:rPr>
             <w:rStyle w:val="Hyperlink"/>
@@ -1584,7 +1584,7 @@
       <w:r>
         <w:t xml:space="preserve"> — modifié — </w:t>
       </w:r>
-      <w:hyperlink w:history="1" r:id="rIdlm5nakfpvxbuf9xu2-sgo">
+      <w:hyperlink w:history="1" r:id="rIdiu5apo6vyenbmurbpocfa">
         <w:r>
           <w:rPr>
             <w:rStyle w:val="Hyperlink"/>
@@ -1613,7 +1613,7 @@
       <w:r>
         <w:t xml:space="preserve"> — modifié — </w:t>
       </w:r>
-      <w:hyperlink w:history="1" r:id="rIdm93kh7lzsuox9086varmn">
+      <w:hyperlink w:history="1" r:id="rIdmfdge4v-jqsdyy_vgvww4">
         <w:r>
           <w:rPr>
             <w:rStyle w:val="Hyperlink"/>
@@ -1642,7 +1642,7 @@
       <w:r>
         <w:t xml:space="preserve"> — modifié — </w:t>
       </w:r>
-      <w:hyperlink w:history="1" r:id="rId62ww_ogakxy5l3eqqfvzg">
+      <w:hyperlink w:history="1" r:id="rIdukkgleiai8npvfl4g5dsv">
         <w:r>
           <w:rPr>
             <w:rStyle w:val="Hyperlink"/>
@@ -1671,7 +1671,7 @@
       <w:r>
         <w:t xml:space="preserve"> — modifié — </w:t>
       </w:r>
-      <w:hyperlink w:history="1" r:id="rIdycw9fru2gpfpd5c5vc46q">
+      <w:hyperlink w:history="1" r:id="rIdjlkpshnyjcs9ii0rjopti">
         <w:r>
           <w:rPr>
             <w:rStyle w:val="Hyperlink"/>
@@ -1700,7 +1700,7 @@
       <w:r>
         <w:t xml:space="preserve"> — modifié — </w:t>
       </w:r>
-      <w:hyperlink w:history="1" r:id="rIdimgehu9ybwmum9f22xofq">
+      <w:hyperlink w:history="1" r:id="rIducivldkoceclvuin9zmtk">
         <w:r>
           <w:rPr>
             <w:rStyle w:val="Hyperlink"/>
@@ -1729,7 +1729,7 @@
       <w:r>
         <w:t xml:space="preserve"> — modifié — </w:t>
       </w:r>
-      <w:hyperlink w:history="1" r:id="rIdnldwp4oa_q5ypi06rp_f4">
+      <w:hyperlink w:history="1" r:id="rIdnb9na6crxxlnoz7tghpq3">
         <w:r>
           <w:rPr>
             <w:rStyle w:val="Hyperlink"/>
@@ -1758,7 +1758,7 @@
       <w:r>
         <w:t xml:space="preserve"> — modifié — </w:t>
       </w:r>
-      <w:hyperlink w:history="1" r:id="rIdkz4ief-cyb7ku3anzrbon">
+      <w:hyperlink w:history="1" r:id="rIdwp80rdduu6oiynxkfatoa">
         <w:r>
           <w:rPr>
             <w:rStyle w:val="Hyperlink"/>
@@ -1787,7 +1787,7 @@
       <w:r>
         <w:t xml:space="preserve"> — modifié — </w:t>
       </w:r>
-      <w:hyperlink w:history="1" r:id="rIdv5ohhb_b_kfofmsgmess4">
+      <w:hyperlink w:history="1" r:id="rId7rxvcfcroglb58tkl_j0p">
         <w:r>
           <w:rPr>
             <w:rStyle w:val="Hyperlink"/>
@@ -1816,7 +1816,7 @@
       <w:r>
         <w:t xml:space="preserve"> — modifié — </w:t>
       </w:r>
-      <w:hyperlink w:history="1" r:id="rIdlqiepzrsgnxchg4bl0dqq">
+      <w:hyperlink w:history="1" r:id="rIdblw6qhzrdyegtvoutleod">
         <w:r>
           <w:rPr>
             <w:rStyle w:val="Hyperlink"/>
@@ -1845,7 +1845,7 @@
       <w:r>
         <w:t xml:space="preserve"> — modifié — </w:t>
       </w:r>
-      <w:hyperlink w:history="1" r:id="rIdw2ebb5taovmgb4vsmt8pd">
+      <w:hyperlink w:history="1" r:id="rIdigjg29zubtaodfio8su2b">
         <w:r>
           <w:rPr>
             <w:rStyle w:val="Hyperlink"/>
@@ -1874,7 +1874,7 @@
       <w:r>
         <w:t xml:space="preserve"> — modifié — </w:t>
       </w:r>
-      <w:hyperlink w:history="1" r:id="rIdnmwjsa3f-y8dwpbq__6zb">
+      <w:hyperlink w:history="1" r:id="rIdyjx2vdtdtk-_vfyomwpfe">
         <w:r>
           <w:rPr>
             <w:rStyle w:val="Hyperlink"/>
@@ -1903,7 +1903,7 @@
       <w:r>
         <w:t xml:space="preserve"> — modifié — </w:t>
       </w:r>
-      <w:hyperlink w:history="1" r:id="rIdehidwkmot2qcgkfhzqlxg">
+      <w:hyperlink w:history="1" r:id="rIdda3towyzpal98eextzujg">
         <w:r>
           <w:rPr>
             <w:rStyle w:val="Hyperlink"/>
@@ -1932,7 +1932,7 @@
       <w:r>
         <w:t xml:space="preserve"> — modifié — </w:t>
       </w:r>
-      <w:hyperlink w:history="1" r:id="rIdlrt8vejikbqb1jcpotulx">
+      <w:hyperlink w:history="1" r:id="rIdorfiv75wke4g0mybpccoq">
         <w:r>
           <w:rPr>
             <w:rStyle w:val="Hyperlink"/>
@@ -1961,7 +1961,7 @@
       <w:r>
         <w:t xml:space="preserve"> — modifié — </w:t>
       </w:r>
-      <w:hyperlink w:history="1" r:id="rIdvctj0gzu6bgh3tovhblxc">
+      <w:hyperlink w:history="1" r:id="rId0rsvw-bvxcidtnwh_awcf">
         <w:r>
           <w:rPr>
             <w:rStyle w:val="Hyperlink"/>
@@ -1990,7 +1990,7 @@
       <w:r>
         <w:t xml:space="preserve"> — modifié — </w:t>
       </w:r>
-      <w:hyperlink w:history="1" r:id="rIdapumyuz1grngbfkos-klf">
+      <w:hyperlink w:history="1" r:id="rId7vf9d0iqr3szdfuugba0n">
         <w:r>
           <w:rPr>
             <w:rStyle w:val="Hyperlink"/>
@@ -2027,7 +2027,7 @@
       <w:r>
         <w:t xml:space="preserve"> — modifié — </w:t>
       </w:r>
-      <w:hyperlink w:history="1" r:id="rId3n4c4pkqjjye8cwy9zd7f">
+      <w:hyperlink w:history="1" r:id="rIdgotodrs4zug_apogaaw83">
         <w:r>
           <w:rPr>
             <w:rStyle w:val="Hyperlink"/>
@@ -2262,6 +2262,82 @@
       </w:pPr>
       <w:r>
         <w:t xml:space="preserve">250 tickets après une longue coupure : envoyés par lots de 200, dans l'ordre</w:t>
+      </w:r>
+    </w:p>
+    <w:p>
+      <w:pPr>
+        <w:pStyle w:val="ListParagraph"/>
+        <w:numPr>
+          <w:ilvl w:val="0"/>
+          <w:numId w:val="2"/>
+        </w:numPr>
+      </w:pPr>
+      <w:r>
+        <w:rPr>
+          <w:b/>
+          <w:bCs/>
+        </w:rPr>
+        <w:t xml:space="preserve">nouvelles de la tablette au serveur (caisse automatique, §15.130)</w:t>
+      </w:r>
+    </w:p>
+    <w:p>
+      <w:pPr>
+        <w:pStyle w:val="ListParagraph"/>
+        <w:numPr>
+          <w:ilvl w:val="1"/>
+          <w:numId w:val="2"/>
+        </w:numPr>
+      </w:pPr>
+      <w:r>
+        <w:t xml:space="preserve">caisse ouverte : la tablette dit son dernier ticket et ce qui attend ; pas de nouvelles redonnées avant 30 s si rien n'a bougé</w:t>
+      </w:r>
+    </w:p>
+    <w:p>
+      <w:pPr>
+        <w:pStyle w:val="ListParagraph"/>
+        <w:numPr>
+          <w:ilvl w:val="1"/>
+          <w:numId w:val="2"/>
+        </w:numPr>
+      </w:pPr>
+      <w:r>
+        <w:t xml:space="preserve">le directeur a clôturé la caisse, tout était envoyé : la tablette se libère pour le prochain événement</w:t>
+      </w:r>
+    </w:p>
+    <w:p>
+      <w:pPr>
+        <w:pStyle w:val="ListParagraph"/>
+        <w:numPr>
+          <w:ilvl w:val="1"/>
+          <w:numId w:val="2"/>
+        </w:numPr>
+      </w:pPr>
+      <w:r>
+        <w:t xml:space="preserve">[F] clôture forcée avec 2 tickets pas envoyés : la caisse se libère, les 2 tickets restent sur la tablette, mis de côté</w:t>
+      </w:r>
+    </w:p>
+    <w:p>
+      <w:pPr>
+        <w:pStyle w:val="ListParagraph"/>
+        <w:numPr>
+          <w:ilvl w:val="1"/>
+          <w:numId w:val="2"/>
+        </w:numPr>
+      </w:pPr>
+      <w:r>
+        <w:t xml:space="preserve">[F] mémoire pleine au moment de mettre les tickets de côté : la caisse reste affichée, avec ses tickets</w:t>
+      </w:r>
+    </w:p>
+    <w:p>
+      <w:pPr>
+        <w:pStyle w:val="ListParagraph"/>
+        <w:numPr>
+          <w:ilvl w:val="1"/>
+          <w:numId w:val="2"/>
+        </w:numPr>
+      </w:pPr>
+      <w:r>
+        <w:t xml:space="preserve">réseau coupé : rien ne change sur la tablette</w:t>
       </w:r>
     </w:p>
     <w:p>

--- a/docs/developpement/phases/word/PHASE_32_PREMIER_AUDIT_CODEX_ET_CORRECTIONS.docx
+++ b/docs/developpement/phases/word/PHASE_32_PREMIER_AUDIT_CODEX_ET_CORRECTIONS.docx
@@ -20,7 +20,7 @@
       <w:r>
         <w:t xml:space="preserve">FlaiX Expert · dossier de développement · généré le 2026-10-04 depuis le dépôt </w:t>
       </w:r>
-      <w:hyperlink w:history="1" r:id="rIdceuk68bjkq3w1g1e_akee">
+      <w:hyperlink w:history="1" r:id="rId0jikcku4fjuv2kec4_0as">
         <w:r>
           <w:rPr>
             <w:rStyle w:val="Hyperlink"/>
@@ -452,7 +452,7 @@
           <w:numId w:val="2"/>
         </w:numPr>
       </w:pPr>
-      <w:hyperlink w:history="1" r:id="rId_trke5lvp-zbrx3-cew2v">
+      <w:hyperlink w:history="1" r:id="rIdsrw0qdjtlq78aotm1eqam">
         <w:r>
           <w:rPr>
             <w:rStyle w:val="Hyperlink"/>
@@ -500,7 +500,7 @@
       <w:r>
         <w:t xml:space="preserve"> — modifié — </w:t>
       </w:r>
-      <w:hyperlink w:history="1" r:id="rIdqfmrfjn31fnbobhdqzono">
+      <w:hyperlink w:history="1" r:id="rIdhrrqcdicjdjod75u105gk">
         <w:r>
           <w:rPr>
             <w:rStyle w:val="Hyperlink"/>
@@ -529,7 +529,7 @@
       <w:r>
         <w:t xml:space="preserve"> — modifié — </w:t>
       </w:r>
-      <w:hyperlink w:history="1" r:id="rId7grffe3l2c8hxq3iac1rk">
+      <w:hyperlink w:history="1" r:id="rId_wygg5a9ovt07hnphknq5">
         <w:r>
           <w:rPr>
             <w:rStyle w:val="Hyperlink"/>
@@ -558,7 +558,7 @@
       <w:r>
         <w:t xml:space="preserve"> — créé — </w:t>
       </w:r>
-      <w:hyperlink w:history="1" r:id="rIdbq9birfhf99mylhuflxtz">
+      <w:hyperlink w:history="1" r:id="rIdqq9c3k_prfthuftnwbqcq">
         <w:r>
           <w:rPr>
             <w:rStyle w:val="Hyperlink"/>
@@ -587,7 +587,7 @@
       <w:r>
         <w:t xml:space="preserve"> — créé — </w:t>
       </w:r>
-      <w:hyperlink w:history="1" r:id="rIduff0ano6weyd-fiiik22z">
+      <w:hyperlink w:history="1" r:id="rIdexwvjtr1tgccjcjqxykf-">
         <w:r>
           <w:rPr>
             <w:rStyle w:val="Hyperlink"/>
@@ -624,7 +624,7 @@
       <w:r>
         <w:t xml:space="preserve"> — modifié — </w:t>
       </w:r>
-      <w:hyperlink w:history="1" r:id="rIdvycfl54wd9acsuewmdgkd">
+      <w:hyperlink w:history="1" r:id="rId2jynnbvwytbngwfg29qhg">
         <w:r>
           <w:rPr>
             <w:rStyle w:val="Hyperlink"/>
@@ -661,7 +661,7 @@
       <w:r>
         <w:t xml:space="preserve"> — modifié — </w:t>
       </w:r>
-      <w:hyperlink w:history="1" r:id="rId3bm_neimwwejvfn_hhezf">
+      <w:hyperlink w:history="1" r:id="rIdoxtmosjtr01fkvcixuo5b">
         <w:r>
           <w:rPr>
             <w:rStyle w:val="Hyperlink"/>
@@ -690,7 +690,7 @@
       <w:r>
         <w:t xml:space="preserve"> — modifié — </w:t>
       </w:r>
-      <w:hyperlink w:history="1" r:id="rIdekdzftzndxysq_wzqjjcj">
+      <w:hyperlink w:history="1" r:id="rIdzsmznwgfgqxjxipqiiecz">
         <w:r>
           <w:rPr>
             <w:rStyle w:val="Hyperlink"/>
@@ -727,7 +727,7 @@
       <w:r>
         <w:t xml:space="preserve"> — modifié — </w:t>
       </w:r>
-      <w:hyperlink w:history="1" r:id="rIdnrxxjh7igpoi_3uvqlbog">
+      <w:hyperlink w:history="1" r:id="rIdrdetowg6dcdy5vxa8dl1y">
         <w:r>
           <w:rPr>
             <w:rStyle w:val="Hyperlink"/>
@@ -756,7 +756,7 @@
       <w:r>
         <w:t xml:space="preserve"> — modifié — </w:t>
       </w:r>
-      <w:hyperlink w:history="1" r:id="rIdbvn5yclhn-t3taquh4i6v">
+      <w:hyperlink w:history="1" r:id="rIdtqean1-txzkh8bgw3t7jd">
         <w:r>
           <w:rPr>
             <w:rStyle w:val="Hyperlink"/>
@@ -785,7 +785,7 @@
       <w:r>
         <w:t xml:space="preserve"> — modifié — </w:t>
       </w:r>
-      <w:hyperlink w:history="1" r:id="rId4mlnijyc-9rkdv6wvp-b9">
+      <w:hyperlink w:history="1" r:id="rIdvdooktqz8qegfgpq943fo">
         <w:r>
           <w:rPr>
             <w:rStyle w:val="Hyperlink"/>
@@ -814,7 +814,7 @@
       <w:r>
         <w:t xml:space="preserve"> — créé — </w:t>
       </w:r>
-      <w:hyperlink w:history="1" r:id="rIdsc-rwmci2rktdkj0mer2i">
+      <w:hyperlink w:history="1" r:id="rIdfuhjfdd7dlfehmpwuby2i">
         <w:r>
           <w:rPr>
             <w:rStyle w:val="Hyperlink"/>
@@ -843,7 +843,7 @@
       <w:r>
         <w:t xml:space="preserve"> — créé — </w:t>
       </w:r>
-      <w:hyperlink w:history="1" r:id="rIdmomlfutngqe4xbdegbsk4">
+      <w:hyperlink w:history="1" r:id="rId3nbavq8gqxr_mmch7zbtq">
         <w:r>
           <w:rPr>
             <w:rStyle w:val="Hyperlink"/>
@@ -880,7 +880,7 @@
       <w:r>
         <w:t xml:space="preserve"> — modifié — </w:t>
       </w:r>
-      <w:hyperlink w:history="1" r:id="rIda_3ncg0bqbe3q4hypm7sp">
+      <w:hyperlink w:history="1" r:id="rIdzd11_jjy3uqex9fjzhshp">
         <w:r>
           <w:rPr>
             <w:rStyle w:val="Hyperlink"/>
@@ -917,7 +917,7 @@
       <w:r>
         <w:t xml:space="preserve"> — modifié — </w:t>
       </w:r>
-      <w:hyperlink w:history="1" r:id="rIduxm5-erg-d_kxhiy-vwtp">
+      <w:hyperlink w:history="1" r:id="rId5bl-swtfuxuybjchblji1">
         <w:r>
           <w:rPr>
             <w:rStyle w:val="Hyperlink"/>
@@ -946,7 +946,7 @@
       <w:r>
         <w:t xml:space="preserve"> — modifié — </w:t>
       </w:r>
-      <w:hyperlink w:history="1" r:id="rIdnenvhe7bsoctrw-iyc3wm">
+      <w:hyperlink w:history="1" r:id="rIdejegdgiopwc5hdvr4zdla">
         <w:r>
           <w:rPr>
             <w:rStyle w:val="Hyperlink"/>
@@ -975,7 +975,7 @@
       <w:r>
         <w:t xml:space="preserve"> — modifié — </w:t>
       </w:r>
-      <w:hyperlink w:history="1" r:id="rIdkrhp5cgnqcmawxsmfswrk">
+      <w:hyperlink w:history="1" r:id="rId7ogmkvzppedmbdao4_dbk">
         <w:r>
           <w:rPr>
             <w:rStyle w:val="Hyperlink"/>
@@ -1004,7 +1004,7 @@
       <w:r>
         <w:t xml:space="preserve"> — modifié — </w:t>
       </w:r>
-      <w:hyperlink w:history="1" r:id="rIdu1qooikmogz1ndjvp43tt">
+      <w:hyperlink w:history="1" r:id="rId3902rxud1mgak6mpwij7l">
         <w:r>
           <w:rPr>
             <w:rStyle w:val="Hyperlink"/>
@@ -1033,7 +1033,7 @@
       <w:r>
         <w:t xml:space="preserve"> — modifié — </w:t>
       </w:r>
-      <w:hyperlink w:history="1" r:id="rIdm2yle6ru-7uz-yaipnsqu">
+      <w:hyperlink w:history="1" r:id="rIdjsvvp4oc7ams8ab6q2hlk">
         <w:r>
           <w:rPr>
             <w:rStyle w:val="Hyperlink"/>
@@ -1062,7 +1062,7 @@
       <w:r>
         <w:t xml:space="preserve"> — modifié — </w:t>
       </w:r>
-      <w:hyperlink w:history="1" r:id="rIdk_fpzyvlhk-zs0ptokfjh">
+      <w:hyperlink w:history="1" r:id="rIdvigpa40ka-oztvace7cox">
         <w:r>
           <w:rPr>
             <w:rStyle w:val="Hyperlink"/>
@@ -1091,7 +1091,7 @@
       <w:r>
         <w:t xml:space="preserve"> — modifié — </w:t>
       </w:r>
-      <w:hyperlink w:history="1" r:id="rIdcjqibce-lbpjsrni3dvcf">
+      <w:hyperlink w:history="1" r:id="rIdylvh7krp_fddy_azqj48o">
         <w:r>
           <w:rPr>
             <w:rStyle w:val="Hyperlink"/>
@@ -1120,7 +1120,7 @@
       <w:r>
         <w:t xml:space="preserve"> — modifié — </w:t>
       </w:r>
-      <w:hyperlink w:history="1" r:id="rIdamjlryoy5dhx9bmn6a0nu">
+      <w:hyperlink w:history="1" r:id="rId-nzl39wuj0hpwk2uhgzj-">
         <w:r>
           <w:rPr>
             <w:rStyle w:val="Hyperlink"/>
@@ -1149,7 +1149,7 @@
       <w:r>
         <w:t xml:space="preserve"> — modifié — </w:t>
       </w:r>
-      <w:hyperlink w:history="1" r:id="rIdvfqsiifn-zgjavyeqw6er">
+      <w:hyperlink w:history="1" r:id="rIdulj2stgqk2d1b22jzf6_e">
         <w:r>
           <w:rPr>
             <w:rStyle w:val="Hyperlink"/>
@@ -1178,7 +1178,7 @@
       <w:r>
         <w:t xml:space="preserve"> — modifié — </w:t>
       </w:r>
-      <w:hyperlink w:history="1" r:id="rIdrshmqodawbrjmvftju-yy">
+      <w:hyperlink w:history="1" r:id="rIdnyf5cpoestxnrw_aa-sxu">
         <w:r>
           <w:rPr>
             <w:rStyle w:val="Hyperlink"/>
@@ -1207,7 +1207,7 @@
       <w:r>
         <w:t xml:space="preserve"> — modifié — </w:t>
       </w:r>
-      <w:hyperlink w:history="1" r:id="rIdhm01nagf6jbxhzcs_v4fe">
+      <w:hyperlink w:history="1" r:id="rId6qljyns1vocec0n4jriit">
         <w:r>
           <w:rPr>
             <w:rStyle w:val="Hyperlink"/>
@@ -1236,7 +1236,7 @@
       <w:r>
         <w:t xml:space="preserve"> — modifié — </w:t>
       </w:r>
-      <w:hyperlink w:history="1" r:id="rId2rkdqe896mlcod5coo-ra">
+      <w:hyperlink w:history="1" r:id="rIdv5reyjvbsn-4y9oybda_e">
         <w:r>
           <w:rPr>
             <w:rStyle w:val="Hyperlink"/>
@@ -1265,7 +1265,7 @@
       <w:r>
         <w:t xml:space="preserve"> — modifié — </w:t>
       </w:r>
-      <w:hyperlink w:history="1" r:id="rIdgfoipczhb2kgtxn1ijmwn">
+      <w:hyperlink w:history="1" r:id="rIdkwfsjrant2c3xnadctr0b">
         <w:r>
           <w:rPr>
             <w:rStyle w:val="Hyperlink"/>
@@ -1294,7 +1294,7 @@
       <w:r>
         <w:t xml:space="preserve"> — modifié — </w:t>
       </w:r>
-      <w:hyperlink w:history="1" r:id="rIdwdjblare73kziyt2xm_5b">
+      <w:hyperlink w:history="1" r:id="rIdkrpbegfszh2tdzjmfefcu">
         <w:r>
           <w:rPr>
             <w:rStyle w:val="Hyperlink"/>
@@ -1323,7 +1323,7 @@
       <w:r>
         <w:t xml:space="preserve"> — modifié — </w:t>
       </w:r>
-      <w:hyperlink w:history="1" r:id="rIdvnnpdttunxcogds1tizqt">
+      <w:hyperlink w:history="1" r:id="rIdcukvcsos_nf9qntgy7m88">
         <w:r>
           <w:rPr>
             <w:rStyle w:val="Hyperlink"/>
@@ -1352,7 +1352,7 @@
       <w:r>
         <w:t xml:space="preserve"> — modifié — </w:t>
       </w:r>
-      <w:hyperlink w:history="1" r:id="rIdftoypudkaxjiivicp_-fh">
+      <w:hyperlink w:history="1" r:id="rIdnnicp_w2ru_af81_92hlg">
         <w:r>
           <w:rPr>
             <w:rStyle w:val="Hyperlink"/>
@@ -1381,7 +1381,7 @@
       <w:r>
         <w:t xml:space="preserve"> — modifié — </w:t>
       </w:r>
-      <w:hyperlink w:history="1" r:id="rIdujrayqow3viymsprzz4pb">
+      <w:hyperlink w:history="1" r:id="rIdmsu7jmezqzz6dxzzvbwln">
         <w:r>
           <w:rPr>
             <w:rStyle w:val="Hyperlink"/>
@@ -1410,7 +1410,7 @@
       <w:r>
         <w:t xml:space="preserve"> — modifié — </w:t>
       </w:r>
-      <w:hyperlink w:history="1" r:id="rIde87hd23j2l_-a7-qma_qj">
+      <w:hyperlink w:history="1" r:id="rIdq_djd2erqlok03_3yssoc">
         <w:r>
           <w:rPr>
             <w:rStyle w:val="Hyperlink"/>
@@ -1439,7 +1439,7 @@
       <w:r>
         <w:t xml:space="preserve"> — modifié — </w:t>
       </w:r>
-      <w:hyperlink w:history="1" r:id="rIdrefuku7rwgmcvytw_acdp">
+      <w:hyperlink w:history="1" r:id="rIduwzva5i02cqvwaxonp852">
         <w:r>
           <w:rPr>
             <w:rStyle w:val="Hyperlink"/>
@@ -1468,7 +1468,7 @@
       <w:r>
         <w:t xml:space="preserve"> — modifié — </w:t>
       </w:r>
-      <w:hyperlink w:history="1" r:id="rIdt9iyzydf5wsr78ef_ryto">
+      <w:hyperlink w:history="1" r:id="rIdlocgtvqmwgdea3xfo0hak">
         <w:r>
           <w:rPr>
             <w:rStyle w:val="Hyperlink"/>
@@ -1497,7 +1497,7 @@
       <w:r>
         <w:t xml:space="preserve"> — modifié — </w:t>
       </w:r>
-      <w:hyperlink w:history="1" r:id="rIdcmi8ixvvagedc1j9xabug">
+      <w:hyperlink w:history="1" r:id="rIdvdiw2vap9ujdpwjdxejbj">
         <w:r>
           <w:rPr>
             <w:rStyle w:val="Hyperlink"/>
@@ -1526,7 +1526,7 @@
       <w:r>
         <w:t xml:space="preserve"> — modifié — </w:t>
       </w:r>
-      <w:hyperlink w:history="1" r:id="rIdrqwphrocvhk5xmhjaf_ck">
+      <w:hyperlink w:history="1" r:id="rIdbqa012bt8t9tvihorllej">
         <w:r>
           <w:rPr>
             <w:rStyle w:val="Hyperlink"/>
@@ -1555,7 +1555,7 @@
       <w:r>
         <w:t xml:space="preserve"> — modifié — </w:t>
       </w:r>
-      <w:hyperlink w:history="1" r:id="rIda-m4fdxlpeudzcvj0geum">
+      <w:hyperlink w:history="1" r:id="rIdubbbzqzakhta8lvyrqm4r">
         <w:r>
           <w:rPr>
             <w:rStyle w:val="Hyperlink"/>
@@ -1584,7 +1584,7 @@
       <w:r>
         <w:t xml:space="preserve"> — modifié — </w:t>
       </w:r>
-      <w:hyperlink w:history="1" r:id="rIdiu5apo6vyenbmurbpocfa">
+      <w:hyperlink w:history="1" r:id="rIdgvtspzwarp_dgds29a3_c">
         <w:r>
           <w:rPr>
             <w:rStyle w:val="Hyperlink"/>
@@ -1613,7 +1613,7 @@
       <w:r>
         <w:t xml:space="preserve"> — modifié — </w:t>
       </w:r>
-      <w:hyperlink w:history="1" r:id="rIdmfdge4v-jqsdyy_vgvww4">
+      <w:hyperlink w:history="1" r:id="rIdlljmcjsm1z4o-sc-zqk8y">
         <w:r>
           <w:rPr>
             <w:rStyle w:val="Hyperlink"/>
@@ -1642,7 +1642,7 @@
       <w:r>
         <w:t xml:space="preserve"> — modifié — </w:t>
       </w:r>
-      <w:hyperlink w:history="1" r:id="rIdukkgleiai8npvfl4g5dsv">
+      <w:hyperlink w:history="1" r:id="rIdu1i9uxkfreykqkqdqys1q">
         <w:r>
           <w:rPr>
             <w:rStyle w:val="Hyperlink"/>
@@ -1671,7 +1671,7 @@
       <w:r>
         <w:t xml:space="preserve"> — modifié — </w:t>
       </w:r>
-      <w:hyperlink w:history="1" r:id="rIdjlkpshnyjcs9ii0rjopti">
+      <w:hyperlink w:history="1" r:id="rIdlndkyhjt7umm4lu3retvk">
         <w:r>
           <w:rPr>
             <w:rStyle w:val="Hyperlink"/>
@@ -1700,7 +1700,7 @@
       <w:r>
         <w:t xml:space="preserve"> — modifié — </w:t>
       </w:r>
-      <w:hyperlink w:history="1" r:id="rIducivldkoceclvuin9zmtk">
+      <w:hyperlink w:history="1" r:id="rId-hgivyjj925eay5eiolxf">
         <w:r>
           <w:rPr>
             <w:rStyle w:val="Hyperlink"/>
@@ -1729,7 +1729,7 @@
       <w:r>
         <w:t xml:space="preserve"> — modifié — </w:t>
       </w:r>
-      <w:hyperlink w:history="1" r:id="rIdnb9na6crxxlnoz7tghpq3">
+      <w:hyperlink w:history="1" r:id="rId64imrngmkjtqdn_mvceeg">
         <w:r>
           <w:rPr>
             <w:rStyle w:val="Hyperlink"/>
@@ -1758,7 +1758,7 @@
       <w:r>
         <w:t xml:space="preserve"> — modifié — </w:t>
       </w:r>
-      <w:hyperlink w:history="1" r:id="rIdwp80rdduu6oiynxkfatoa">
+      <w:hyperlink w:history="1" r:id="rIdeyr4xn30xph9zzw62ftfa">
         <w:r>
           <w:rPr>
             <w:rStyle w:val="Hyperlink"/>
@@ -1787,7 +1787,7 @@
       <w:r>
         <w:t xml:space="preserve"> — modifié — </w:t>
       </w:r>
-      <w:hyperlink w:history="1" r:id="rId7rxvcfcroglb58tkl_j0p">
+      <w:hyperlink w:history="1" r:id="rId1cd6bbdtjloa8sclgt9kn">
         <w:r>
           <w:rPr>
             <w:rStyle w:val="Hyperlink"/>
@@ -1816,7 +1816,7 @@
       <w:r>
         <w:t xml:space="preserve"> — modifié — </w:t>
       </w:r>
-      <w:hyperlink w:history="1" r:id="rIdblw6qhzrdyegtvoutleod">
+      <w:hyperlink w:history="1" r:id="rIdytbxkteqgujumpbr31n-d">
         <w:r>
           <w:rPr>
             <w:rStyle w:val="Hyperlink"/>
@@ -1845,7 +1845,7 @@
       <w:r>
         <w:t xml:space="preserve"> — modifié — </w:t>
       </w:r>
-      <w:hyperlink w:history="1" r:id="rIdigjg29zubtaodfio8su2b">
+      <w:hyperlink w:history="1" r:id="rIdcvj1db5pd9ttvvfn2fbvs">
         <w:r>
           <w:rPr>
             <w:rStyle w:val="Hyperlink"/>
@@ -1874,7 +1874,7 @@
       <w:r>
         <w:t xml:space="preserve"> — modifié — </w:t>
       </w:r>
-      <w:hyperlink w:history="1" r:id="rIdyjx2vdtdtk-_vfyomwpfe">
+      <w:hyperlink w:history="1" r:id="rIdz23srleueembgab1ne-6z">
         <w:r>
           <w:rPr>
             <w:rStyle w:val="Hyperlink"/>
@@ -1903,7 +1903,7 @@
       <w:r>
         <w:t xml:space="preserve"> — modifié — </w:t>
       </w:r>
-      <w:hyperlink w:history="1" r:id="rIdda3towyzpal98eextzujg">
+      <w:hyperlink w:history="1" r:id="rId-djywlaanfxlv-zh5slgy">
         <w:r>
           <w:rPr>
             <w:rStyle w:val="Hyperlink"/>
@@ -1932,7 +1932,7 @@
       <w:r>
         <w:t xml:space="preserve"> — modifié — </w:t>
       </w:r>
-      <w:hyperlink w:history="1" r:id="rIdorfiv75wke4g0mybpccoq">
+      <w:hyperlink w:history="1" r:id="rIdmsuw6cwnymrlwbmp2268x">
         <w:r>
           <w:rPr>
             <w:rStyle w:val="Hyperlink"/>
@@ -1961,7 +1961,7 @@
       <w:r>
         <w:t xml:space="preserve"> — modifié — </w:t>
       </w:r>
-      <w:hyperlink w:history="1" r:id="rId0rsvw-bvxcidtnwh_awcf">
+      <w:hyperlink w:history="1" r:id="rIdlpitedbw4zbo7twuswmqm">
         <w:r>
           <w:rPr>
             <w:rStyle w:val="Hyperlink"/>
@@ -1990,7 +1990,7 @@
       <w:r>
         <w:t xml:space="preserve"> — modifié — </w:t>
       </w:r>
-      <w:hyperlink w:history="1" r:id="rId7vf9d0iqr3szdfuugba0n">
+      <w:hyperlink w:history="1" r:id="rIdrt_memdsnhatx0s1y14x5">
         <w:r>
           <w:rPr>
             <w:rStyle w:val="Hyperlink"/>
@@ -2027,7 +2027,7 @@
       <w:r>
         <w:t xml:space="preserve"> — modifié — </w:t>
       </w:r>
-      <w:hyperlink w:history="1" r:id="rIdgotodrs4zug_apogaaw83">
+      <w:hyperlink w:history="1" r:id="rIdosalanv41wylm3lnst4tq">
         <w:r>
           <w:rPr>
             <w:rStyle w:val="Hyperlink"/>

--- a/docs/developpement/phases/word/PHASE_32_PREMIER_AUDIT_CODEX_ET_CORRECTIONS.docx
+++ b/docs/developpement/phases/word/PHASE_32_PREMIER_AUDIT_CODEX_ET_CORRECTIONS.docx
@@ -20,7 +20,7 @@
       <w:r>
         <w:t xml:space="preserve">FlaiX Expert · dossier de développement · généré le 2026-10-04 depuis le dépôt </w:t>
       </w:r>
-      <w:hyperlink w:history="1" r:id="rId0jikcku4fjuv2kec4_0as">
+      <w:hyperlink w:history="1" r:id="rIdhwqymbi8pvj7fmeh0lczj">
         <w:r>
           <w:rPr>
             <w:rStyle w:val="Hyperlink"/>
@@ -452,7 +452,7 @@
           <w:numId w:val="2"/>
         </w:numPr>
       </w:pPr>
-      <w:hyperlink w:history="1" r:id="rIdsrw0qdjtlq78aotm1eqam">
+      <w:hyperlink w:history="1" r:id="rIdphml1unq1fp3wh0ciofoj">
         <w:r>
           <w:rPr>
             <w:rStyle w:val="Hyperlink"/>
@@ -500,7 +500,7 @@
       <w:r>
         <w:t xml:space="preserve"> — modifié — </w:t>
       </w:r>
-      <w:hyperlink w:history="1" r:id="rIdhrrqcdicjdjod75u105gk">
+      <w:hyperlink w:history="1" r:id="rIderoxfgefaf7ryjf2wytak">
         <w:r>
           <w:rPr>
             <w:rStyle w:val="Hyperlink"/>
@@ -529,7 +529,7 @@
       <w:r>
         <w:t xml:space="preserve"> — modifié — </w:t>
       </w:r>
-      <w:hyperlink w:history="1" r:id="rId_wygg5a9ovt07hnphknq5">
+      <w:hyperlink w:history="1" r:id="rIdb0n4bfyezwstc-zrxzjfh">
         <w:r>
           <w:rPr>
             <w:rStyle w:val="Hyperlink"/>
@@ -558,7 +558,7 @@
       <w:r>
         <w:t xml:space="preserve"> — créé — </w:t>
       </w:r>
-      <w:hyperlink w:history="1" r:id="rIdqq9c3k_prfthuftnwbqcq">
+      <w:hyperlink w:history="1" r:id="rIdkdxjwf_-n7hpm1xzxrzxb">
         <w:r>
           <w:rPr>
             <w:rStyle w:val="Hyperlink"/>
@@ -587,7 +587,7 @@
       <w:r>
         <w:t xml:space="preserve"> — créé — </w:t>
       </w:r>
-      <w:hyperlink w:history="1" r:id="rIdexwvjtr1tgccjcjqxykf-">
+      <w:hyperlink w:history="1" r:id="rId_4m37slzb14o5urvjbxvs">
         <w:r>
           <w:rPr>
             <w:rStyle w:val="Hyperlink"/>
@@ -624,7 +624,7 @@
       <w:r>
         <w:t xml:space="preserve"> — modifié — </w:t>
       </w:r>
-      <w:hyperlink w:history="1" r:id="rId2jynnbvwytbngwfg29qhg">
+      <w:hyperlink w:history="1" r:id="rIdteiukakypd4temihj8_3u">
         <w:r>
           <w:rPr>
             <w:rStyle w:val="Hyperlink"/>
@@ -661,7 +661,7 @@
       <w:r>
         <w:t xml:space="preserve"> — modifié — </w:t>
       </w:r>
-      <w:hyperlink w:history="1" r:id="rIdoxtmosjtr01fkvcixuo5b">
+      <w:hyperlink w:history="1" r:id="rIdzjnfiv9pbcr57p3etctma">
         <w:r>
           <w:rPr>
             <w:rStyle w:val="Hyperlink"/>
@@ -690,7 +690,7 @@
       <w:r>
         <w:t xml:space="preserve"> — modifié — </w:t>
       </w:r>
-      <w:hyperlink w:history="1" r:id="rIdzsmznwgfgqxjxipqiiecz">
+      <w:hyperlink w:history="1" r:id="rIdnfoweb_fjaoadcgrjemno">
         <w:r>
           <w:rPr>
             <w:rStyle w:val="Hyperlink"/>
@@ -727,7 +727,7 @@
       <w:r>
         <w:t xml:space="preserve"> — modifié — </w:t>
       </w:r>
-      <w:hyperlink w:history="1" r:id="rIdrdetowg6dcdy5vxa8dl1y">
+      <w:hyperlink w:history="1" r:id="rIdispd1-j9ugppnbh2ctgjc">
         <w:r>
           <w:rPr>
             <w:rStyle w:val="Hyperlink"/>
@@ -756,7 +756,7 @@
       <w:r>
         <w:t xml:space="preserve"> — modifié — </w:t>
       </w:r>
-      <w:hyperlink w:history="1" r:id="rIdtqean1-txzkh8bgw3t7jd">
+      <w:hyperlink w:history="1" r:id="rIdtmjtvvrpkqukmnb9_5o1w">
         <w:r>
           <w:rPr>
             <w:rStyle w:val="Hyperlink"/>
@@ -785,7 +785,7 @@
       <w:r>
         <w:t xml:space="preserve"> — modifié — </w:t>
       </w:r>
-      <w:hyperlink w:history="1" r:id="rIdvdooktqz8qegfgpq943fo">
+      <w:hyperlink w:history="1" r:id="rIdk-cmxeuqzzajsy9l2bpsh">
         <w:r>
           <w:rPr>
             <w:rStyle w:val="Hyperlink"/>
@@ -814,7 +814,7 @@
       <w:r>
         <w:t xml:space="preserve"> — créé — </w:t>
       </w:r>
-      <w:hyperlink w:history="1" r:id="rIdfuhjfdd7dlfehmpwuby2i">
+      <w:hyperlink w:history="1" r:id="rIda3t49tut28cqfij1odbh1">
         <w:r>
           <w:rPr>
             <w:rStyle w:val="Hyperlink"/>
@@ -843,7 +843,7 @@
       <w:r>
         <w:t xml:space="preserve"> — créé — </w:t>
       </w:r>
-      <w:hyperlink w:history="1" r:id="rId3nbavq8gqxr_mmch7zbtq">
+      <w:hyperlink w:history="1" r:id="rIdn0izhhidw9-ddd5bvx5wy">
         <w:r>
           <w:rPr>
             <w:rStyle w:val="Hyperlink"/>
@@ -880,7 +880,7 @@
       <w:r>
         <w:t xml:space="preserve"> — modifié — </w:t>
       </w:r>
-      <w:hyperlink w:history="1" r:id="rIdzd11_jjy3uqex9fjzhshp">
+      <w:hyperlink w:history="1" r:id="rIdlm7cjqci1cek8lp-ha3l3">
         <w:r>
           <w:rPr>
             <w:rStyle w:val="Hyperlink"/>
@@ -917,7 +917,7 @@
       <w:r>
         <w:t xml:space="preserve"> — modifié — </w:t>
       </w:r>
-      <w:hyperlink w:history="1" r:id="rId5bl-swtfuxuybjchblji1">
+      <w:hyperlink w:history="1" r:id="rIdjwcotaoxlhjf8t6gkol-h">
         <w:r>
           <w:rPr>
             <w:rStyle w:val="Hyperlink"/>
@@ -946,7 +946,7 @@
       <w:r>
         <w:t xml:space="preserve"> — modifié — </w:t>
       </w:r>
-      <w:hyperlink w:history="1" r:id="rIdejegdgiopwc5hdvr4zdla">
+      <w:hyperlink w:history="1" r:id="rIdiyagss9eaphhtqdf0opmv">
         <w:r>
           <w:rPr>
             <w:rStyle w:val="Hyperlink"/>
@@ -975,7 +975,7 @@
       <w:r>
         <w:t xml:space="preserve"> — modifié — </w:t>
       </w:r>
-      <w:hyperlink w:history="1" r:id="rId7ogmkvzppedmbdao4_dbk">
+      <w:hyperlink w:history="1" r:id="rIdr8fi5lat3hcfdlu4aaain">
         <w:r>
           <w:rPr>
             <w:rStyle w:val="Hyperlink"/>
@@ -1004,7 +1004,7 @@
       <w:r>
         <w:t xml:space="preserve"> — modifié — </w:t>
       </w:r>
-      <w:hyperlink w:history="1" r:id="rId3902rxud1mgak6mpwij7l">
+      <w:hyperlink w:history="1" r:id="rIdsaltsnke_l4ao9kqavnaa">
         <w:r>
           <w:rPr>
             <w:rStyle w:val="Hyperlink"/>
@@ -1033,7 +1033,7 @@
       <w:r>
         <w:t xml:space="preserve"> — modifié — </w:t>
       </w:r>
-      <w:hyperlink w:history="1" r:id="rIdjsvvp4oc7ams8ab6q2hlk">
+      <w:hyperlink w:history="1" r:id="rIdoe1xrj-ul4crjmhjmdjxg">
         <w:r>
           <w:rPr>
             <w:rStyle w:val="Hyperlink"/>
@@ -1062,7 +1062,7 @@
       <w:r>
         <w:t xml:space="preserve"> — modifié — </w:t>
       </w:r>
-      <w:hyperlink w:history="1" r:id="rIdvigpa40ka-oztvace7cox">
+      <w:hyperlink w:history="1" r:id="rId9yu_uhuu6kqsgqjkyvkaz">
         <w:r>
           <w:rPr>
             <w:rStyle w:val="Hyperlink"/>
@@ -1091,7 +1091,7 @@
       <w:r>
         <w:t xml:space="preserve"> — modifié — </w:t>
       </w:r>
-      <w:hyperlink w:history="1" r:id="rIdylvh7krp_fddy_azqj48o">
+      <w:hyperlink w:history="1" r:id="rIdteuhyff1jeplzdsqasa2i">
         <w:r>
           <w:rPr>
             <w:rStyle w:val="Hyperlink"/>
@@ -1120,7 +1120,7 @@
       <w:r>
         <w:t xml:space="preserve"> — modifié — </w:t>
       </w:r>
-      <w:hyperlink w:history="1" r:id="rId-nzl39wuj0hpwk2uhgzj-">
+      <w:hyperlink w:history="1" r:id="rId6fwefgag5pt_f9wgzfkhc">
         <w:r>
           <w:rPr>
             <w:rStyle w:val="Hyperlink"/>
@@ -1149,7 +1149,7 @@
       <w:r>
         <w:t xml:space="preserve"> — modifié — </w:t>
       </w:r>
-      <w:hyperlink w:history="1" r:id="rIdulj2stgqk2d1b22jzf6_e">
+      <w:hyperlink w:history="1" r:id="rIdbtnuctwye75zasmczg3rl">
         <w:r>
           <w:rPr>
             <w:rStyle w:val="Hyperlink"/>
@@ -1178,7 +1178,7 @@
       <w:r>
         <w:t xml:space="preserve"> — modifié — </w:t>
       </w:r>
-      <w:hyperlink w:history="1" r:id="rIdnyf5cpoestxnrw_aa-sxu">
+      <w:hyperlink w:history="1" r:id="rIdnxktdoizced_srxi1dkb7">
         <w:r>
           <w:rPr>
             <w:rStyle w:val="Hyperlink"/>
@@ -1207,7 +1207,7 @@
       <w:r>
         <w:t xml:space="preserve"> — modifié — </w:t>
       </w:r>
-      <w:hyperlink w:history="1" r:id="rId6qljyns1vocec0n4jriit">
+      <w:hyperlink w:history="1" r:id="rIdn10vju3xlhenvsp4_5zwz">
         <w:r>
           <w:rPr>
             <w:rStyle w:val="Hyperlink"/>
@@ -1236,7 +1236,7 @@
       <w:r>
         <w:t xml:space="preserve"> — modifié — </w:t>
       </w:r>
-      <w:hyperlink w:history="1" r:id="rIdv5reyjvbsn-4y9oybda_e">
+      <w:hyperlink w:history="1" r:id="rIdijj9n1hv3ddvkpdxuoptx">
         <w:r>
           <w:rPr>
             <w:rStyle w:val="Hyperlink"/>
@@ -1265,7 +1265,7 @@
       <w:r>
         <w:t xml:space="preserve"> — modifié — </w:t>
       </w:r>
-      <w:hyperlink w:history="1" r:id="rIdkwfsjrant2c3xnadctr0b">
+      <w:hyperlink w:history="1" r:id="rIdom0lmy1nbbxabfrm6owe6">
         <w:r>
           <w:rPr>
             <w:rStyle w:val="Hyperlink"/>
@@ -1294,7 +1294,7 @@
       <w:r>
         <w:t xml:space="preserve"> — modifié — </w:t>
       </w:r>
-      <w:hyperlink w:history="1" r:id="rIdkrpbegfszh2tdzjmfefcu">
+      <w:hyperlink w:history="1" r:id="rId5k1bslnihj3mpgfafrz7s">
         <w:r>
           <w:rPr>
             <w:rStyle w:val="Hyperlink"/>
@@ -1323,7 +1323,7 @@
       <w:r>
         <w:t xml:space="preserve"> — modifié — </w:t>
       </w:r>
-      <w:hyperlink w:history="1" r:id="rIdcukvcsos_nf9qntgy7m88">
+      <w:hyperlink w:history="1" r:id="rIdh5rlec4k1lzf-gejzpjau">
         <w:r>
           <w:rPr>
             <w:rStyle w:val="Hyperlink"/>
@@ -1352,7 +1352,7 @@
       <w:r>
         <w:t xml:space="preserve"> — modifié — </w:t>
       </w:r>
-      <w:hyperlink w:history="1" r:id="rIdnnicp_w2ru_af81_92hlg">
+      <w:hyperlink w:history="1" r:id="rIddmhdy4kmj-midsxxxpwop">
         <w:r>
           <w:rPr>
             <w:rStyle w:val="Hyperlink"/>
@@ -1381,7 +1381,7 @@
       <w:r>
         <w:t xml:space="preserve"> — modifié — </w:t>
       </w:r>
-      <w:hyperlink w:history="1" r:id="rIdmsu7jmezqzz6dxzzvbwln">
+      <w:hyperlink w:history="1" r:id="rIdl9ziw26tou7dafonqp_7l">
         <w:r>
           <w:rPr>
             <w:rStyle w:val="Hyperlink"/>
@@ -1410,7 +1410,7 @@
       <w:r>
         <w:t xml:space="preserve"> — modifié — </w:t>
       </w:r>
-      <w:hyperlink w:history="1" r:id="rIdq_djd2erqlok03_3yssoc">
+      <w:hyperlink w:history="1" r:id="rId-hhlpogsbcys68zd8js1i">
         <w:r>
           <w:rPr>
             <w:rStyle w:val="Hyperlink"/>
@@ -1439,7 +1439,7 @@
       <w:r>
         <w:t xml:space="preserve"> — modifié — </w:t>
       </w:r>
-      <w:hyperlink w:history="1" r:id="rIduwzva5i02cqvwaxonp852">
+      <w:hyperlink w:history="1" r:id="rIdnllp5wzc-ekua7avucmpv">
         <w:r>
           <w:rPr>
             <w:rStyle w:val="Hyperlink"/>
@@ -1468,7 +1468,7 @@
       <w:r>
         <w:t xml:space="preserve"> — modifié — </w:t>
       </w:r>
-      <w:hyperlink w:history="1" r:id="rIdlocgtvqmwgdea3xfo0hak">
+      <w:hyperlink w:history="1" r:id="rIdahdj_yppbh1mvlatmb6ie">
         <w:r>
           <w:rPr>
             <w:rStyle w:val="Hyperlink"/>
@@ -1497,7 +1497,7 @@
       <w:r>
         <w:t xml:space="preserve"> — modifié — </w:t>
       </w:r>
-      <w:hyperlink w:history="1" r:id="rIdvdiw2vap9ujdpwjdxejbj">
+      <w:hyperlink w:history="1" r:id="rIdq045gr-w3-ile1lwmzobe">
         <w:r>
           <w:rPr>
             <w:rStyle w:val="Hyperlink"/>
@@ -1526,7 +1526,7 @@
       <w:r>
         <w:t xml:space="preserve"> — modifié — </w:t>
       </w:r>
-      <w:hyperlink w:history="1" r:id="rIdbqa012bt8t9tvihorllej">
+      <w:hyperlink w:history="1" r:id="rIdtfbmn8jbux4tnobvslymi">
         <w:r>
           <w:rPr>
             <w:rStyle w:val="Hyperlink"/>
@@ -1555,7 +1555,7 @@
       <w:r>
         <w:t xml:space="preserve"> — modifié — </w:t>
       </w:r>
-      <w:hyperlink w:history="1" r:id="rIdubbbzqzakhta8lvyrqm4r">
+      <w:hyperlink w:history="1" r:id="rIddlhtyzjbydonalw-xxla0">
         <w:r>
           <w:rPr>
             <w:rStyle w:val="Hyperlink"/>
@@ -1584,7 +1584,7 @@
       <w:r>
         <w:t xml:space="preserve"> — modifié — </w:t>
       </w:r>
-      <w:hyperlink w:history="1" r:id="rIdgvtspzwarp_dgds29a3_c">
+      <w:hyperlink w:history="1" r:id="rIdyzztlqswmifm-wihp21j2">
         <w:r>
           <w:rPr>
             <w:rStyle w:val="Hyperlink"/>
@@ -1613,7 +1613,7 @@
       <w:r>
         <w:t xml:space="preserve"> — modifié — </w:t>
       </w:r>
-      <w:hyperlink w:history="1" r:id="rIdlljmcjsm1z4o-sc-zqk8y">
+      <w:hyperlink w:history="1" r:id="rIdc9yudyhlsygrwpt3neko4">
         <w:r>
           <w:rPr>
             <w:rStyle w:val="Hyperlink"/>
@@ -1642,7 +1642,7 @@
       <w:r>
         <w:t xml:space="preserve"> — modifié — </w:t>
       </w:r>
-      <w:hyperlink w:history="1" r:id="rIdu1i9uxkfreykqkqdqys1q">
+      <w:hyperlink w:history="1" r:id="rIdv0k4dnegrhow9piaij8oy">
         <w:r>
           <w:rPr>
             <w:rStyle w:val="Hyperlink"/>
@@ -1671,7 +1671,7 @@
       <w:r>
         <w:t xml:space="preserve"> — modifié — </w:t>
       </w:r>
-      <w:hyperlink w:history="1" r:id="rIdlndkyhjt7umm4lu3retvk">
+      <w:hyperlink w:history="1" r:id="rIdc1vmv5-ffzwbfhytrjbsh">
         <w:r>
           <w:rPr>
             <w:rStyle w:val="Hyperlink"/>
@@ -1700,7 +1700,7 @@
       <w:r>
         <w:t xml:space="preserve"> — modifié — </w:t>
       </w:r>
-      <w:hyperlink w:history="1" r:id="rId-hgivyjj925eay5eiolxf">
+      <w:hyperlink w:history="1" r:id="rIdpoq-2bm2ytios_s6zthl0">
         <w:r>
           <w:rPr>
             <w:rStyle w:val="Hyperlink"/>
@@ -1729,7 +1729,7 @@
       <w:r>
         <w:t xml:space="preserve"> — modifié — </w:t>
       </w:r>
-      <w:hyperlink w:history="1" r:id="rId64imrngmkjtqdn_mvceeg">
+      <w:hyperlink w:history="1" r:id="rIdi1eer1h8axqb5yl7a9ye9">
         <w:r>
           <w:rPr>
             <w:rStyle w:val="Hyperlink"/>
@@ -1758,7 +1758,7 @@
       <w:r>
         <w:t xml:space="preserve"> — modifié — </w:t>
       </w:r>
-      <w:hyperlink w:history="1" r:id="rIdeyr4xn30xph9zzw62ftfa">
+      <w:hyperlink w:history="1" r:id="rIdfilvjzppz5kaby9psfgb4">
         <w:r>
           <w:rPr>
             <w:rStyle w:val="Hyperlink"/>
@@ -1787,7 +1787,7 @@
       <w:r>
         <w:t xml:space="preserve"> — modifié — </w:t>
       </w:r>
-      <w:hyperlink w:history="1" r:id="rId1cd6bbdtjloa8sclgt9kn">
+      <w:hyperlink w:history="1" r:id="rIdhe88kjzcyqeyj1em5rtv5">
         <w:r>
           <w:rPr>
             <w:rStyle w:val="Hyperlink"/>
@@ -1816,7 +1816,7 @@
       <w:r>
         <w:t xml:space="preserve"> — modifié — </w:t>
       </w:r>
-      <w:hyperlink w:history="1" r:id="rIdytbxkteqgujumpbr31n-d">
+      <w:hyperlink w:history="1" r:id="rIdrvatlebieal6cxcse1moh">
         <w:r>
           <w:rPr>
             <w:rStyle w:val="Hyperlink"/>
@@ -1845,7 +1845,7 @@
       <w:r>
         <w:t xml:space="preserve"> — modifié — </w:t>
       </w:r>
-      <w:hyperlink w:history="1" r:id="rIdcvj1db5pd9ttvvfn2fbvs">
+      <w:hyperlink w:history="1" r:id="rIdwhl3l0khpdiua8ggfs17k">
         <w:r>
           <w:rPr>
             <w:rStyle w:val="Hyperlink"/>
@@ -1874,7 +1874,7 @@
       <w:r>
         <w:t xml:space="preserve"> — modifié — </w:t>
       </w:r>
-      <w:hyperlink w:history="1" r:id="rIdz23srleueembgab1ne-6z">
+      <w:hyperlink w:history="1" r:id="rIdcbexzpzdhmhajgezh7bib">
         <w:r>
           <w:rPr>
             <w:rStyle w:val="Hyperlink"/>
@@ -1903,7 +1903,7 @@
       <w:r>
         <w:t xml:space="preserve"> — modifié — </w:t>
       </w:r>
-      <w:hyperlink w:history="1" r:id="rId-djywlaanfxlv-zh5slgy">
+      <w:hyperlink w:history="1" r:id="rIdwwmflwdq50tdbxgayvspc">
         <w:r>
           <w:rPr>
             <w:rStyle w:val="Hyperlink"/>
@@ -1932,7 +1932,7 @@
       <w:r>
         <w:t xml:space="preserve"> — modifié — </w:t>
       </w:r>
-      <w:hyperlink w:history="1" r:id="rIdmsuw6cwnymrlwbmp2268x">
+      <w:hyperlink w:history="1" r:id="rIdkhzeav-7ml5z2y2jbixz-">
         <w:r>
           <w:rPr>
             <w:rStyle w:val="Hyperlink"/>
@@ -1961,7 +1961,7 @@
       <w:r>
         <w:t xml:space="preserve"> — modifié — </w:t>
       </w:r>
-      <w:hyperlink w:history="1" r:id="rIdlpitedbw4zbo7twuswmqm">
+      <w:hyperlink w:history="1" r:id="rIdxeepjw1vva13ejkoyaci9">
         <w:r>
           <w:rPr>
             <w:rStyle w:val="Hyperlink"/>
@@ -1990,7 +1990,7 @@
       <w:r>
         <w:t xml:space="preserve"> — modifié — </w:t>
       </w:r>
-      <w:hyperlink w:history="1" r:id="rIdrt_memdsnhatx0s1y14x5">
+      <w:hyperlink w:history="1" r:id="rIdq08wpjg9b-wbewjjgduty">
         <w:r>
           <w:rPr>
             <w:rStyle w:val="Hyperlink"/>
@@ -2027,7 +2027,7 @@
       <w:r>
         <w:t xml:space="preserve"> — modifié — </w:t>
       </w:r>
-      <w:hyperlink w:history="1" r:id="rIdosalanv41wylm3lnst4tq">
+      <w:hyperlink w:history="1" r:id="rIdw48z4_mdjuy8nbeuje9es">
         <w:r>
           <w:rPr>
             <w:rStyle w:val="Hyperlink"/>

--- a/docs/developpement/phases/word/PHASE_32_PREMIER_AUDIT_CODEX_ET_CORRECTIONS.docx
+++ b/docs/developpement/phases/word/PHASE_32_PREMIER_AUDIT_CODEX_ET_CORRECTIONS.docx
@@ -20,7 +20,7 @@
       <w:r>
         <w:t xml:space="preserve">FlaiX Expert · dossier de développement · généré le 2026-10-04 depuis le dépôt </w:t>
       </w:r>
-      <w:hyperlink w:history="1" r:id="rIdhwqymbi8pvj7fmeh0lczj">
+      <w:hyperlink w:history="1" r:id="rIddlg1dzssm82cotrlmidor">
         <w:r>
           <w:rPr>
             <w:rStyle w:val="Hyperlink"/>
@@ -452,7 +452,7 @@
           <w:numId w:val="2"/>
         </w:numPr>
       </w:pPr>
-      <w:hyperlink w:history="1" r:id="rIdphml1unq1fp3wh0ciofoj">
+      <w:hyperlink w:history="1" r:id="rIdnotto1ogxtlivnpfrg_fb">
         <w:r>
           <w:rPr>
             <w:rStyle w:val="Hyperlink"/>
@@ -500,7 +500,7 @@
       <w:r>
         <w:t xml:space="preserve"> — modifié — </w:t>
       </w:r>
-      <w:hyperlink w:history="1" r:id="rIderoxfgefaf7ryjf2wytak">
+      <w:hyperlink w:history="1" r:id="rIdom2s3ht0ouy269nvct1ck">
         <w:r>
           <w:rPr>
             <w:rStyle w:val="Hyperlink"/>
@@ -529,7 +529,7 @@
       <w:r>
         <w:t xml:space="preserve"> — modifié — </w:t>
       </w:r>
-      <w:hyperlink w:history="1" r:id="rIdb0n4bfyezwstc-zrxzjfh">
+      <w:hyperlink w:history="1" r:id="rId3yi0ndrtdq5lztoygz8wd">
         <w:r>
           <w:rPr>
             <w:rStyle w:val="Hyperlink"/>
@@ -558,7 +558,7 @@
       <w:r>
         <w:t xml:space="preserve"> — créé — </w:t>
       </w:r>
-      <w:hyperlink w:history="1" r:id="rIdkdxjwf_-n7hpm1xzxrzxb">
+      <w:hyperlink w:history="1" r:id="rIdtdkhf5jt0uwdffkizbpcn">
         <w:r>
           <w:rPr>
             <w:rStyle w:val="Hyperlink"/>
@@ -587,7 +587,7 @@
       <w:r>
         <w:t xml:space="preserve"> — créé — </w:t>
       </w:r>
-      <w:hyperlink w:history="1" r:id="rId_4m37slzb14o5urvjbxvs">
+      <w:hyperlink w:history="1" r:id="rIdjiyoa9ozjhjz_dsyswafk">
         <w:r>
           <w:rPr>
             <w:rStyle w:val="Hyperlink"/>
@@ -624,7 +624,7 @@
       <w:r>
         <w:t xml:space="preserve"> — modifié — </w:t>
       </w:r>
-      <w:hyperlink w:history="1" r:id="rIdteiukakypd4temihj8_3u">
+      <w:hyperlink w:history="1" r:id="rId-_krxkdndbszouuorhp20">
         <w:r>
           <w:rPr>
             <w:rStyle w:val="Hyperlink"/>
@@ -661,7 +661,7 @@
       <w:r>
         <w:t xml:space="preserve"> — modifié — </w:t>
       </w:r>
-      <w:hyperlink w:history="1" r:id="rIdzjnfiv9pbcr57p3etctma">
+      <w:hyperlink w:history="1" r:id="rIdf5u174rfcmmw2jtnfiemr">
         <w:r>
           <w:rPr>
             <w:rStyle w:val="Hyperlink"/>
@@ -690,7 +690,7 @@
       <w:r>
         <w:t xml:space="preserve"> — modifié — </w:t>
       </w:r>
-      <w:hyperlink w:history="1" r:id="rIdnfoweb_fjaoadcgrjemno">
+      <w:hyperlink w:history="1" r:id="rIdpcz94wmmr4zdaordg-_t1">
         <w:r>
           <w:rPr>
             <w:rStyle w:val="Hyperlink"/>
@@ -727,7 +727,7 @@
       <w:r>
         <w:t xml:space="preserve"> — modifié — </w:t>
       </w:r>
-      <w:hyperlink w:history="1" r:id="rIdispd1-j9ugppnbh2ctgjc">
+      <w:hyperlink w:history="1" r:id="rIdtti0xd4t-a8qwmotyewot">
         <w:r>
           <w:rPr>
             <w:rStyle w:val="Hyperlink"/>
@@ -756,7 +756,7 @@
       <w:r>
         <w:t xml:space="preserve"> — modifié — </w:t>
       </w:r>
-      <w:hyperlink w:history="1" r:id="rIdtmjtvvrpkqukmnb9_5o1w">
+      <w:hyperlink w:history="1" r:id="rIddguq0ghwpbhgkyunprlpx">
         <w:r>
           <w:rPr>
             <w:rStyle w:val="Hyperlink"/>
@@ -785,7 +785,7 @@
       <w:r>
         <w:t xml:space="preserve"> — modifié — </w:t>
       </w:r>
-      <w:hyperlink w:history="1" r:id="rIdk-cmxeuqzzajsy9l2bpsh">
+      <w:hyperlink w:history="1" r:id="rIdcqmosbnujjp4zm7asehh3">
         <w:r>
           <w:rPr>
             <w:rStyle w:val="Hyperlink"/>
@@ -814,7 +814,7 @@
       <w:r>
         <w:t xml:space="preserve"> — créé — </w:t>
       </w:r>
-      <w:hyperlink w:history="1" r:id="rIda3t49tut28cqfij1odbh1">
+      <w:hyperlink w:history="1" r:id="rIdpu6ymczebpbnhgulnpkkc">
         <w:r>
           <w:rPr>
             <w:rStyle w:val="Hyperlink"/>
@@ -843,7 +843,7 @@
       <w:r>
         <w:t xml:space="preserve"> — créé — </w:t>
       </w:r>
-      <w:hyperlink w:history="1" r:id="rIdn0izhhidw9-ddd5bvx5wy">
+      <w:hyperlink w:history="1" r:id="rIdfkwdlbquwh0ht4mhks6jp">
         <w:r>
           <w:rPr>
             <w:rStyle w:val="Hyperlink"/>
@@ -880,7 +880,7 @@
       <w:r>
         <w:t xml:space="preserve"> — modifié — </w:t>
       </w:r>
-      <w:hyperlink w:history="1" r:id="rIdlm7cjqci1cek8lp-ha3l3">
+      <w:hyperlink w:history="1" r:id="rIdxr85lurohc8fdi9se62db">
         <w:r>
           <w:rPr>
             <w:rStyle w:val="Hyperlink"/>
@@ -917,7 +917,7 @@
       <w:r>
         <w:t xml:space="preserve"> — modifié — </w:t>
       </w:r>
-      <w:hyperlink w:history="1" r:id="rIdjwcotaoxlhjf8t6gkol-h">
+      <w:hyperlink w:history="1" r:id="rIdv53tsqxyo9y90ho4cbn5r">
         <w:r>
           <w:rPr>
             <w:rStyle w:val="Hyperlink"/>
@@ -946,7 +946,7 @@
       <w:r>
         <w:t xml:space="preserve"> — modifié — </w:t>
       </w:r>
-      <w:hyperlink w:history="1" r:id="rIdiyagss9eaphhtqdf0opmv">
+      <w:hyperlink w:history="1" r:id="rIdhtp0bx3rlpapn2mfp55hi">
         <w:r>
           <w:rPr>
             <w:rStyle w:val="Hyperlink"/>
@@ -975,7 +975,7 @@
       <w:r>
         <w:t xml:space="preserve"> — modifié — </w:t>
       </w:r>
-      <w:hyperlink w:history="1" r:id="rIdr8fi5lat3hcfdlu4aaain">
+      <w:hyperlink w:history="1" r:id="rIdfogg3wtqvoojdmxsrccwd">
         <w:r>
           <w:rPr>
             <w:rStyle w:val="Hyperlink"/>
@@ -1004,7 +1004,7 @@
       <w:r>
         <w:t xml:space="preserve"> — modifié — </w:t>
       </w:r>
-      <w:hyperlink w:history="1" r:id="rIdsaltsnke_l4ao9kqavnaa">
+      <w:hyperlink w:history="1" r:id="rIdn4tfj9avztnu4grmjvzdi">
         <w:r>
           <w:rPr>
             <w:rStyle w:val="Hyperlink"/>
@@ -1033,7 +1033,7 @@
       <w:r>
         <w:t xml:space="preserve"> — modifié — </w:t>
       </w:r>
-      <w:hyperlink w:history="1" r:id="rIdoe1xrj-ul4crjmhjmdjxg">
+      <w:hyperlink w:history="1" r:id="rIdtknjxni4amshtfbvqslfj">
         <w:r>
           <w:rPr>
             <w:rStyle w:val="Hyperlink"/>
@@ -1062,7 +1062,7 @@
       <w:r>
         <w:t xml:space="preserve"> — modifié — </w:t>
       </w:r>
-      <w:hyperlink w:history="1" r:id="rId9yu_uhuu6kqsgqjkyvkaz">
+      <w:hyperlink w:history="1" r:id="rIdev5ujhikui92-iu5gksza">
         <w:r>
           <w:rPr>
             <w:rStyle w:val="Hyperlink"/>
@@ -1091,7 +1091,7 @@
       <w:r>
         <w:t xml:space="preserve"> — modifié — </w:t>
       </w:r>
-      <w:hyperlink w:history="1" r:id="rIdteuhyff1jeplzdsqasa2i">
+      <w:hyperlink w:history="1" r:id="rId2ohgszck0sjich_e2xoau">
         <w:r>
           <w:rPr>
             <w:rStyle w:val="Hyperlink"/>
@@ -1120,7 +1120,7 @@
       <w:r>
         <w:t xml:space="preserve"> — modifié — </w:t>
       </w:r>
-      <w:hyperlink w:history="1" r:id="rId6fwefgag5pt_f9wgzfkhc">
+      <w:hyperlink w:history="1" r:id="rIdon7urdxhnyhnfzvqzm7d2">
         <w:r>
           <w:rPr>
             <w:rStyle w:val="Hyperlink"/>
@@ -1149,7 +1149,7 @@
       <w:r>
         <w:t xml:space="preserve"> — modifié — </w:t>
       </w:r>
-      <w:hyperlink w:history="1" r:id="rIdbtnuctwye75zasmczg3rl">
+      <w:hyperlink w:history="1" r:id="rIdyzjvendgknmyeudkvf4ca">
         <w:r>
           <w:rPr>
             <w:rStyle w:val="Hyperlink"/>
@@ -1178,7 +1178,7 @@
       <w:r>
         <w:t xml:space="preserve"> — modifié — </w:t>
       </w:r>
-      <w:hyperlink w:history="1" r:id="rIdnxktdoizced_srxi1dkb7">
+      <w:hyperlink w:history="1" r:id="rIddibqb2jpivwwke7ouh3es">
         <w:r>
           <w:rPr>
             <w:rStyle w:val="Hyperlink"/>
@@ -1207,7 +1207,7 @@
       <w:r>
         <w:t xml:space="preserve"> — modifié — </w:t>
       </w:r>
-      <w:hyperlink w:history="1" r:id="rIdn10vju3xlhenvsp4_5zwz">
+      <w:hyperlink w:history="1" r:id="rIdoq34o7poasetkj2yw0ejx">
         <w:r>
           <w:rPr>
             <w:rStyle w:val="Hyperlink"/>
@@ -1236,7 +1236,7 @@
       <w:r>
         <w:t xml:space="preserve"> — modifié — </w:t>
       </w:r>
-      <w:hyperlink w:history="1" r:id="rIdijj9n1hv3ddvkpdxuoptx">
+      <w:hyperlink w:history="1" r:id="rIdfamb0v-l_qiokiyv0_b-r">
         <w:r>
           <w:rPr>
             <w:rStyle w:val="Hyperlink"/>
@@ -1265,7 +1265,7 @@
       <w:r>
         <w:t xml:space="preserve"> — modifié — </w:t>
       </w:r>
-      <w:hyperlink w:history="1" r:id="rIdom0lmy1nbbxabfrm6owe6">
+      <w:hyperlink w:history="1" r:id="rIddv843ituuifbpzqghbv6c">
         <w:r>
           <w:rPr>
             <w:rStyle w:val="Hyperlink"/>
@@ -1294,7 +1294,7 @@
       <w:r>
         <w:t xml:space="preserve"> — modifié — </w:t>
       </w:r>
-      <w:hyperlink w:history="1" r:id="rId5k1bslnihj3mpgfafrz7s">
+      <w:hyperlink w:history="1" r:id="rIdvupccuny0dp5tjaz28ej1">
         <w:r>
           <w:rPr>
             <w:rStyle w:val="Hyperlink"/>
@@ -1323,7 +1323,7 @@
       <w:r>
         <w:t xml:space="preserve"> — modifié — </w:t>
       </w:r>
-      <w:hyperlink w:history="1" r:id="rIdh5rlec4k1lzf-gejzpjau">
+      <w:hyperlink w:history="1" r:id="rIdisp7gxo-mnqes0joxxhmg">
         <w:r>
           <w:rPr>
             <w:rStyle w:val="Hyperlink"/>
@@ -1352,7 +1352,7 @@
       <w:r>
         <w:t xml:space="preserve"> — modifié — </w:t>
       </w:r>
-      <w:hyperlink w:history="1" r:id="rIddmhdy4kmj-midsxxxpwop">
+      <w:hyperlink w:history="1" r:id="rIdojrzlxrhf3mc2zvgd95iq">
         <w:r>
           <w:rPr>
             <w:rStyle w:val="Hyperlink"/>
@@ -1381,7 +1381,7 @@
       <w:r>
         <w:t xml:space="preserve"> — modifié — </w:t>
       </w:r>
-      <w:hyperlink w:history="1" r:id="rIdl9ziw26tou7dafonqp_7l">
+      <w:hyperlink w:history="1" r:id="rIdsmqvxjlo4emhdrhkmot9b">
         <w:r>
           <w:rPr>
             <w:rStyle w:val="Hyperlink"/>
@@ -1410,7 +1410,7 @@
       <w:r>
         <w:t xml:space="preserve"> — modifié — </w:t>
       </w:r>
-      <w:hyperlink w:history="1" r:id="rId-hhlpogsbcys68zd8js1i">
+      <w:hyperlink w:history="1" r:id="rIdv--fcrmlt4s5hdultgyvo">
         <w:r>
           <w:rPr>
             <w:rStyle w:val="Hyperlink"/>
@@ -1439,7 +1439,7 @@
       <w:r>
         <w:t xml:space="preserve"> — modifié — </w:t>
       </w:r>
-      <w:hyperlink w:history="1" r:id="rIdnllp5wzc-ekua7avucmpv">
+      <w:hyperlink w:history="1" r:id="rId3d0ujneb6ad-lb9xttfxe">
         <w:r>
           <w:rPr>
             <w:rStyle w:val="Hyperlink"/>
@@ -1468,7 +1468,7 @@
       <w:r>
         <w:t xml:space="preserve"> — modifié — </w:t>
       </w:r>
-      <w:hyperlink w:history="1" r:id="rIdahdj_yppbh1mvlatmb6ie">
+      <w:hyperlink w:history="1" r:id="rId6gitrbxcenxak9q5vj2cx">
         <w:r>
           <w:rPr>
             <w:rStyle w:val="Hyperlink"/>
@@ -1497,7 +1497,7 @@
       <w:r>
         <w:t xml:space="preserve"> — modifié — </w:t>
       </w:r>
-      <w:hyperlink w:history="1" r:id="rIdq045gr-w3-ile1lwmzobe">
+      <w:hyperlink w:history="1" r:id="rIdlhfshun44k-zeakvnc_gc">
         <w:r>
           <w:rPr>
             <w:rStyle w:val="Hyperlink"/>
@@ -1526,7 +1526,7 @@
       <w:r>
         <w:t xml:space="preserve"> — modifié — </w:t>
       </w:r>
-      <w:hyperlink w:history="1" r:id="rIdtfbmn8jbux4tnobvslymi">
+      <w:hyperlink w:history="1" r:id="rIdbfme4lequfnoaizgcgcoo">
         <w:r>
           <w:rPr>
             <w:rStyle w:val="Hyperlink"/>
@@ -1555,7 +1555,7 @@
       <w:r>
         <w:t xml:space="preserve"> — modifié — </w:t>
       </w:r>
-      <w:hyperlink w:history="1" r:id="rIddlhtyzjbydonalw-xxla0">
+      <w:hyperlink w:history="1" r:id="rIdj9bupzpsaoeviyhopjict">
         <w:r>
           <w:rPr>
             <w:rStyle w:val="Hyperlink"/>
@@ -1584,7 +1584,7 @@
       <w:r>
         <w:t xml:space="preserve"> — modifié — </w:t>
       </w:r>
-      <w:hyperlink w:history="1" r:id="rIdyzztlqswmifm-wihp21j2">
+      <w:hyperlink w:history="1" r:id="rIdp30qlaresfw18etks7htr">
         <w:r>
           <w:rPr>
             <w:rStyle w:val="Hyperlink"/>
@@ -1613,7 +1613,7 @@
       <w:r>
         <w:t xml:space="preserve"> — modifié — </w:t>
       </w:r>
-      <w:hyperlink w:history="1" r:id="rIdc9yudyhlsygrwpt3neko4">
+      <w:hyperlink w:history="1" r:id="rId0-ivlffatvzlgtvhucgvq">
         <w:r>
           <w:rPr>
             <w:rStyle w:val="Hyperlink"/>
@@ -1642,7 +1642,7 @@
       <w:r>
         <w:t xml:space="preserve"> — modifié — </w:t>
       </w:r>
-      <w:hyperlink w:history="1" r:id="rIdv0k4dnegrhow9piaij8oy">
+      <w:hyperlink w:history="1" r:id="rId_eh7lh0zdnwmdzrefverb">
         <w:r>
           <w:rPr>
             <w:rStyle w:val="Hyperlink"/>
@@ -1671,7 +1671,7 @@
       <w:r>
         <w:t xml:space="preserve"> — modifié — </w:t>
       </w:r>
-      <w:hyperlink w:history="1" r:id="rIdc1vmv5-ffzwbfhytrjbsh">
+      <w:hyperlink w:history="1" r:id="rIdk5dq3lyfq4glywena7uva">
         <w:r>
           <w:rPr>
             <w:rStyle w:val="Hyperlink"/>
@@ -1700,7 +1700,7 @@
       <w:r>
         <w:t xml:space="preserve"> — modifié — </w:t>
       </w:r>
-      <w:hyperlink w:history="1" r:id="rIdpoq-2bm2ytios_s6zthl0">
+      <w:hyperlink w:history="1" r:id="rIdjetarr5u1rivqjdammtw-">
         <w:r>
           <w:rPr>
             <w:rStyle w:val="Hyperlink"/>
@@ -1729,7 +1729,7 @@
       <w:r>
         <w:t xml:space="preserve"> — modifié — </w:t>
       </w:r>
-      <w:hyperlink w:history="1" r:id="rIdi1eer1h8axqb5yl7a9ye9">
+      <w:hyperlink w:history="1" r:id="rIdyjgj8xdcs4o-chxz9l6yv">
         <w:r>
           <w:rPr>
             <w:rStyle w:val="Hyperlink"/>
@@ -1758,7 +1758,7 @@
       <w:r>
         <w:t xml:space="preserve"> — modifié — </w:t>
       </w:r>
-      <w:hyperlink w:history="1" r:id="rIdfilvjzppz5kaby9psfgb4">
+      <w:hyperlink w:history="1" r:id="rIddfrtf7mujylsoem9wcicr">
         <w:r>
           <w:rPr>
             <w:rStyle w:val="Hyperlink"/>
@@ -1787,7 +1787,7 @@
       <w:r>
         <w:t xml:space="preserve"> — modifié — </w:t>
       </w:r>
-      <w:hyperlink w:history="1" r:id="rIdhe88kjzcyqeyj1em5rtv5">
+      <w:hyperlink w:history="1" r:id="rIds21ta5ya_o0nasx5li9si">
         <w:r>
           <w:rPr>
             <w:rStyle w:val="Hyperlink"/>
@@ -1816,7 +1816,7 @@
       <w:r>
         <w:t xml:space="preserve"> — modifié — </w:t>
       </w:r>
-      <w:hyperlink w:history="1" r:id="rIdrvatlebieal6cxcse1moh">
+      <w:hyperlink w:history="1" r:id="rIdmax64znuhnuewzpf2ahsf">
         <w:r>
           <w:rPr>
             <w:rStyle w:val="Hyperlink"/>
@@ -1845,7 +1845,7 @@
       <w:r>
         <w:t xml:space="preserve"> — modifié — </w:t>
       </w:r>
-      <w:hyperlink w:history="1" r:id="rIdwhl3l0khpdiua8ggfs17k">
+      <w:hyperlink w:history="1" r:id="rIdu7rrovszggoofstsyujnf">
         <w:r>
           <w:rPr>
             <w:rStyle w:val="Hyperlink"/>
@@ -1874,7 +1874,7 @@
       <w:r>
         <w:t xml:space="preserve"> — modifié — </w:t>
       </w:r>
-      <w:hyperlink w:history="1" r:id="rIdcbexzpzdhmhajgezh7bib">
+      <w:hyperlink w:history="1" r:id="rIdkk9x1dx74cj0ndmf5nrmy">
         <w:r>
           <w:rPr>
             <w:rStyle w:val="Hyperlink"/>
@@ -1903,7 +1903,7 @@
       <w:r>
         <w:t xml:space="preserve"> — modifié — </w:t>
       </w:r>
-      <w:hyperlink w:history="1" r:id="rIdwwmflwdq50tdbxgayvspc">
+      <w:hyperlink w:history="1" r:id="rIdmu_3avpebujkhlbkjd-ui">
         <w:r>
           <w:rPr>
             <w:rStyle w:val="Hyperlink"/>
@@ -1932,7 +1932,7 @@
       <w:r>
         <w:t xml:space="preserve"> — modifié — </w:t>
       </w:r>
-      <w:hyperlink w:history="1" r:id="rIdkhzeav-7ml5z2y2jbixz-">
+      <w:hyperlink w:history="1" r:id="rIdvds4gjozuuok1odg8rgbc">
         <w:r>
           <w:rPr>
             <w:rStyle w:val="Hyperlink"/>
@@ -1961,7 +1961,7 @@
       <w:r>
         <w:t xml:space="preserve"> — modifié — </w:t>
       </w:r>
-      <w:hyperlink w:history="1" r:id="rIdxeepjw1vva13ejkoyaci9">
+      <w:hyperlink w:history="1" r:id="rIdso46_sgejmc5wfic0_ca9">
         <w:r>
           <w:rPr>
             <w:rStyle w:val="Hyperlink"/>
@@ -1990,7 +1990,7 @@
       <w:r>
         <w:t xml:space="preserve"> — modifié — </w:t>
       </w:r>
-      <w:hyperlink w:history="1" r:id="rIdq08wpjg9b-wbewjjgduty">
+      <w:hyperlink w:history="1" r:id="rIdsim484qteg8duypnrznx8">
         <w:r>
           <w:rPr>
             <w:rStyle w:val="Hyperlink"/>
@@ -2027,7 +2027,7 @@
       <w:r>
         <w:t xml:space="preserve"> — modifié — </w:t>
       </w:r>
-      <w:hyperlink w:history="1" r:id="rIdw48z4_mdjuy8nbeuje9es">
+      <w:hyperlink w:history="1" r:id="rIdhqr3r4emyrcmdn3izgdgt">
         <w:r>
           <w:rPr>
             <w:rStyle w:val="Hyperlink"/>

--- a/docs/developpement/phases/word/PHASE_32_PREMIER_AUDIT_CODEX_ET_CORRECTIONS.docx
+++ b/docs/developpement/phases/word/PHASE_32_PREMIER_AUDIT_CODEX_ET_CORRECTIONS.docx
@@ -20,7 +20,7 @@
       <w:r>
         <w:t xml:space="preserve">FlaiX Expert · dossier de développement · généré le 2026-10-04 depuis le dépôt </w:t>
       </w:r>
-      <w:hyperlink w:history="1" r:id="rIddlg1dzssm82cotrlmidor">
+      <w:hyperlink w:history="1" r:id="rId_hzg8mxurqtnxjdgwd7c0">
         <w:r>
           <w:rPr>
             <w:rStyle w:val="Hyperlink"/>
@@ -452,7 +452,7 @@
           <w:numId w:val="2"/>
         </w:numPr>
       </w:pPr>
-      <w:hyperlink w:history="1" r:id="rIdnotto1ogxtlivnpfrg_fb">
+      <w:hyperlink w:history="1" r:id="rId28kalya1dxjk9yne2iqy2">
         <w:r>
           <w:rPr>
             <w:rStyle w:val="Hyperlink"/>
@@ -500,7 +500,7 @@
       <w:r>
         <w:t xml:space="preserve"> — modifié — </w:t>
       </w:r>
-      <w:hyperlink w:history="1" r:id="rIdom2s3ht0ouy269nvct1ck">
+      <w:hyperlink w:history="1" r:id="rId50x5s7dd2pafujogytmjb">
         <w:r>
           <w:rPr>
             <w:rStyle w:val="Hyperlink"/>
@@ -529,7 +529,7 @@
       <w:r>
         <w:t xml:space="preserve"> — modifié — </w:t>
       </w:r>
-      <w:hyperlink w:history="1" r:id="rId3yi0ndrtdq5lztoygz8wd">
+      <w:hyperlink w:history="1" r:id="rIdsp0dhq-fl2ss10nnadpz9">
         <w:r>
           <w:rPr>
             <w:rStyle w:val="Hyperlink"/>
@@ -558,7 +558,7 @@
       <w:r>
         <w:t xml:space="preserve"> — créé — </w:t>
       </w:r>
-      <w:hyperlink w:history="1" r:id="rIdtdkhf5jt0uwdffkizbpcn">
+      <w:hyperlink w:history="1" r:id="rIdvhvcjakhguqcup4vwlhp1">
         <w:r>
           <w:rPr>
             <w:rStyle w:val="Hyperlink"/>
@@ -587,7 +587,7 @@
       <w:r>
         <w:t xml:space="preserve"> — créé — </w:t>
       </w:r>
-      <w:hyperlink w:history="1" r:id="rIdjiyoa9ozjhjz_dsyswafk">
+      <w:hyperlink w:history="1" r:id="rIdzjmfqn-wpf3etx_8-dmoe">
         <w:r>
           <w:rPr>
             <w:rStyle w:val="Hyperlink"/>
@@ -624,7 +624,7 @@
       <w:r>
         <w:t xml:space="preserve"> — modifié — </w:t>
       </w:r>
-      <w:hyperlink w:history="1" r:id="rId-_krxkdndbszouuorhp20">
+      <w:hyperlink w:history="1" r:id="rId1_2awyngdcxnwpb-i31tm">
         <w:r>
           <w:rPr>
             <w:rStyle w:val="Hyperlink"/>
@@ -661,7 +661,7 @@
       <w:r>
         <w:t xml:space="preserve"> — modifié — </w:t>
       </w:r>
-      <w:hyperlink w:history="1" r:id="rIdf5u174rfcmmw2jtnfiemr">
+      <w:hyperlink w:history="1" r:id="rIdmbdh-i-6bt3c3qhi-x2kb">
         <w:r>
           <w:rPr>
             <w:rStyle w:val="Hyperlink"/>
@@ -690,7 +690,7 @@
       <w:r>
         <w:t xml:space="preserve"> — modifié — </w:t>
       </w:r>
-      <w:hyperlink w:history="1" r:id="rIdpcz94wmmr4zdaordg-_t1">
+      <w:hyperlink w:history="1" r:id="rIdvegk3uznpkdxdjeej_9zs">
         <w:r>
           <w:rPr>
             <w:rStyle w:val="Hyperlink"/>
@@ -727,7 +727,7 @@
       <w:r>
         <w:t xml:space="preserve"> — modifié — </w:t>
       </w:r>
-      <w:hyperlink w:history="1" r:id="rIdtti0xd4t-a8qwmotyewot">
+      <w:hyperlink w:history="1" r:id="rIdvse9jz-rvolbkqj1smddo">
         <w:r>
           <w:rPr>
             <w:rStyle w:val="Hyperlink"/>
@@ -756,7 +756,7 @@
       <w:r>
         <w:t xml:space="preserve"> — modifié — </w:t>
       </w:r>
-      <w:hyperlink w:history="1" r:id="rIddguq0ghwpbhgkyunprlpx">
+      <w:hyperlink w:history="1" r:id="rIdo4w2ugt4nnia5sygqrijf">
         <w:r>
           <w:rPr>
             <w:rStyle w:val="Hyperlink"/>
@@ -785,7 +785,7 @@
       <w:r>
         <w:t xml:space="preserve"> — modifié — </w:t>
       </w:r>
-      <w:hyperlink w:history="1" r:id="rIdcqmosbnujjp4zm7asehh3">
+      <w:hyperlink w:history="1" r:id="rIdf1duimsalhkp-stm_pyb8">
         <w:r>
           <w:rPr>
             <w:rStyle w:val="Hyperlink"/>
@@ -814,7 +814,7 @@
       <w:r>
         <w:t xml:space="preserve"> — créé — </w:t>
       </w:r>
-      <w:hyperlink w:history="1" r:id="rIdpu6ymczebpbnhgulnpkkc">
+      <w:hyperlink w:history="1" r:id="rId4ieuqquswcvv6rf8ovwyo">
         <w:r>
           <w:rPr>
             <w:rStyle w:val="Hyperlink"/>
@@ -843,7 +843,7 @@
       <w:r>
         <w:t xml:space="preserve"> — créé — </w:t>
       </w:r>
-      <w:hyperlink w:history="1" r:id="rIdfkwdlbquwh0ht4mhks6jp">
+      <w:hyperlink w:history="1" r:id="rIdz0amie0asjt-o03tj4k4g">
         <w:r>
           <w:rPr>
             <w:rStyle w:val="Hyperlink"/>
@@ -880,7 +880,7 @@
       <w:r>
         <w:t xml:space="preserve"> — modifié — </w:t>
       </w:r>
-      <w:hyperlink w:history="1" r:id="rIdxr85lurohc8fdi9se62db">
+      <w:hyperlink w:history="1" r:id="rIdhxtaytqbjjlg-exalpvt4">
         <w:r>
           <w:rPr>
             <w:rStyle w:val="Hyperlink"/>
@@ -917,7 +917,7 @@
       <w:r>
         <w:t xml:space="preserve"> — modifié — </w:t>
       </w:r>
-      <w:hyperlink w:history="1" r:id="rIdv53tsqxyo9y90ho4cbn5r">
+      <w:hyperlink w:history="1" r:id="rIdfks5d6cccipmhax8unzmw">
         <w:r>
           <w:rPr>
             <w:rStyle w:val="Hyperlink"/>
@@ -946,7 +946,7 @@
       <w:r>
         <w:t xml:space="preserve"> — modifié — </w:t>
       </w:r>
-      <w:hyperlink w:history="1" r:id="rIdhtp0bx3rlpapn2mfp55hi">
+      <w:hyperlink w:history="1" r:id="rId5hy9ga1ryj_r5nevtukbl">
         <w:r>
           <w:rPr>
             <w:rStyle w:val="Hyperlink"/>
@@ -975,7 +975,7 @@
       <w:r>
         <w:t xml:space="preserve"> — modifié — </w:t>
       </w:r>
-      <w:hyperlink w:history="1" r:id="rIdfogg3wtqvoojdmxsrccwd">
+      <w:hyperlink w:history="1" r:id="rIds0ea6_rkwlm0sh1dgco66">
         <w:r>
           <w:rPr>
             <w:rStyle w:val="Hyperlink"/>
@@ -1004,7 +1004,7 @@
       <w:r>
         <w:t xml:space="preserve"> — modifié — </w:t>
       </w:r>
-      <w:hyperlink w:history="1" r:id="rIdn4tfj9avztnu4grmjvzdi">
+      <w:hyperlink w:history="1" r:id="rIdziztsbkyandphh7dpp6zu">
         <w:r>
           <w:rPr>
             <w:rStyle w:val="Hyperlink"/>
@@ -1033,7 +1033,7 @@
       <w:r>
         <w:t xml:space="preserve"> — modifié — </w:t>
       </w:r>
-      <w:hyperlink w:history="1" r:id="rIdtknjxni4amshtfbvqslfj">
+      <w:hyperlink w:history="1" r:id="rIdx4ijsdjwav2qfecfbxmvp">
         <w:r>
           <w:rPr>
             <w:rStyle w:val="Hyperlink"/>
@@ -1062,7 +1062,7 @@
       <w:r>
         <w:t xml:space="preserve"> — modifié — </w:t>
       </w:r>
-      <w:hyperlink w:history="1" r:id="rIdev5ujhikui92-iu5gksza">
+      <w:hyperlink w:history="1" r:id="rIdcj8au9keapkqoemdls7nr">
         <w:r>
           <w:rPr>
             <w:rStyle w:val="Hyperlink"/>
@@ -1091,7 +1091,7 @@
       <w:r>
         <w:t xml:space="preserve"> — modifié — </w:t>
       </w:r>
-      <w:hyperlink w:history="1" r:id="rId2ohgszck0sjich_e2xoau">
+      <w:hyperlink w:history="1" r:id="rId3abdgybiavmqzpegkkpj9">
         <w:r>
           <w:rPr>
             <w:rStyle w:val="Hyperlink"/>
@@ -1120,7 +1120,7 @@
       <w:r>
         <w:t xml:space="preserve"> — modifié — </w:t>
       </w:r>
-      <w:hyperlink w:history="1" r:id="rIdon7urdxhnyhnfzvqzm7d2">
+      <w:hyperlink w:history="1" r:id="rIdyiojy6kbasviicp5zz1j7">
         <w:r>
           <w:rPr>
             <w:rStyle w:val="Hyperlink"/>
@@ -1149,7 +1149,7 @@
       <w:r>
         <w:t xml:space="preserve"> — modifié — </w:t>
       </w:r>
-      <w:hyperlink w:history="1" r:id="rIdyzjvendgknmyeudkvf4ca">
+      <w:hyperlink w:history="1" r:id="rIdq7su9xd9l5dsebu4plr8r">
         <w:r>
           <w:rPr>
             <w:rStyle w:val="Hyperlink"/>
@@ -1178,7 +1178,7 @@
       <w:r>
         <w:t xml:space="preserve"> — modifié — </w:t>
       </w:r>
-      <w:hyperlink w:history="1" r:id="rIddibqb2jpivwwke7ouh3es">
+      <w:hyperlink w:history="1" r:id="rId48ovfxmqpmpzdol1h0m7g">
         <w:r>
           <w:rPr>
             <w:rStyle w:val="Hyperlink"/>
@@ -1207,7 +1207,7 @@
       <w:r>
         <w:t xml:space="preserve"> — modifié — </w:t>
       </w:r>
-      <w:hyperlink w:history="1" r:id="rIdoq34o7poasetkj2yw0ejx">
+      <w:hyperlink w:history="1" r:id="rIdh59we9jyteasvno6qsofd">
         <w:r>
           <w:rPr>
             <w:rStyle w:val="Hyperlink"/>
@@ -1236,7 +1236,7 @@
       <w:r>
         <w:t xml:space="preserve"> — modifié — </w:t>
       </w:r>
-      <w:hyperlink w:history="1" r:id="rIdfamb0v-l_qiokiyv0_b-r">
+      <w:hyperlink w:history="1" r:id="rIdinllofw6w92-woohlgnea">
         <w:r>
           <w:rPr>
             <w:rStyle w:val="Hyperlink"/>
@@ -1265,7 +1265,7 @@
       <w:r>
         <w:t xml:space="preserve"> — modifié — </w:t>
       </w:r>
-      <w:hyperlink w:history="1" r:id="rIddv843ituuifbpzqghbv6c">
+      <w:hyperlink w:history="1" r:id="rIdzudndwvnox5x4za8ucxlh">
         <w:r>
           <w:rPr>
             <w:rStyle w:val="Hyperlink"/>
@@ -1294,7 +1294,7 @@
       <w:r>
         <w:t xml:space="preserve"> — modifié — </w:t>
       </w:r>
-      <w:hyperlink w:history="1" r:id="rIdvupccuny0dp5tjaz28ej1">
+      <w:hyperlink w:history="1" r:id="rIdw_geuvtgtnu2kwd3m5spd">
         <w:r>
           <w:rPr>
             <w:rStyle w:val="Hyperlink"/>
@@ -1323,7 +1323,7 @@
       <w:r>
         <w:t xml:space="preserve"> — modifié — </w:t>
       </w:r>
-      <w:hyperlink w:history="1" r:id="rIdisp7gxo-mnqes0joxxhmg">
+      <w:hyperlink w:history="1" r:id="rIdtnmft-ebhndbu2asachty">
         <w:r>
           <w:rPr>
             <w:rStyle w:val="Hyperlink"/>
@@ -1352,7 +1352,7 @@
       <w:r>
         <w:t xml:space="preserve"> — modifié — </w:t>
       </w:r>
-      <w:hyperlink w:history="1" r:id="rIdojrzlxrhf3mc2zvgd95iq">
+      <w:hyperlink w:history="1" r:id="rIdilw5cueqbsxonw1tgak7x">
         <w:r>
           <w:rPr>
             <w:rStyle w:val="Hyperlink"/>
@@ -1381,7 +1381,7 @@
       <w:r>
         <w:t xml:space="preserve"> — modifié — </w:t>
       </w:r>
-      <w:hyperlink w:history="1" r:id="rIdsmqvxjlo4emhdrhkmot9b">
+      <w:hyperlink w:history="1" r:id="rIdovjk3xovir9kr3btz9efx">
         <w:r>
           <w:rPr>
             <w:rStyle w:val="Hyperlink"/>
@@ -1410,7 +1410,7 @@
       <w:r>
         <w:t xml:space="preserve"> — modifié — </w:t>
       </w:r>
-      <w:hyperlink w:history="1" r:id="rIdv--fcrmlt4s5hdultgyvo">
+      <w:hyperlink w:history="1" r:id="rIdrpgbco36jogyn0kc5aeoo">
         <w:r>
           <w:rPr>
             <w:rStyle w:val="Hyperlink"/>
@@ -1439,7 +1439,7 @@
       <w:r>
         <w:t xml:space="preserve"> — modifié — </w:t>
       </w:r>
-      <w:hyperlink w:history="1" r:id="rId3d0ujneb6ad-lb9xttfxe">
+      <w:hyperlink w:history="1" r:id="rIdze4ilobcnsiuqykrh2gwi">
         <w:r>
           <w:rPr>
             <w:rStyle w:val="Hyperlink"/>
@@ -1468,7 +1468,7 @@
       <w:r>
         <w:t xml:space="preserve"> — modifié — </w:t>
       </w:r>
-      <w:hyperlink w:history="1" r:id="rId6gitrbxcenxak9q5vj2cx">
+      <w:hyperlink w:history="1" r:id="rIdapmzl6dx3kpugsokijro7">
         <w:r>
           <w:rPr>
             <w:rStyle w:val="Hyperlink"/>
@@ -1497,7 +1497,7 @@
       <w:r>
         <w:t xml:space="preserve"> — modifié — </w:t>
       </w:r>
-      <w:hyperlink w:history="1" r:id="rIdlhfshun44k-zeakvnc_gc">
+      <w:hyperlink w:history="1" r:id="rIdu0rcn6mwqbseahmggxpsn">
         <w:r>
           <w:rPr>
             <w:rStyle w:val="Hyperlink"/>
@@ -1526,7 +1526,7 @@
       <w:r>
         <w:t xml:space="preserve"> — modifié — </w:t>
       </w:r>
-      <w:hyperlink w:history="1" r:id="rIdbfme4lequfnoaizgcgcoo">
+      <w:hyperlink w:history="1" r:id="rIdutvrn2vkgiz646oqmrzoh">
         <w:r>
           <w:rPr>
             <w:rStyle w:val="Hyperlink"/>
@@ -1555,7 +1555,7 @@
       <w:r>
         <w:t xml:space="preserve"> — modifié — </w:t>
       </w:r>
-      <w:hyperlink w:history="1" r:id="rIdj9bupzpsaoeviyhopjict">
+      <w:hyperlink w:history="1" r:id="rIdejv9st9gs9sh1pua_u2ok">
         <w:r>
           <w:rPr>
             <w:rStyle w:val="Hyperlink"/>
@@ -1584,7 +1584,7 @@
       <w:r>
         <w:t xml:space="preserve"> — modifié — </w:t>
       </w:r>
-      <w:hyperlink w:history="1" r:id="rIdp30qlaresfw18etks7htr">
+      <w:hyperlink w:history="1" r:id="rIdgcecc4dn0tldbewdye6fb">
         <w:r>
           <w:rPr>
             <w:rStyle w:val="Hyperlink"/>
@@ -1613,7 +1613,7 @@
       <w:r>
         <w:t xml:space="preserve"> — modifié — </w:t>
       </w:r>
-      <w:hyperlink w:history="1" r:id="rId0-ivlffatvzlgtvhucgvq">
+      <w:hyperlink w:history="1" r:id="rIdbngdzz9zxsqsbc-p2betv">
         <w:r>
           <w:rPr>
             <w:rStyle w:val="Hyperlink"/>
@@ -1642,7 +1642,7 @@
       <w:r>
         <w:t xml:space="preserve"> — modifié — </w:t>
       </w:r>
-      <w:hyperlink w:history="1" r:id="rId_eh7lh0zdnwmdzrefverb">
+      <w:hyperlink w:history="1" r:id="rId4tg8da_ybl1tlzru_v7pp">
         <w:r>
           <w:rPr>
             <w:rStyle w:val="Hyperlink"/>
@@ -1671,7 +1671,7 @@
       <w:r>
         <w:t xml:space="preserve"> — modifié — </w:t>
       </w:r>
-      <w:hyperlink w:history="1" r:id="rIdk5dq3lyfq4glywena7uva">
+      <w:hyperlink w:history="1" r:id="rIdiyst1tlgfhmwkbzj-d7s4">
         <w:r>
           <w:rPr>
             <w:rStyle w:val="Hyperlink"/>
@@ -1700,7 +1700,7 @@
       <w:r>
         <w:t xml:space="preserve"> — modifié — </w:t>
       </w:r>
-      <w:hyperlink w:history="1" r:id="rIdjetarr5u1rivqjdammtw-">
+      <w:hyperlink w:history="1" r:id="rIdvw3b2qvs5bzd3wg7gokzz">
         <w:r>
           <w:rPr>
             <w:rStyle w:val="Hyperlink"/>
@@ -1729,7 +1729,7 @@
       <w:r>
         <w:t xml:space="preserve"> — modifié — </w:t>
       </w:r>
-      <w:hyperlink w:history="1" r:id="rIdyjgj8xdcs4o-chxz9l6yv">
+      <w:hyperlink w:history="1" r:id="rIdmzpoqsmidnfilj1js83aw">
         <w:r>
           <w:rPr>
             <w:rStyle w:val="Hyperlink"/>
@@ -1758,7 +1758,7 @@
       <w:r>
         <w:t xml:space="preserve"> — modifié — </w:t>
       </w:r>
-      <w:hyperlink w:history="1" r:id="rIddfrtf7mujylsoem9wcicr">
+      <w:hyperlink w:history="1" r:id="rIdglqglkfb6tykagimt2dql">
         <w:r>
           <w:rPr>
             <w:rStyle w:val="Hyperlink"/>
@@ -1787,7 +1787,7 @@
       <w:r>
         <w:t xml:space="preserve"> — modifié — </w:t>
       </w:r>
-      <w:hyperlink w:history="1" r:id="rIds21ta5ya_o0nasx5li9si">
+      <w:hyperlink w:history="1" r:id="rId28cuaccff2j9mi-b7m8vd">
         <w:r>
           <w:rPr>
             <w:rStyle w:val="Hyperlink"/>
@@ -1816,7 +1816,7 @@
       <w:r>
         <w:t xml:space="preserve"> — modifié — </w:t>
       </w:r>
-      <w:hyperlink w:history="1" r:id="rIdmax64znuhnuewzpf2ahsf">
+      <w:hyperlink w:history="1" r:id="rIdkm8okdo-sncjstylqclmy">
         <w:r>
           <w:rPr>
             <w:rStyle w:val="Hyperlink"/>
@@ -1845,7 +1845,7 @@
       <w:r>
         <w:t xml:space="preserve"> — modifié — </w:t>
       </w:r>
-      <w:hyperlink w:history="1" r:id="rIdu7rrovszggoofstsyujnf">
+      <w:hyperlink w:history="1" r:id="rId5arh3ycalil2thmj-oefq">
         <w:r>
           <w:rPr>
             <w:rStyle w:val="Hyperlink"/>
@@ -1874,7 +1874,7 @@
       <w:r>
         <w:t xml:space="preserve"> — modifié — </w:t>
       </w:r>
-      <w:hyperlink w:history="1" r:id="rIdkk9x1dx74cj0ndmf5nrmy">
+      <w:hyperlink w:history="1" r:id="rIdi5ryudae3_1rubnaqnyam">
         <w:r>
           <w:rPr>
             <w:rStyle w:val="Hyperlink"/>
@@ -1903,7 +1903,7 @@
       <w:r>
         <w:t xml:space="preserve"> — modifié — </w:t>
       </w:r>
-      <w:hyperlink w:history="1" r:id="rIdmu_3avpebujkhlbkjd-ui">
+      <w:hyperlink w:history="1" r:id="rIdrdzlilbmfxniahuarnwl2">
         <w:r>
           <w:rPr>
             <w:rStyle w:val="Hyperlink"/>
@@ -1932,7 +1932,7 @@
       <w:r>
         <w:t xml:space="preserve"> — modifié — </w:t>
       </w:r>
-      <w:hyperlink w:history="1" r:id="rIdvds4gjozuuok1odg8rgbc">
+      <w:hyperlink w:history="1" r:id="rId7g_cz7fwmqwbfesprjm6p">
         <w:r>
           <w:rPr>
             <w:rStyle w:val="Hyperlink"/>
@@ -1961,7 +1961,7 @@
       <w:r>
         <w:t xml:space="preserve"> — modifié — </w:t>
       </w:r>
-      <w:hyperlink w:history="1" r:id="rIdso46_sgejmc5wfic0_ca9">
+      <w:hyperlink w:history="1" r:id="rIdbs29oqbvqfjq6clm_oopf">
         <w:r>
           <w:rPr>
             <w:rStyle w:val="Hyperlink"/>
@@ -1990,7 +1990,7 @@
       <w:r>
         <w:t xml:space="preserve"> — modifié — </w:t>
       </w:r>
-      <w:hyperlink w:history="1" r:id="rIdsim484qteg8duypnrznx8">
+      <w:hyperlink w:history="1" r:id="rIdfqykt01yrxyzpvlr8kf4o">
         <w:r>
           <w:rPr>
             <w:rStyle w:val="Hyperlink"/>
@@ -2027,7 +2027,7 @@
       <w:r>
         <w:t xml:space="preserve"> — modifié — </w:t>
       </w:r>
-      <w:hyperlink w:history="1" r:id="rIdhqr3r4emyrcmdn3izgdgt">
+      <w:hyperlink w:history="1" r:id="rIdcvtyxpkrh-twiix9w0i23">
         <w:r>
           <w:rPr>
             <w:rStyle w:val="Hyperlink"/>

--- a/docs/developpement/phases/word/PHASE_32_PREMIER_AUDIT_CODEX_ET_CORRECTIONS.docx
+++ b/docs/developpement/phases/word/PHASE_32_PREMIER_AUDIT_CODEX_ET_CORRECTIONS.docx
@@ -20,7 +20,7 @@
       <w:r>
         <w:t xml:space="preserve">FlaiX Expert · dossier de développement · généré le 2026-10-04 depuis le dépôt </w:t>
       </w:r>
-      <w:hyperlink w:history="1" r:id="rId_hzg8mxurqtnxjdgwd7c0">
+      <w:hyperlink w:history="1" r:id="rIdohxuv4akt5ckiobagedjm">
         <w:r>
           <w:rPr>
             <w:rStyle w:val="Hyperlink"/>
@@ -452,7 +452,7 @@
           <w:numId w:val="2"/>
         </w:numPr>
       </w:pPr>
-      <w:hyperlink w:history="1" r:id="rId28kalya1dxjk9yne2iqy2">
+      <w:hyperlink w:history="1" r:id="rIduxgdteihq1eumynorlynv">
         <w:r>
           <w:rPr>
             <w:rStyle w:val="Hyperlink"/>
@@ -500,7 +500,7 @@
       <w:r>
         <w:t xml:space="preserve"> — modifié — </w:t>
       </w:r>
-      <w:hyperlink w:history="1" r:id="rId50x5s7dd2pafujogytmjb">
+      <w:hyperlink w:history="1" r:id="rIdixz0n0zpwp4tirtiquzzr">
         <w:r>
           <w:rPr>
             <w:rStyle w:val="Hyperlink"/>
@@ -529,7 +529,7 @@
       <w:r>
         <w:t xml:space="preserve"> — modifié — </w:t>
       </w:r>
-      <w:hyperlink w:history="1" r:id="rIdsp0dhq-fl2ss10nnadpz9">
+      <w:hyperlink w:history="1" r:id="rIdkyr41vxzuoq-7necyy2cj">
         <w:r>
           <w:rPr>
             <w:rStyle w:val="Hyperlink"/>
@@ -558,7 +558,7 @@
       <w:r>
         <w:t xml:space="preserve"> — créé — </w:t>
       </w:r>
-      <w:hyperlink w:history="1" r:id="rIdvhvcjakhguqcup4vwlhp1">
+      <w:hyperlink w:history="1" r:id="rIdamlcfrmgw4o5etanqyz92">
         <w:r>
           <w:rPr>
             <w:rStyle w:val="Hyperlink"/>
@@ -587,7 +587,7 @@
       <w:r>
         <w:t xml:space="preserve"> — créé — </w:t>
       </w:r>
-      <w:hyperlink w:history="1" r:id="rIdzjmfqn-wpf3etx_8-dmoe">
+      <w:hyperlink w:history="1" r:id="rIdaln8wjbgk-6dhphoxiqrd">
         <w:r>
           <w:rPr>
             <w:rStyle w:val="Hyperlink"/>
@@ -624,7 +624,7 @@
       <w:r>
         <w:t xml:space="preserve"> — modifié — </w:t>
       </w:r>
-      <w:hyperlink w:history="1" r:id="rId1_2awyngdcxnwpb-i31tm">
+      <w:hyperlink w:history="1" r:id="rIdrqjzjvlqxwmh9usxyif39">
         <w:r>
           <w:rPr>
             <w:rStyle w:val="Hyperlink"/>
@@ -661,7 +661,7 @@
       <w:r>
         <w:t xml:space="preserve"> — modifié — </w:t>
       </w:r>
-      <w:hyperlink w:history="1" r:id="rIdmbdh-i-6bt3c3qhi-x2kb">
+      <w:hyperlink w:history="1" r:id="rIdzwo3uexhubdx5qs32js6e">
         <w:r>
           <w:rPr>
             <w:rStyle w:val="Hyperlink"/>
@@ -690,7 +690,7 @@
       <w:r>
         <w:t xml:space="preserve"> — modifié — </w:t>
       </w:r>
-      <w:hyperlink w:history="1" r:id="rIdvegk3uznpkdxdjeej_9zs">
+      <w:hyperlink w:history="1" r:id="rIdny1melcolxf3aemtvucgz">
         <w:r>
           <w:rPr>
             <w:rStyle w:val="Hyperlink"/>
@@ -727,7 +727,7 @@
       <w:r>
         <w:t xml:space="preserve"> — modifié — </w:t>
       </w:r>
-      <w:hyperlink w:history="1" r:id="rIdvse9jz-rvolbkqj1smddo">
+      <w:hyperlink w:history="1" r:id="rIdcaytnxpz1fbc1yo1eied0">
         <w:r>
           <w:rPr>
             <w:rStyle w:val="Hyperlink"/>
@@ -756,7 +756,7 @@
       <w:r>
         <w:t xml:space="preserve"> — modifié — </w:t>
       </w:r>
-      <w:hyperlink w:history="1" r:id="rIdo4w2ugt4nnia5sygqrijf">
+      <w:hyperlink w:history="1" r:id="rIdf-suauvjeb25nr2c67dfo">
         <w:r>
           <w:rPr>
             <w:rStyle w:val="Hyperlink"/>
@@ -785,7 +785,7 @@
       <w:r>
         <w:t xml:space="preserve"> — modifié — </w:t>
       </w:r>
-      <w:hyperlink w:history="1" r:id="rIdf1duimsalhkp-stm_pyb8">
+      <w:hyperlink w:history="1" r:id="rIdopzekhbfwxuemfdx1oldy">
         <w:r>
           <w:rPr>
             <w:rStyle w:val="Hyperlink"/>
@@ -814,7 +814,7 @@
       <w:r>
         <w:t xml:space="preserve"> — créé — </w:t>
       </w:r>
-      <w:hyperlink w:history="1" r:id="rId4ieuqquswcvv6rf8ovwyo">
+      <w:hyperlink w:history="1" r:id="rIdac7bhymyplu7qynh2l0dr">
         <w:r>
           <w:rPr>
             <w:rStyle w:val="Hyperlink"/>
@@ -843,7 +843,7 @@
       <w:r>
         <w:t xml:space="preserve"> — créé — </w:t>
       </w:r>
-      <w:hyperlink w:history="1" r:id="rIdz0amie0asjt-o03tj4k4g">
+      <w:hyperlink w:history="1" r:id="rIdo_j880b0gibosimaaov6k">
         <w:r>
           <w:rPr>
             <w:rStyle w:val="Hyperlink"/>
@@ -880,7 +880,7 @@
       <w:r>
         <w:t xml:space="preserve"> — modifié — </w:t>
       </w:r>
-      <w:hyperlink w:history="1" r:id="rIdhxtaytqbjjlg-exalpvt4">
+      <w:hyperlink w:history="1" r:id="rIdeotazi36p6nmgvh8qp-6l">
         <w:r>
           <w:rPr>
             <w:rStyle w:val="Hyperlink"/>
@@ -917,7 +917,7 @@
       <w:r>
         <w:t xml:space="preserve"> — modifié — </w:t>
       </w:r>
-      <w:hyperlink w:history="1" r:id="rIdfks5d6cccipmhax8unzmw">
+      <w:hyperlink w:history="1" r:id="rIdv7jvpt1rzwqvzyluegjwy">
         <w:r>
           <w:rPr>
             <w:rStyle w:val="Hyperlink"/>
@@ -946,7 +946,7 @@
       <w:r>
         <w:t xml:space="preserve"> — modifié — </w:t>
       </w:r>
-      <w:hyperlink w:history="1" r:id="rId5hy9ga1ryj_r5nevtukbl">
+      <w:hyperlink w:history="1" r:id="rIdunjpberkqpzxr5luxqli5">
         <w:r>
           <w:rPr>
             <w:rStyle w:val="Hyperlink"/>
@@ -975,7 +975,7 @@
       <w:r>
         <w:t xml:space="preserve"> — modifié — </w:t>
       </w:r>
-      <w:hyperlink w:history="1" r:id="rIds0ea6_rkwlm0sh1dgco66">
+      <w:hyperlink w:history="1" r:id="rId4wfsugwy8xvchckfpzuoy">
         <w:r>
           <w:rPr>
             <w:rStyle w:val="Hyperlink"/>
@@ -1004,7 +1004,7 @@
       <w:r>
         <w:t xml:space="preserve"> — modifié — </w:t>
       </w:r>
-      <w:hyperlink w:history="1" r:id="rIdziztsbkyandphh7dpp6zu">
+      <w:hyperlink w:history="1" r:id="rId9zqqle3aa7wacfiv9xiyx">
         <w:r>
           <w:rPr>
             <w:rStyle w:val="Hyperlink"/>
@@ -1033,7 +1033,7 @@
       <w:r>
         <w:t xml:space="preserve"> — modifié — </w:t>
       </w:r>
-      <w:hyperlink w:history="1" r:id="rIdx4ijsdjwav2qfecfbxmvp">
+      <w:hyperlink w:history="1" r:id="rId6qwhx2abdppuupalwwnls">
         <w:r>
           <w:rPr>
             <w:rStyle w:val="Hyperlink"/>
@@ -1062,7 +1062,7 @@
       <w:r>
         <w:t xml:space="preserve"> — modifié — </w:t>
       </w:r>
-      <w:hyperlink w:history="1" r:id="rIdcj8au9keapkqoemdls7nr">
+      <w:hyperlink w:history="1" r:id="rIdxs_6mhia_8bihrkpnkvcn">
         <w:r>
           <w:rPr>
             <w:rStyle w:val="Hyperlink"/>
@@ -1091,7 +1091,7 @@
       <w:r>
         <w:t xml:space="preserve"> — modifié — </w:t>
       </w:r>
-      <w:hyperlink w:history="1" r:id="rId3abdgybiavmqzpegkkpj9">
+      <w:hyperlink w:history="1" r:id="rIdqh3teilqiwuxn8odhnf45">
         <w:r>
           <w:rPr>
             <w:rStyle w:val="Hyperlink"/>
@@ -1120,7 +1120,7 @@
       <w:r>
         <w:t xml:space="preserve"> — modifié — </w:t>
       </w:r>
-      <w:hyperlink w:history="1" r:id="rIdyiojy6kbasviicp5zz1j7">
+      <w:hyperlink w:history="1" r:id="rIdb0siyyrpbbecwfohxtt1h">
         <w:r>
           <w:rPr>
             <w:rStyle w:val="Hyperlink"/>
@@ -1149,7 +1149,7 @@
       <w:r>
         <w:t xml:space="preserve"> — modifié — </w:t>
       </w:r>
-      <w:hyperlink w:history="1" r:id="rIdq7su9xd9l5dsebu4plr8r">
+      <w:hyperlink w:history="1" r:id="rIdpmsvrhlaurcf0ohvwhx9s">
         <w:r>
           <w:rPr>
             <w:rStyle w:val="Hyperlink"/>
@@ -1178,7 +1178,7 @@
       <w:r>
         <w:t xml:space="preserve"> — modifié — </w:t>
       </w:r>
-      <w:hyperlink w:history="1" r:id="rId48ovfxmqpmpzdol1h0m7g">
+      <w:hyperlink w:history="1" r:id="rIdftb5zmgldvpubk9qxrs6n">
         <w:r>
           <w:rPr>
             <w:rStyle w:val="Hyperlink"/>
@@ -1207,7 +1207,7 @@
       <w:r>
         <w:t xml:space="preserve"> — modifié — </w:t>
       </w:r>
-      <w:hyperlink w:history="1" r:id="rIdh59we9jyteasvno6qsofd">
+      <w:hyperlink w:history="1" r:id="rIduhllt5nna7cvgeo8_5w_z">
         <w:r>
           <w:rPr>
             <w:rStyle w:val="Hyperlink"/>
@@ -1236,7 +1236,7 @@
       <w:r>
         <w:t xml:space="preserve"> — modifié — </w:t>
       </w:r>
-      <w:hyperlink w:history="1" r:id="rIdinllofw6w92-woohlgnea">
+      <w:hyperlink w:history="1" r:id="rIdwahmbtuowoithls3tathr">
         <w:r>
           <w:rPr>
             <w:rStyle w:val="Hyperlink"/>
@@ -1265,7 +1265,7 @@
       <w:r>
         <w:t xml:space="preserve"> — modifié — </w:t>
       </w:r>
-      <w:hyperlink w:history="1" r:id="rIdzudndwvnox5x4za8ucxlh">
+      <w:hyperlink w:history="1" r:id="rId_muy18d2z8y1zqzr2qrj8">
         <w:r>
           <w:rPr>
             <w:rStyle w:val="Hyperlink"/>
@@ -1294,7 +1294,7 @@
       <w:r>
         <w:t xml:space="preserve"> — modifié — </w:t>
       </w:r>
-      <w:hyperlink w:history="1" r:id="rIdw_geuvtgtnu2kwd3m5spd">
+      <w:hyperlink w:history="1" r:id="rIduu5mnx8srlewew_jmimah">
         <w:r>
           <w:rPr>
             <w:rStyle w:val="Hyperlink"/>
@@ -1323,7 +1323,7 @@
       <w:r>
         <w:t xml:space="preserve"> — modifié — </w:t>
       </w:r>
-      <w:hyperlink w:history="1" r:id="rIdtnmft-ebhndbu2asachty">
+      <w:hyperlink w:history="1" r:id="rId0_2rtw4yq6-6nylpaaq5q">
         <w:r>
           <w:rPr>
             <w:rStyle w:val="Hyperlink"/>
@@ -1352,7 +1352,7 @@
       <w:r>
         <w:t xml:space="preserve"> — modifié — </w:t>
       </w:r>
-      <w:hyperlink w:history="1" r:id="rIdilw5cueqbsxonw1tgak7x">
+      <w:hyperlink w:history="1" r:id="rIdychzbbkry4lf-pyuwj9fk">
         <w:r>
           <w:rPr>
             <w:rStyle w:val="Hyperlink"/>
@@ -1381,7 +1381,7 @@
       <w:r>
         <w:t xml:space="preserve"> — modifié — </w:t>
       </w:r>
-      <w:hyperlink w:history="1" r:id="rIdovjk3xovir9kr3btz9efx">
+      <w:hyperlink w:history="1" r:id="rId5esdt6y1jjrufmxmcrd2e">
         <w:r>
           <w:rPr>
             <w:rStyle w:val="Hyperlink"/>
@@ -1410,7 +1410,7 @@
       <w:r>
         <w:t xml:space="preserve"> — modifié — </w:t>
       </w:r>
-      <w:hyperlink w:history="1" r:id="rIdrpgbco36jogyn0kc5aeoo">
+      <w:hyperlink w:history="1" r:id="rIdtc4hh6baygbzopfiuowxy">
         <w:r>
           <w:rPr>
             <w:rStyle w:val="Hyperlink"/>
@@ -1439,7 +1439,7 @@
       <w:r>
         <w:t xml:space="preserve"> — modifié — </w:t>
       </w:r>
-      <w:hyperlink w:history="1" r:id="rIdze4ilobcnsiuqykrh2gwi">
+      <w:hyperlink w:history="1" r:id="rIdmdpvp-a720xsz9sg4hiah">
         <w:r>
           <w:rPr>
             <w:rStyle w:val="Hyperlink"/>
@@ -1468,7 +1468,7 @@
       <w:r>
         <w:t xml:space="preserve"> — modifié — </w:t>
       </w:r>
-      <w:hyperlink w:history="1" r:id="rIdapmzl6dx3kpugsokijro7">
+      <w:hyperlink w:history="1" r:id="rIdse5ekntniiivln2kgvmav">
         <w:r>
           <w:rPr>
             <w:rStyle w:val="Hyperlink"/>
@@ -1497,7 +1497,7 @@
       <w:r>
         <w:t xml:space="preserve"> — modifié — </w:t>
       </w:r>
-      <w:hyperlink w:history="1" r:id="rIdu0rcn6mwqbseahmggxpsn">
+      <w:hyperlink w:history="1" r:id="rIdcdnrlxpivv90jrmbtcmma">
         <w:r>
           <w:rPr>
             <w:rStyle w:val="Hyperlink"/>
@@ -1526,7 +1526,7 @@
       <w:r>
         <w:t xml:space="preserve"> — modifié — </w:t>
       </w:r>
-      <w:hyperlink w:history="1" r:id="rIdutvrn2vkgiz646oqmrzoh">
+      <w:hyperlink w:history="1" r:id="rIdcvxii9dztftjt5lqubdyk">
         <w:r>
           <w:rPr>
             <w:rStyle w:val="Hyperlink"/>
@@ -1555,7 +1555,7 @@
       <w:r>
         <w:t xml:space="preserve"> — modifié — </w:t>
       </w:r>
-      <w:hyperlink w:history="1" r:id="rIdejv9st9gs9sh1pua_u2ok">
+      <w:hyperlink w:history="1" r:id="rIdeyulpfg_66fpopb3ky4mg">
         <w:r>
           <w:rPr>
             <w:rStyle w:val="Hyperlink"/>
@@ -1584,7 +1584,7 @@
       <w:r>
         <w:t xml:space="preserve"> — modifié — </w:t>
       </w:r>
-      <w:hyperlink w:history="1" r:id="rIdgcecc4dn0tldbewdye6fb">
+      <w:hyperlink w:history="1" r:id="rIdpetpc17yquiw3pncblolk">
         <w:r>
           <w:rPr>
             <w:rStyle w:val="Hyperlink"/>
@@ -1613,7 +1613,7 @@
       <w:r>
         <w:t xml:space="preserve"> — modifié — </w:t>
       </w:r>
-      <w:hyperlink w:history="1" r:id="rIdbngdzz9zxsqsbc-p2betv">
+      <w:hyperlink w:history="1" r:id="rIdaqniuyuw3ncq8a0jtsdry">
         <w:r>
           <w:rPr>
             <w:rStyle w:val="Hyperlink"/>
@@ -1642,7 +1642,7 @@
       <w:r>
         <w:t xml:space="preserve"> — modifié — </w:t>
       </w:r>
-      <w:hyperlink w:history="1" r:id="rId4tg8da_ybl1tlzru_v7pp">
+      <w:hyperlink w:history="1" r:id="rIdx_xjmqznx5ermtyptufsu">
         <w:r>
           <w:rPr>
             <w:rStyle w:val="Hyperlink"/>
@@ -1671,7 +1671,7 @@
       <w:r>
         <w:t xml:space="preserve"> — modifié — </w:t>
       </w:r>
-      <w:hyperlink w:history="1" r:id="rIdiyst1tlgfhmwkbzj-d7s4">
+      <w:hyperlink w:history="1" r:id="rIddhuh-ie5wj4kwqihxh6do">
         <w:r>
           <w:rPr>
             <w:rStyle w:val="Hyperlink"/>
@@ -1700,7 +1700,7 @@
       <w:r>
         <w:t xml:space="preserve"> — modifié — </w:t>
       </w:r>
-      <w:hyperlink w:history="1" r:id="rIdvw3b2qvs5bzd3wg7gokzz">
+      <w:hyperlink w:history="1" r:id="rId0c3-zyeikr0tvmwdn2pg9">
         <w:r>
           <w:rPr>
             <w:rStyle w:val="Hyperlink"/>
@@ -1729,7 +1729,7 @@
       <w:r>
         <w:t xml:space="preserve"> — modifié — </w:t>
       </w:r>
-      <w:hyperlink w:history="1" r:id="rIdmzpoqsmidnfilj1js83aw">
+      <w:hyperlink w:history="1" r:id="rIdegzldkb8wn78-vmiiyw20">
         <w:r>
           <w:rPr>
             <w:rStyle w:val="Hyperlink"/>
@@ -1758,7 +1758,7 @@
       <w:r>
         <w:t xml:space="preserve"> — modifié — </w:t>
       </w:r>
-      <w:hyperlink w:history="1" r:id="rIdglqglkfb6tykagimt2dql">
+      <w:hyperlink w:history="1" r:id="rId9reouhridarswut1n3ceb">
         <w:r>
           <w:rPr>
             <w:rStyle w:val="Hyperlink"/>
@@ -1787,7 +1787,7 @@
       <w:r>
         <w:t xml:space="preserve"> — modifié — </w:t>
       </w:r>
-      <w:hyperlink w:history="1" r:id="rId28cuaccff2j9mi-b7m8vd">
+      <w:hyperlink w:history="1" r:id="rIdgmimapwi4gqv01qg2-zpk">
         <w:r>
           <w:rPr>
             <w:rStyle w:val="Hyperlink"/>
@@ -1816,7 +1816,7 @@
       <w:r>
         <w:t xml:space="preserve"> — modifié — </w:t>
       </w:r>
-      <w:hyperlink w:history="1" r:id="rIdkm8okdo-sncjstylqclmy">
+      <w:hyperlink w:history="1" r:id="rId7-mmz7wlrbupknvwwrsig">
         <w:r>
           <w:rPr>
             <w:rStyle w:val="Hyperlink"/>
@@ -1845,7 +1845,7 @@
       <w:r>
         <w:t xml:space="preserve"> — modifié — </w:t>
       </w:r>
-      <w:hyperlink w:history="1" r:id="rId5arh3ycalil2thmj-oefq">
+      <w:hyperlink w:history="1" r:id="rIdcojlixejzux51rf5uz002">
         <w:r>
           <w:rPr>
             <w:rStyle w:val="Hyperlink"/>
@@ -1874,7 +1874,7 @@
       <w:r>
         <w:t xml:space="preserve"> — modifié — </w:t>
       </w:r>
-      <w:hyperlink w:history="1" r:id="rIdi5ryudae3_1rubnaqnyam">
+      <w:hyperlink w:history="1" r:id="rIdl3mzvz_yjl8r7yvaqagg7">
         <w:r>
           <w:rPr>
             <w:rStyle w:val="Hyperlink"/>
@@ -1903,7 +1903,7 @@
       <w:r>
         <w:t xml:space="preserve"> — modifié — </w:t>
       </w:r>
-      <w:hyperlink w:history="1" r:id="rIdrdzlilbmfxniahuarnwl2">
+      <w:hyperlink w:history="1" r:id="rIdswoidgv-_w4rb8r-rnqdn">
         <w:r>
           <w:rPr>
             <w:rStyle w:val="Hyperlink"/>
@@ -1932,7 +1932,7 @@
       <w:r>
         <w:t xml:space="preserve"> — modifié — </w:t>
       </w:r>
-      <w:hyperlink w:history="1" r:id="rId7g_cz7fwmqwbfesprjm6p">
+      <w:hyperlink w:history="1" r:id="rIdeu0x_xysh-zik0ts0e8ge">
         <w:r>
           <w:rPr>
             <w:rStyle w:val="Hyperlink"/>
@@ -1961,7 +1961,7 @@
       <w:r>
         <w:t xml:space="preserve"> — modifié — </w:t>
       </w:r>
-      <w:hyperlink w:history="1" r:id="rIdbs29oqbvqfjq6clm_oopf">
+      <w:hyperlink w:history="1" r:id="rIdzdqriy51psbyd8bixnfmz">
         <w:r>
           <w:rPr>
             <w:rStyle w:val="Hyperlink"/>
@@ -1990,7 +1990,7 @@
       <w:r>
         <w:t xml:space="preserve"> — modifié — </w:t>
       </w:r>
-      <w:hyperlink w:history="1" r:id="rIdfqykt01yrxyzpvlr8kf4o">
+      <w:hyperlink w:history="1" r:id="rIdf9xywweddegkgwtsu9ma_">
         <w:r>
           <w:rPr>
             <w:rStyle w:val="Hyperlink"/>
@@ -2027,7 +2027,7 @@
       <w:r>
         <w:t xml:space="preserve"> — modifié — </w:t>
       </w:r>
-      <w:hyperlink w:history="1" r:id="rIdcvtyxpkrh-twiix9w0i23">
+      <w:hyperlink w:history="1" r:id="rIdqcux1do4ixmmisudhow1g">
         <w:r>
           <w:rPr>
             <w:rStyle w:val="Hyperlink"/>
@@ -2084,6 +2084,18 @@
       </w:pPr>
       <w:r>
         <w:t xml:space="preserve">toutes les options actives : les huit entrées</w:t>
+      </w:r>
+    </w:p>
+    <w:p>
+      <w:pPr>
+        <w:pStyle w:val="ListParagraph"/>
+        <w:numPr>
+          <w:ilvl w:val="1"/>
+          <w:numId w:val="2"/>
+        </w:numPr>
+      </w:pPr>
+      <w:r>
+        <w:t xml:space="preserve">assistant IA activé par FlaiX Expert : l'entrée Assistant apparaît juste après Résultats</w:t>
       </w:r>
     </w:p>
     <w:p>

--- a/docs/developpement/phases/word/PHASE_32_PREMIER_AUDIT_CODEX_ET_CORRECTIONS.docx
+++ b/docs/developpement/phases/word/PHASE_32_PREMIER_AUDIT_CODEX_ET_CORRECTIONS.docx
@@ -20,7 +20,7 @@
       <w:r>
         <w:t xml:space="preserve">FlaiX Expert · dossier de développement · généré le 2026-10-04 depuis le dépôt </w:t>
       </w:r>
-      <w:hyperlink w:history="1" r:id="rIdohxuv4akt5ckiobagedjm">
+      <w:hyperlink w:history="1" r:id="rId2dfvzhan3gamwj5u8tdcj">
         <w:r>
           <w:rPr>
             <w:rStyle w:val="Hyperlink"/>
@@ -452,7 +452,7 @@
           <w:numId w:val="2"/>
         </w:numPr>
       </w:pPr>
-      <w:hyperlink w:history="1" r:id="rIduxgdteihq1eumynorlynv">
+      <w:hyperlink w:history="1" r:id="rIdsnsyf4cjlealfzpt75fd-">
         <w:r>
           <w:rPr>
             <w:rStyle w:val="Hyperlink"/>
@@ -500,7 +500,7 @@
       <w:r>
         <w:t xml:space="preserve"> — modifié — </w:t>
       </w:r>
-      <w:hyperlink w:history="1" r:id="rIdixz0n0zpwp4tirtiquzzr">
+      <w:hyperlink w:history="1" r:id="rId2eeke2hhwdjzf5s1pqyvw">
         <w:r>
           <w:rPr>
             <w:rStyle w:val="Hyperlink"/>
@@ -529,7 +529,7 @@
       <w:r>
         <w:t xml:space="preserve"> — modifié — </w:t>
       </w:r>
-      <w:hyperlink w:history="1" r:id="rIdkyr41vxzuoq-7necyy2cj">
+      <w:hyperlink w:history="1" r:id="rIdhbr7lvp9ivlfpq1b5fsz2">
         <w:r>
           <w:rPr>
             <w:rStyle w:val="Hyperlink"/>
@@ -558,7 +558,7 @@
       <w:r>
         <w:t xml:space="preserve"> — créé — </w:t>
       </w:r>
-      <w:hyperlink w:history="1" r:id="rIdamlcfrmgw4o5etanqyz92">
+      <w:hyperlink w:history="1" r:id="rIdh_bu32p3cytiobyk62doz">
         <w:r>
           <w:rPr>
             <w:rStyle w:val="Hyperlink"/>
@@ -587,7 +587,7 @@
       <w:r>
         <w:t xml:space="preserve"> — créé — </w:t>
       </w:r>
-      <w:hyperlink w:history="1" r:id="rIdaln8wjbgk-6dhphoxiqrd">
+      <w:hyperlink w:history="1" r:id="rIdazctlny5c4k_8mpo-m4kj">
         <w:r>
           <w:rPr>
             <w:rStyle w:val="Hyperlink"/>
@@ -624,7 +624,7 @@
       <w:r>
         <w:t xml:space="preserve"> — modifié — </w:t>
       </w:r>
-      <w:hyperlink w:history="1" r:id="rIdrqjzjvlqxwmh9usxyif39">
+      <w:hyperlink w:history="1" r:id="rId-zcgloduwthc1dc7uqz-u">
         <w:r>
           <w:rPr>
             <w:rStyle w:val="Hyperlink"/>
@@ -661,7 +661,7 @@
       <w:r>
         <w:t xml:space="preserve"> — modifié — </w:t>
       </w:r>
-      <w:hyperlink w:history="1" r:id="rIdzwo3uexhubdx5qs32js6e">
+      <w:hyperlink w:history="1" r:id="rIdtudhb_1gbppoyfh0xmfec">
         <w:r>
           <w:rPr>
             <w:rStyle w:val="Hyperlink"/>
@@ -690,7 +690,7 @@
       <w:r>
         <w:t xml:space="preserve"> — modifié — </w:t>
       </w:r>
-      <w:hyperlink w:history="1" r:id="rIdny1melcolxf3aemtvucgz">
+      <w:hyperlink w:history="1" r:id="rIddzzfov1rivyvotny5nu3y">
         <w:r>
           <w:rPr>
             <w:rStyle w:val="Hyperlink"/>
@@ -727,7 +727,7 @@
       <w:r>
         <w:t xml:space="preserve"> — modifié — </w:t>
       </w:r>
-      <w:hyperlink w:history="1" r:id="rIdcaytnxpz1fbc1yo1eied0">
+      <w:hyperlink w:history="1" r:id="rIdaz3strftsm1wwcj3mirfp">
         <w:r>
           <w:rPr>
             <w:rStyle w:val="Hyperlink"/>
@@ -756,7 +756,7 @@
       <w:r>
         <w:t xml:space="preserve"> — modifié — </w:t>
       </w:r>
-      <w:hyperlink w:history="1" r:id="rIdf-suauvjeb25nr2c67dfo">
+      <w:hyperlink w:history="1" r:id="rIdz1andwm7tuztgmppzyo_c">
         <w:r>
           <w:rPr>
             <w:rStyle w:val="Hyperlink"/>
@@ -785,7 +785,7 @@
       <w:r>
         <w:t xml:space="preserve"> — modifié — </w:t>
       </w:r>
-      <w:hyperlink w:history="1" r:id="rIdopzekhbfwxuemfdx1oldy">
+      <w:hyperlink w:history="1" r:id="rIdwpggvqdn4vpqpy1zvdzoq">
         <w:r>
           <w:rPr>
             <w:rStyle w:val="Hyperlink"/>
@@ -814,7 +814,7 @@
       <w:r>
         <w:t xml:space="preserve"> — créé — </w:t>
       </w:r>
-      <w:hyperlink w:history="1" r:id="rIdac7bhymyplu7qynh2l0dr">
+      <w:hyperlink w:history="1" r:id="rIdvmk9emo09cyoausmlsvc8">
         <w:r>
           <w:rPr>
             <w:rStyle w:val="Hyperlink"/>
@@ -843,7 +843,7 @@
       <w:r>
         <w:t xml:space="preserve"> — créé — </w:t>
       </w:r>
-      <w:hyperlink w:history="1" r:id="rIdo_j880b0gibosimaaov6k">
+      <w:hyperlink w:history="1" r:id="rId_h67tabiuxqrzgfsnt2g1">
         <w:r>
           <w:rPr>
             <w:rStyle w:val="Hyperlink"/>
@@ -880,7 +880,7 @@
       <w:r>
         <w:t xml:space="preserve"> — modifié — </w:t>
       </w:r>
-      <w:hyperlink w:history="1" r:id="rIdeotazi36p6nmgvh8qp-6l">
+      <w:hyperlink w:history="1" r:id="rIda9sonllvx37_1zdtfogyn">
         <w:r>
           <w:rPr>
             <w:rStyle w:val="Hyperlink"/>
@@ -917,7 +917,7 @@
       <w:r>
         <w:t xml:space="preserve"> — modifié — </w:t>
       </w:r>
-      <w:hyperlink w:history="1" r:id="rIdv7jvpt1rzwqvzyluegjwy">
+      <w:hyperlink w:history="1" r:id="rIdnxrtmh8i1_atr9mn5mqyk">
         <w:r>
           <w:rPr>
             <w:rStyle w:val="Hyperlink"/>
@@ -946,7 +946,7 @@
       <w:r>
         <w:t xml:space="preserve"> — modifié — </w:t>
       </w:r>
-      <w:hyperlink w:history="1" r:id="rIdunjpberkqpzxr5luxqli5">
+      <w:hyperlink w:history="1" r:id="rIdjj20f7_bykj7jhofixft6">
         <w:r>
           <w:rPr>
             <w:rStyle w:val="Hyperlink"/>
@@ -975,7 +975,7 @@
       <w:r>
         <w:t xml:space="preserve"> — modifié — </w:t>
       </w:r>
-      <w:hyperlink w:history="1" r:id="rId4wfsugwy8xvchckfpzuoy">
+      <w:hyperlink w:history="1" r:id="rIdbyt2e2w13blbrvwrbeqqz">
         <w:r>
           <w:rPr>
             <w:rStyle w:val="Hyperlink"/>
@@ -1004,7 +1004,7 @@
       <w:r>
         <w:t xml:space="preserve"> — modifié — </w:t>
       </w:r>
-      <w:hyperlink w:history="1" r:id="rId9zqqle3aa7wacfiv9xiyx">
+      <w:hyperlink w:history="1" r:id="rIdhwqkzekrhpylp2qjpuaxm">
         <w:r>
           <w:rPr>
             <w:rStyle w:val="Hyperlink"/>
@@ -1033,7 +1033,7 @@
       <w:r>
         <w:t xml:space="preserve"> — modifié — </w:t>
       </w:r>
-      <w:hyperlink w:history="1" r:id="rId6qwhx2abdppuupalwwnls">
+      <w:hyperlink w:history="1" r:id="rIddn2ra76srjo5orbnihelj">
         <w:r>
           <w:rPr>
             <w:rStyle w:val="Hyperlink"/>
@@ -1062,7 +1062,7 @@
       <w:r>
         <w:t xml:space="preserve"> — modifié — </w:t>
       </w:r>
-      <w:hyperlink w:history="1" r:id="rIdxs_6mhia_8bihrkpnkvcn">
+      <w:hyperlink w:history="1" r:id="rIdl7s5qcndheu4zjkgjwnhk">
         <w:r>
           <w:rPr>
             <w:rStyle w:val="Hyperlink"/>
@@ -1091,7 +1091,7 @@
       <w:r>
         <w:t xml:space="preserve"> — modifié — </w:t>
       </w:r>
-      <w:hyperlink w:history="1" r:id="rIdqh3teilqiwuxn8odhnf45">
+      <w:hyperlink w:history="1" r:id="rIdtbz-_cbdslxoysaqyhjky">
         <w:r>
           <w:rPr>
             <w:rStyle w:val="Hyperlink"/>
@@ -1120,7 +1120,7 @@
       <w:r>
         <w:t xml:space="preserve"> — modifié — </w:t>
       </w:r>
-      <w:hyperlink w:history="1" r:id="rIdb0siyyrpbbecwfohxtt1h">
+      <w:hyperlink w:history="1" r:id="rIdxrhwtqxpoalddotsmfazl">
         <w:r>
           <w:rPr>
             <w:rStyle w:val="Hyperlink"/>
@@ -1149,7 +1149,7 @@
       <w:r>
         <w:t xml:space="preserve"> — modifié — </w:t>
       </w:r>
-      <w:hyperlink w:history="1" r:id="rIdpmsvrhlaurcf0ohvwhx9s">
+      <w:hyperlink w:history="1" r:id="rIdfztl77uenhfe9ry8ogpzc">
         <w:r>
           <w:rPr>
             <w:rStyle w:val="Hyperlink"/>
@@ -1178,7 +1178,7 @@
       <w:r>
         <w:t xml:space="preserve"> — modifié — </w:t>
       </w:r>
-      <w:hyperlink w:history="1" r:id="rIdftb5zmgldvpubk9qxrs6n">
+      <w:hyperlink w:history="1" r:id="rIdjn4qqztg67rkojttwkejf">
         <w:r>
           <w:rPr>
             <w:rStyle w:val="Hyperlink"/>
@@ -1207,7 +1207,7 @@
       <w:r>
         <w:t xml:space="preserve"> — modifié — </w:t>
       </w:r>
-      <w:hyperlink w:history="1" r:id="rIduhllt5nna7cvgeo8_5w_z">
+      <w:hyperlink w:history="1" r:id="rIdxg6zb0fzil-tskpy853dg">
         <w:r>
           <w:rPr>
             <w:rStyle w:val="Hyperlink"/>
@@ -1236,7 +1236,7 @@
       <w:r>
         <w:t xml:space="preserve"> — modifié — </w:t>
       </w:r>
-      <w:hyperlink w:history="1" r:id="rIdwahmbtuowoithls3tathr">
+      <w:hyperlink w:history="1" r:id="rIdxvl5owgs8vsyoc6lwenoa">
         <w:r>
           <w:rPr>
             <w:rStyle w:val="Hyperlink"/>
@@ -1265,7 +1265,7 @@
       <w:r>
         <w:t xml:space="preserve"> — modifié — </w:t>
       </w:r>
-      <w:hyperlink w:history="1" r:id="rId_muy18d2z8y1zqzr2qrj8">
+      <w:hyperlink w:history="1" r:id="rIdjx7mpgobhmdsbf7b8or_i">
         <w:r>
           <w:rPr>
             <w:rStyle w:val="Hyperlink"/>
@@ -1294,7 +1294,7 @@
       <w:r>
         <w:t xml:space="preserve"> — modifié — </w:t>
       </w:r>
-      <w:hyperlink w:history="1" r:id="rIduu5mnx8srlewew_jmimah">
+      <w:hyperlink w:history="1" r:id="rIdy4dw9pjegow4et-xa9ypn">
         <w:r>
           <w:rPr>
             <w:rStyle w:val="Hyperlink"/>
@@ -1323,7 +1323,7 @@
       <w:r>
         <w:t xml:space="preserve"> — modifié — </w:t>
       </w:r>
-      <w:hyperlink w:history="1" r:id="rId0_2rtw4yq6-6nylpaaq5q">
+      <w:hyperlink w:history="1" r:id="rIdevkjffiz30usjpqsjb1kt">
         <w:r>
           <w:rPr>
             <w:rStyle w:val="Hyperlink"/>
@@ -1352,7 +1352,7 @@
       <w:r>
         <w:t xml:space="preserve"> — modifié — </w:t>
       </w:r>
-      <w:hyperlink w:history="1" r:id="rIdychzbbkry4lf-pyuwj9fk">
+      <w:hyperlink w:history="1" r:id="rIdotuv7hwmk3igqqusnnevh">
         <w:r>
           <w:rPr>
             <w:rStyle w:val="Hyperlink"/>
@@ -1381,7 +1381,7 @@
       <w:r>
         <w:t xml:space="preserve"> — modifié — </w:t>
       </w:r>
-      <w:hyperlink w:history="1" r:id="rId5esdt6y1jjrufmxmcrd2e">
+      <w:hyperlink w:history="1" r:id="rIdyupndci01tgkzjfmyvxfd">
         <w:r>
           <w:rPr>
             <w:rStyle w:val="Hyperlink"/>
@@ -1410,7 +1410,7 @@
       <w:r>
         <w:t xml:space="preserve"> — modifié — </w:t>
       </w:r>
-      <w:hyperlink w:history="1" r:id="rIdtc4hh6baygbzopfiuowxy">
+      <w:hyperlink w:history="1" r:id="rIdlxrwo0felatfx44lrenxv">
         <w:r>
           <w:rPr>
             <w:rStyle w:val="Hyperlink"/>
@@ -1439,7 +1439,7 @@
       <w:r>
         <w:t xml:space="preserve"> — modifié — </w:t>
       </w:r>
-      <w:hyperlink w:history="1" r:id="rIdmdpvp-a720xsz9sg4hiah">
+      <w:hyperlink w:history="1" r:id="rIdzuvnyypltsoamllygqan7">
         <w:r>
           <w:rPr>
             <w:rStyle w:val="Hyperlink"/>
@@ -1468,7 +1468,7 @@
       <w:r>
         <w:t xml:space="preserve"> — modifié — </w:t>
       </w:r>
-      <w:hyperlink w:history="1" r:id="rIdse5ekntniiivln2kgvmav">
+      <w:hyperlink w:history="1" r:id="rIdjzzksaeknrurot_azxirh">
         <w:r>
           <w:rPr>
             <w:rStyle w:val="Hyperlink"/>
@@ -1497,7 +1497,7 @@
       <w:r>
         <w:t xml:space="preserve"> — modifié — </w:t>
       </w:r>
-      <w:hyperlink w:history="1" r:id="rIdcdnrlxpivv90jrmbtcmma">
+      <w:hyperlink w:history="1" r:id="rId3b9s7mujuchifzo7wsvql">
         <w:r>
           <w:rPr>
             <w:rStyle w:val="Hyperlink"/>
@@ -1526,7 +1526,7 @@
       <w:r>
         <w:t xml:space="preserve"> — modifié — </w:t>
       </w:r>
-      <w:hyperlink w:history="1" r:id="rIdcvxii9dztftjt5lqubdyk">
+      <w:hyperlink w:history="1" r:id="rIds2fcjlkgeof_l_aerqk2z">
         <w:r>
           <w:rPr>
             <w:rStyle w:val="Hyperlink"/>
@@ -1555,7 +1555,7 @@
       <w:r>
         <w:t xml:space="preserve"> — modifié — </w:t>
       </w:r>
-      <w:hyperlink w:history="1" r:id="rIdeyulpfg_66fpopb3ky4mg">
+      <w:hyperlink w:history="1" r:id="rIdfhxm5irpgmvqj0qf95p5r">
         <w:r>
           <w:rPr>
             <w:rStyle w:val="Hyperlink"/>
@@ -1584,7 +1584,7 @@
       <w:r>
         <w:t xml:space="preserve"> — modifié — </w:t>
       </w:r>
-      <w:hyperlink w:history="1" r:id="rIdpetpc17yquiw3pncblolk">
+      <w:hyperlink w:history="1" r:id="rIdg-vihncbwecu7dsjjjcjt">
         <w:r>
           <w:rPr>
             <w:rStyle w:val="Hyperlink"/>
@@ -1613,7 +1613,7 @@
       <w:r>
         <w:t xml:space="preserve"> — modifié — </w:t>
       </w:r>
-      <w:hyperlink w:history="1" r:id="rIdaqniuyuw3ncq8a0jtsdry">
+      <w:hyperlink w:history="1" r:id="rIdzkbps4lmnatz7oiek2er1">
         <w:r>
           <w:rPr>
             <w:rStyle w:val="Hyperlink"/>
@@ -1642,7 +1642,7 @@
       <w:r>
         <w:t xml:space="preserve"> — modifié — </w:t>
       </w:r>
-      <w:hyperlink w:history="1" r:id="rIdx_xjmqznx5ermtyptufsu">
+      <w:hyperlink w:history="1" r:id="rIdhjvcz67k-m7al2nkp5aac">
         <w:r>
           <w:rPr>
             <w:rStyle w:val="Hyperlink"/>
@@ -1671,7 +1671,7 @@
       <w:r>
         <w:t xml:space="preserve"> — modifié — </w:t>
       </w:r>
-      <w:hyperlink w:history="1" r:id="rIddhuh-ie5wj4kwqihxh6do">
+      <w:hyperlink w:history="1" r:id="rIdvyoy9jdsmlwdvibiwks5d">
         <w:r>
           <w:rPr>
             <w:rStyle w:val="Hyperlink"/>
@@ -1700,7 +1700,7 @@
       <w:r>
         <w:t xml:space="preserve"> — modifié — </w:t>
       </w:r>
-      <w:hyperlink w:history="1" r:id="rId0c3-zyeikr0tvmwdn2pg9">
+      <w:hyperlink w:history="1" r:id="rIdjhpdv5uzla0nhaacm86lv">
         <w:r>
           <w:rPr>
             <w:rStyle w:val="Hyperlink"/>
@@ -1729,7 +1729,7 @@
       <w:r>
         <w:t xml:space="preserve"> — modifié — </w:t>
       </w:r>
-      <w:hyperlink w:history="1" r:id="rIdegzldkb8wn78-vmiiyw20">
+      <w:hyperlink w:history="1" r:id="rIdwc0tms5wb0fmh6_naonz9">
         <w:r>
           <w:rPr>
             <w:rStyle w:val="Hyperlink"/>
@@ -1758,7 +1758,7 @@
       <w:r>
         <w:t xml:space="preserve"> — modifié — </w:t>
       </w:r>
-      <w:hyperlink w:history="1" r:id="rId9reouhridarswut1n3ceb">
+      <w:hyperlink w:history="1" r:id="rIdt_mdkaq-7vzytrmtdrhyb">
         <w:r>
           <w:rPr>
             <w:rStyle w:val="Hyperlink"/>
@@ -1787,7 +1787,7 @@
       <w:r>
         <w:t xml:space="preserve"> — modifié — </w:t>
       </w:r>
-      <w:hyperlink w:history="1" r:id="rIdgmimapwi4gqv01qg2-zpk">
+      <w:hyperlink w:history="1" r:id="rIdqigpaof9edj9objhx7yq-">
         <w:r>
           <w:rPr>
             <w:rStyle w:val="Hyperlink"/>
@@ -1816,7 +1816,7 @@
       <w:r>
         <w:t xml:space="preserve"> — modifié — </w:t>
       </w:r>
-      <w:hyperlink w:history="1" r:id="rId7-mmz7wlrbupknvwwrsig">
+      <w:hyperlink w:history="1" r:id="rId0owj6c8fnevfxrda11rey">
         <w:r>
           <w:rPr>
             <w:rStyle w:val="Hyperlink"/>
@@ -1845,7 +1845,7 @@
       <w:r>
         <w:t xml:space="preserve"> — modifié — </w:t>
       </w:r>
-      <w:hyperlink w:history="1" r:id="rIdcojlixejzux51rf5uz002">
+      <w:hyperlink w:history="1" r:id="rId07t4qdxx8cywpu9twgjhe">
         <w:r>
           <w:rPr>
             <w:rStyle w:val="Hyperlink"/>
@@ -1874,7 +1874,7 @@
       <w:r>
         <w:t xml:space="preserve"> — modifié — </w:t>
       </w:r>
-      <w:hyperlink w:history="1" r:id="rIdl3mzvz_yjl8r7yvaqagg7">
+      <w:hyperlink w:history="1" r:id="rIdxwyv4m7ajorb1budoe3mo">
         <w:r>
           <w:rPr>
             <w:rStyle w:val="Hyperlink"/>
@@ -1903,7 +1903,7 @@
       <w:r>
         <w:t xml:space="preserve"> — modifié — </w:t>
       </w:r>
-      <w:hyperlink w:history="1" r:id="rIdswoidgv-_w4rb8r-rnqdn">
+      <w:hyperlink w:history="1" r:id="rIdp5bsu3h7hho9ljvhtmgbx">
         <w:r>
           <w:rPr>
             <w:rStyle w:val="Hyperlink"/>
@@ -1932,7 +1932,7 @@
       <w:r>
         <w:t xml:space="preserve"> — modifié — </w:t>
       </w:r>
-      <w:hyperlink w:history="1" r:id="rIdeu0x_xysh-zik0ts0e8ge">
+      <w:hyperlink w:history="1" r:id="rId4ihu3nocpppmfiqrrg-3z">
         <w:r>
           <w:rPr>
             <w:rStyle w:val="Hyperlink"/>
@@ -1961,7 +1961,7 @@
       <w:r>
         <w:t xml:space="preserve"> — modifié — </w:t>
       </w:r>
-      <w:hyperlink w:history="1" r:id="rIdzdqriy51psbyd8bixnfmz">
+      <w:hyperlink w:history="1" r:id="rIdnk5xxse3koag5b_0tpmty">
         <w:r>
           <w:rPr>
             <w:rStyle w:val="Hyperlink"/>
@@ -1990,7 +1990,7 @@
       <w:r>
         <w:t xml:space="preserve"> — modifié — </w:t>
       </w:r>
-      <w:hyperlink w:history="1" r:id="rIdf9xywweddegkgwtsu9ma_">
+      <w:hyperlink w:history="1" r:id="rIdoogk-s3uszhhcm3ogrbww">
         <w:r>
           <w:rPr>
             <w:rStyle w:val="Hyperlink"/>
@@ -2027,7 +2027,7 @@
       <w:r>
         <w:t xml:space="preserve"> — modifié — </w:t>
       </w:r>
-      <w:hyperlink w:history="1" r:id="rIdqcux1do4ixmmisudhow1g">
+      <w:hyperlink w:history="1" r:id="rIdd4r5qassas72mourtnmw8">
         <w:r>
           <w:rPr>
             <w:rStyle w:val="Hyperlink"/>

--- a/docs/developpement/phases/word/PHASE_32_PREMIER_AUDIT_CODEX_ET_CORRECTIONS.docx
+++ b/docs/developpement/phases/word/PHASE_32_PREMIER_AUDIT_CODEX_ET_CORRECTIONS.docx
@@ -18,9 +18,9 @@
         <w:shd w:fill="F6F3FF" w:color="auto" w:val="clear"/>
       </w:pPr>
       <w:r>
-        <w:t xml:space="preserve">FlaiX Expert · dossier de développement · généré le 2026-10-04 depuis le dépôt </w:t>
-      </w:r>
-      <w:hyperlink w:history="1" r:id="rId2dfvzhan3gamwj5u8tdcj">
+        <w:t xml:space="preserve">FlaiX Expert · dossier de développement · généré le 2026-10-19 depuis le dépôt </w:t>
+      </w:r>
+      <w:hyperlink w:history="1" r:id="rIdmkcop5q54sjltgeli0fsz">
         <w:r>
           <w:rPr>
             <w:rStyle w:val="Hyperlink"/>
@@ -452,7 +452,7 @@
           <w:numId w:val="2"/>
         </w:numPr>
       </w:pPr>
-      <w:hyperlink w:history="1" r:id="rIdsnsyf4cjlealfzpt75fd-">
+      <w:hyperlink w:history="1" r:id="rIdhddgzieuihkpkkf4pcpul">
         <w:r>
           <w:rPr>
             <w:rStyle w:val="Hyperlink"/>
@@ -500,7 +500,7 @@
       <w:r>
         <w:t xml:space="preserve"> — modifié — </w:t>
       </w:r>
-      <w:hyperlink w:history="1" r:id="rId2eeke2hhwdjzf5s1pqyvw">
+      <w:hyperlink w:history="1" r:id="rId6cnq405-kr_hk2dyfwlwl">
         <w:r>
           <w:rPr>
             <w:rStyle w:val="Hyperlink"/>
@@ -529,7 +529,7 @@
       <w:r>
         <w:t xml:space="preserve"> — modifié — </w:t>
       </w:r>
-      <w:hyperlink w:history="1" r:id="rIdhbr7lvp9ivlfpq1b5fsz2">
+      <w:hyperlink w:history="1" r:id="rIdgj6redifa43d_qu0lbfe5">
         <w:r>
           <w:rPr>
             <w:rStyle w:val="Hyperlink"/>
@@ -558,7 +558,7 @@
       <w:r>
         <w:t xml:space="preserve"> — créé — </w:t>
       </w:r>
-      <w:hyperlink w:history="1" r:id="rIdh_bu32p3cytiobyk62doz">
+      <w:hyperlink w:history="1" r:id="rIdh50llhi3yndiqa7ifjc79">
         <w:r>
           <w:rPr>
             <w:rStyle w:val="Hyperlink"/>
@@ -587,7 +587,7 @@
       <w:r>
         <w:t xml:space="preserve"> — créé — </w:t>
       </w:r>
-      <w:hyperlink w:history="1" r:id="rIdazctlny5c4k_8mpo-m4kj">
+      <w:hyperlink w:history="1" r:id="rId0nbpgrmytar-hm4icntgk">
         <w:r>
           <w:rPr>
             <w:rStyle w:val="Hyperlink"/>
@@ -624,7 +624,7 @@
       <w:r>
         <w:t xml:space="preserve"> — modifié — </w:t>
       </w:r>
-      <w:hyperlink w:history="1" r:id="rId-zcgloduwthc1dc7uqz-u">
+      <w:hyperlink w:history="1" r:id="rIdhzxiefzjyi28ymc9gpwmx">
         <w:r>
           <w:rPr>
             <w:rStyle w:val="Hyperlink"/>
@@ -661,7 +661,7 @@
       <w:r>
         <w:t xml:space="preserve"> — modifié — </w:t>
       </w:r>
-      <w:hyperlink w:history="1" r:id="rIdtudhb_1gbppoyfh0xmfec">
+      <w:hyperlink w:history="1" r:id="rIdmdc9lpt4kbkvuizqyus2x">
         <w:r>
           <w:rPr>
             <w:rStyle w:val="Hyperlink"/>
@@ -690,7 +690,7 @@
       <w:r>
         <w:t xml:space="preserve"> — modifié — </w:t>
       </w:r>
-      <w:hyperlink w:history="1" r:id="rIddzzfov1rivyvotny5nu3y">
+      <w:hyperlink w:history="1" r:id="rIdeqfa_gjwcpiqofi3t_ksd">
         <w:r>
           <w:rPr>
             <w:rStyle w:val="Hyperlink"/>
@@ -727,7 +727,7 @@
       <w:r>
         <w:t xml:space="preserve"> — modifié — </w:t>
       </w:r>
-      <w:hyperlink w:history="1" r:id="rIdaz3strftsm1wwcj3mirfp">
+      <w:hyperlink w:history="1" r:id="rId7mjzac9xuwr5rde9hhn4f">
         <w:r>
           <w:rPr>
             <w:rStyle w:val="Hyperlink"/>
@@ -756,7 +756,7 @@
       <w:r>
         <w:t xml:space="preserve"> — modifié — </w:t>
       </w:r>
-      <w:hyperlink w:history="1" r:id="rIdz1andwm7tuztgmppzyo_c">
+      <w:hyperlink w:history="1" r:id="rIdpmhzromwe5z12nbhj6-ms">
         <w:r>
           <w:rPr>
             <w:rStyle w:val="Hyperlink"/>
@@ -785,7 +785,7 @@
       <w:r>
         <w:t xml:space="preserve"> — modifié — </w:t>
       </w:r>
-      <w:hyperlink w:history="1" r:id="rIdwpggvqdn4vpqpy1zvdzoq">
+      <w:hyperlink w:history="1" r:id="rId8ug3k7r9n8pelyinyhpzs">
         <w:r>
           <w:rPr>
             <w:rStyle w:val="Hyperlink"/>
@@ -814,7 +814,7 @@
       <w:r>
         <w:t xml:space="preserve"> — créé — </w:t>
       </w:r>
-      <w:hyperlink w:history="1" r:id="rIdvmk9emo09cyoausmlsvc8">
+      <w:hyperlink w:history="1" r:id="rId2_rx7n7dpbeg1tssb5em6">
         <w:r>
           <w:rPr>
             <w:rStyle w:val="Hyperlink"/>
@@ -843,7 +843,7 @@
       <w:r>
         <w:t xml:space="preserve"> — créé — </w:t>
       </w:r>
-      <w:hyperlink w:history="1" r:id="rId_h67tabiuxqrzgfsnt2g1">
+      <w:hyperlink w:history="1" r:id="rIdeumebeyvroyrzsmvqs5ix">
         <w:r>
           <w:rPr>
             <w:rStyle w:val="Hyperlink"/>
@@ -880,7 +880,7 @@
       <w:r>
         <w:t xml:space="preserve"> — modifié — </w:t>
       </w:r>
-      <w:hyperlink w:history="1" r:id="rIda9sonllvx37_1zdtfogyn">
+      <w:hyperlink w:history="1" r:id="rId2ys5dswwl8jca6kpqakp7">
         <w:r>
           <w:rPr>
             <w:rStyle w:val="Hyperlink"/>
@@ -917,7 +917,7 @@
       <w:r>
         <w:t xml:space="preserve"> — modifié — </w:t>
       </w:r>
-      <w:hyperlink w:history="1" r:id="rIdnxrtmh8i1_atr9mn5mqyk">
+      <w:hyperlink w:history="1" r:id="rIdfzvg7gpcnqdgedfgnp7oc">
         <w:r>
           <w:rPr>
             <w:rStyle w:val="Hyperlink"/>
@@ -946,7 +946,7 @@
       <w:r>
         <w:t xml:space="preserve"> — modifié — </w:t>
       </w:r>
-      <w:hyperlink w:history="1" r:id="rIdjj20f7_bykj7jhofixft6">
+      <w:hyperlink w:history="1" r:id="rId58xp7q3qqwil4z7cwzj8k">
         <w:r>
           <w:rPr>
             <w:rStyle w:val="Hyperlink"/>
@@ -975,7 +975,7 @@
       <w:r>
         <w:t xml:space="preserve"> — modifié — </w:t>
       </w:r>
-      <w:hyperlink w:history="1" r:id="rIdbyt2e2w13blbrvwrbeqqz">
+      <w:hyperlink w:history="1" r:id="rIdqgcexdv5bvwhvenafx4vg">
         <w:r>
           <w:rPr>
             <w:rStyle w:val="Hyperlink"/>
@@ -1004,7 +1004,7 @@
       <w:r>
         <w:t xml:space="preserve"> — modifié — </w:t>
       </w:r>
-      <w:hyperlink w:history="1" r:id="rIdhwqkzekrhpylp2qjpuaxm">
+      <w:hyperlink w:history="1" r:id="rId0a6l1uszgfzhmvou0vlpa">
         <w:r>
           <w:rPr>
             <w:rStyle w:val="Hyperlink"/>
@@ -1033,7 +1033,7 @@
       <w:r>
         <w:t xml:space="preserve"> — modifié — </w:t>
       </w:r>
-      <w:hyperlink w:history="1" r:id="rIddn2ra76srjo5orbnihelj">
+      <w:hyperlink w:history="1" r:id="rIdfjyqft69oojfjjruj9wnz">
         <w:r>
           <w:rPr>
             <w:rStyle w:val="Hyperlink"/>
@@ -1062,7 +1062,7 @@
       <w:r>
         <w:t xml:space="preserve"> — modifié — </w:t>
       </w:r>
-      <w:hyperlink w:history="1" r:id="rIdl7s5qcndheu4zjkgjwnhk">
+      <w:hyperlink w:history="1" r:id="rIdtlru2xnmfmluu7ttpzxxe">
         <w:r>
           <w:rPr>
             <w:rStyle w:val="Hyperlink"/>
@@ -1091,7 +1091,7 @@
       <w:r>
         <w:t xml:space="preserve"> — modifié — </w:t>
       </w:r>
-      <w:hyperlink w:history="1" r:id="rIdtbz-_cbdslxoysaqyhjky">
+      <w:hyperlink w:history="1" r:id="rIdi2h2girvglbv2qhgge2o9">
         <w:r>
           <w:rPr>
             <w:rStyle w:val="Hyperlink"/>
@@ -1120,7 +1120,7 @@
       <w:r>
         <w:t xml:space="preserve"> — modifié — </w:t>
       </w:r>
-      <w:hyperlink w:history="1" r:id="rIdxrhwtqxpoalddotsmfazl">
+      <w:hyperlink w:history="1" r:id="rIduiz8ywdldxamuqm02r0ox">
         <w:r>
           <w:rPr>
             <w:rStyle w:val="Hyperlink"/>
@@ -1149,7 +1149,7 @@
       <w:r>
         <w:t xml:space="preserve"> — modifié — </w:t>
       </w:r>
-      <w:hyperlink w:history="1" r:id="rIdfztl77uenhfe9ry8ogpzc">
+      <w:hyperlink w:history="1" r:id="rIdiffvqdtok8mgaki2_fw5o">
         <w:r>
           <w:rPr>
             <w:rStyle w:val="Hyperlink"/>
@@ -1178,7 +1178,7 @@
       <w:r>
         <w:t xml:space="preserve"> — modifié — </w:t>
       </w:r>
-      <w:hyperlink w:history="1" r:id="rIdjn4qqztg67rkojttwkejf">
+      <w:hyperlink w:history="1" r:id="rIdqsczidbixm8ain1ytscov">
         <w:r>
           <w:rPr>
             <w:rStyle w:val="Hyperlink"/>
@@ -1207,7 +1207,7 @@
       <w:r>
         <w:t xml:space="preserve"> — modifié — </w:t>
       </w:r>
-      <w:hyperlink w:history="1" r:id="rIdxg6zb0fzil-tskpy853dg">
+      <w:hyperlink w:history="1" r:id="rId6asonp-zlo54nsgqvkuv8">
         <w:r>
           <w:rPr>
             <w:rStyle w:val="Hyperlink"/>
@@ -1236,7 +1236,7 @@
       <w:r>
         <w:t xml:space="preserve"> — modifié — </w:t>
       </w:r>
-      <w:hyperlink w:history="1" r:id="rIdxvl5owgs8vsyoc6lwenoa">
+      <w:hyperlink w:history="1" r:id="rId8l3rxva01f_beuun2lwdh">
         <w:r>
           <w:rPr>
             <w:rStyle w:val="Hyperlink"/>
@@ -1265,7 +1265,7 @@
       <w:r>
         <w:t xml:space="preserve"> — modifié — </w:t>
       </w:r>
-      <w:hyperlink w:history="1" r:id="rIdjx7mpgobhmdsbf7b8or_i">
+      <w:hyperlink w:history="1" r:id="rId-9s9unzclspgcuflzdjge">
         <w:r>
           <w:rPr>
             <w:rStyle w:val="Hyperlink"/>
@@ -1294,7 +1294,7 @@
       <w:r>
         <w:t xml:space="preserve"> — modifié — </w:t>
       </w:r>
-      <w:hyperlink w:history="1" r:id="rIdy4dw9pjegow4et-xa9ypn">
+      <w:hyperlink w:history="1" r:id="rIdkzpx0n2dbljer7njtvp-p">
         <w:r>
           <w:rPr>
             <w:rStyle w:val="Hyperlink"/>
@@ -1323,7 +1323,7 @@
       <w:r>
         <w:t xml:space="preserve"> — modifié — </w:t>
       </w:r>
-      <w:hyperlink w:history="1" r:id="rIdevkjffiz30usjpqsjb1kt">
+      <w:hyperlink w:history="1" r:id="rIdkiohxpqrew-wkcy1v8uaa">
         <w:r>
           <w:rPr>
             <w:rStyle w:val="Hyperlink"/>
@@ -1352,7 +1352,7 @@
       <w:r>
         <w:t xml:space="preserve"> — modifié — </w:t>
       </w:r>
-      <w:hyperlink w:history="1" r:id="rIdotuv7hwmk3igqqusnnevh">
+      <w:hyperlink w:history="1" r:id="rIdgkzufl2t4eodcripk8zru">
         <w:r>
           <w:rPr>
             <w:rStyle w:val="Hyperlink"/>
@@ -1381,7 +1381,7 @@
       <w:r>
         <w:t xml:space="preserve"> — modifié — </w:t>
       </w:r>
-      <w:hyperlink w:history="1" r:id="rIdyupndci01tgkzjfmyvxfd">
+      <w:hyperlink w:history="1" r:id="rIdkkbetyjkwwfxqfbumzaii">
         <w:r>
           <w:rPr>
             <w:rStyle w:val="Hyperlink"/>
@@ -1410,7 +1410,7 @@
       <w:r>
         <w:t xml:space="preserve"> — modifié — </w:t>
       </w:r>
-      <w:hyperlink w:history="1" r:id="rIdlxrwo0felatfx44lrenxv">
+      <w:hyperlink w:history="1" r:id="rIdww9_zxm5unmir5qke-vdc">
         <w:r>
           <w:rPr>
             <w:rStyle w:val="Hyperlink"/>
@@ -1439,7 +1439,7 @@
       <w:r>
         <w:t xml:space="preserve"> — modifié — </w:t>
       </w:r>
-      <w:hyperlink w:history="1" r:id="rIdzuvnyypltsoamllygqan7">
+      <w:hyperlink w:history="1" r:id="rIdalc2rspzw-v3r44jit2hd">
         <w:r>
           <w:rPr>
             <w:rStyle w:val="Hyperlink"/>
@@ -1468,7 +1468,7 @@
       <w:r>
         <w:t xml:space="preserve"> — modifié — </w:t>
       </w:r>
-      <w:hyperlink w:history="1" r:id="rIdjzzksaeknrurot_azxirh">
+      <w:hyperlink w:history="1" r:id="rIdy7qy5b2r1eaotej45341d">
         <w:r>
           <w:rPr>
             <w:rStyle w:val="Hyperlink"/>
@@ -1497,7 +1497,7 @@
       <w:r>
         <w:t xml:space="preserve"> — modifié — </w:t>
       </w:r>
-      <w:hyperlink w:history="1" r:id="rId3b9s7mujuchifzo7wsvql">
+      <w:hyperlink w:history="1" r:id="rIdht0jmvq6odsmrhd1jsly1">
         <w:r>
           <w:rPr>
             <w:rStyle w:val="Hyperlink"/>
@@ -1526,7 +1526,7 @@
       <w:r>
         <w:t xml:space="preserve"> — modifié — </w:t>
       </w:r>
-      <w:hyperlink w:history="1" r:id="rIds2fcjlkgeof_l_aerqk2z">
+      <w:hyperlink w:history="1" r:id="rIdnya_tvyupckfjvgoaicuy">
         <w:r>
           <w:rPr>
             <w:rStyle w:val="Hyperlink"/>
@@ -1555,7 +1555,7 @@
       <w:r>
         <w:t xml:space="preserve"> — modifié — </w:t>
       </w:r>
-      <w:hyperlink w:history="1" r:id="rIdfhxm5irpgmvqj0qf95p5r">
+      <w:hyperlink w:history="1" r:id="rIdyave4ybqurpfxiabqde1d">
         <w:r>
           <w:rPr>
             <w:rStyle w:val="Hyperlink"/>
@@ -1584,7 +1584,7 @@
       <w:r>
         <w:t xml:space="preserve"> — modifié — </w:t>
       </w:r>
-      <w:hyperlink w:history="1" r:id="rIdg-vihncbwecu7dsjjjcjt">
+      <w:hyperlink w:history="1" r:id="rIdrpbpqa4zft_25jeu1p9vi">
         <w:r>
           <w:rPr>
             <w:rStyle w:val="Hyperlink"/>
@@ -1613,7 +1613,7 @@
       <w:r>
         <w:t xml:space="preserve"> — modifié — </w:t>
       </w:r>
-      <w:hyperlink w:history="1" r:id="rIdzkbps4lmnatz7oiek2er1">
+      <w:hyperlink w:history="1" r:id="rIdigbj0wu-bqei6kr-uraza">
         <w:r>
           <w:rPr>
             <w:rStyle w:val="Hyperlink"/>
@@ -1642,7 +1642,7 @@
       <w:r>
         <w:t xml:space="preserve"> — modifié — </w:t>
       </w:r>
-      <w:hyperlink w:history="1" r:id="rIdhjvcz67k-m7al2nkp5aac">
+      <w:hyperlink w:history="1" r:id="rIdjxr7hlbefkojqisr-qqun">
         <w:r>
           <w:rPr>
             <w:rStyle w:val="Hyperlink"/>
@@ -1671,7 +1671,7 @@
       <w:r>
         <w:t xml:space="preserve"> — modifié — </w:t>
       </w:r>
-      <w:hyperlink w:history="1" r:id="rIdvyoy9jdsmlwdvibiwks5d">
+      <w:hyperlink w:history="1" r:id="rIdtydhvdshx4dbundgbnvmd">
         <w:r>
           <w:rPr>
             <w:rStyle w:val="Hyperlink"/>
@@ -1700,7 +1700,7 @@
       <w:r>
         <w:t xml:space="preserve"> — modifié — </w:t>
       </w:r>
-      <w:hyperlink w:history="1" r:id="rIdjhpdv5uzla0nhaacm86lv">
+      <w:hyperlink w:history="1" r:id="rIdqbry6c4w4xignqtri_ayc">
         <w:r>
           <w:rPr>
             <w:rStyle w:val="Hyperlink"/>
@@ -1729,7 +1729,7 @@
       <w:r>
         <w:t xml:space="preserve"> — modifié — </w:t>
       </w:r>
-      <w:hyperlink w:history="1" r:id="rIdwc0tms5wb0fmh6_naonz9">
+      <w:hyperlink w:history="1" r:id="rIdsmfffv9ckncwya5cy_lwn">
         <w:r>
           <w:rPr>
             <w:rStyle w:val="Hyperlink"/>
@@ -1758,7 +1758,7 @@
       <w:r>
         <w:t xml:space="preserve"> — modifié — </w:t>
       </w:r>
-      <w:hyperlink w:history="1" r:id="rIdt_mdkaq-7vzytrmtdrhyb">
+      <w:hyperlink w:history="1" r:id="rIdcjtj5jwrnwdd0lyhassy0">
         <w:r>
           <w:rPr>
             <w:rStyle w:val="Hyperlink"/>
@@ -1787,7 +1787,7 @@
       <w:r>
         <w:t xml:space="preserve"> — modifié — </w:t>
       </w:r>
-      <w:hyperlink w:history="1" r:id="rIdqigpaof9edj9objhx7yq-">
+      <w:hyperlink w:history="1" r:id="rId1p-e5h1rzddrttpelze2c">
         <w:r>
           <w:rPr>
             <w:rStyle w:val="Hyperlink"/>
@@ -1816,7 +1816,7 @@
       <w:r>
         <w:t xml:space="preserve"> — modifié — </w:t>
       </w:r>
-      <w:hyperlink w:history="1" r:id="rId0owj6c8fnevfxrda11rey">
+      <w:hyperlink w:history="1" r:id="rIdgxbd0mjgwupa96tsppbuj">
         <w:r>
           <w:rPr>
             <w:rStyle w:val="Hyperlink"/>
@@ -1845,7 +1845,7 @@
       <w:r>
         <w:t xml:space="preserve"> — modifié — </w:t>
       </w:r>
-      <w:hyperlink w:history="1" r:id="rId07t4qdxx8cywpu9twgjhe">
+      <w:hyperlink w:history="1" r:id="rId0hs1vowc2cxwpsj-rho5d">
         <w:r>
           <w:rPr>
             <w:rStyle w:val="Hyperlink"/>
@@ -1874,7 +1874,7 @@
       <w:r>
         <w:t xml:space="preserve"> — modifié — </w:t>
       </w:r>
-      <w:hyperlink w:history="1" r:id="rIdxwyv4m7ajorb1budoe3mo">
+      <w:hyperlink w:history="1" r:id="rId2jpcv9fy3cyjd5yo_yv9q">
         <w:r>
           <w:rPr>
             <w:rStyle w:val="Hyperlink"/>
@@ -1903,7 +1903,7 @@
       <w:r>
         <w:t xml:space="preserve"> — modifié — </w:t>
       </w:r>
-      <w:hyperlink w:history="1" r:id="rIdp5bsu3h7hho9ljvhtmgbx">
+      <w:hyperlink w:history="1" r:id="rIdmyzds4nse-bnbf3shb-wd">
         <w:r>
           <w:rPr>
             <w:rStyle w:val="Hyperlink"/>
@@ -1932,7 +1932,7 @@
       <w:r>
         <w:t xml:space="preserve"> — modifié — </w:t>
       </w:r>
-      <w:hyperlink w:history="1" r:id="rId4ihu3nocpppmfiqrrg-3z">
+      <w:hyperlink w:history="1" r:id="rIdhfddwtl3glcxes0sv5i4s">
         <w:r>
           <w:rPr>
             <w:rStyle w:val="Hyperlink"/>
@@ -1961,7 +1961,7 @@
       <w:r>
         <w:t xml:space="preserve"> — modifié — </w:t>
       </w:r>
-      <w:hyperlink w:history="1" r:id="rIdnk5xxse3koag5b_0tpmty">
+      <w:hyperlink w:history="1" r:id="rId7vakrvz-odnphbnro70rv">
         <w:r>
           <w:rPr>
             <w:rStyle w:val="Hyperlink"/>
@@ -1990,7 +1990,7 @@
       <w:r>
         <w:t xml:space="preserve"> — modifié — </w:t>
       </w:r>
-      <w:hyperlink w:history="1" r:id="rIdoogk-s3uszhhcm3ogrbww">
+      <w:hyperlink w:history="1" r:id="rId61djnseman5bj-jspwjkv">
         <w:r>
           <w:rPr>
             <w:rStyle w:val="Hyperlink"/>
@@ -2027,7 +2027,7 @@
       <w:r>
         <w:t xml:space="preserve"> — modifié — </w:t>
       </w:r>
-      <w:hyperlink w:history="1" r:id="rIdd4r5qassas72mourtnmw8">
+      <w:hyperlink w:history="1" r:id="rId0dggddqed6-rilvv7feas">
         <w:r>
           <w:rPr>
             <w:rStyle w:val="Hyperlink"/>

--- a/docs/developpement/phases/word/PHASE_32_PREMIER_AUDIT_CODEX_ET_CORRECTIONS.docx
+++ b/docs/developpement/phases/word/PHASE_32_PREMIER_AUDIT_CODEX_ET_CORRECTIONS.docx
@@ -20,7 +20,7 @@
       <w:r>
         <w:t xml:space="preserve">FlaiX Expert · dossier de développement · généré le 2026-10-19 depuis le dépôt </w:t>
       </w:r>
-      <w:hyperlink w:history="1" r:id="rIdmkcop5q54sjltgeli0fsz">
+      <w:hyperlink w:history="1" r:id="rId583l2xkcjeapd1wm4cced">
         <w:r>
           <w:rPr>
             <w:rStyle w:val="Hyperlink"/>
@@ -452,7 +452,7 @@
           <w:numId w:val="2"/>
         </w:numPr>
       </w:pPr>
-      <w:hyperlink w:history="1" r:id="rIdhddgzieuihkpkkf4pcpul">
+      <w:hyperlink w:history="1" r:id="rIdlqq0kjltkvi7siocvju9e">
         <w:r>
           <w:rPr>
             <w:rStyle w:val="Hyperlink"/>
@@ -500,7 +500,7 @@
       <w:r>
         <w:t xml:space="preserve"> — modifié — </w:t>
       </w:r>
-      <w:hyperlink w:history="1" r:id="rId6cnq405-kr_hk2dyfwlwl">
+      <w:hyperlink w:history="1" r:id="rIdviqvlh91qthwaflu1_hqq">
         <w:r>
           <w:rPr>
             <w:rStyle w:val="Hyperlink"/>
@@ -529,7 +529,7 @@
       <w:r>
         <w:t xml:space="preserve"> — modifié — </w:t>
       </w:r>
-      <w:hyperlink w:history="1" r:id="rIdgj6redifa43d_qu0lbfe5">
+      <w:hyperlink w:history="1" r:id="rIds-z52q0oib4ecjk08vnel">
         <w:r>
           <w:rPr>
             <w:rStyle w:val="Hyperlink"/>
@@ -558,7 +558,7 @@
       <w:r>
         <w:t xml:space="preserve"> — créé — </w:t>
       </w:r>
-      <w:hyperlink w:history="1" r:id="rIdh50llhi3yndiqa7ifjc79">
+      <w:hyperlink w:history="1" r:id="rId8dyoff0k0jl5xjplt5iqr">
         <w:r>
           <w:rPr>
             <w:rStyle w:val="Hyperlink"/>
@@ -587,7 +587,7 @@
       <w:r>
         <w:t xml:space="preserve"> — créé — </w:t>
       </w:r>
-      <w:hyperlink w:history="1" r:id="rId0nbpgrmytar-hm4icntgk">
+      <w:hyperlink w:history="1" r:id="rId1zef7uzuyba6tl0cuywnf">
         <w:r>
           <w:rPr>
             <w:rStyle w:val="Hyperlink"/>
@@ -624,7 +624,7 @@
       <w:r>
         <w:t xml:space="preserve"> — modifié — </w:t>
       </w:r>
-      <w:hyperlink w:history="1" r:id="rIdhzxiefzjyi28ymc9gpwmx">
+      <w:hyperlink w:history="1" r:id="rId2fqdlkgibkvityipewmxe">
         <w:r>
           <w:rPr>
             <w:rStyle w:val="Hyperlink"/>
@@ -661,7 +661,7 @@
       <w:r>
         <w:t xml:space="preserve"> — modifié — </w:t>
       </w:r>
-      <w:hyperlink w:history="1" r:id="rIdmdc9lpt4kbkvuizqyus2x">
+      <w:hyperlink w:history="1" r:id="rId7wnmajnjc_4plefzigatw">
         <w:r>
           <w:rPr>
             <w:rStyle w:val="Hyperlink"/>
@@ -690,7 +690,7 @@
       <w:r>
         <w:t xml:space="preserve"> — modifié — </w:t>
       </w:r>
-      <w:hyperlink w:history="1" r:id="rIdeqfa_gjwcpiqofi3t_ksd">
+      <w:hyperlink w:history="1" r:id="rIdjclhk286o4jedekfwp0p0">
         <w:r>
           <w:rPr>
             <w:rStyle w:val="Hyperlink"/>
@@ -727,7 +727,7 @@
       <w:r>
         <w:t xml:space="preserve"> — modifié — </w:t>
       </w:r>
-      <w:hyperlink w:history="1" r:id="rId7mjzac9xuwr5rde9hhn4f">
+      <w:hyperlink w:history="1" r:id="rIdi6jmobscalwmu1l7gagw-">
         <w:r>
           <w:rPr>
             <w:rStyle w:val="Hyperlink"/>
@@ -756,7 +756,7 @@
       <w:r>
         <w:t xml:space="preserve"> — modifié — </w:t>
       </w:r>
-      <w:hyperlink w:history="1" r:id="rIdpmhzromwe5z12nbhj6-ms">
+      <w:hyperlink w:history="1" r:id="rIdp076goiuz1u3wnpabl3hb">
         <w:r>
           <w:rPr>
             <w:rStyle w:val="Hyperlink"/>
@@ -785,7 +785,7 @@
       <w:r>
         <w:t xml:space="preserve"> — modifié — </w:t>
       </w:r>
-      <w:hyperlink w:history="1" r:id="rId8ug3k7r9n8pelyinyhpzs">
+      <w:hyperlink w:history="1" r:id="rIdwfa80dgajac7a8c8bsvle">
         <w:r>
           <w:rPr>
             <w:rStyle w:val="Hyperlink"/>
@@ -814,7 +814,7 @@
       <w:r>
         <w:t xml:space="preserve"> — créé — </w:t>
       </w:r>
-      <w:hyperlink w:history="1" r:id="rId2_rx7n7dpbeg1tssb5em6">
+      <w:hyperlink w:history="1" r:id="rIdro2kifu270fd4zuuwp1ex">
         <w:r>
           <w:rPr>
             <w:rStyle w:val="Hyperlink"/>
@@ -843,7 +843,7 @@
       <w:r>
         <w:t xml:space="preserve"> — créé — </w:t>
       </w:r>
-      <w:hyperlink w:history="1" r:id="rIdeumebeyvroyrzsmvqs5ix">
+      <w:hyperlink w:history="1" r:id="rId-vabhlrqxjmq64jmdh9eu">
         <w:r>
           <w:rPr>
             <w:rStyle w:val="Hyperlink"/>
@@ -880,7 +880,7 @@
       <w:r>
         <w:t xml:space="preserve"> — modifié — </w:t>
       </w:r>
-      <w:hyperlink w:history="1" r:id="rId2ys5dswwl8jca6kpqakp7">
+      <w:hyperlink w:history="1" r:id="rIdidvp8tvl4ak-psurzmip_">
         <w:r>
           <w:rPr>
             <w:rStyle w:val="Hyperlink"/>
@@ -917,7 +917,7 @@
       <w:r>
         <w:t xml:space="preserve"> — modifié — </w:t>
       </w:r>
-      <w:hyperlink w:history="1" r:id="rIdfzvg7gpcnqdgedfgnp7oc">
+      <w:hyperlink w:history="1" r:id="rIdh0skc5pr7joiy6kpukouv">
         <w:r>
           <w:rPr>
             <w:rStyle w:val="Hyperlink"/>
@@ -946,7 +946,7 @@
       <w:r>
         <w:t xml:space="preserve"> — modifié — </w:t>
       </w:r>
-      <w:hyperlink w:history="1" r:id="rId58xp7q3qqwil4z7cwzj8k">
+      <w:hyperlink w:history="1" r:id="rIdzhkewbglz6oizjhqhlwu7">
         <w:r>
           <w:rPr>
             <w:rStyle w:val="Hyperlink"/>
@@ -975,7 +975,7 @@
       <w:r>
         <w:t xml:space="preserve"> — modifié — </w:t>
       </w:r>
-      <w:hyperlink w:history="1" r:id="rIdqgcexdv5bvwhvenafx4vg">
+      <w:hyperlink w:history="1" r:id="rIdljhymxeebhwrgemyogfis">
         <w:r>
           <w:rPr>
             <w:rStyle w:val="Hyperlink"/>
@@ -1004,7 +1004,7 @@
       <w:r>
         <w:t xml:space="preserve"> — modifié — </w:t>
       </w:r>
-      <w:hyperlink w:history="1" r:id="rId0a6l1uszgfzhmvou0vlpa">
+      <w:hyperlink w:history="1" r:id="rIdp6buodcyp3mznpjefx-pg">
         <w:r>
           <w:rPr>
             <w:rStyle w:val="Hyperlink"/>
@@ -1033,7 +1033,7 @@
       <w:r>
         <w:t xml:space="preserve"> — modifié — </w:t>
       </w:r>
-      <w:hyperlink w:history="1" r:id="rIdfjyqft69oojfjjruj9wnz">
+      <w:hyperlink w:history="1" r:id="rId6xyt2gqky0mb7dzkubsup">
         <w:r>
           <w:rPr>
             <w:rStyle w:val="Hyperlink"/>
@@ -1062,7 +1062,7 @@
       <w:r>
         <w:t xml:space="preserve"> — modifié — </w:t>
       </w:r>
-      <w:hyperlink w:history="1" r:id="rIdtlru2xnmfmluu7ttpzxxe">
+      <w:hyperlink w:history="1" r:id="rIdluckcenwdosapnz0eg-u4">
         <w:r>
           <w:rPr>
             <w:rStyle w:val="Hyperlink"/>
@@ -1091,7 +1091,7 @@
       <w:r>
         <w:t xml:space="preserve"> — modifié — </w:t>
       </w:r>
-      <w:hyperlink w:history="1" r:id="rIdi2h2girvglbv2qhgge2o9">
+      <w:hyperlink w:history="1" r:id="rIdendjfcx-mm3mgirijdcpr">
         <w:r>
           <w:rPr>
             <w:rStyle w:val="Hyperlink"/>
@@ -1120,7 +1120,7 @@
       <w:r>
         <w:t xml:space="preserve"> — modifié — </w:t>
       </w:r>
-      <w:hyperlink w:history="1" r:id="rIduiz8ywdldxamuqm02r0ox">
+      <w:hyperlink w:history="1" r:id="rIdqc2lks1hs2of0w5dqvuoc">
         <w:r>
           <w:rPr>
             <w:rStyle w:val="Hyperlink"/>
@@ -1149,7 +1149,7 @@
       <w:r>
         <w:t xml:space="preserve"> — modifié — </w:t>
       </w:r>
-      <w:hyperlink w:history="1" r:id="rIdiffvqdtok8mgaki2_fw5o">
+      <w:hyperlink w:history="1" r:id="rIdlou14neuxhtn-c-mpksvw">
         <w:r>
           <w:rPr>
             <w:rStyle w:val="Hyperlink"/>
@@ -1178,7 +1178,7 @@
       <w:r>
         <w:t xml:space="preserve"> — modifié — </w:t>
       </w:r>
-      <w:hyperlink w:history="1" r:id="rIdqsczidbixm8ain1ytscov">
+      <w:hyperlink w:history="1" r:id="rIdw-67spbozbitqxyvpyipn">
         <w:r>
           <w:rPr>
             <w:rStyle w:val="Hyperlink"/>
@@ -1207,7 +1207,7 @@
       <w:r>
         <w:t xml:space="preserve"> — modifié — </w:t>
       </w:r>
-      <w:hyperlink w:history="1" r:id="rId6asonp-zlo54nsgqvkuv8">
+      <w:hyperlink w:history="1" r:id="rId91vizygdfc8mkrycheydd">
         <w:r>
           <w:rPr>
             <w:rStyle w:val="Hyperlink"/>
@@ -1236,7 +1236,7 @@
       <w:r>
         <w:t xml:space="preserve"> — modifié — </w:t>
       </w:r>
-      <w:hyperlink w:history="1" r:id="rId8l3rxva01f_beuun2lwdh">
+      <w:hyperlink w:history="1" r:id="rIdnzckwyzldnyxgw0m1xcwu">
         <w:r>
           <w:rPr>
             <w:rStyle w:val="Hyperlink"/>
@@ -1265,7 +1265,7 @@
       <w:r>
         <w:t xml:space="preserve"> — modifié — </w:t>
       </w:r>
-      <w:hyperlink w:history="1" r:id="rId-9s9unzclspgcuflzdjge">
+      <w:hyperlink w:history="1" r:id="rIde4v7kyjlon7f69cim8-qw">
         <w:r>
           <w:rPr>
             <w:rStyle w:val="Hyperlink"/>
@@ -1294,7 +1294,7 @@
       <w:r>
         <w:t xml:space="preserve"> — modifié — </w:t>
       </w:r>
-      <w:hyperlink w:history="1" r:id="rIdkzpx0n2dbljer7njtvp-p">
+      <w:hyperlink w:history="1" r:id="rIdmxkh1id2uq2ndvygvl30t">
         <w:r>
           <w:rPr>
             <w:rStyle w:val="Hyperlink"/>
@@ -1323,7 +1323,7 @@
       <w:r>
         <w:t xml:space="preserve"> — modifié — </w:t>
       </w:r>
-      <w:hyperlink w:history="1" r:id="rIdkiohxpqrew-wkcy1v8uaa">
+      <w:hyperlink w:history="1" r:id="rIdqp4tbiiiykchlrcdptrj-">
         <w:r>
           <w:rPr>
             <w:rStyle w:val="Hyperlink"/>
@@ -1352,7 +1352,7 @@
       <w:r>
         <w:t xml:space="preserve"> — modifié — </w:t>
       </w:r>
-      <w:hyperlink w:history="1" r:id="rIdgkzufl2t4eodcripk8zru">
+      <w:hyperlink w:history="1" r:id="rId9e85yvloidpy3piaby5zy">
         <w:r>
           <w:rPr>
             <w:rStyle w:val="Hyperlink"/>
@@ -1381,7 +1381,7 @@
       <w:r>
         <w:t xml:space="preserve"> — modifié — </w:t>
       </w:r>
-      <w:hyperlink w:history="1" r:id="rIdkkbetyjkwwfxqfbumzaii">
+      <w:hyperlink w:history="1" r:id="rIdwmv54-iaatw_mlnx7zkzz">
         <w:r>
           <w:rPr>
             <w:rStyle w:val="Hyperlink"/>
@@ -1410,7 +1410,7 @@
       <w:r>
         <w:t xml:space="preserve"> — modifié — </w:t>
       </w:r>
-      <w:hyperlink w:history="1" r:id="rIdww9_zxm5unmir5qke-vdc">
+      <w:hyperlink w:history="1" r:id="rIdl7ygnupwd-6higcsrinrc">
         <w:r>
           <w:rPr>
             <w:rStyle w:val="Hyperlink"/>
@@ -1439,7 +1439,7 @@
       <w:r>
         <w:t xml:space="preserve"> — modifié — </w:t>
       </w:r>
-      <w:hyperlink w:history="1" r:id="rIdalc2rspzw-v3r44jit2hd">
+      <w:hyperlink w:history="1" r:id="rIdrs0c8hdmxlahpsgzuanfu">
         <w:r>
           <w:rPr>
             <w:rStyle w:val="Hyperlink"/>
@@ -1468,7 +1468,7 @@
       <w:r>
         <w:t xml:space="preserve"> — modifié — </w:t>
       </w:r>
-      <w:hyperlink w:history="1" r:id="rIdy7qy5b2r1eaotej45341d">
+      <w:hyperlink w:history="1" r:id="rIdbj6zx3kgkrxcs-ygtqikr">
         <w:r>
           <w:rPr>
             <w:rStyle w:val="Hyperlink"/>
@@ -1497,7 +1497,7 @@
       <w:r>
         <w:t xml:space="preserve"> — modifié — </w:t>
       </w:r>
-      <w:hyperlink w:history="1" r:id="rIdht0jmvq6odsmrhd1jsly1">
+      <w:hyperlink w:history="1" r:id="rIdpizuzmggn5rnvqg0p5a4p">
         <w:r>
           <w:rPr>
             <w:rStyle w:val="Hyperlink"/>
@@ -1526,7 +1526,7 @@
       <w:r>
         <w:t xml:space="preserve"> — modifié — </w:t>
       </w:r>
-      <w:hyperlink w:history="1" r:id="rIdnya_tvyupckfjvgoaicuy">
+      <w:hyperlink w:history="1" r:id="rId31wqa2pckpcuiotqa8xzl">
         <w:r>
           <w:rPr>
             <w:rStyle w:val="Hyperlink"/>
@@ -1555,7 +1555,7 @@
       <w:r>
         <w:t xml:space="preserve"> — modifié — </w:t>
       </w:r>
-      <w:hyperlink w:history="1" r:id="rIdyave4ybqurpfxiabqde1d">
+      <w:hyperlink w:history="1" r:id="rIdiydmofdo58617zds2maoe">
         <w:r>
           <w:rPr>
             <w:rStyle w:val="Hyperlink"/>
@@ -1584,7 +1584,7 @@
       <w:r>
         <w:t xml:space="preserve"> — modifié — </w:t>
       </w:r>
-      <w:hyperlink w:history="1" r:id="rIdrpbpqa4zft_25jeu1p9vi">
+      <w:hyperlink w:history="1" r:id="rIdwx_4jt8tbctaip46fmuyi">
         <w:r>
           <w:rPr>
             <w:rStyle w:val="Hyperlink"/>
@@ -1613,7 +1613,7 @@
       <w:r>
         <w:t xml:space="preserve"> — modifié — </w:t>
       </w:r>
-      <w:hyperlink w:history="1" r:id="rIdigbj0wu-bqei6kr-uraza">
+      <w:hyperlink w:history="1" r:id="rId-zksqdidwkp9kbz7bxqij">
         <w:r>
           <w:rPr>
             <w:rStyle w:val="Hyperlink"/>
@@ -1642,7 +1642,7 @@
       <w:r>
         <w:t xml:space="preserve"> — modifié — </w:t>
       </w:r>
-      <w:hyperlink w:history="1" r:id="rIdjxr7hlbefkojqisr-qqun">
+      <w:hyperlink w:history="1" r:id="rId3uwqlyvbnodicgbbtwioq">
         <w:r>
           <w:rPr>
             <w:rStyle w:val="Hyperlink"/>
@@ -1671,7 +1671,7 @@
       <w:r>
         <w:t xml:space="preserve"> — modifié — </w:t>
       </w:r>
-      <w:hyperlink w:history="1" r:id="rIdtydhvdshx4dbundgbnvmd">
+      <w:hyperlink w:history="1" r:id="rId3goimjtchy4f8cduw9ptr">
         <w:r>
           <w:rPr>
             <w:rStyle w:val="Hyperlink"/>
@@ -1700,7 +1700,7 @@
       <w:r>
         <w:t xml:space="preserve"> — modifié — </w:t>
       </w:r>
-      <w:hyperlink w:history="1" r:id="rIdqbry6c4w4xignqtri_ayc">
+      <w:hyperlink w:history="1" r:id="rIdbl80l7njz2bqijxckvgdg">
         <w:r>
           <w:rPr>
             <w:rStyle w:val="Hyperlink"/>
@@ -1729,7 +1729,7 @@
       <w:r>
         <w:t xml:space="preserve"> — modifié — </w:t>
       </w:r>
-      <w:hyperlink w:history="1" r:id="rIdsmfffv9ckncwya5cy_lwn">
+      <w:hyperlink w:history="1" r:id="rIdyx4eqabkfxn0ndjw4xd4y">
         <w:r>
           <w:rPr>
             <w:rStyle w:val="Hyperlink"/>
@@ -1758,7 +1758,7 @@
       <w:r>
         <w:t xml:space="preserve"> — modifié — </w:t>
       </w:r>
-      <w:hyperlink w:history="1" r:id="rIdcjtj5jwrnwdd0lyhassy0">
+      <w:hyperlink w:history="1" r:id="rIdtpgj39t2lfz5afmwrwifc">
         <w:r>
           <w:rPr>
             <w:rStyle w:val="Hyperlink"/>
@@ -1787,7 +1787,7 @@
       <w:r>
         <w:t xml:space="preserve"> — modifié — </w:t>
       </w:r>
-      <w:hyperlink w:history="1" r:id="rId1p-e5h1rzddrttpelze2c">
+      <w:hyperlink w:history="1" r:id="rId1sv5cojzulqbsaavfxpgr">
         <w:r>
           <w:rPr>
             <w:rStyle w:val="Hyperlink"/>
@@ -1816,7 +1816,7 @@
       <w:r>
         <w:t xml:space="preserve"> — modifié — </w:t>
       </w:r>
-      <w:hyperlink w:history="1" r:id="rIdgxbd0mjgwupa96tsppbuj">
+      <w:hyperlink w:history="1" r:id="rIdzkgoalue3r21zi-obo9rx">
         <w:r>
           <w:rPr>
             <w:rStyle w:val="Hyperlink"/>
@@ -1845,7 +1845,7 @@
       <w:r>
         <w:t xml:space="preserve"> — modifié — </w:t>
       </w:r>
-      <w:hyperlink w:history="1" r:id="rId0hs1vowc2cxwpsj-rho5d">
+      <w:hyperlink w:history="1" r:id="rIdgjqvvx4c6wklvmplah-zs">
         <w:r>
           <w:rPr>
             <w:rStyle w:val="Hyperlink"/>
@@ -1874,7 +1874,7 @@
       <w:r>
         <w:t xml:space="preserve"> — modifié — </w:t>
       </w:r>
-      <w:hyperlink w:history="1" r:id="rId2jpcv9fy3cyjd5yo_yv9q">
+      <w:hyperlink w:history="1" r:id="rIdnoeii7ezafmzdxanlvkbw">
         <w:r>
           <w:rPr>
             <w:rStyle w:val="Hyperlink"/>
@@ -1903,7 +1903,7 @@
       <w:r>
         <w:t xml:space="preserve"> — modifié — </w:t>
       </w:r>
-      <w:hyperlink w:history="1" r:id="rIdmyzds4nse-bnbf3shb-wd">
+      <w:hyperlink w:history="1" r:id="rIdun4c-ynroz5fdvnvc-7ux">
         <w:r>
           <w:rPr>
             <w:rStyle w:val="Hyperlink"/>
@@ -1932,7 +1932,7 @@
       <w:r>
         <w:t xml:space="preserve"> — modifié — </w:t>
       </w:r>
-      <w:hyperlink w:history="1" r:id="rIdhfddwtl3glcxes0sv5i4s">
+      <w:hyperlink w:history="1" r:id="rId61wmvvavlgvk-mr001vwh">
         <w:r>
           <w:rPr>
             <w:rStyle w:val="Hyperlink"/>
@@ -1961,7 +1961,7 @@
       <w:r>
         <w:t xml:space="preserve"> — modifié — </w:t>
       </w:r>
-      <w:hyperlink w:history="1" r:id="rId7vakrvz-odnphbnro70rv">
+      <w:hyperlink w:history="1" r:id="rIde9m-nllgldc7agx0uqzha">
         <w:r>
           <w:rPr>
             <w:rStyle w:val="Hyperlink"/>
@@ -1990,7 +1990,7 @@
       <w:r>
         <w:t xml:space="preserve"> — modifié — </w:t>
       </w:r>
-      <w:hyperlink w:history="1" r:id="rId61djnseman5bj-jspwjkv">
+      <w:hyperlink w:history="1" r:id="rId_loyiyt7z-f-1bcelcztq">
         <w:r>
           <w:rPr>
             <w:rStyle w:val="Hyperlink"/>
@@ -2027,7 +2027,7 @@
       <w:r>
         <w:t xml:space="preserve"> — modifié — </w:t>
       </w:r>
-      <w:hyperlink w:history="1" r:id="rId0dggddqed6-rilvv7feas">
+      <w:hyperlink w:history="1" r:id="rId4v2gtjdn92ejh1zxehqdy">
         <w:r>
           <w:rPr>
             <w:rStyle w:val="Hyperlink"/>

--- a/docs/developpement/phases/word/PHASE_32_PREMIER_AUDIT_CODEX_ET_CORRECTIONS.docx
+++ b/docs/developpement/phases/word/PHASE_32_PREMIER_AUDIT_CODEX_ET_CORRECTIONS.docx
@@ -20,7 +20,7 @@
       <w:r>
         <w:t xml:space="preserve">FlaiX Expert · dossier de développement · généré le 2026-10-19 depuis le dépôt </w:t>
       </w:r>
-      <w:hyperlink w:history="1" r:id="rId583l2xkcjeapd1wm4cced">
+      <w:hyperlink w:history="1" r:id="rIdgjmomt-jpsjjdxwrxomt-">
         <w:r>
           <w:rPr>
             <w:rStyle w:val="Hyperlink"/>
@@ -452,7 +452,7 @@
           <w:numId w:val="2"/>
         </w:numPr>
       </w:pPr>
-      <w:hyperlink w:history="1" r:id="rIdlqq0kjltkvi7siocvju9e">
+      <w:hyperlink w:history="1" r:id="rIdo00vjyfad6x0mfkjmmxcn">
         <w:r>
           <w:rPr>
             <w:rStyle w:val="Hyperlink"/>
@@ -500,7 +500,7 @@
       <w:r>
         <w:t xml:space="preserve"> — modifié — </w:t>
       </w:r>
-      <w:hyperlink w:history="1" r:id="rIdviqvlh91qthwaflu1_hqq">
+      <w:hyperlink w:history="1" r:id="rIdyrzlaernb6bxtezvtj3fy">
         <w:r>
           <w:rPr>
             <w:rStyle w:val="Hyperlink"/>
@@ -529,7 +529,7 @@
       <w:r>
         <w:t xml:space="preserve"> — modifié — </w:t>
       </w:r>
-      <w:hyperlink w:history="1" r:id="rIds-z52q0oib4ecjk08vnel">
+      <w:hyperlink w:history="1" r:id="rIddzv_bgvaezplfi40ujufa">
         <w:r>
           <w:rPr>
             <w:rStyle w:val="Hyperlink"/>
@@ -558,7 +558,7 @@
       <w:r>
         <w:t xml:space="preserve"> — créé — </w:t>
       </w:r>
-      <w:hyperlink w:history="1" r:id="rId8dyoff0k0jl5xjplt5iqr">
+      <w:hyperlink w:history="1" r:id="rIdpecx0vcc-xm0ymh1heelw">
         <w:r>
           <w:rPr>
             <w:rStyle w:val="Hyperlink"/>
@@ -587,7 +587,7 @@
       <w:r>
         <w:t xml:space="preserve"> — créé — </w:t>
       </w:r>
-      <w:hyperlink w:history="1" r:id="rId1zef7uzuyba6tl0cuywnf">
+      <w:hyperlink w:history="1" r:id="rIdhj4-o5u77rcoq86vmvowj">
         <w:r>
           <w:rPr>
             <w:rStyle w:val="Hyperlink"/>
@@ -624,7 +624,7 @@
       <w:r>
         <w:t xml:space="preserve"> — modifié — </w:t>
       </w:r>
-      <w:hyperlink w:history="1" r:id="rId2fqdlkgibkvityipewmxe">
+      <w:hyperlink w:history="1" r:id="rIdewd2uqtevlr3dlrpsctho">
         <w:r>
           <w:rPr>
             <w:rStyle w:val="Hyperlink"/>
@@ -661,7 +661,7 @@
       <w:r>
         <w:t xml:space="preserve"> — modifié — </w:t>
       </w:r>
-      <w:hyperlink w:history="1" r:id="rId7wnmajnjc_4plefzigatw">
+      <w:hyperlink w:history="1" r:id="rIdj3kdqohzyd-lybn9wswqc">
         <w:r>
           <w:rPr>
             <w:rStyle w:val="Hyperlink"/>
@@ -690,7 +690,7 @@
       <w:r>
         <w:t xml:space="preserve"> — modifié — </w:t>
       </w:r>
-      <w:hyperlink w:history="1" r:id="rIdjclhk286o4jedekfwp0p0">
+      <w:hyperlink w:history="1" r:id="rId5b0j-kfz79ogzui6u9-xq">
         <w:r>
           <w:rPr>
             <w:rStyle w:val="Hyperlink"/>
@@ -727,7 +727,7 @@
       <w:r>
         <w:t xml:space="preserve"> — modifié — </w:t>
       </w:r>
-      <w:hyperlink w:history="1" r:id="rIdi6jmobscalwmu1l7gagw-">
+      <w:hyperlink w:history="1" r:id="rIdelyels1rwpj7y7fmm_pei">
         <w:r>
           <w:rPr>
             <w:rStyle w:val="Hyperlink"/>
@@ -756,7 +756,7 @@
       <w:r>
         <w:t xml:space="preserve"> — modifié — </w:t>
       </w:r>
-      <w:hyperlink w:history="1" r:id="rIdp076goiuz1u3wnpabl3hb">
+      <w:hyperlink w:history="1" r:id="rId3uudg_qcu_31myz740sbw">
         <w:r>
           <w:rPr>
             <w:rStyle w:val="Hyperlink"/>
@@ -785,7 +785,7 @@
       <w:r>
         <w:t xml:space="preserve"> — modifié — </w:t>
       </w:r>
-      <w:hyperlink w:history="1" r:id="rIdwfa80dgajac7a8c8bsvle">
+      <w:hyperlink w:history="1" r:id="rIdkeo2vyb8mdqpqr9dmfx8e">
         <w:r>
           <w:rPr>
             <w:rStyle w:val="Hyperlink"/>
@@ -814,7 +814,7 @@
       <w:r>
         <w:t xml:space="preserve"> — créé — </w:t>
       </w:r>
-      <w:hyperlink w:history="1" r:id="rIdro2kifu270fd4zuuwp1ex">
+      <w:hyperlink w:history="1" r:id="rIdjfgyqeqars_x4jsufoer1">
         <w:r>
           <w:rPr>
             <w:rStyle w:val="Hyperlink"/>
@@ -843,7 +843,7 @@
       <w:r>
         <w:t xml:space="preserve"> — créé — </w:t>
       </w:r>
-      <w:hyperlink w:history="1" r:id="rId-vabhlrqxjmq64jmdh9eu">
+      <w:hyperlink w:history="1" r:id="rId3mvt7dfz2mzxsx7hrsvqo">
         <w:r>
           <w:rPr>
             <w:rStyle w:val="Hyperlink"/>
@@ -880,7 +880,7 @@
       <w:r>
         <w:t xml:space="preserve"> — modifié — </w:t>
       </w:r>
-      <w:hyperlink w:history="1" r:id="rIdidvp8tvl4ak-psurzmip_">
+      <w:hyperlink w:history="1" r:id="rIdmernv8y6swa7w_jwuchyv">
         <w:r>
           <w:rPr>
             <w:rStyle w:val="Hyperlink"/>
@@ -917,7 +917,7 @@
       <w:r>
         <w:t xml:space="preserve"> — modifié — </w:t>
       </w:r>
-      <w:hyperlink w:history="1" r:id="rIdh0skc5pr7joiy6kpukouv">
+      <w:hyperlink w:history="1" r:id="rId8kpbpnlvsenuxh4ws2vtc">
         <w:r>
           <w:rPr>
             <w:rStyle w:val="Hyperlink"/>
@@ -946,7 +946,7 @@
       <w:r>
         <w:t xml:space="preserve"> — modifié — </w:t>
       </w:r>
-      <w:hyperlink w:history="1" r:id="rIdzhkewbglz6oizjhqhlwu7">
+      <w:hyperlink w:history="1" r:id="rIdv8ddg2hbelbv-krk_3h-4">
         <w:r>
           <w:rPr>
             <w:rStyle w:val="Hyperlink"/>
@@ -975,7 +975,7 @@
       <w:r>
         <w:t xml:space="preserve"> — modifié — </w:t>
       </w:r>
-      <w:hyperlink w:history="1" r:id="rIdljhymxeebhwrgemyogfis">
+      <w:hyperlink w:history="1" r:id="rIdthlh21vz4mdov1jqrqiw3">
         <w:r>
           <w:rPr>
             <w:rStyle w:val="Hyperlink"/>
@@ -1004,7 +1004,7 @@
       <w:r>
         <w:t xml:space="preserve"> — modifié — </w:t>
       </w:r>
-      <w:hyperlink w:history="1" r:id="rIdp6buodcyp3mznpjefx-pg">
+      <w:hyperlink w:history="1" r:id="rIdz1hmbxwundcyie7lihb22">
         <w:r>
           <w:rPr>
             <w:rStyle w:val="Hyperlink"/>
@@ -1033,7 +1033,7 @@
       <w:r>
         <w:t xml:space="preserve"> — modifié — </w:t>
       </w:r>
-      <w:hyperlink w:history="1" r:id="rId6xyt2gqky0mb7dzkubsup">
+      <w:hyperlink w:history="1" r:id="rIdaemnfl2ftdv4hdv47infi">
         <w:r>
           <w:rPr>
             <w:rStyle w:val="Hyperlink"/>
@@ -1062,7 +1062,7 @@
       <w:r>
         <w:t xml:space="preserve"> — modifié — </w:t>
       </w:r>
-      <w:hyperlink w:history="1" r:id="rIdluckcenwdosapnz0eg-u4">
+      <w:hyperlink w:history="1" r:id="rIduemkyg3833m7mdqogo-i7">
         <w:r>
           <w:rPr>
             <w:rStyle w:val="Hyperlink"/>
@@ -1091,7 +1091,7 @@
       <w:r>
         <w:t xml:space="preserve"> — modifié — </w:t>
       </w:r>
-      <w:hyperlink w:history="1" r:id="rIdendjfcx-mm3mgirijdcpr">
+      <w:hyperlink w:history="1" r:id="rIdhjrq__-a1_upu8er-2tpk">
         <w:r>
           <w:rPr>
             <w:rStyle w:val="Hyperlink"/>
@@ -1120,7 +1120,7 @@
       <w:r>
         <w:t xml:space="preserve"> — modifié — </w:t>
       </w:r>
-      <w:hyperlink w:history="1" r:id="rIdqc2lks1hs2of0w5dqvuoc">
+      <w:hyperlink w:history="1" r:id="rIdoyup2nyoow1zvi02lcwen">
         <w:r>
           <w:rPr>
             <w:rStyle w:val="Hyperlink"/>
@@ -1149,7 +1149,7 @@
       <w:r>
         <w:t xml:space="preserve"> — modifié — </w:t>
       </w:r>
-      <w:hyperlink w:history="1" r:id="rIdlou14neuxhtn-c-mpksvw">
+      <w:hyperlink w:history="1" r:id="rIdo2iijzge9yxs24by3vbqb">
         <w:r>
           <w:rPr>
             <w:rStyle w:val="Hyperlink"/>
@@ -1178,7 +1178,7 @@
       <w:r>
         <w:t xml:space="preserve"> — modifié — </w:t>
       </w:r>
-      <w:hyperlink w:history="1" r:id="rIdw-67spbozbitqxyvpyipn">
+      <w:hyperlink w:history="1" r:id="rId6nyqscgs91luwkuh-1prl">
         <w:r>
           <w:rPr>
             <w:rStyle w:val="Hyperlink"/>
@@ -1207,7 +1207,7 @@
       <w:r>
         <w:t xml:space="preserve"> — modifié — </w:t>
       </w:r>
-      <w:hyperlink w:history="1" r:id="rId91vizygdfc8mkrycheydd">
+      <w:hyperlink w:history="1" r:id="rIdiltxpcdakspllrwsrmhtv">
         <w:r>
           <w:rPr>
             <w:rStyle w:val="Hyperlink"/>
@@ -1236,7 +1236,7 @@
       <w:r>
         <w:t xml:space="preserve"> — modifié — </w:t>
       </w:r>
-      <w:hyperlink w:history="1" r:id="rIdnzckwyzldnyxgw0m1xcwu">
+      <w:hyperlink w:history="1" r:id="rIdtluratpow3y7mmvltbw46">
         <w:r>
           <w:rPr>
             <w:rStyle w:val="Hyperlink"/>
@@ -1265,7 +1265,7 @@
       <w:r>
         <w:t xml:space="preserve"> — modifié — </w:t>
       </w:r>
-      <w:hyperlink w:history="1" r:id="rIde4v7kyjlon7f69cim8-qw">
+      <w:hyperlink w:history="1" r:id="rIdgwx0afskqgez5s5h3xqo1">
         <w:r>
           <w:rPr>
             <w:rStyle w:val="Hyperlink"/>
@@ -1294,7 +1294,7 @@
       <w:r>
         <w:t xml:space="preserve"> — modifié — </w:t>
       </w:r>
-      <w:hyperlink w:history="1" r:id="rIdmxkh1id2uq2ndvygvl30t">
+      <w:hyperlink w:history="1" r:id="rIdwcgvitb5fpceoyvfeuhdq">
         <w:r>
           <w:rPr>
             <w:rStyle w:val="Hyperlink"/>
@@ -1323,7 +1323,7 @@
       <w:r>
         <w:t xml:space="preserve"> — modifié — </w:t>
       </w:r>
-      <w:hyperlink w:history="1" r:id="rIdqp4tbiiiykchlrcdptrj-">
+      <w:hyperlink w:history="1" r:id="rIdenczfbq1hlhlvsjfrlywa">
         <w:r>
           <w:rPr>
             <w:rStyle w:val="Hyperlink"/>
@@ -1352,7 +1352,7 @@
       <w:r>
         <w:t xml:space="preserve"> — modifié — </w:t>
       </w:r>
-      <w:hyperlink w:history="1" r:id="rId9e85yvloidpy3piaby5zy">
+      <w:hyperlink w:history="1" r:id="rIdqrjqhimiozfjzsj-krlfv">
         <w:r>
           <w:rPr>
             <w:rStyle w:val="Hyperlink"/>
@@ -1381,7 +1381,7 @@
       <w:r>
         <w:t xml:space="preserve"> — modifié — </w:t>
       </w:r>
-      <w:hyperlink w:history="1" r:id="rIdwmv54-iaatw_mlnx7zkzz">
+      <w:hyperlink w:history="1" r:id="rIdy0fqx4jyx06zkaevighjl">
         <w:r>
           <w:rPr>
             <w:rStyle w:val="Hyperlink"/>
@@ -1410,7 +1410,7 @@
       <w:r>
         <w:t xml:space="preserve"> — modifié — </w:t>
       </w:r>
-      <w:hyperlink w:history="1" r:id="rIdl7ygnupwd-6higcsrinrc">
+      <w:hyperlink w:history="1" r:id="rIdbina08xvjney82rajtboa">
         <w:r>
           <w:rPr>
             <w:rStyle w:val="Hyperlink"/>
@@ -1439,7 +1439,7 @@
       <w:r>
         <w:t xml:space="preserve"> — modifié — </w:t>
       </w:r>
-      <w:hyperlink w:history="1" r:id="rIdrs0c8hdmxlahpsgzuanfu">
+      <w:hyperlink w:history="1" r:id="rIdxiif2o0mxiz8e02hdbrcb">
         <w:r>
           <w:rPr>
             <w:rStyle w:val="Hyperlink"/>
@@ -1468,7 +1468,7 @@
       <w:r>
         <w:t xml:space="preserve"> — modifié — </w:t>
       </w:r>
-      <w:hyperlink w:history="1" r:id="rIdbj6zx3kgkrxcs-ygtqikr">
+      <w:hyperlink w:history="1" r:id="rIddu5v9fkm_e3lzqyyb0mu3">
         <w:r>
           <w:rPr>
             <w:rStyle w:val="Hyperlink"/>
@@ -1497,7 +1497,7 @@
       <w:r>
         <w:t xml:space="preserve"> — modifié — </w:t>
       </w:r>
-      <w:hyperlink w:history="1" r:id="rIdpizuzmggn5rnvqg0p5a4p">
+      <w:hyperlink w:history="1" r:id="rIddqdonn6qgzsruxgv6rkjj">
         <w:r>
           <w:rPr>
             <w:rStyle w:val="Hyperlink"/>
@@ -1526,7 +1526,7 @@
       <w:r>
         <w:t xml:space="preserve"> — modifié — </w:t>
       </w:r>
-      <w:hyperlink w:history="1" r:id="rId31wqa2pckpcuiotqa8xzl">
+      <w:hyperlink w:history="1" r:id="rIduqwhhavlzcasco_wvljqu">
         <w:r>
           <w:rPr>
             <w:rStyle w:val="Hyperlink"/>
@@ -1555,7 +1555,7 @@
       <w:r>
         <w:t xml:space="preserve"> — modifié — </w:t>
       </w:r>
-      <w:hyperlink w:history="1" r:id="rIdiydmofdo58617zds2maoe">
+      <w:hyperlink w:history="1" r:id="rIdkbhizhk99ubnnt1fnviyv">
         <w:r>
           <w:rPr>
             <w:rStyle w:val="Hyperlink"/>
@@ -1584,7 +1584,7 @@
       <w:r>
         <w:t xml:space="preserve"> — modifié — </w:t>
       </w:r>
-      <w:hyperlink w:history="1" r:id="rIdwx_4jt8tbctaip46fmuyi">
+      <w:hyperlink w:history="1" r:id="rIdiu9nvdd5x7hztcpx1csr3">
         <w:r>
           <w:rPr>
             <w:rStyle w:val="Hyperlink"/>
@@ -1613,7 +1613,7 @@
       <w:r>
         <w:t xml:space="preserve"> — modifié — </w:t>
       </w:r>
-      <w:hyperlink w:history="1" r:id="rId-zksqdidwkp9kbz7bxqij">
+      <w:hyperlink w:history="1" r:id="rId87bk8vysn2haclhoroxul">
         <w:r>
           <w:rPr>
             <w:rStyle w:val="Hyperlink"/>
@@ -1642,7 +1642,7 @@
       <w:r>
         <w:t xml:space="preserve"> — modifié — </w:t>
       </w:r>
-      <w:hyperlink w:history="1" r:id="rId3uwqlyvbnodicgbbtwioq">
+      <w:hyperlink w:history="1" r:id="rIdtxmchkdtkgbdlwttcy1sa">
         <w:r>
           <w:rPr>
             <w:rStyle w:val="Hyperlink"/>
@@ -1671,7 +1671,7 @@
       <w:r>
         <w:t xml:space="preserve"> — modifié — </w:t>
       </w:r>
-      <w:hyperlink w:history="1" r:id="rId3goimjtchy4f8cduw9ptr">
+      <w:hyperlink w:history="1" r:id="rId5a9eb0tmhlregvztisj4z">
         <w:r>
           <w:rPr>
             <w:rStyle w:val="Hyperlink"/>
@@ -1700,7 +1700,7 @@
       <w:r>
         <w:t xml:space="preserve"> — modifié — </w:t>
       </w:r>
-      <w:hyperlink w:history="1" r:id="rIdbl80l7njz2bqijxckvgdg">
+      <w:hyperlink w:history="1" r:id="rIdwiz3oai0gstcqesdcoruz">
         <w:r>
           <w:rPr>
             <w:rStyle w:val="Hyperlink"/>
@@ -1729,7 +1729,7 @@
       <w:r>
         <w:t xml:space="preserve"> — modifié — </w:t>
       </w:r>
-      <w:hyperlink w:history="1" r:id="rIdyx4eqabkfxn0ndjw4xd4y">
+      <w:hyperlink w:history="1" r:id="rIdjl21sazsh4yo7xdpxdv9m">
         <w:r>
           <w:rPr>
             <w:rStyle w:val="Hyperlink"/>
@@ -1758,7 +1758,7 @@
       <w:r>
         <w:t xml:space="preserve"> — modifié — </w:t>
       </w:r>
-      <w:hyperlink w:history="1" r:id="rIdtpgj39t2lfz5afmwrwifc">
+      <w:hyperlink w:history="1" r:id="rId5qapw5nh_2w2dlwhhjzlt">
         <w:r>
           <w:rPr>
             <w:rStyle w:val="Hyperlink"/>
@@ -1787,7 +1787,7 @@
       <w:r>
         <w:t xml:space="preserve"> — modifié — </w:t>
       </w:r>
-      <w:hyperlink w:history="1" r:id="rId1sv5cojzulqbsaavfxpgr">
+      <w:hyperlink w:history="1" r:id="rId6v_o3mqjbg5ynmzesebpx">
         <w:r>
           <w:rPr>
             <w:rStyle w:val="Hyperlink"/>
@@ -1816,7 +1816,7 @@
       <w:r>
         <w:t xml:space="preserve"> — modifié — </w:t>
       </w:r>
-      <w:hyperlink w:history="1" r:id="rIdzkgoalue3r21zi-obo9rx">
+      <w:hyperlink w:history="1" r:id="rIdylal6sxgblicio-lyv7t6">
         <w:r>
           <w:rPr>
             <w:rStyle w:val="Hyperlink"/>
@@ -1845,7 +1845,7 @@
       <w:r>
         <w:t xml:space="preserve"> — modifié — </w:t>
       </w:r>
-      <w:hyperlink w:history="1" r:id="rIdgjqvvx4c6wklvmplah-zs">
+      <w:hyperlink w:history="1" r:id="rIdk8sdsfg_ylpwfyle-f07p">
         <w:r>
           <w:rPr>
             <w:rStyle w:val="Hyperlink"/>
@@ -1874,7 +1874,7 @@
       <w:r>
         <w:t xml:space="preserve"> — modifié — </w:t>
       </w:r>
-      <w:hyperlink w:history="1" r:id="rIdnoeii7ezafmzdxanlvkbw">
+      <w:hyperlink w:history="1" r:id="rIdt1047e3kwvy35lejq9yf1">
         <w:r>
           <w:rPr>
             <w:rStyle w:val="Hyperlink"/>
@@ -1903,7 +1903,7 @@
       <w:r>
         <w:t xml:space="preserve"> — modifié — </w:t>
       </w:r>
-      <w:hyperlink w:history="1" r:id="rIdun4c-ynroz5fdvnvc-7ux">
+      <w:hyperlink w:history="1" r:id="rId1xqlf07lfgqkkcl_oqshl">
         <w:r>
           <w:rPr>
             <w:rStyle w:val="Hyperlink"/>
@@ -1932,7 +1932,7 @@
       <w:r>
         <w:t xml:space="preserve"> — modifié — </w:t>
       </w:r>
-      <w:hyperlink w:history="1" r:id="rId61wmvvavlgvk-mr001vwh">
+      <w:hyperlink w:history="1" r:id="rIdbpam-sxo_hiqpjbgfg7_p">
         <w:r>
           <w:rPr>
             <w:rStyle w:val="Hyperlink"/>
@@ -1961,7 +1961,7 @@
       <w:r>
         <w:t xml:space="preserve"> — modifié — </w:t>
       </w:r>
-      <w:hyperlink w:history="1" r:id="rIde9m-nllgldc7agx0uqzha">
+      <w:hyperlink w:history="1" r:id="rIdjmmybto0d8mj1tcxyvmfc">
         <w:r>
           <w:rPr>
             <w:rStyle w:val="Hyperlink"/>
@@ -1990,7 +1990,7 @@
       <w:r>
         <w:t xml:space="preserve"> — modifié — </w:t>
       </w:r>
-      <w:hyperlink w:history="1" r:id="rId_loyiyt7z-f-1bcelcztq">
+      <w:hyperlink w:history="1" r:id="rIdhxx5wpgmqjxszin7xputl">
         <w:r>
           <w:rPr>
             <w:rStyle w:val="Hyperlink"/>
@@ -2027,7 +2027,7 @@
       <w:r>
         <w:t xml:space="preserve"> — modifié — </w:t>
       </w:r>
-      <w:hyperlink w:history="1" r:id="rId4v2gtjdn92ejh1zxehqdy">
+      <w:hyperlink w:history="1" r:id="rIdtz3unkep4aal5hb6nrvu1">
         <w:r>
           <w:rPr>
             <w:rStyle w:val="Hyperlink"/>
@@ -2095,7 +2095,7 @@
         </w:numPr>
       </w:pPr>
       <w:r>
-        <w:t xml:space="preserve">assistant IA activé par FlaiX Expert : l'entrée Assistant apparaît juste après Résultats</w:t>
+        <w:t xml:space="preserve">assistant IA activé par FlaiX Expert : l'entrée Assistant apparaît juste après Résultats et En direct</w:t>
       </w:r>
     </w:p>
     <w:p>

--- a/docs/developpement/phases/word/PHASE_32_PREMIER_AUDIT_CODEX_ET_CORRECTIONS.docx
+++ b/docs/developpement/phases/word/PHASE_32_PREMIER_AUDIT_CODEX_ET_CORRECTIONS.docx
@@ -20,7 +20,7 @@
       <w:r>
         <w:t xml:space="preserve">FlaiX Expert · dossier de développement · généré le 2026-10-19 depuis le dépôt </w:t>
       </w:r>
-      <w:hyperlink w:history="1" r:id="rIdgjmomt-jpsjjdxwrxomt-">
+      <w:hyperlink w:history="1" r:id="rIdog0cptpegh9lbqpvuav7g">
         <w:r>
           <w:rPr>
             <w:rStyle w:val="Hyperlink"/>
@@ -452,7 +452,7 @@
           <w:numId w:val="2"/>
         </w:numPr>
       </w:pPr>
-      <w:hyperlink w:history="1" r:id="rIdo00vjyfad6x0mfkjmmxcn">
+      <w:hyperlink w:history="1" r:id="rIdcfgwsfwpnl5sfbm0bcygu">
         <w:r>
           <w:rPr>
             <w:rStyle w:val="Hyperlink"/>
@@ -500,7 +500,7 @@
       <w:r>
         <w:t xml:space="preserve"> — modifié — </w:t>
       </w:r>
-      <w:hyperlink w:history="1" r:id="rIdyrzlaernb6bxtezvtj3fy">
+      <w:hyperlink w:history="1" r:id="rIdgp87rexc7rlontutnzdfh">
         <w:r>
           <w:rPr>
             <w:rStyle w:val="Hyperlink"/>
@@ -529,7 +529,7 @@
       <w:r>
         <w:t xml:space="preserve"> — modifié — </w:t>
       </w:r>
-      <w:hyperlink w:history="1" r:id="rIddzv_bgvaezplfi40ujufa">
+      <w:hyperlink w:history="1" r:id="rIdewhagea3avqxdk3iiktdi">
         <w:r>
           <w:rPr>
             <w:rStyle w:val="Hyperlink"/>
@@ -558,7 +558,7 @@
       <w:r>
         <w:t xml:space="preserve"> — créé — </w:t>
       </w:r>
-      <w:hyperlink w:history="1" r:id="rIdpecx0vcc-xm0ymh1heelw">
+      <w:hyperlink w:history="1" r:id="rIdwkhf2i1in3i9fcd5fw4sf">
         <w:r>
           <w:rPr>
             <w:rStyle w:val="Hyperlink"/>
@@ -587,7 +587,7 @@
       <w:r>
         <w:t xml:space="preserve"> — créé — </w:t>
       </w:r>
-      <w:hyperlink w:history="1" r:id="rIdhj4-o5u77rcoq86vmvowj">
+      <w:hyperlink w:history="1" r:id="rIdj3jrk0h-hwghzjvdvqmp6">
         <w:r>
           <w:rPr>
             <w:rStyle w:val="Hyperlink"/>
@@ -624,7 +624,7 @@
       <w:r>
         <w:t xml:space="preserve"> — modifié — </w:t>
       </w:r>
-      <w:hyperlink w:history="1" r:id="rIdewd2uqtevlr3dlrpsctho">
+      <w:hyperlink w:history="1" r:id="rIdcgjxhds5pwbhbhsnnll_o">
         <w:r>
           <w:rPr>
             <w:rStyle w:val="Hyperlink"/>
@@ -661,7 +661,7 @@
       <w:r>
         <w:t xml:space="preserve"> — modifié — </w:t>
       </w:r>
-      <w:hyperlink w:history="1" r:id="rIdj3kdqohzyd-lybn9wswqc">
+      <w:hyperlink w:history="1" r:id="rIdxmiogb5ubhdxeaqwyrt-_">
         <w:r>
           <w:rPr>
             <w:rStyle w:val="Hyperlink"/>
@@ -690,7 +690,7 @@
       <w:r>
         <w:t xml:space="preserve"> — modifié — </w:t>
       </w:r>
-      <w:hyperlink w:history="1" r:id="rId5b0j-kfz79ogzui6u9-xq">
+      <w:hyperlink w:history="1" r:id="rIdimks5klx-cgx1_pfqlcoo">
         <w:r>
           <w:rPr>
             <w:rStyle w:val="Hyperlink"/>
@@ -727,7 +727,7 @@
       <w:r>
         <w:t xml:space="preserve"> — modifié — </w:t>
       </w:r>
-      <w:hyperlink w:history="1" r:id="rIdelyels1rwpj7y7fmm_pei">
+      <w:hyperlink w:history="1" r:id="rIduepieotd4lb6t3zrjzioa">
         <w:r>
           <w:rPr>
             <w:rStyle w:val="Hyperlink"/>
@@ -756,7 +756,7 @@
       <w:r>
         <w:t xml:space="preserve"> — modifié — </w:t>
       </w:r>
-      <w:hyperlink w:history="1" r:id="rId3uudg_qcu_31myz740sbw">
+      <w:hyperlink w:history="1" r:id="rId2gndum0kxecuu20lejyr3">
         <w:r>
           <w:rPr>
             <w:rStyle w:val="Hyperlink"/>
@@ -785,7 +785,7 @@
       <w:r>
         <w:t xml:space="preserve"> — modifié — </w:t>
       </w:r>
-      <w:hyperlink w:history="1" r:id="rIdkeo2vyb8mdqpqr9dmfx8e">
+      <w:hyperlink w:history="1" r:id="rIdaoyuluv9r5sgmlyi9kzgu">
         <w:r>
           <w:rPr>
             <w:rStyle w:val="Hyperlink"/>
@@ -814,7 +814,7 @@
       <w:r>
         <w:t xml:space="preserve"> — créé — </w:t>
       </w:r>
-      <w:hyperlink w:history="1" r:id="rIdjfgyqeqars_x4jsufoer1">
+      <w:hyperlink w:history="1" r:id="rId79rjgsvzuwezfkyizksoo">
         <w:r>
           <w:rPr>
             <w:rStyle w:val="Hyperlink"/>
@@ -843,7 +843,7 @@
       <w:r>
         <w:t xml:space="preserve"> — créé — </w:t>
       </w:r>
-      <w:hyperlink w:history="1" r:id="rId3mvt7dfz2mzxsx7hrsvqo">
+      <w:hyperlink w:history="1" r:id="rIdrhwawqmnv1ywmae0x2bud">
         <w:r>
           <w:rPr>
             <w:rStyle w:val="Hyperlink"/>
@@ -880,7 +880,7 @@
       <w:r>
         <w:t xml:space="preserve"> — modifié — </w:t>
       </w:r>
-      <w:hyperlink w:history="1" r:id="rIdmernv8y6swa7w_jwuchyv">
+      <w:hyperlink w:history="1" r:id="rIdi96z-1nax_8luy-v2w4cn">
         <w:r>
           <w:rPr>
             <w:rStyle w:val="Hyperlink"/>
@@ -917,7 +917,7 @@
       <w:r>
         <w:t xml:space="preserve"> — modifié — </w:t>
       </w:r>
-      <w:hyperlink w:history="1" r:id="rId8kpbpnlvsenuxh4ws2vtc">
+      <w:hyperlink w:history="1" r:id="rIdbp6pjaukjldshmq5bomg7">
         <w:r>
           <w:rPr>
             <w:rStyle w:val="Hyperlink"/>
@@ -946,7 +946,7 @@
       <w:r>
         <w:t xml:space="preserve"> — modifié — </w:t>
       </w:r>
-      <w:hyperlink w:history="1" r:id="rIdv8ddg2hbelbv-krk_3h-4">
+      <w:hyperlink w:history="1" r:id="rId0nzthgjyjihrtwpftfu4k">
         <w:r>
           <w:rPr>
             <w:rStyle w:val="Hyperlink"/>
@@ -975,7 +975,7 @@
       <w:r>
         <w:t xml:space="preserve"> — modifié — </w:t>
       </w:r>
-      <w:hyperlink w:history="1" r:id="rIdthlh21vz4mdov1jqrqiw3">
+      <w:hyperlink w:history="1" r:id="rId4nb-yftdtrb0uiyvvctbq">
         <w:r>
           <w:rPr>
             <w:rStyle w:val="Hyperlink"/>
@@ -1004,7 +1004,7 @@
       <w:r>
         <w:t xml:space="preserve"> — modifié — </w:t>
       </w:r>
-      <w:hyperlink w:history="1" r:id="rIdz1hmbxwundcyie7lihb22">
+      <w:hyperlink w:history="1" r:id="rIddp6z-u97ncqmt4mhjlip8">
         <w:r>
           <w:rPr>
             <w:rStyle w:val="Hyperlink"/>
@@ -1033,7 +1033,7 @@
       <w:r>
         <w:t xml:space="preserve"> — modifié — </w:t>
       </w:r>
-      <w:hyperlink w:history="1" r:id="rIdaemnfl2ftdv4hdv47infi">
+      <w:hyperlink w:history="1" r:id="rIdm405s7s2wd1o5ymo7leh2">
         <w:r>
           <w:rPr>
             <w:rStyle w:val="Hyperlink"/>
@@ -1062,7 +1062,7 @@
       <w:r>
         <w:t xml:space="preserve"> — modifié — </w:t>
       </w:r>
-      <w:hyperlink w:history="1" r:id="rIduemkyg3833m7mdqogo-i7">
+      <w:hyperlink w:history="1" r:id="rIduclmftho8k-shigtsxexk">
         <w:r>
           <w:rPr>
             <w:rStyle w:val="Hyperlink"/>
@@ -1091,7 +1091,7 @@
       <w:r>
         <w:t xml:space="preserve"> — modifié — </w:t>
       </w:r>
-      <w:hyperlink w:history="1" r:id="rIdhjrq__-a1_upu8er-2tpk">
+      <w:hyperlink w:history="1" r:id="rIdtbkbx3gpiwv3jcfghxv9_">
         <w:r>
           <w:rPr>
             <w:rStyle w:val="Hyperlink"/>
@@ -1120,7 +1120,7 @@
       <w:r>
         <w:t xml:space="preserve"> — modifié — </w:t>
       </w:r>
-      <w:hyperlink w:history="1" r:id="rIdoyup2nyoow1zvi02lcwen">
+      <w:hyperlink w:history="1" r:id="rId-1vgwoe5o5einayghz6fq">
         <w:r>
           <w:rPr>
             <w:rStyle w:val="Hyperlink"/>
@@ -1149,7 +1149,7 @@
       <w:r>
         <w:t xml:space="preserve"> — modifié — </w:t>
       </w:r>
-      <w:hyperlink w:history="1" r:id="rIdo2iijzge9yxs24by3vbqb">
+      <w:hyperlink w:history="1" r:id="rIdlogmhi8kellm3ejcfrhlf">
         <w:r>
           <w:rPr>
             <w:rStyle w:val="Hyperlink"/>
@@ -1178,7 +1178,7 @@
       <w:r>
         <w:t xml:space="preserve"> — modifié — </w:t>
       </w:r>
-      <w:hyperlink w:history="1" r:id="rId6nyqscgs91luwkuh-1prl">
+      <w:hyperlink w:history="1" r:id="rIdxsqelphlxlece-zw3mgp0">
         <w:r>
           <w:rPr>
             <w:rStyle w:val="Hyperlink"/>
@@ -1207,7 +1207,7 @@
       <w:r>
         <w:t xml:space="preserve"> — modifié — </w:t>
       </w:r>
-      <w:hyperlink w:history="1" r:id="rIdiltxpcdakspllrwsrmhtv">
+      <w:hyperlink w:history="1" r:id="rId34o11wpu9ykcygxokmbw5">
         <w:r>
           <w:rPr>
             <w:rStyle w:val="Hyperlink"/>
@@ -1236,7 +1236,7 @@
       <w:r>
         <w:t xml:space="preserve"> — modifié — </w:t>
       </w:r>
-      <w:hyperlink w:history="1" r:id="rIdtluratpow3y7mmvltbw46">
+      <w:hyperlink w:history="1" r:id="rId6c7eyhvymp9ku8vtwowpn">
         <w:r>
           <w:rPr>
             <w:rStyle w:val="Hyperlink"/>
@@ -1265,7 +1265,7 @@
       <w:r>
         <w:t xml:space="preserve"> — modifié — </w:t>
       </w:r>
-      <w:hyperlink w:history="1" r:id="rIdgwx0afskqgez5s5h3xqo1">
+      <w:hyperlink w:history="1" r:id="rId5oumeyvj7lalroyhezd5w">
         <w:r>
           <w:rPr>
             <w:rStyle w:val="Hyperlink"/>
@@ -1294,7 +1294,7 @@
       <w:r>
         <w:t xml:space="preserve"> — modifié — </w:t>
       </w:r>
-      <w:hyperlink w:history="1" r:id="rIdwcgvitb5fpceoyvfeuhdq">
+      <w:hyperlink w:history="1" r:id="rIdobiy2nkzjqid_0uafzwxi">
         <w:r>
           <w:rPr>
             <w:rStyle w:val="Hyperlink"/>
@@ -1323,7 +1323,7 @@
       <w:r>
         <w:t xml:space="preserve"> — modifié — </w:t>
       </w:r>
-      <w:hyperlink w:history="1" r:id="rIdenczfbq1hlhlvsjfrlywa">
+      <w:hyperlink w:history="1" r:id="rIdomowdcy-eljkavizaonkf">
         <w:r>
           <w:rPr>
             <w:rStyle w:val="Hyperlink"/>
@@ -1352,7 +1352,7 @@
       <w:r>
         <w:t xml:space="preserve"> — modifié — </w:t>
       </w:r>
-      <w:hyperlink w:history="1" r:id="rIdqrjqhimiozfjzsj-krlfv">
+      <w:hyperlink w:history="1" r:id="rId9yelfozcxnal8ngxdrnxc">
         <w:r>
           <w:rPr>
             <w:rStyle w:val="Hyperlink"/>
@@ -1381,7 +1381,7 @@
       <w:r>
         <w:t xml:space="preserve"> — modifié — </w:t>
       </w:r>
-      <w:hyperlink w:history="1" r:id="rIdy0fqx4jyx06zkaevighjl">
+      <w:hyperlink w:history="1" r:id="rIdw7lkczddcalwalyny3xnd">
         <w:r>
           <w:rPr>
             <w:rStyle w:val="Hyperlink"/>
@@ -1410,7 +1410,7 @@
       <w:r>
         <w:t xml:space="preserve"> — modifié — </w:t>
       </w:r>
-      <w:hyperlink w:history="1" r:id="rIdbina08xvjney82rajtboa">
+      <w:hyperlink w:history="1" r:id="rIdcgebjmcfy4iwxcspj2gyp">
         <w:r>
           <w:rPr>
             <w:rStyle w:val="Hyperlink"/>
@@ -1439,7 +1439,7 @@
       <w:r>
         <w:t xml:space="preserve"> — modifié — </w:t>
       </w:r>
-      <w:hyperlink w:history="1" r:id="rIdxiif2o0mxiz8e02hdbrcb">
+      <w:hyperlink w:history="1" r:id="rIdqnxbdbs7nlzgtvea5n4ko">
         <w:r>
           <w:rPr>
             <w:rStyle w:val="Hyperlink"/>
@@ -1468,7 +1468,7 @@
       <w:r>
         <w:t xml:space="preserve"> — modifié — </w:t>
       </w:r>
-      <w:hyperlink w:history="1" r:id="rIddu5v9fkm_e3lzqyyb0mu3">
+      <w:hyperlink w:history="1" r:id="rIdn6k0y8d93xmgzsuml_w2g">
         <w:r>
           <w:rPr>
             <w:rStyle w:val="Hyperlink"/>
@@ -1497,7 +1497,7 @@
       <w:r>
         <w:t xml:space="preserve"> — modifié — </w:t>
       </w:r>
-      <w:hyperlink w:history="1" r:id="rIddqdonn6qgzsruxgv6rkjj">
+      <w:hyperlink w:history="1" r:id="rIdhqrircci5sb-6wmbhyzcr">
         <w:r>
           <w:rPr>
             <w:rStyle w:val="Hyperlink"/>
@@ -1526,7 +1526,7 @@
       <w:r>
         <w:t xml:space="preserve"> — modifié — </w:t>
       </w:r>
-      <w:hyperlink w:history="1" r:id="rIduqwhhavlzcasco_wvljqu">
+      <w:hyperlink w:history="1" r:id="rIdw5aqdn6vbckzcclpf_00m">
         <w:r>
           <w:rPr>
             <w:rStyle w:val="Hyperlink"/>
@@ -1555,7 +1555,7 @@
       <w:r>
         <w:t xml:space="preserve"> — modifié — </w:t>
       </w:r>
-      <w:hyperlink w:history="1" r:id="rIdkbhizhk99ubnnt1fnviyv">
+      <w:hyperlink w:history="1" r:id="rIdzdhwdvigzxkhz9y2fkkmv">
         <w:r>
           <w:rPr>
             <w:rStyle w:val="Hyperlink"/>
@@ -1584,7 +1584,7 @@
       <w:r>
         <w:t xml:space="preserve"> — modifié — </w:t>
       </w:r>
-      <w:hyperlink w:history="1" r:id="rIdiu9nvdd5x7hztcpx1csr3">
+      <w:hyperlink w:history="1" r:id="rIdts29xztcx9tsmwtw5jsw5">
         <w:r>
           <w:rPr>
             <w:rStyle w:val="Hyperlink"/>
@@ -1613,7 +1613,7 @@
       <w:r>
         <w:t xml:space="preserve"> — modifié — </w:t>
       </w:r>
-      <w:hyperlink w:history="1" r:id="rId87bk8vysn2haclhoroxul">
+      <w:hyperlink w:history="1" r:id="rIdmj0-19ng0ydblfelklmdx">
         <w:r>
           <w:rPr>
             <w:rStyle w:val="Hyperlink"/>
@@ -1642,7 +1642,7 @@
       <w:r>
         <w:t xml:space="preserve"> — modifié — </w:t>
       </w:r>
-      <w:hyperlink w:history="1" r:id="rIdtxmchkdtkgbdlwttcy1sa">
+      <w:hyperlink w:history="1" r:id="rIdhxuzbwgymroyr11i6dns0">
         <w:r>
           <w:rPr>
             <w:rStyle w:val="Hyperlink"/>
@@ -1671,7 +1671,7 @@
       <w:r>
         <w:t xml:space="preserve"> — modifié — </w:t>
       </w:r>
-      <w:hyperlink w:history="1" r:id="rId5a9eb0tmhlregvztisj4z">
+      <w:hyperlink w:history="1" r:id="rId4epogff8wct5_wlgga78n">
         <w:r>
           <w:rPr>
             <w:rStyle w:val="Hyperlink"/>
@@ -1700,7 +1700,7 @@
       <w:r>
         <w:t xml:space="preserve"> — modifié — </w:t>
       </w:r>
-      <w:hyperlink w:history="1" r:id="rIdwiz3oai0gstcqesdcoruz">
+      <w:hyperlink w:history="1" r:id="rIdbj1g1uyu6_huj66bqlf5l">
         <w:r>
           <w:rPr>
             <w:rStyle w:val="Hyperlink"/>
@@ -1729,7 +1729,7 @@
       <w:r>
         <w:t xml:space="preserve"> — modifié — </w:t>
       </w:r>
-      <w:hyperlink w:history="1" r:id="rIdjl21sazsh4yo7xdpxdv9m">
+      <w:hyperlink w:history="1" r:id="rIdfpyyvpoaclqjygyx2ms2p">
         <w:r>
           <w:rPr>
             <w:rStyle w:val="Hyperlink"/>
@@ -1758,7 +1758,7 @@
       <w:r>
         <w:t xml:space="preserve"> — modifié — </w:t>
       </w:r>
-      <w:hyperlink w:history="1" r:id="rId5qapw5nh_2w2dlwhhjzlt">
+      <w:hyperlink w:history="1" r:id="rIduxzcfwc5baxcjsr2tve9n">
         <w:r>
           <w:rPr>
             <w:rStyle w:val="Hyperlink"/>
@@ -1787,7 +1787,7 @@
       <w:r>
         <w:t xml:space="preserve"> — modifié — </w:t>
       </w:r>
-      <w:hyperlink w:history="1" r:id="rId6v_o3mqjbg5ynmzesebpx">
+      <w:hyperlink w:history="1" r:id="rIdskxxgviksvobpghnekbsz">
         <w:r>
           <w:rPr>
             <w:rStyle w:val="Hyperlink"/>
@@ -1816,7 +1816,7 @@
       <w:r>
         <w:t xml:space="preserve"> — modifié — </w:t>
       </w:r>
-      <w:hyperlink w:history="1" r:id="rIdylal6sxgblicio-lyv7t6">
+      <w:hyperlink w:history="1" r:id="rIddjhu1m3khefnqqhvylpxf">
         <w:r>
           <w:rPr>
             <w:rStyle w:val="Hyperlink"/>
@@ -1845,7 +1845,7 @@
       <w:r>
         <w:t xml:space="preserve"> — modifié — </w:t>
       </w:r>
-      <w:hyperlink w:history="1" r:id="rIdk8sdsfg_ylpwfyle-f07p">
+      <w:hyperlink w:history="1" r:id="rId7tiuz7vasjxbc7af80ou1">
         <w:r>
           <w:rPr>
             <w:rStyle w:val="Hyperlink"/>
@@ -1874,7 +1874,7 @@
       <w:r>
         <w:t xml:space="preserve"> — modifié — </w:t>
       </w:r>
-      <w:hyperlink w:history="1" r:id="rIdt1047e3kwvy35lejq9yf1">
+      <w:hyperlink w:history="1" r:id="rIdycwzezqfgvum6mizxofwl">
         <w:r>
           <w:rPr>
             <w:rStyle w:val="Hyperlink"/>
@@ -1903,7 +1903,7 @@
       <w:r>
         <w:t xml:space="preserve"> — modifié — </w:t>
       </w:r>
-      <w:hyperlink w:history="1" r:id="rId1xqlf07lfgqkkcl_oqshl">
+      <w:hyperlink w:history="1" r:id="rIdsitqykq4mloi2ka-65g2s">
         <w:r>
           <w:rPr>
             <w:rStyle w:val="Hyperlink"/>
@@ -1932,7 +1932,7 @@
       <w:r>
         <w:t xml:space="preserve"> — modifié — </w:t>
       </w:r>
-      <w:hyperlink w:history="1" r:id="rIdbpam-sxo_hiqpjbgfg7_p">
+      <w:hyperlink w:history="1" r:id="rIdzoonoguer7bq8nigpji74">
         <w:r>
           <w:rPr>
             <w:rStyle w:val="Hyperlink"/>
@@ -1961,7 +1961,7 @@
       <w:r>
         <w:t xml:space="preserve"> — modifié — </w:t>
       </w:r>
-      <w:hyperlink w:history="1" r:id="rIdjmmybto0d8mj1tcxyvmfc">
+      <w:hyperlink w:history="1" r:id="rIdft76_jyf-spws6wlr6v4v">
         <w:r>
           <w:rPr>
             <w:rStyle w:val="Hyperlink"/>
@@ -1990,7 +1990,7 @@
       <w:r>
         <w:t xml:space="preserve"> — modifié — </w:t>
       </w:r>
-      <w:hyperlink w:history="1" r:id="rIdhxx5wpgmqjxszin7xputl">
+      <w:hyperlink w:history="1" r:id="rIdwnsq2rsq8k9emy2ucfcuu">
         <w:r>
           <w:rPr>
             <w:rStyle w:val="Hyperlink"/>
@@ -2027,7 +2027,7 @@
       <w:r>
         <w:t xml:space="preserve"> — modifié — </w:t>
       </w:r>
-      <w:hyperlink w:history="1" r:id="rIdtz3unkep4aal5hb6nrvu1">
+      <w:hyperlink w:history="1" r:id="rIdpja2b52ofl2q6znfurh16">
         <w:r>
           <w:rPr>
             <w:rStyle w:val="Hyperlink"/>

--- a/docs/developpement/phases/word/PHASE_32_PREMIER_AUDIT_CODEX_ET_CORRECTIONS.docx
+++ b/docs/developpement/phases/word/PHASE_32_PREMIER_AUDIT_CODEX_ET_CORRECTIONS.docx
@@ -20,7 +20,7 @@
       <w:r>
         <w:t xml:space="preserve">FlaiX Expert · dossier de développement · généré le 2026-10-19 depuis le dépôt </w:t>
       </w:r>
-      <w:hyperlink w:history="1" r:id="rIdog0cptpegh9lbqpvuav7g">
+      <w:hyperlink w:history="1" r:id="rIdg9_0pkkmqc-emqg4l_p7e">
         <w:r>
           <w:rPr>
             <w:rStyle w:val="Hyperlink"/>
@@ -452,7 +452,7 @@
           <w:numId w:val="2"/>
         </w:numPr>
       </w:pPr>
-      <w:hyperlink w:history="1" r:id="rIdcfgwsfwpnl5sfbm0bcygu">
+      <w:hyperlink w:history="1" r:id="rIdovvppcru1f2m7ulwpzwvn">
         <w:r>
           <w:rPr>
             <w:rStyle w:val="Hyperlink"/>
@@ -500,7 +500,7 @@
       <w:r>
         <w:t xml:space="preserve"> — modifié — </w:t>
       </w:r>
-      <w:hyperlink w:history="1" r:id="rIdgp87rexc7rlontutnzdfh">
+      <w:hyperlink w:history="1" r:id="rIdoevzsgstbkxxivb5teybb">
         <w:r>
           <w:rPr>
             <w:rStyle w:val="Hyperlink"/>
@@ -529,7 +529,7 @@
       <w:r>
         <w:t xml:space="preserve"> — modifié — </w:t>
       </w:r>
-      <w:hyperlink w:history="1" r:id="rIdewhagea3avqxdk3iiktdi">
+      <w:hyperlink w:history="1" r:id="rId95cluu8lqpauwhhhb7c7k">
         <w:r>
           <w:rPr>
             <w:rStyle w:val="Hyperlink"/>
@@ -558,7 +558,7 @@
       <w:r>
         <w:t xml:space="preserve"> — créé — </w:t>
       </w:r>
-      <w:hyperlink w:history="1" r:id="rIdwkhf2i1in3i9fcd5fw4sf">
+      <w:hyperlink w:history="1" r:id="rIdpfytyacdz4rrgueobfub7">
         <w:r>
           <w:rPr>
             <w:rStyle w:val="Hyperlink"/>
@@ -587,7 +587,7 @@
       <w:r>
         <w:t xml:space="preserve"> — créé — </w:t>
       </w:r>
-      <w:hyperlink w:history="1" r:id="rIdj3jrk0h-hwghzjvdvqmp6">
+      <w:hyperlink w:history="1" r:id="rId7icghkdwtjac9lb0r6u_g">
         <w:r>
           <w:rPr>
             <w:rStyle w:val="Hyperlink"/>
@@ -624,7 +624,7 @@
       <w:r>
         <w:t xml:space="preserve"> — modifié — </w:t>
       </w:r>
-      <w:hyperlink w:history="1" r:id="rIdcgjxhds5pwbhbhsnnll_o">
+      <w:hyperlink w:history="1" r:id="rIdre6ovblnpmvhqshjhwdjr">
         <w:r>
           <w:rPr>
             <w:rStyle w:val="Hyperlink"/>
@@ -661,7 +661,7 @@
       <w:r>
         <w:t xml:space="preserve"> — modifié — </w:t>
       </w:r>
-      <w:hyperlink w:history="1" r:id="rIdxmiogb5ubhdxeaqwyrt-_">
+      <w:hyperlink w:history="1" r:id="rIdxh83ihc4jtemx-jgxwqea">
         <w:r>
           <w:rPr>
             <w:rStyle w:val="Hyperlink"/>
@@ -690,7 +690,7 @@
       <w:r>
         <w:t xml:space="preserve"> — modifié — </w:t>
       </w:r>
-      <w:hyperlink w:history="1" r:id="rIdimks5klx-cgx1_pfqlcoo">
+      <w:hyperlink w:history="1" r:id="rIdnt0zyfeithxykm3g1zucg">
         <w:r>
           <w:rPr>
             <w:rStyle w:val="Hyperlink"/>
@@ -727,7 +727,7 @@
       <w:r>
         <w:t xml:space="preserve"> — modifié — </w:t>
       </w:r>
-      <w:hyperlink w:history="1" r:id="rIduepieotd4lb6t3zrjzioa">
+      <w:hyperlink w:history="1" r:id="rIdkumuutkq-golkmtyfyn38">
         <w:r>
           <w:rPr>
             <w:rStyle w:val="Hyperlink"/>
@@ -756,7 +756,7 @@
       <w:r>
         <w:t xml:space="preserve"> — modifié — </w:t>
       </w:r>
-      <w:hyperlink w:history="1" r:id="rId2gndum0kxecuu20lejyr3">
+      <w:hyperlink w:history="1" r:id="rId8covyhs7z4xfyy81zelr1">
         <w:r>
           <w:rPr>
             <w:rStyle w:val="Hyperlink"/>
@@ -785,7 +785,7 @@
       <w:r>
         <w:t xml:space="preserve"> — modifié — </w:t>
       </w:r>
-      <w:hyperlink w:history="1" r:id="rIdaoyuluv9r5sgmlyi9kzgu">
+      <w:hyperlink w:history="1" r:id="rIdfsrq-fwip5yf9f0swkrl1">
         <w:r>
           <w:rPr>
             <w:rStyle w:val="Hyperlink"/>
@@ -814,7 +814,7 @@
       <w:r>
         <w:t xml:space="preserve"> — créé — </w:t>
       </w:r>
-      <w:hyperlink w:history="1" r:id="rId79rjgsvzuwezfkyizksoo">
+      <w:hyperlink w:history="1" r:id="rIdvcnlz8uahdynnjksytitk">
         <w:r>
           <w:rPr>
             <w:rStyle w:val="Hyperlink"/>
@@ -843,7 +843,7 @@
       <w:r>
         <w:t xml:space="preserve"> — créé — </w:t>
       </w:r>
-      <w:hyperlink w:history="1" r:id="rIdrhwawqmnv1ywmae0x2bud">
+      <w:hyperlink w:history="1" r:id="rIdvzfer2mf8jn97duumcvak">
         <w:r>
           <w:rPr>
             <w:rStyle w:val="Hyperlink"/>
@@ -880,7 +880,7 @@
       <w:r>
         <w:t xml:space="preserve"> — modifié — </w:t>
       </w:r>
-      <w:hyperlink w:history="1" r:id="rIdi96z-1nax_8luy-v2w4cn">
+      <w:hyperlink w:history="1" r:id="rIdy00xluvmgsbceczbn0miu">
         <w:r>
           <w:rPr>
             <w:rStyle w:val="Hyperlink"/>
@@ -917,7 +917,7 @@
       <w:r>
         <w:t xml:space="preserve"> — modifié — </w:t>
       </w:r>
-      <w:hyperlink w:history="1" r:id="rIdbp6pjaukjldshmq5bomg7">
+      <w:hyperlink w:history="1" r:id="rId-rnxnvfvjzdzzmo8wq4io">
         <w:r>
           <w:rPr>
             <w:rStyle w:val="Hyperlink"/>
@@ -946,7 +946,7 @@
       <w:r>
         <w:t xml:space="preserve"> — modifié — </w:t>
       </w:r>
-      <w:hyperlink w:history="1" r:id="rId0nzthgjyjihrtwpftfu4k">
+      <w:hyperlink w:history="1" r:id="rIdhyqoimmn6hz-geyf-9yme">
         <w:r>
           <w:rPr>
             <w:rStyle w:val="Hyperlink"/>
@@ -975,7 +975,7 @@
       <w:r>
         <w:t xml:space="preserve"> — modifié — </w:t>
       </w:r>
-      <w:hyperlink w:history="1" r:id="rId4nb-yftdtrb0uiyvvctbq">
+      <w:hyperlink w:history="1" r:id="rIdht88whqx_idqntvdkkt4n">
         <w:r>
           <w:rPr>
             <w:rStyle w:val="Hyperlink"/>
@@ -1004,7 +1004,7 @@
       <w:r>
         <w:t xml:space="preserve"> — modifié — </w:t>
       </w:r>
-      <w:hyperlink w:history="1" r:id="rIddp6z-u97ncqmt4mhjlip8">
+      <w:hyperlink w:history="1" r:id="rIdauphonfpv5lm37zrzayvu">
         <w:r>
           <w:rPr>
             <w:rStyle w:val="Hyperlink"/>
@@ -1033,7 +1033,7 @@
       <w:r>
         <w:t xml:space="preserve"> — modifié — </w:t>
       </w:r>
-      <w:hyperlink w:history="1" r:id="rIdm405s7s2wd1o5ymo7leh2">
+      <w:hyperlink w:history="1" r:id="rId-xi_lhl5ennh7vcur71a3">
         <w:r>
           <w:rPr>
             <w:rStyle w:val="Hyperlink"/>
@@ -1062,7 +1062,7 @@
       <w:r>
         <w:t xml:space="preserve"> — modifié — </w:t>
       </w:r>
-      <w:hyperlink w:history="1" r:id="rIduclmftho8k-shigtsxexk">
+      <w:hyperlink w:history="1" r:id="rId6ccm1abwdlhrk6jgo8wdf">
         <w:r>
           <w:rPr>
             <w:rStyle w:val="Hyperlink"/>
@@ -1091,7 +1091,7 @@
       <w:r>
         <w:t xml:space="preserve"> — modifié — </w:t>
       </w:r>
-      <w:hyperlink w:history="1" r:id="rIdtbkbx3gpiwv3jcfghxv9_">
+      <w:hyperlink w:history="1" r:id="rIdp1mz9iev5bgyboabsdpfb">
         <w:r>
           <w:rPr>
             <w:rStyle w:val="Hyperlink"/>
@@ -1120,7 +1120,7 @@
       <w:r>
         <w:t xml:space="preserve"> — modifié — </w:t>
       </w:r>
-      <w:hyperlink w:history="1" r:id="rId-1vgwoe5o5einayghz6fq">
+      <w:hyperlink w:history="1" r:id="rIdaja4zkkkmqa0fqygqx8fl">
         <w:r>
           <w:rPr>
             <w:rStyle w:val="Hyperlink"/>
@@ -1149,7 +1149,7 @@
       <w:r>
         <w:t xml:space="preserve"> — modifié — </w:t>
       </w:r>
-      <w:hyperlink w:history="1" r:id="rIdlogmhi8kellm3ejcfrhlf">
+      <w:hyperlink w:history="1" r:id="rIdhb3f49zdfyh31kpk2zxvj">
         <w:r>
           <w:rPr>
             <w:rStyle w:val="Hyperlink"/>
@@ -1178,7 +1178,7 @@
       <w:r>
         <w:t xml:space="preserve"> — modifié — </w:t>
       </w:r>
-      <w:hyperlink w:history="1" r:id="rIdxsqelphlxlece-zw3mgp0">
+      <w:hyperlink w:history="1" r:id="rIdt_s9qssfqwrnqd1zbut3m">
         <w:r>
           <w:rPr>
             <w:rStyle w:val="Hyperlink"/>
@@ -1207,7 +1207,7 @@
       <w:r>
         <w:t xml:space="preserve"> — modifié — </w:t>
       </w:r>
-      <w:hyperlink w:history="1" r:id="rId34o11wpu9ykcygxokmbw5">
+      <w:hyperlink w:history="1" r:id="rIdrlmynazy42phlqlulmntb">
         <w:r>
           <w:rPr>
             <w:rStyle w:val="Hyperlink"/>
@@ -1236,7 +1236,7 @@
       <w:r>
         <w:t xml:space="preserve"> — modifié — </w:t>
       </w:r>
-      <w:hyperlink w:history="1" r:id="rId6c7eyhvymp9ku8vtwowpn">
+      <w:hyperlink w:history="1" r:id="rId5buljvalfdekfljjewsai">
         <w:r>
           <w:rPr>
             <w:rStyle w:val="Hyperlink"/>
@@ -1265,7 +1265,7 @@
       <w:r>
         <w:t xml:space="preserve"> — modifié — </w:t>
       </w:r>
-      <w:hyperlink w:history="1" r:id="rId5oumeyvj7lalroyhezd5w">
+      <w:hyperlink w:history="1" r:id="rIdeno9ydx-_p7mjmxhc2tis">
         <w:r>
           <w:rPr>
             <w:rStyle w:val="Hyperlink"/>
@@ -1294,7 +1294,7 @@
       <w:r>
         <w:t xml:space="preserve"> — modifié — </w:t>
       </w:r>
-      <w:hyperlink w:history="1" r:id="rIdobiy2nkzjqid_0uafzwxi">
+      <w:hyperlink w:history="1" r:id="rIdzadtkfcovexunqvwv0mad">
         <w:r>
           <w:rPr>
             <w:rStyle w:val="Hyperlink"/>
@@ -1323,7 +1323,7 @@
       <w:r>
         <w:t xml:space="preserve"> — modifié — </w:t>
       </w:r>
-      <w:hyperlink w:history="1" r:id="rIdomowdcy-eljkavizaonkf">
+      <w:hyperlink w:history="1" r:id="rIdqohu6cn7fy6m7tvhafkgf">
         <w:r>
           <w:rPr>
             <w:rStyle w:val="Hyperlink"/>
@@ -1352,7 +1352,7 @@
       <w:r>
         <w:t xml:space="preserve"> — modifié — </w:t>
       </w:r>
-      <w:hyperlink w:history="1" r:id="rId9yelfozcxnal8ngxdrnxc">
+      <w:hyperlink w:history="1" r:id="rIdqbdsnbvrlnwapmxwfyxuv">
         <w:r>
           <w:rPr>
             <w:rStyle w:val="Hyperlink"/>
@@ -1381,7 +1381,7 @@
       <w:r>
         <w:t xml:space="preserve"> — modifié — </w:t>
       </w:r>
-      <w:hyperlink w:history="1" r:id="rIdw7lkczddcalwalyny3xnd">
+      <w:hyperlink w:history="1" r:id="rId2olxphht4ahfhf4ijxurh">
         <w:r>
           <w:rPr>
             <w:rStyle w:val="Hyperlink"/>
@@ -1410,7 +1410,7 @@
       <w:r>
         <w:t xml:space="preserve"> — modifié — </w:t>
       </w:r>
-      <w:hyperlink w:history="1" r:id="rIdcgebjmcfy4iwxcspj2gyp">
+      <w:hyperlink w:history="1" r:id="rIdlqbcdgifx6x-ypdbcicfq">
         <w:r>
           <w:rPr>
             <w:rStyle w:val="Hyperlink"/>
@@ -1439,7 +1439,7 @@
       <w:r>
         <w:t xml:space="preserve"> — modifié — </w:t>
       </w:r>
-      <w:hyperlink w:history="1" r:id="rIdqnxbdbs7nlzgtvea5n4ko">
+      <w:hyperlink w:history="1" r:id="rId7cmh79_-bvkdmcocjr_5e">
         <w:r>
           <w:rPr>
             <w:rStyle w:val="Hyperlink"/>
@@ -1468,7 +1468,7 @@
       <w:r>
         <w:t xml:space="preserve"> — modifié — </w:t>
       </w:r>
-      <w:hyperlink w:history="1" r:id="rIdn6k0y8d93xmgzsuml_w2g">
+      <w:hyperlink w:history="1" r:id="rIdrsn2fhdlbq3mznlcpms6y">
         <w:r>
           <w:rPr>
             <w:rStyle w:val="Hyperlink"/>
@@ -1497,7 +1497,7 @@
       <w:r>
         <w:t xml:space="preserve"> — modifié — </w:t>
       </w:r>
-      <w:hyperlink w:history="1" r:id="rIdhqrircci5sb-6wmbhyzcr">
+      <w:hyperlink w:history="1" r:id="rIdemgmu9ajoe9jcdqvdo7dx">
         <w:r>
           <w:rPr>
             <w:rStyle w:val="Hyperlink"/>
@@ -1526,7 +1526,7 @@
       <w:r>
         <w:t xml:space="preserve"> — modifié — </w:t>
       </w:r>
-      <w:hyperlink w:history="1" r:id="rIdw5aqdn6vbckzcclpf_00m">
+      <w:hyperlink w:history="1" r:id="rIdva2sulzscp5thd1aytvoo">
         <w:r>
           <w:rPr>
             <w:rStyle w:val="Hyperlink"/>
@@ -1555,7 +1555,7 @@
       <w:r>
         <w:t xml:space="preserve"> — modifié — </w:t>
       </w:r>
-      <w:hyperlink w:history="1" r:id="rIdzdhwdvigzxkhz9y2fkkmv">
+      <w:hyperlink w:history="1" r:id="rIdzcxojwpvc-etheturqdpe">
         <w:r>
           <w:rPr>
             <w:rStyle w:val="Hyperlink"/>
@@ -1584,7 +1584,7 @@
       <w:r>
         <w:t xml:space="preserve"> — modifié — </w:t>
       </w:r>
-      <w:hyperlink w:history="1" r:id="rIdts29xztcx9tsmwtw5jsw5">
+      <w:hyperlink w:history="1" r:id="rIdb3afloa2e5n9obtpwqtkd">
         <w:r>
           <w:rPr>
             <w:rStyle w:val="Hyperlink"/>
@@ -1613,7 +1613,7 @@
       <w:r>
         <w:t xml:space="preserve"> — modifié — </w:t>
       </w:r>
-      <w:hyperlink w:history="1" r:id="rIdmj0-19ng0ydblfelklmdx">
+      <w:hyperlink w:history="1" r:id="rIdayvl-blricu7xe2e6xlrk">
         <w:r>
           <w:rPr>
             <w:rStyle w:val="Hyperlink"/>
@@ -1642,7 +1642,7 @@
       <w:r>
         <w:t xml:space="preserve"> — modifié — </w:t>
       </w:r>
-      <w:hyperlink w:history="1" r:id="rIdhxuzbwgymroyr11i6dns0">
+      <w:hyperlink w:history="1" r:id="rIda-d0sw4x-e6fa20jw9_ma">
         <w:r>
           <w:rPr>
             <w:rStyle w:val="Hyperlink"/>
@@ -1671,7 +1671,7 @@
       <w:r>
         <w:t xml:space="preserve"> — modifié — </w:t>
       </w:r>
-      <w:hyperlink w:history="1" r:id="rId4epogff8wct5_wlgga78n">
+      <w:hyperlink w:history="1" r:id="rIdtm6z1bkzor1gopldhhmn5">
         <w:r>
           <w:rPr>
             <w:rStyle w:val="Hyperlink"/>
@@ -1700,7 +1700,7 @@
       <w:r>
         <w:t xml:space="preserve"> — modifié — </w:t>
       </w:r>
-      <w:hyperlink w:history="1" r:id="rIdbj1g1uyu6_huj66bqlf5l">
+      <w:hyperlink w:history="1" r:id="rIdegn05n4l_qcl-x3klfhne">
         <w:r>
           <w:rPr>
             <w:rStyle w:val="Hyperlink"/>
@@ -1729,7 +1729,7 @@
       <w:r>
         <w:t xml:space="preserve"> — modifié — </w:t>
       </w:r>
-      <w:hyperlink w:history="1" r:id="rIdfpyyvpoaclqjygyx2ms2p">
+      <w:hyperlink w:history="1" r:id="rIdajtm0cevqxvpde2ewhb2h">
         <w:r>
           <w:rPr>
             <w:rStyle w:val="Hyperlink"/>
@@ -1758,7 +1758,7 @@
       <w:r>
         <w:t xml:space="preserve"> — modifié — </w:t>
       </w:r>
-      <w:hyperlink w:history="1" r:id="rIduxzcfwc5baxcjsr2tve9n">
+      <w:hyperlink w:history="1" r:id="rIduruisvz25-pkam-g2h1qp">
         <w:r>
           <w:rPr>
             <w:rStyle w:val="Hyperlink"/>
@@ -1787,7 +1787,7 @@
       <w:r>
         <w:t xml:space="preserve"> — modifié — </w:t>
       </w:r>
-      <w:hyperlink w:history="1" r:id="rIdskxxgviksvobpghnekbsz">
+      <w:hyperlink w:history="1" r:id="rId_gdy5ewsv4kocefl_sipx">
         <w:r>
           <w:rPr>
             <w:rStyle w:val="Hyperlink"/>
@@ -1816,7 +1816,7 @@
       <w:r>
         <w:t xml:space="preserve"> — modifié — </w:t>
       </w:r>
-      <w:hyperlink w:history="1" r:id="rIddjhu1m3khefnqqhvylpxf">
+      <w:hyperlink w:history="1" r:id="rIdxziuyk_tkqsn0ucfwbe_f">
         <w:r>
           <w:rPr>
             <w:rStyle w:val="Hyperlink"/>
@@ -1845,7 +1845,7 @@
       <w:r>
         <w:t xml:space="preserve"> — modifié — </w:t>
       </w:r>
-      <w:hyperlink w:history="1" r:id="rId7tiuz7vasjxbc7af80ou1">
+      <w:hyperlink w:history="1" r:id="rIdzwgjwokglkaswdqcitzbt">
         <w:r>
           <w:rPr>
             <w:rStyle w:val="Hyperlink"/>
@@ -1874,7 +1874,7 @@
       <w:r>
         <w:t xml:space="preserve"> — modifié — </w:t>
       </w:r>
-      <w:hyperlink w:history="1" r:id="rIdycwzezqfgvum6mizxofwl">
+      <w:hyperlink w:history="1" r:id="rId-kafq7dw5qr0eesglksjf">
         <w:r>
           <w:rPr>
             <w:rStyle w:val="Hyperlink"/>
@@ -1903,7 +1903,7 @@
       <w:r>
         <w:t xml:space="preserve"> — modifié — </w:t>
       </w:r>
-      <w:hyperlink w:history="1" r:id="rIdsitqykq4mloi2ka-65g2s">
+      <w:hyperlink w:history="1" r:id="rIduvvdv7o0vvwqtd6vigqks">
         <w:r>
           <w:rPr>
             <w:rStyle w:val="Hyperlink"/>
@@ -1932,7 +1932,7 @@
       <w:r>
         <w:t xml:space="preserve"> — modifié — </w:t>
       </w:r>
-      <w:hyperlink w:history="1" r:id="rIdzoonoguer7bq8nigpji74">
+      <w:hyperlink w:history="1" r:id="rIdzcj491qvca8tdt2ersv_b">
         <w:r>
           <w:rPr>
             <w:rStyle w:val="Hyperlink"/>
@@ -1961,7 +1961,7 @@
       <w:r>
         <w:t xml:space="preserve"> — modifié — </w:t>
       </w:r>
-      <w:hyperlink w:history="1" r:id="rIdft76_jyf-spws6wlr6v4v">
+      <w:hyperlink w:history="1" r:id="rIduvoj1ia1onhrrgqmyyk2d">
         <w:r>
           <w:rPr>
             <w:rStyle w:val="Hyperlink"/>
@@ -1990,7 +1990,7 @@
       <w:r>
         <w:t xml:space="preserve"> — modifié — </w:t>
       </w:r>
-      <w:hyperlink w:history="1" r:id="rIdwnsq2rsq8k9emy2ucfcuu">
+      <w:hyperlink w:history="1" r:id="rIdnmou9zaiozpwg8k_z0cdg">
         <w:r>
           <w:rPr>
             <w:rStyle w:val="Hyperlink"/>
@@ -2027,7 +2027,7 @@
       <w:r>
         <w:t xml:space="preserve"> — modifié — </w:t>
       </w:r>
-      <w:hyperlink w:history="1" r:id="rIdpja2b52ofl2q6znfurh16">
+      <w:hyperlink w:history="1" r:id="rIdg1pebykid0i5ct2hdefmb">
         <w:r>
           <w:rPr>
             <w:rStyle w:val="Hyperlink"/>

--- a/docs/developpement/phases/word/PHASE_32_PREMIER_AUDIT_CODEX_ET_CORRECTIONS.docx
+++ b/docs/developpement/phases/word/PHASE_32_PREMIER_AUDIT_CODEX_ET_CORRECTIONS.docx
@@ -18,9 +18,9 @@
         <w:shd w:fill="F6F3FF" w:color="auto" w:val="clear"/>
       </w:pPr>
       <w:r>
-        <w:t xml:space="preserve">FlaiX Expert · dossier de développement · généré le 2026-10-19 depuis le dépôt </w:t>
-      </w:r>
-      <w:hyperlink w:history="1" r:id="rIdg9_0pkkmqc-emqg4l_p7e">
+        <w:t xml:space="preserve">FlaiX Expert · dossier de développement · généré le 2026-10-21 depuis le dépôt </w:t>
+      </w:r>
+      <w:hyperlink w:history="1" r:id="rIdotfj9xnosmmmru8klsuix">
         <w:r>
           <w:rPr>
             <w:rStyle w:val="Hyperlink"/>
@@ -452,7 +452,7 @@
           <w:numId w:val="2"/>
         </w:numPr>
       </w:pPr>
-      <w:hyperlink w:history="1" r:id="rIdovvppcru1f2m7ulwpzwvn">
+      <w:hyperlink w:history="1" r:id="rIdxwvph_e7v3efzl6dtt2jq">
         <w:r>
           <w:rPr>
             <w:rStyle w:val="Hyperlink"/>
@@ -500,7 +500,7 @@
       <w:r>
         <w:t xml:space="preserve"> — modifié — </w:t>
       </w:r>
-      <w:hyperlink w:history="1" r:id="rIdoevzsgstbkxxivb5teybb">
+      <w:hyperlink w:history="1" r:id="rId_cmw6stbxuhh22mol-hjz">
         <w:r>
           <w:rPr>
             <w:rStyle w:val="Hyperlink"/>
@@ -529,7 +529,7 @@
       <w:r>
         <w:t xml:space="preserve"> — modifié — </w:t>
       </w:r>
-      <w:hyperlink w:history="1" r:id="rId95cluu8lqpauwhhhb7c7k">
+      <w:hyperlink w:history="1" r:id="rIdspdtpxgdcmwxoc8ktcsin">
         <w:r>
           <w:rPr>
             <w:rStyle w:val="Hyperlink"/>
@@ -558,7 +558,7 @@
       <w:r>
         <w:t xml:space="preserve"> — créé — </w:t>
       </w:r>
-      <w:hyperlink w:history="1" r:id="rIdpfytyacdz4rrgueobfub7">
+      <w:hyperlink w:history="1" r:id="rIdwuaa0rjcmao5gx3gizzwy">
         <w:r>
           <w:rPr>
             <w:rStyle w:val="Hyperlink"/>
@@ -587,7 +587,7 @@
       <w:r>
         <w:t xml:space="preserve"> — créé — </w:t>
       </w:r>
-      <w:hyperlink w:history="1" r:id="rId7icghkdwtjac9lb0r6u_g">
+      <w:hyperlink w:history="1" r:id="rIduxs-vclpyr-bmvxrurhdb">
         <w:r>
           <w:rPr>
             <w:rStyle w:val="Hyperlink"/>
@@ -624,7 +624,7 @@
       <w:r>
         <w:t xml:space="preserve"> — modifié — </w:t>
       </w:r>
-      <w:hyperlink w:history="1" r:id="rIdre6ovblnpmvhqshjhwdjr">
+      <w:hyperlink w:history="1" r:id="rIdt2e48ko4a_0ah1qsa7k3v">
         <w:r>
           <w:rPr>
             <w:rStyle w:val="Hyperlink"/>
@@ -661,7 +661,7 @@
       <w:r>
         <w:t xml:space="preserve"> — modifié — </w:t>
       </w:r>
-      <w:hyperlink w:history="1" r:id="rIdxh83ihc4jtemx-jgxwqea">
+      <w:hyperlink w:history="1" r:id="rIdka5yov6efthtlkedxqxjs">
         <w:r>
           <w:rPr>
             <w:rStyle w:val="Hyperlink"/>
@@ -690,7 +690,7 @@
       <w:r>
         <w:t xml:space="preserve"> — modifié — </w:t>
       </w:r>
-      <w:hyperlink w:history="1" r:id="rIdnt0zyfeithxykm3g1zucg">
+      <w:hyperlink w:history="1" r:id="rId4sqidjiqfuxnrmokzkpnm">
         <w:r>
           <w:rPr>
             <w:rStyle w:val="Hyperlink"/>
@@ -727,7 +727,7 @@
       <w:r>
         <w:t xml:space="preserve"> — modifié — </w:t>
       </w:r>
-      <w:hyperlink w:history="1" r:id="rIdkumuutkq-golkmtyfyn38">
+      <w:hyperlink w:history="1" r:id="rId6mce-jypv7yh2qhn_9r9r">
         <w:r>
           <w:rPr>
             <w:rStyle w:val="Hyperlink"/>
@@ -756,7 +756,7 @@
       <w:r>
         <w:t xml:space="preserve"> — modifié — </w:t>
       </w:r>
-      <w:hyperlink w:history="1" r:id="rId8covyhs7z4xfyy81zelr1">
+      <w:hyperlink w:history="1" r:id="rId-p6hrhhevfsrm43lukasc">
         <w:r>
           <w:rPr>
             <w:rStyle w:val="Hyperlink"/>
@@ -785,7 +785,7 @@
       <w:r>
         <w:t xml:space="preserve"> — modifié — </w:t>
       </w:r>
-      <w:hyperlink w:history="1" r:id="rIdfsrq-fwip5yf9f0swkrl1">
+      <w:hyperlink w:history="1" r:id="rIddm3fhcwunzqsjfjrozov1">
         <w:r>
           <w:rPr>
             <w:rStyle w:val="Hyperlink"/>
@@ -814,7 +814,7 @@
       <w:r>
         <w:t xml:space="preserve"> — créé — </w:t>
       </w:r>
-      <w:hyperlink w:history="1" r:id="rIdvcnlz8uahdynnjksytitk">
+      <w:hyperlink w:history="1" r:id="rIduj20arjofdop0mv39k6ry">
         <w:r>
           <w:rPr>
             <w:rStyle w:val="Hyperlink"/>
@@ -843,7 +843,7 @@
       <w:r>
         <w:t xml:space="preserve"> — créé — </w:t>
       </w:r>
-      <w:hyperlink w:history="1" r:id="rIdvzfer2mf8jn97duumcvak">
+      <w:hyperlink w:history="1" r:id="rIdoci3va3zkeumoudpvve2h">
         <w:r>
           <w:rPr>
             <w:rStyle w:val="Hyperlink"/>
@@ -880,7 +880,7 @@
       <w:r>
         <w:t xml:space="preserve"> — modifié — </w:t>
       </w:r>
-      <w:hyperlink w:history="1" r:id="rIdy00xluvmgsbceczbn0miu">
+      <w:hyperlink w:history="1" r:id="rIdfjsg_woi4fajqrog356ic">
         <w:r>
           <w:rPr>
             <w:rStyle w:val="Hyperlink"/>
@@ -917,7 +917,7 @@
       <w:r>
         <w:t xml:space="preserve"> — modifié — </w:t>
       </w:r>
-      <w:hyperlink w:history="1" r:id="rId-rnxnvfvjzdzzmo8wq4io">
+      <w:hyperlink w:history="1" r:id="rIdwksa1xfsca9rlr79hadwy">
         <w:r>
           <w:rPr>
             <w:rStyle w:val="Hyperlink"/>
@@ -946,7 +946,7 @@
       <w:r>
         <w:t xml:space="preserve"> — modifié — </w:t>
       </w:r>
-      <w:hyperlink w:history="1" r:id="rIdhyqoimmn6hz-geyf-9yme">
+      <w:hyperlink w:history="1" r:id="rIdbwlzlqgd8oyxphdpbvmtq">
         <w:r>
           <w:rPr>
             <w:rStyle w:val="Hyperlink"/>
@@ -975,7 +975,7 @@
       <w:r>
         <w:t xml:space="preserve"> — modifié — </w:t>
       </w:r>
-      <w:hyperlink w:history="1" r:id="rIdht88whqx_idqntvdkkt4n">
+      <w:hyperlink w:history="1" r:id="rIdnybzlpvzfenwigg_bx1n4">
         <w:r>
           <w:rPr>
             <w:rStyle w:val="Hyperlink"/>
@@ -1004,7 +1004,7 @@
       <w:r>
         <w:t xml:space="preserve"> — modifié — </w:t>
       </w:r>
-      <w:hyperlink w:history="1" r:id="rIdauphonfpv5lm37zrzayvu">
+      <w:hyperlink w:history="1" r:id="rIdhrpxm-jk3hecy8ugs0spa">
         <w:r>
           <w:rPr>
             <w:rStyle w:val="Hyperlink"/>
@@ -1033,7 +1033,7 @@
       <w:r>
         <w:t xml:space="preserve"> — modifié — </w:t>
       </w:r>
-      <w:hyperlink w:history="1" r:id="rId-xi_lhl5ennh7vcur71a3">
+      <w:hyperlink w:history="1" r:id="rIde50nhzz0ebgeg1wyo9p_2">
         <w:r>
           <w:rPr>
             <w:rStyle w:val="Hyperlink"/>
@@ -1062,7 +1062,7 @@
       <w:r>
         <w:t xml:space="preserve"> — modifié — </w:t>
       </w:r>
-      <w:hyperlink w:history="1" r:id="rId6ccm1abwdlhrk6jgo8wdf">
+      <w:hyperlink w:history="1" r:id="rIdmo4znrujrml5fnbpb1hx_">
         <w:r>
           <w:rPr>
             <w:rStyle w:val="Hyperlink"/>
@@ -1091,7 +1091,7 @@
       <w:r>
         <w:t xml:space="preserve"> — modifié — </w:t>
       </w:r>
-      <w:hyperlink w:history="1" r:id="rIdp1mz9iev5bgyboabsdpfb">
+      <w:hyperlink w:history="1" r:id="rIdi0uzouqc1kw-ftdgyndmx">
         <w:r>
           <w:rPr>
             <w:rStyle w:val="Hyperlink"/>
@@ -1120,7 +1120,7 @@
       <w:r>
         <w:t xml:space="preserve"> — modifié — </w:t>
       </w:r>
-      <w:hyperlink w:history="1" r:id="rIdaja4zkkkmqa0fqygqx8fl">
+      <w:hyperlink w:history="1" r:id="rIdx2mfxj584_opuaiyc02xp">
         <w:r>
           <w:rPr>
             <w:rStyle w:val="Hyperlink"/>
@@ -1149,7 +1149,7 @@
       <w:r>
         <w:t xml:space="preserve"> — modifié — </w:t>
       </w:r>
-      <w:hyperlink w:history="1" r:id="rIdhb3f49zdfyh31kpk2zxvj">
+      <w:hyperlink w:history="1" r:id="rIdnzjx8-_atixltrxwkuhpu">
         <w:r>
           <w:rPr>
             <w:rStyle w:val="Hyperlink"/>
@@ -1178,7 +1178,7 @@
       <w:r>
         <w:t xml:space="preserve"> — modifié — </w:t>
       </w:r>
-      <w:hyperlink w:history="1" r:id="rIdt_s9qssfqwrnqd1zbut3m">
+      <w:hyperlink w:history="1" r:id="rIdtek79gomynwdyx0n6mvc8">
         <w:r>
           <w:rPr>
             <w:rStyle w:val="Hyperlink"/>
@@ -1207,7 +1207,7 @@
       <w:r>
         <w:t xml:space="preserve"> — modifié — </w:t>
       </w:r>
-      <w:hyperlink w:history="1" r:id="rIdrlmynazy42phlqlulmntb">
+      <w:hyperlink w:history="1" r:id="rIdgj6hycqnyfjnmphebvy_k">
         <w:r>
           <w:rPr>
             <w:rStyle w:val="Hyperlink"/>
@@ -1236,7 +1236,7 @@
       <w:r>
         <w:t xml:space="preserve"> — modifié — </w:t>
       </w:r>
-      <w:hyperlink w:history="1" r:id="rId5buljvalfdekfljjewsai">
+      <w:hyperlink w:history="1" r:id="rIdi7czvjvqpkpansb4pbebk">
         <w:r>
           <w:rPr>
             <w:rStyle w:val="Hyperlink"/>
@@ -1265,7 +1265,7 @@
       <w:r>
         <w:t xml:space="preserve"> — modifié — </w:t>
       </w:r>
-      <w:hyperlink w:history="1" r:id="rIdeno9ydx-_p7mjmxhc2tis">
+      <w:hyperlink w:history="1" r:id="rId693djax_7wyo8deu-vxf-">
         <w:r>
           <w:rPr>
             <w:rStyle w:val="Hyperlink"/>
@@ -1294,7 +1294,7 @@
       <w:r>
         <w:t xml:space="preserve"> — modifié — </w:t>
       </w:r>
-      <w:hyperlink w:history="1" r:id="rIdzadtkfcovexunqvwv0mad">
+      <w:hyperlink w:history="1" r:id="rIdnhz_tnydyxgnhdmcs-mcr">
         <w:r>
           <w:rPr>
             <w:rStyle w:val="Hyperlink"/>
@@ -1323,7 +1323,7 @@
       <w:r>
         <w:t xml:space="preserve"> — modifié — </w:t>
       </w:r>
-      <w:hyperlink w:history="1" r:id="rIdqohu6cn7fy6m7tvhafkgf">
+      <w:hyperlink w:history="1" r:id="rIdg5vqbmcdk_1e32qatrg7z">
         <w:r>
           <w:rPr>
             <w:rStyle w:val="Hyperlink"/>
@@ -1352,7 +1352,7 @@
       <w:r>
         <w:t xml:space="preserve"> — modifié — </w:t>
       </w:r>
-      <w:hyperlink w:history="1" r:id="rIdqbdsnbvrlnwapmxwfyxuv">
+      <w:hyperlink w:history="1" r:id="rIdrr3alkm7w0ylnoc8qkw9f">
         <w:r>
           <w:rPr>
             <w:rStyle w:val="Hyperlink"/>
@@ -1381,7 +1381,7 @@
       <w:r>
         <w:t xml:space="preserve"> — modifié — </w:t>
       </w:r>
-      <w:hyperlink w:history="1" r:id="rId2olxphht4ahfhf4ijxurh">
+      <w:hyperlink w:history="1" r:id="rIdsosf0f0za4ffsw6ktkojj">
         <w:r>
           <w:rPr>
             <w:rStyle w:val="Hyperlink"/>
@@ -1410,7 +1410,7 @@
       <w:r>
         <w:t xml:space="preserve"> — modifié — </w:t>
       </w:r>
-      <w:hyperlink w:history="1" r:id="rIdlqbcdgifx6x-ypdbcicfq">
+      <w:hyperlink w:history="1" r:id="rIdn4q1pch41rxrawbld2djf">
         <w:r>
           <w:rPr>
             <w:rStyle w:val="Hyperlink"/>
@@ -1439,7 +1439,7 @@
       <w:r>
         <w:t xml:space="preserve"> — modifié — </w:t>
       </w:r>
-      <w:hyperlink w:history="1" r:id="rId7cmh79_-bvkdmcocjr_5e">
+      <w:hyperlink w:history="1" r:id="rId5wd5whijuz3mup9kiwlkq">
         <w:r>
           <w:rPr>
             <w:rStyle w:val="Hyperlink"/>
@@ -1468,7 +1468,7 @@
       <w:r>
         <w:t xml:space="preserve"> — modifié — </w:t>
       </w:r>
-      <w:hyperlink w:history="1" r:id="rIdrsn2fhdlbq3mznlcpms6y">
+      <w:hyperlink w:history="1" r:id="rId9z6-nkklehgmlacc8k_14">
         <w:r>
           <w:rPr>
             <w:rStyle w:val="Hyperlink"/>
@@ -1497,7 +1497,7 @@
       <w:r>
         <w:t xml:space="preserve"> — modifié — </w:t>
       </w:r>
-      <w:hyperlink w:history="1" r:id="rIdemgmu9ajoe9jcdqvdo7dx">
+      <w:hyperlink w:history="1" r:id="rIdbzabetzmczklwfimotrwb">
         <w:r>
           <w:rPr>
             <w:rStyle w:val="Hyperlink"/>
@@ -1526,7 +1526,7 @@
       <w:r>
         <w:t xml:space="preserve"> — modifié — </w:t>
       </w:r>
-      <w:hyperlink w:history="1" r:id="rIdva2sulzscp5thd1aytvoo">
+      <w:hyperlink w:history="1" r:id="rIdezinccjvfv4ykgwugbx2c">
         <w:r>
           <w:rPr>
             <w:rStyle w:val="Hyperlink"/>
@@ -1555,7 +1555,7 @@
       <w:r>
         <w:t xml:space="preserve"> — modifié — </w:t>
       </w:r>
-      <w:hyperlink w:history="1" r:id="rIdzcxojwpvc-etheturqdpe">
+      <w:hyperlink w:history="1" r:id="rIdkwplxwd5chp00tpt1wdwa">
         <w:r>
           <w:rPr>
             <w:rStyle w:val="Hyperlink"/>
@@ -1584,7 +1584,7 @@
       <w:r>
         <w:t xml:space="preserve"> — modifié — </w:t>
       </w:r>
-      <w:hyperlink w:history="1" r:id="rIdb3afloa2e5n9obtpwqtkd">
+      <w:hyperlink w:history="1" r:id="rIdq6sslhicyrdgw1eoyjp08">
         <w:r>
           <w:rPr>
             <w:rStyle w:val="Hyperlink"/>
@@ -1613,7 +1613,7 @@
       <w:r>
         <w:t xml:space="preserve"> — modifié — </w:t>
       </w:r>
-      <w:hyperlink w:history="1" r:id="rIdayvl-blricu7xe2e6xlrk">
+      <w:hyperlink w:history="1" r:id="rIdv_jfacngj7oqrxkdrpczj">
         <w:r>
           <w:rPr>
             <w:rStyle w:val="Hyperlink"/>
@@ -1642,7 +1642,7 @@
       <w:r>
         <w:t xml:space="preserve"> — modifié — </w:t>
       </w:r>
-      <w:hyperlink w:history="1" r:id="rIda-d0sw4x-e6fa20jw9_ma">
+      <w:hyperlink w:history="1" r:id="rIdapvqpby_f50yoqggaeqy0">
         <w:r>
           <w:rPr>
             <w:rStyle w:val="Hyperlink"/>
@@ -1671,7 +1671,7 @@
       <w:r>
         <w:t xml:space="preserve"> — modifié — </w:t>
       </w:r>
-      <w:hyperlink w:history="1" r:id="rIdtm6z1bkzor1gopldhhmn5">
+      <w:hyperlink w:history="1" r:id="rIdozg6ayj1lqprfkkqbtvv4">
         <w:r>
           <w:rPr>
             <w:rStyle w:val="Hyperlink"/>
@@ -1700,7 +1700,7 @@
       <w:r>
         <w:t xml:space="preserve"> — modifié — </w:t>
       </w:r>
-      <w:hyperlink w:history="1" r:id="rIdegn05n4l_qcl-x3klfhne">
+      <w:hyperlink w:history="1" r:id="rIdeh-q8b0o0rlswc8yxz5hm">
         <w:r>
           <w:rPr>
             <w:rStyle w:val="Hyperlink"/>
@@ -1729,7 +1729,7 @@
       <w:r>
         <w:t xml:space="preserve"> — modifié — </w:t>
       </w:r>
-      <w:hyperlink w:history="1" r:id="rIdajtm0cevqxvpde2ewhb2h">
+      <w:hyperlink w:history="1" r:id="rIdwne_rkxnaixtrz9trkvcx">
         <w:r>
           <w:rPr>
             <w:rStyle w:val="Hyperlink"/>
@@ -1758,7 +1758,7 @@
       <w:r>
         <w:t xml:space="preserve"> — modifié — </w:t>
       </w:r>
-      <w:hyperlink w:history="1" r:id="rIduruisvz25-pkam-g2h1qp">
+      <w:hyperlink w:history="1" r:id="rIddeukiv5c0qxw8sgylwlgt">
         <w:r>
           <w:rPr>
             <w:rStyle w:val="Hyperlink"/>
@@ -1787,7 +1787,7 @@
       <w:r>
         <w:t xml:space="preserve"> — modifié — </w:t>
       </w:r>
-      <w:hyperlink w:history="1" r:id="rId_gdy5ewsv4kocefl_sipx">
+      <w:hyperlink w:history="1" r:id="rIdmifece1ifqk8cs9mafkrw">
         <w:r>
           <w:rPr>
             <w:rStyle w:val="Hyperlink"/>
@@ -1816,7 +1816,7 @@
       <w:r>
         <w:t xml:space="preserve"> — modifié — </w:t>
       </w:r>
-      <w:hyperlink w:history="1" r:id="rIdxziuyk_tkqsn0ucfwbe_f">
+      <w:hyperlink w:history="1" r:id="rIdbk8onbpsvgybiozbldpd2">
         <w:r>
           <w:rPr>
             <w:rStyle w:val="Hyperlink"/>
@@ -1845,7 +1845,7 @@
       <w:r>
         <w:t xml:space="preserve"> — modifié — </w:t>
       </w:r>
-      <w:hyperlink w:history="1" r:id="rIdzwgjwokglkaswdqcitzbt">
+      <w:hyperlink w:history="1" r:id="rId9zog3oqfnwnbh4w_4srej">
         <w:r>
           <w:rPr>
             <w:rStyle w:val="Hyperlink"/>
@@ -1874,7 +1874,7 @@
       <w:r>
         <w:t xml:space="preserve"> — modifié — </w:t>
       </w:r>
-      <w:hyperlink w:history="1" r:id="rId-kafq7dw5qr0eesglksjf">
+      <w:hyperlink w:history="1" r:id="rId2bw6xbxnqagbwupfuo3oz">
         <w:r>
           <w:rPr>
             <w:rStyle w:val="Hyperlink"/>
@@ -1903,7 +1903,7 @@
       <w:r>
         <w:t xml:space="preserve"> — modifié — </w:t>
       </w:r>
-      <w:hyperlink w:history="1" r:id="rIduvvdv7o0vvwqtd6vigqks">
+      <w:hyperlink w:history="1" r:id="rIdyoed6tqpvbxvotfq91snw">
         <w:r>
           <w:rPr>
             <w:rStyle w:val="Hyperlink"/>
@@ -1932,7 +1932,7 @@
       <w:r>
         <w:t xml:space="preserve"> — modifié — </w:t>
       </w:r>
-      <w:hyperlink w:history="1" r:id="rIdzcj491qvca8tdt2ersv_b">
+      <w:hyperlink w:history="1" r:id="rIdzk_mrzmx4rlb7ef7i7avr">
         <w:r>
           <w:rPr>
             <w:rStyle w:val="Hyperlink"/>
@@ -1961,7 +1961,7 @@
       <w:r>
         <w:t xml:space="preserve"> — modifié — </w:t>
       </w:r>
-      <w:hyperlink w:history="1" r:id="rIduvoj1ia1onhrrgqmyyk2d">
+      <w:hyperlink w:history="1" r:id="rIdrsgslidn_hw-sv-ro0wd-">
         <w:r>
           <w:rPr>
             <w:rStyle w:val="Hyperlink"/>
@@ -1990,7 +1990,7 @@
       <w:r>
         <w:t xml:space="preserve"> — modifié — </w:t>
       </w:r>
-      <w:hyperlink w:history="1" r:id="rIdnmou9zaiozpwg8k_z0cdg">
+      <w:hyperlink w:history="1" r:id="rIdftk4lhsadlvhd_5badrqn">
         <w:r>
           <w:rPr>
             <w:rStyle w:val="Hyperlink"/>
@@ -2027,7 +2027,7 @@
       <w:r>
         <w:t xml:space="preserve"> — modifié — </w:t>
       </w:r>
-      <w:hyperlink w:history="1" r:id="rIdg1pebykid0i5ct2hdefmb">
+      <w:hyperlink w:history="1" r:id="rId8l-6tr1j5snays-mvdtso">
         <w:r>
           <w:rPr>
             <w:rStyle w:val="Hyperlink"/>

--- a/docs/developpement/phases/word/PHASE_32_PREMIER_AUDIT_CODEX_ET_CORRECTIONS.docx
+++ b/docs/developpement/phases/word/PHASE_32_PREMIER_AUDIT_CODEX_ET_CORRECTIONS.docx
@@ -20,7 +20,7 @@
       <w:r>
         <w:t xml:space="preserve">FlaiX Expert · dossier de développement · généré le 2026-10-21 depuis le dépôt </w:t>
       </w:r>
-      <w:hyperlink w:history="1" r:id="rIdotfj9xnosmmmru8klsuix">
+      <w:hyperlink w:history="1" r:id="rIdnoz5h4u8demjn5r4mvexe">
         <w:r>
           <w:rPr>
             <w:rStyle w:val="Hyperlink"/>
@@ -452,7 +452,7 @@
           <w:numId w:val="2"/>
         </w:numPr>
       </w:pPr>
-      <w:hyperlink w:history="1" r:id="rIdxwvph_e7v3efzl6dtt2jq">
+      <w:hyperlink w:history="1" r:id="rIdpgifjmbtfb9w8j7ppbq0w">
         <w:r>
           <w:rPr>
             <w:rStyle w:val="Hyperlink"/>
@@ -500,7 +500,7 @@
       <w:r>
         <w:t xml:space="preserve"> — modifié — </w:t>
       </w:r>
-      <w:hyperlink w:history="1" r:id="rId_cmw6stbxuhh22mol-hjz">
+      <w:hyperlink w:history="1" r:id="rIdvnj6js5ho0-abipvip75p">
         <w:r>
           <w:rPr>
             <w:rStyle w:val="Hyperlink"/>
@@ -529,7 +529,7 @@
       <w:r>
         <w:t xml:space="preserve"> — modifié — </w:t>
       </w:r>
-      <w:hyperlink w:history="1" r:id="rIdspdtpxgdcmwxoc8ktcsin">
+      <w:hyperlink w:history="1" r:id="rId6xh3zchpaaxxx4qrly4fl">
         <w:r>
           <w:rPr>
             <w:rStyle w:val="Hyperlink"/>
@@ -558,7 +558,7 @@
       <w:r>
         <w:t xml:space="preserve"> — créé — </w:t>
       </w:r>
-      <w:hyperlink w:history="1" r:id="rIdwuaa0rjcmao5gx3gizzwy">
+      <w:hyperlink w:history="1" r:id="rId94o-mmzh4ufyl_scm-g2k">
         <w:r>
           <w:rPr>
             <w:rStyle w:val="Hyperlink"/>
@@ -587,7 +587,7 @@
       <w:r>
         <w:t xml:space="preserve"> — créé — </w:t>
       </w:r>
-      <w:hyperlink w:history="1" r:id="rIduxs-vclpyr-bmvxrurhdb">
+      <w:hyperlink w:history="1" r:id="rIdhuqjxslvzpspgqo93r00-">
         <w:r>
           <w:rPr>
             <w:rStyle w:val="Hyperlink"/>
@@ -624,7 +624,7 @@
       <w:r>
         <w:t xml:space="preserve"> — modifié — </w:t>
       </w:r>
-      <w:hyperlink w:history="1" r:id="rIdt2e48ko4a_0ah1qsa7k3v">
+      <w:hyperlink w:history="1" r:id="rIdhmwifqrux8sam3zmjrdi7">
         <w:r>
           <w:rPr>
             <w:rStyle w:val="Hyperlink"/>
@@ -661,7 +661,7 @@
       <w:r>
         <w:t xml:space="preserve"> — modifié — </w:t>
       </w:r>
-      <w:hyperlink w:history="1" r:id="rIdka5yov6efthtlkedxqxjs">
+      <w:hyperlink w:history="1" r:id="rIde9hbjphn8d7efohujjbmf">
         <w:r>
           <w:rPr>
             <w:rStyle w:val="Hyperlink"/>
@@ -690,7 +690,7 @@
       <w:r>
         <w:t xml:space="preserve"> — modifié — </w:t>
       </w:r>
-      <w:hyperlink w:history="1" r:id="rId4sqidjiqfuxnrmokzkpnm">
+      <w:hyperlink w:history="1" r:id="rId0jqca3or41eqmr9kedsuh">
         <w:r>
           <w:rPr>
             <w:rStyle w:val="Hyperlink"/>
@@ -727,7 +727,7 @@
       <w:r>
         <w:t xml:space="preserve"> — modifié — </w:t>
       </w:r>
-      <w:hyperlink w:history="1" r:id="rId6mce-jypv7yh2qhn_9r9r">
+      <w:hyperlink w:history="1" r:id="rIdbyribo7nuggg6kxc_jben">
         <w:r>
           <w:rPr>
             <w:rStyle w:val="Hyperlink"/>
@@ -756,7 +756,7 @@
       <w:r>
         <w:t xml:space="preserve"> — modifié — </w:t>
       </w:r>
-      <w:hyperlink w:history="1" r:id="rId-p6hrhhevfsrm43lukasc">
+      <w:hyperlink w:history="1" r:id="rIds4brk7t187k4wj37hs5xo">
         <w:r>
           <w:rPr>
             <w:rStyle w:val="Hyperlink"/>
@@ -785,7 +785,7 @@
       <w:r>
         <w:t xml:space="preserve"> — modifié — </w:t>
       </w:r>
-      <w:hyperlink w:history="1" r:id="rIddm3fhcwunzqsjfjrozov1">
+      <w:hyperlink w:history="1" r:id="rIdyv404_b8_e83cemrpyzw0">
         <w:r>
           <w:rPr>
             <w:rStyle w:val="Hyperlink"/>
@@ -814,7 +814,7 @@
       <w:r>
         <w:t xml:space="preserve"> — créé — </w:t>
       </w:r>
-      <w:hyperlink w:history="1" r:id="rIduj20arjofdop0mv39k6ry">
+      <w:hyperlink w:history="1" r:id="rId2dvmwlfymekhluy4q9dhs">
         <w:r>
           <w:rPr>
             <w:rStyle w:val="Hyperlink"/>
@@ -843,7 +843,7 @@
       <w:r>
         <w:t xml:space="preserve"> — créé — </w:t>
       </w:r>
-      <w:hyperlink w:history="1" r:id="rIdoci3va3zkeumoudpvve2h">
+      <w:hyperlink w:history="1" r:id="rIdnkddkghiwzvub800fv5gb">
         <w:r>
           <w:rPr>
             <w:rStyle w:val="Hyperlink"/>
@@ -880,7 +880,7 @@
       <w:r>
         <w:t xml:space="preserve"> — modifié — </w:t>
       </w:r>
-      <w:hyperlink w:history="1" r:id="rIdfjsg_woi4fajqrog356ic">
+      <w:hyperlink w:history="1" r:id="rIdteddqdc_pwnm4zixqdhp_">
         <w:r>
           <w:rPr>
             <w:rStyle w:val="Hyperlink"/>
@@ -917,7 +917,7 @@
       <w:r>
         <w:t xml:space="preserve"> — modifié — </w:t>
       </w:r>
-      <w:hyperlink w:history="1" r:id="rIdwksa1xfsca9rlr79hadwy">
+      <w:hyperlink w:history="1" r:id="rIdew32cxugb3biwpgi15478">
         <w:r>
           <w:rPr>
             <w:rStyle w:val="Hyperlink"/>
@@ -946,7 +946,7 @@
       <w:r>
         <w:t xml:space="preserve"> — modifié — </w:t>
       </w:r>
-      <w:hyperlink w:history="1" r:id="rIdbwlzlqgd8oyxphdpbvmtq">
+      <w:hyperlink w:history="1" r:id="rIde5prtpdo4hiai-g6gwriv">
         <w:r>
           <w:rPr>
             <w:rStyle w:val="Hyperlink"/>
@@ -975,7 +975,7 @@
       <w:r>
         <w:t xml:space="preserve"> — modifié — </w:t>
       </w:r>
-      <w:hyperlink w:history="1" r:id="rIdnybzlpvzfenwigg_bx1n4">
+      <w:hyperlink w:history="1" r:id="rIdbilbpooxw7gwejbh5qanh">
         <w:r>
           <w:rPr>
             <w:rStyle w:val="Hyperlink"/>
@@ -1004,7 +1004,7 @@
       <w:r>
         <w:t xml:space="preserve"> — modifié — </w:t>
       </w:r>
-      <w:hyperlink w:history="1" r:id="rIdhrpxm-jk3hecy8ugs0spa">
+      <w:hyperlink w:history="1" r:id="rId-kibhdzfnta5_vd8u5yii">
         <w:r>
           <w:rPr>
             <w:rStyle w:val="Hyperlink"/>
@@ -1033,7 +1033,7 @@
       <w:r>
         <w:t xml:space="preserve"> — modifié — </w:t>
       </w:r>
-      <w:hyperlink w:history="1" r:id="rIde50nhzz0ebgeg1wyo9p_2">
+      <w:hyperlink w:history="1" r:id="rIda56bxyg4uj62yegicw2pn">
         <w:r>
           <w:rPr>
             <w:rStyle w:val="Hyperlink"/>
@@ -1062,7 +1062,7 @@
       <w:r>
         <w:t xml:space="preserve"> — modifié — </w:t>
       </w:r>
-      <w:hyperlink w:history="1" r:id="rIdmo4znrujrml5fnbpb1hx_">
+      <w:hyperlink w:history="1" r:id="rIdf9myrxsn9gaptckcisdou">
         <w:r>
           <w:rPr>
             <w:rStyle w:val="Hyperlink"/>
@@ -1091,7 +1091,7 @@
       <w:r>
         <w:t xml:space="preserve"> — modifié — </w:t>
       </w:r>
-      <w:hyperlink w:history="1" r:id="rIdi0uzouqc1kw-ftdgyndmx">
+      <w:hyperlink w:history="1" r:id="rIdg-zsdbvo7h5ovg6i03x8z">
         <w:r>
           <w:rPr>
             <w:rStyle w:val="Hyperlink"/>
@@ -1120,7 +1120,7 @@
       <w:r>
         <w:t xml:space="preserve"> — modifié — </w:t>
       </w:r>
-      <w:hyperlink w:history="1" r:id="rIdx2mfxj584_opuaiyc02xp">
+      <w:hyperlink w:history="1" r:id="rIde6gvzyrde3urx1w0no7pt">
         <w:r>
           <w:rPr>
             <w:rStyle w:val="Hyperlink"/>
@@ -1149,7 +1149,7 @@
       <w:r>
         <w:t xml:space="preserve"> — modifié — </w:t>
       </w:r>
-      <w:hyperlink w:history="1" r:id="rIdnzjx8-_atixltrxwkuhpu">
+      <w:hyperlink w:history="1" r:id="rIdcmt_wa8bnxfj2vepzqhpz">
         <w:r>
           <w:rPr>
             <w:rStyle w:val="Hyperlink"/>
@@ -1178,7 +1178,7 @@
       <w:r>
         <w:t xml:space="preserve"> — modifié — </w:t>
       </w:r>
-      <w:hyperlink w:history="1" r:id="rIdtek79gomynwdyx0n6mvc8">
+      <w:hyperlink w:history="1" r:id="rIdcf0p9jidzdfzzxlumscj6">
         <w:r>
           <w:rPr>
             <w:rStyle w:val="Hyperlink"/>
@@ -1207,7 +1207,7 @@
       <w:r>
         <w:t xml:space="preserve"> — modifié — </w:t>
       </w:r>
-      <w:hyperlink w:history="1" r:id="rIdgj6hycqnyfjnmphebvy_k">
+      <w:hyperlink w:history="1" r:id="rIdreipzhppjkveqv64ttn6q">
         <w:r>
           <w:rPr>
             <w:rStyle w:val="Hyperlink"/>
@@ -1236,7 +1236,7 @@
       <w:r>
         <w:t xml:space="preserve"> — modifié — </w:t>
       </w:r>
-      <w:hyperlink w:history="1" r:id="rIdi7czvjvqpkpansb4pbebk">
+      <w:hyperlink w:history="1" r:id="rIdm_joqlhsoojwdgolep_gl">
         <w:r>
           <w:rPr>
             <w:rStyle w:val="Hyperlink"/>
@@ -1265,7 +1265,7 @@
       <w:r>
         <w:t xml:space="preserve"> — modifié — </w:t>
       </w:r>
-      <w:hyperlink w:history="1" r:id="rId693djax_7wyo8deu-vxf-">
+      <w:hyperlink w:history="1" r:id="rIdodyekvx7ytv7xnzgwtwoy">
         <w:r>
           <w:rPr>
             <w:rStyle w:val="Hyperlink"/>
@@ -1294,7 +1294,7 @@
       <w:r>
         <w:t xml:space="preserve"> — modifié — </w:t>
       </w:r>
-      <w:hyperlink w:history="1" r:id="rIdnhz_tnydyxgnhdmcs-mcr">
+      <w:hyperlink w:history="1" r:id="rId5vyxibitfsjpce6fodnm0">
         <w:r>
           <w:rPr>
             <w:rStyle w:val="Hyperlink"/>
@@ -1323,7 +1323,7 @@
       <w:r>
         <w:t xml:space="preserve"> — modifié — </w:t>
       </w:r>
-      <w:hyperlink w:history="1" r:id="rIdg5vqbmcdk_1e32qatrg7z">
+      <w:hyperlink w:history="1" r:id="rIdp_xzsouaz2vpr4p3tznk_">
         <w:r>
           <w:rPr>
             <w:rStyle w:val="Hyperlink"/>
@@ -1352,7 +1352,7 @@
       <w:r>
         <w:t xml:space="preserve"> — modifié — </w:t>
       </w:r>
-      <w:hyperlink w:history="1" r:id="rIdrr3alkm7w0ylnoc8qkw9f">
+      <w:hyperlink w:history="1" r:id="rIdygcahfnbdqopv5mjniw4g">
         <w:r>
           <w:rPr>
             <w:rStyle w:val="Hyperlink"/>
@@ -1381,7 +1381,7 @@
       <w:r>
         <w:t xml:space="preserve"> — modifié — </w:t>
       </w:r>
-      <w:hyperlink w:history="1" r:id="rIdsosf0f0za4ffsw6ktkojj">
+      <w:hyperlink w:history="1" r:id="rIdtk2tuy5xkacg6uo2eluuj">
         <w:r>
           <w:rPr>
             <w:rStyle w:val="Hyperlink"/>
@@ -1410,7 +1410,7 @@
       <w:r>
         <w:t xml:space="preserve"> — modifié — </w:t>
       </w:r>
-      <w:hyperlink w:history="1" r:id="rIdn4q1pch41rxrawbld2djf">
+      <w:hyperlink w:history="1" r:id="rIdk5ojfh0vy2bsprva63zog">
         <w:r>
           <w:rPr>
             <w:rStyle w:val="Hyperlink"/>
@@ -1439,7 +1439,7 @@
       <w:r>
         <w:t xml:space="preserve"> — modifié — </w:t>
       </w:r>
-      <w:hyperlink w:history="1" r:id="rId5wd5whijuz3mup9kiwlkq">
+      <w:hyperlink w:history="1" r:id="rIdsfeu9slcgxm9mdr0qwhpi">
         <w:r>
           <w:rPr>
             <w:rStyle w:val="Hyperlink"/>
@@ -1468,7 +1468,7 @@
       <w:r>
         <w:t xml:space="preserve"> — modifié — </w:t>
       </w:r>
-      <w:hyperlink w:history="1" r:id="rId9z6-nkklehgmlacc8k_14">
+      <w:hyperlink w:history="1" r:id="rIdnwyrzhzejfaylvefedgvu">
         <w:r>
           <w:rPr>
             <w:rStyle w:val="Hyperlink"/>
@@ -1497,7 +1497,7 @@
       <w:r>
         <w:t xml:space="preserve"> — modifié — </w:t>
       </w:r>
-      <w:hyperlink w:history="1" r:id="rIdbzabetzmczklwfimotrwb">
+      <w:hyperlink w:history="1" r:id="rIdusu-veinjgu8zz3fdwzbo">
         <w:r>
           <w:rPr>
             <w:rStyle w:val="Hyperlink"/>
@@ -1526,7 +1526,7 @@
       <w:r>
         <w:t xml:space="preserve"> — modifié — </w:t>
       </w:r>
-      <w:hyperlink w:history="1" r:id="rIdezinccjvfv4ykgwugbx2c">
+      <w:hyperlink w:history="1" r:id="rIdqy_m_c2iumwtuwymq_n2i">
         <w:r>
           <w:rPr>
             <w:rStyle w:val="Hyperlink"/>
@@ -1555,7 +1555,7 @@
       <w:r>
         <w:t xml:space="preserve"> — modifié — </w:t>
       </w:r>
-      <w:hyperlink w:history="1" r:id="rIdkwplxwd5chp00tpt1wdwa">
+      <w:hyperlink w:history="1" r:id="rIdnl96c2_1k37aekat2e6xt">
         <w:r>
           <w:rPr>
             <w:rStyle w:val="Hyperlink"/>
@@ -1584,7 +1584,7 @@
       <w:r>
         <w:t xml:space="preserve"> — modifié — </w:t>
       </w:r>
-      <w:hyperlink w:history="1" r:id="rIdq6sslhicyrdgw1eoyjp08">
+      <w:hyperlink w:history="1" r:id="rIdywioid9o42zdm5dypfcy5">
         <w:r>
           <w:rPr>
             <w:rStyle w:val="Hyperlink"/>
@@ -1613,7 +1613,7 @@
       <w:r>
         <w:t xml:space="preserve"> — modifié — </w:t>
       </w:r>
-      <w:hyperlink w:history="1" r:id="rIdv_jfacngj7oqrxkdrpczj">
+      <w:hyperlink w:history="1" r:id="rIdrp_rxe4stptpsyeil9xxs">
         <w:r>
           <w:rPr>
             <w:rStyle w:val="Hyperlink"/>
@@ -1642,7 +1642,7 @@
       <w:r>
         <w:t xml:space="preserve"> — modifié — </w:t>
       </w:r>
-      <w:hyperlink w:history="1" r:id="rIdapvqpby_f50yoqggaeqy0">
+      <w:hyperlink w:history="1" r:id="rIdvws0aj_t8dwcmhkanlrnl">
         <w:r>
           <w:rPr>
             <w:rStyle w:val="Hyperlink"/>
@@ -1671,7 +1671,7 @@
       <w:r>
         <w:t xml:space="preserve"> — modifié — </w:t>
       </w:r>
-      <w:hyperlink w:history="1" r:id="rIdozg6ayj1lqprfkkqbtvv4">
+      <w:hyperlink w:history="1" r:id="rIdua7nbc8nndl_oqkcy2uoj">
         <w:r>
           <w:rPr>
             <w:rStyle w:val="Hyperlink"/>
@@ -1700,7 +1700,7 @@
       <w:r>
         <w:t xml:space="preserve"> — modifié — </w:t>
       </w:r>
-      <w:hyperlink w:history="1" r:id="rIdeh-q8b0o0rlswc8yxz5hm">
+      <w:hyperlink w:history="1" r:id="rId-a-xmggq_jy4curreqtys">
         <w:r>
           <w:rPr>
             <w:rStyle w:val="Hyperlink"/>
@@ -1729,7 +1729,7 @@
       <w:r>
         <w:t xml:space="preserve"> — modifié — </w:t>
       </w:r>
-      <w:hyperlink w:history="1" r:id="rIdwne_rkxnaixtrz9trkvcx">
+      <w:hyperlink w:history="1" r:id="rId59am6bd5zereyzak9m9m4">
         <w:r>
           <w:rPr>
             <w:rStyle w:val="Hyperlink"/>
@@ -1758,7 +1758,7 @@
       <w:r>
         <w:t xml:space="preserve"> — modifié — </w:t>
       </w:r>
-      <w:hyperlink w:history="1" r:id="rIddeukiv5c0qxw8sgylwlgt">
+      <w:hyperlink w:history="1" r:id="rIdtzalia-hhq-x1r8-gfjn9">
         <w:r>
           <w:rPr>
             <w:rStyle w:val="Hyperlink"/>
@@ -1787,7 +1787,7 @@
       <w:r>
         <w:t xml:space="preserve"> — modifié — </w:t>
       </w:r>
-      <w:hyperlink w:history="1" r:id="rIdmifece1ifqk8cs9mafkrw">
+      <w:hyperlink w:history="1" r:id="rIduks2gpv7s0satfma2xikt">
         <w:r>
           <w:rPr>
             <w:rStyle w:val="Hyperlink"/>
@@ -1816,7 +1816,7 @@
       <w:r>
         <w:t xml:space="preserve"> — modifié — </w:t>
       </w:r>
-      <w:hyperlink w:history="1" r:id="rIdbk8onbpsvgybiozbldpd2">
+      <w:hyperlink w:history="1" r:id="rIdxllxrca8yooctgiy9iis1">
         <w:r>
           <w:rPr>
             <w:rStyle w:val="Hyperlink"/>
@@ -1845,7 +1845,7 @@
       <w:r>
         <w:t xml:space="preserve"> — modifié — </w:t>
       </w:r>
-      <w:hyperlink w:history="1" r:id="rId9zog3oqfnwnbh4w_4srej">
+      <w:hyperlink w:history="1" r:id="rIde2aechux3rfd93xmtowwg">
         <w:r>
           <w:rPr>
             <w:rStyle w:val="Hyperlink"/>
@@ -1874,7 +1874,7 @@
       <w:r>
         <w:t xml:space="preserve"> — modifié — </w:t>
       </w:r>
-      <w:hyperlink w:history="1" r:id="rId2bw6xbxnqagbwupfuo3oz">
+      <w:hyperlink w:history="1" r:id="rIdfpvngcu2xwcasnzbn9huw">
         <w:r>
           <w:rPr>
             <w:rStyle w:val="Hyperlink"/>
@@ -1903,7 +1903,7 @@
       <w:r>
         <w:t xml:space="preserve"> — modifié — </w:t>
       </w:r>
-      <w:hyperlink w:history="1" r:id="rIdyoed6tqpvbxvotfq91snw">
+      <w:hyperlink w:history="1" r:id="rId153m9nc7tfnj8e-2n5tss">
         <w:r>
           <w:rPr>
             <w:rStyle w:val="Hyperlink"/>
@@ -1932,7 +1932,7 @@
       <w:r>
         <w:t xml:space="preserve"> — modifié — </w:t>
       </w:r>
-      <w:hyperlink w:history="1" r:id="rIdzk_mrzmx4rlb7ef7i7avr">
+      <w:hyperlink w:history="1" r:id="rIdfuiwgacvdyczarco_pycq">
         <w:r>
           <w:rPr>
             <w:rStyle w:val="Hyperlink"/>
@@ -1961,7 +1961,7 @@
       <w:r>
         <w:t xml:space="preserve"> — modifié — </w:t>
       </w:r>
-      <w:hyperlink w:history="1" r:id="rIdrsgslidn_hw-sv-ro0wd-">
+      <w:hyperlink w:history="1" r:id="rIdwesdeo42v7qgyimfp0whn">
         <w:r>
           <w:rPr>
             <w:rStyle w:val="Hyperlink"/>
@@ -1990,7 +1990,7 @@
       <w:r>
         <w:t xml:space="preserve"> — modifié — </w:t>
       </w:r>
-      <w:hyperlink w:history="1" r:id="rIdftk4lhsadlvhd_5badrqn">
+      <w:hyperlink w:history="1" r:id="rIdtdgvvuc2sp6cn8imezpnv">
         <w:r>
           <w:rPr>
             <w:rStyle w:val="Hyperlink"/>
@@ -2027,7 +2027,7 @@
       <w:r>
         <w:t xml:space="preserve"> — modifié — </w:t>
       </w:r>
-      <w:hyperlink w:history="1" r:id="rId8l-6tr1j5snays-mvdtso">
+      <w:hyperlink w:history="1" r:id="rId0b7nqqrfkkeyzxq3w40fx">
         <w:r>
           <w:rPr>
             <w:rStyle w:val="Hyperlink"/>

--- a/docs/developpement/phases/word/PHASE_32_PREMIER_AUDIT_CODEX_ET_CORRECTIONS.docx
+++ b/docs/developpement/phases/word/PHASE_32_PREMIER_AUDIT_CODEX_ET_CORRECTIONS.docx
@@ -18,9 +18,9 @@
         <w:shd w:fill="F6F3FF" w:color="auto" w:val="clear"/>
       </w:pPr>
       <w:r>
-        <w:t xml:space="preserve">FlaiX Expert · dossier de développement · généré le 2026-10-21 depuis le dépôt </w:t>
-      </w:r>
-      <w:hyperlink w:history="1" r:id="rIdnoz5h4u8demjn5r4mvexe">
+        <w:t xml:space="preserve">FlaiX Expert · dossier de développement · généré le 2026-10-23 depuis le dépôt </w:t>
+      </w:r>
+      <w:hyperlink w:history="1" r:id="rIddyxvx6m9ojptbtvbvv2yl">
         <w:r>
           <w:rPr>
             <w:rStyle w:val="Hyperlink"/>
@@ -452,7 +452,7 @@
           <w:numId w:val="2"/>
         </w:numPr>
       </w:pPr>
-      <w:hyperlink w:history="1" r:id="rIdpgifjmbtfb9w8j7ppbq0w">
+      <w:hyperlink w:history="1" r:id="rId756mhxxnevwmubmu_04qv">
         <w:r>
           <w:rPr>
             <w:rStyle w:val="Hyperlink"/>
@@ -500,7 +500,7 @@
       <w:r>
         <w:t xml:space="preserve"> — modifié — </w:t>
       </w:r>
-      <w:hyperlink w:history="1" r:id="rIdvnj6js5ho0-abipvip75p">
+      <w:hyperlink w:history="1" r:id="rIdyietslbq-nxesauodiv8a">
         <w:r>
           <w:rPr>
             <w:rStyle w:val="Hyperlink"/>
@@ -529,7 +529,7 @@
       <w:r>
         <w:t xml:space="preserve"> — modifié — </w:t>
       </w:r>
-      <w:hyperlink w:history="1" r:id="rId6xh3zchpaaxxx4qrly4fl">
+      <w:hyperlink w:history="1" r:id="rIdnwbygno-dbtl2_iins7gv">
         <w:r>
           <w:rPr>
             <w:rStyle w:val="Hyperlink"/>
@@ -558,7 +558,7 @@
       <w:r>
         <w:t xml:space="preserve"> — créé — </w:t>
       </w:r>
-      <w:hyperlink w:history="1" r:id="rId94o-mmzh4ufyl_scm-g2k">
+      <w:hyperlink w:history="1" r:id="rIdoxcxbqd_ptrjtds2bhuwc">
         <w:r>
           <w:rPr>
             <w:rStyle w:val="Hyperlink"/>
@@ -587,7 +587,7 @@
       <w:r>
         <w:t xml:space="preserve"> — créé — </w:t>
       </w:r>
-      <w:hyperlink w:history="1" r:id="rIdhuqjxslvzpspgqo93r00-">
+      <w:hyperlink w:history="1" r:id="rIddngry3c6-3qikx0bs9drf">
         <w:r>
           <w:rPr>
             <w:rStyle w:val="Hyperlink"/>
@@ -624,7 +624,7 @@
       <w:r>
         <w:t xml:space="preserve"> — modifié — </w:t>
       </w:r>
-      <w:hyperlink w:history="1" r:id="rIdhmwifqrux8sam3zmjrdi7">
+      <w:hyperlink w:history="1" r:id="rIdsk2nnvhwdmqmycn9fnvin">
         <w:r>
           <w:rPr>
             <w:rStyle w:val="Hyperlink"/>
@@ -661,7 +661,7 @@
       <w:r>
         <w:t xml:space="preserve"> — modifié — </w:t>
       </w:r>
-      <w:hyperlink w:history="1" r:id="rIde9hbjphn8d7efohujjbmf">
+      <w:hyperlink w:history="1" r:id="rIdx2pdgqf9k-8nciu_ctyia">
         <w:r>
           <w:rPr>
             <w:rStyle w:val="Hyperlink"/>
@@ -690,7 +690,7 @@
       <w:r>
         <w:t xml:space="preserve"> — modifié — </w:t>
       </w:r>
-      <w:hyperlink w:history="1" r:id="rId0jqca3or41eqmr9kedsuh">
+      <w:hyperlink w:history="1" r:id="rIdfcofgpca-mb_bmbgmpgd_">
         <w:r>
           <w:rPr>
             <w:rStyle w:val="Hyperlink"/>
@@ -727,7 +727,7 @@
       <w:r>
         <w:t xml:space="preserve"> — modifié — </w:t>
       </w:r>
-      <w:hyperlink w:history="1" r:id="rIdbyribo7nuggg6kxc_jben">
+      <w:hyperlink w:history="1" r:id="rIdyyanaahhb6d__ux0_ucpa">
         <w:r>
           <w:rPr>
             <w:rStyle w:val="Hyperlink"/>
@@ -756,7 +756,7 @@
       <w:r>
         <w:t xml:space="preserve"> — modifié — </w:t>
       </w:r>
-      <w:hyperlink w:history="1" r:id="rIds4brk7t187k4wj37hs5xo">
+      <w:hyperlink w:history="1" r:id="rIdskbelqf2j7x-ub4ivgpq6">
         <w:r>
           <w:rPr>
             <w:rStyle w:val="Hyperlink"/>
@@ -785,7 +785,7 @@
       <w:r>
         <w:t xml:space="preserve"> — modifié — </w:t>
       </w:r>
-      <w:hyperlink w:history="1" r:id="rIdyv404_b8_e83cemrpyzw0">
+      <w:hyperlink w:history="1" r:id="rIdcyqlrbn5jhqbojsi38mdz">
         <w:r>
           <w:rPr>
             <w:rStyle w:val="Hyperlink"/>
@@ -814,7 +814,7 @@
       <w:r>
         <w:t xml:space="preserve"> — créé — </w:t>
       </w:r>
-      <w:hyperlink w:history="1" r:id="rId2dvmwlfymekhluy4q9dhs">
+      <w:hyperlink w:history="1" r:id="rIdtwjuu1zfzna1blb9kpw1q">
         <w:r>
           <w:rPr>
             <w:rStyle w:val="Hyperlink"/>
@@ -843,7 +843,7 @@
       <w:r>
         <w:t xml:space="preserve"> — créé — </w:t>
       </w:r>
-      <w:hyperlink w:history="1" r:id="rIdnkddkghiwzvub800fv5gb">
+      <w:hyperlink w:history="1" r:id="rId0uw08ueq9ovejv439xqjq">
         <w:r>
           <w:rPr>
             <w:rStyle w:val="Hyperlink"/>
@@ -880,7 +880,7 @@
       <w:r>
         <w:t xml:space="preserve"> — modifié — </w:t>
       </w:r>
-      <w:hyperlink w:history="1" r:id="rIdteddqdc_pwnm4zixqdhp_">
+      <w:hyperlink w:history="1" r:id="rIdamupr0vy0kq0gpynfmezm">
         <w:r>
           <w:rPr>
             <w:rStyle w:val="Hyperlink"/>
@@ -917,7 +917,7 @@
       <w:r>
         <w:t xml:space="preserve"> — modifié — </w:t>
       </w:r>
-      <w:hyperlink w:history="1" r:id="rIdew32cxugb3biwpgi15478">
+      <w:hyperlink w:history="1" r:id="rIdzo5izn-vtn0shq4gmpau4">
         <w:r>
           <w:rPr>
             <w:rStyle w:val="Hyperlink"/>
@@ -946,7 +946,7 @@
       <w:r>
         <w:t xml:space="preserve"> — modifié — </w:t>
       </w:r>
-      <w:hyperlink w:history="1" r:id="rIde5prtpdo4hiai-g6gwriv">
+      <w:hyperlink w:history="1" r:id="rIdwpmhwqhdw7ibuw3azaeja">
         <w:r>
           <w:rPr>
             <w:rStyle w:val="Hyperlink"/>
@@ -975,7 +975,7 @@
       <w:r>
         <w:t xml:space="preserve"> — modifié — </w:t>
       </w:r>
-      <w:hyperlink w:history="1" r:id="rIdbilbpooxw7gwejbh5qanh">
+      <w:hyperlink w:history="1" r:id="rIdleukmffogqx_nzhkiqglq">
         <w:r>
           <w:rPr>
             <w:rStyle w:val="Hyperlink"/>
@@ -1004,7 +1004,7 @@
       <w:r>
         <w:t xml:space="preserve"> — modifié — </w:t>
       </w:r>
-      <w:hyperlink w:history="1" r:id="rId-kibhdzfnta5_vd8u5yii">
+      <w:hyperlink w:history="1" r:id="rIdue7dz1bxh_cu_zcu0a7mn">
         <w:r>
           <w:rPr>
             <w:rStyle w:val="Hyperlink"/>
@@ -1033,7 +1033,7 @@
       <w:r>
         <w:t xml:space="preserve"> — modifié — </w:t>
       </w:r>
-      <w:hyperlink w:history="1" r:id="rIda56bxyg4uj62yegicw2pn">
+      <w:hyperlink w:history="1" r:id="rId09wjnydta139a7ugcfeyd">
         <w:r>
           <w:rPr>
             <w:rStyle w:val="Hyperlink"/>
@@ -1062,7 +1062,7 @@
       <w:r>
         <w:t xml:space="preserve"> — modifié — </w:t>
       </w:r>
-      <w:hyperlink w:history="1" r:id="rIdf9myrxsn9gaptckcisdou">
+      <w:hyperlink w:history="1" r:id="rIdwqwshguwhq2q8ko_ysj5i">
         <w:r>
           <w:rPr>
             <w:rStyle w:val="Hyperlink"/>
@@ -1091,7 +1091,7 @@
       <w:r>
         <w:t xml:space="preserve"> — modifié — </w:t>
       </w:r>
-      <w:hyperlink w:history="1" r:id="rIdg-zsdbvo7h5ovg6i03x8z">
+      <w:hyperlink w:history="1" r:id="rIdftjftduv-m2v06pqofwvt">
         <w:r>
           <w:rPr>
             <w:rStyle w:val="Hyperlink"/>
@@ -1120,7 +1120,7 @@
       <w:r>
         <w:t xml:space="preserve"> — modifié — </w:t>
       </w:r>
-      <w:hyperlink w:history="1" r:id="rIde6gvzyrde3urx1w0no7pt">
+      <w:hyperlink w:history="1" r:id="rId-8icdqrczstzch4qv3icp">
         <w:r>
           <w:rPr>
             <w:rStyle w:val="Hyperlink"/>
@@ -1149,7 +1149,7 @@
       <w:r>
         <w:t xml:space="preserve"> — modifié — </w:t>
       </w:r>
-      <w:hyperlink w:history="1" r:id="rIdcmt_wa8bnxfj2vepzqhpz">
+      <w:hyperlink w:history="1" r:id="rIdwenni4pxir2oqrclzbl1w">
         <w:r>
           <w:rPr>
             <w:rStyle w:val="Hyperlink"/>
@@ -1178,7 +1178,7 @@
       <w:r>
         <w:t xml:space="preserve"> — modifié — </w:t>
       </w:r>
-      <w:hyperlink w:history="1" r:id="rIdcf0p9jidzdfzzxlumscj6">
+      <w:hyperlink w:history="1" r:id="rIdps_4xjjhv3bic7s3qvht0">
         <w:r>
           <w:rPr>
             <w:rStyle w:val="Hyperlink"/>
@@ -1207,7 +1207,7 @@
       <w:r>
         <w:t xml:space="preserve"> — modifié — </w:t>
       </w:r>
-      <w:hyperlink w:history="1" r:id="rIdreipzhppjkveqv64ttn6q">
+      <w:hyperlink w:history="1" r:id="rIdfi4eqtnijoerz3thzq5zp">
         <w:r>
           <w:rPr>
             <w:rStyle w:val="Hyperlink"/>
@@ -1236,7 +1236,7 @@
       <w:r>
         <w:t xml:space="preserve"> — modifié — </w:t>
       </w:r>
-      <w:hyperlink w:history="1" r:id="rIdm_joqlhsoojwdgolep_gl">
+      <w:hyperlink w:history="1" r:id="rIdwa0n5tssmp17wfv7sxq-d">
         <w:r>
           <w:rPr>
             <w:rStyle w:val="Hyperlink"/>
@@ -1265,7 +1265,7 @@
       <w:r>
         <w:t xml:space="preserve"> — modifié — </w:t>
       </w:r>
-      <w:hyperlink w:history="1" r:id="rIdodyekvx7ytv7xnzgwtwoy">
+      <w:hyperlink w:history="1" r:id="rId_w6sk7fwfmqiq0k5acxbo">
         <w:r>
           <w:rPr>
             <w:rStyle w:val="Hyperlink"/>
@@ -1294,7 +1294,7 @@
       <w:r>
         <w:t xml:space="preserve"> — modifié — </w:t>
       </w:r>
-      <w:hyperlink w:history="1" r:id="rId5vyxibitfsjpce6fodnm0">
+      <w:hyperlink w:history="1" r:id="rIdumvklxegn_7uu5i8itrq8">
         <w:r>
           <w:rPr>
             <w:rStyle w:val="Hyperlink"/>
@@ -1323,7 +1323,7 @@
       <w:r>
         <w:t xml:space="preserve"> — modifié — </w:t>
       </w:r>
-      <w:hyperlink w:history="1" r:id="rIdp_xzsouaz2vpr4p3tznk_">
+      <w:hyperlink w:history="1" r:id="rIdj5s-5plwncdba_mhaq_y4">
         <w:r>
           <w:rPr>
             <w:rStyle w:val="Hyperlink"/>
@@ -1352,7 +1352,7 @@
       <w:r>
         <w:t xml:space="preserve"> — modifié — </w:t>
       </w:r>
-      <w:hyperlink w:history="1" r:id="rIdygcahfnbdqopv5mjniw4g">
+      <w:hyperlink w:history="1" r:id="rId4jmvsvfgsvgqobnhwfpdh">
         <w:r>
           <w:rPr>
             <w:rStyle w:val="Hyperlink"/>
@@ -1381,7 +1381,7 @@
       <w:r>
         <w:t xml:space="preserve"> — modifié — </w:t>
       </w:r>
-      <w:hyperlink w:history="1" r:id="rIdtk2tuy5xkacg6uo2eluuj">
+      <w:hyperlink w:history="1" r:id="rIdtnl5fyxxrpvpxcjrknfbq">
         <w:r>
           <w:rPr>
             <w:rStyle w:val="Hyperlink"/>
@@ -1410,7 +1410,7 @@
       <w:r>
         <w:t xml:space="preserve"> — modifié — </w:t>
       </w:r>
-      <w:hyperlink w:history="1" r:id="rIdk5ojfh0vy2bsprva63zog">
+      <w:hyperlink w:history="1" r:id="rId7yxwy9xxdvy1n9gylggwr">
         <w:r>
           <w:rPr>
             <w:rStyle w:val="Hyperlink"/>
@@ -1439,7 +1439,7 @@
       <w:r>
         <w:t xml:space="preserve"> — modifié — </w:t>
       </w:r>
-      <w:hyperlink w:history="1" r:id="rIdsfeu9slcgxm9mdr0qwhpi">
+      <w:hyperlink w:history="1" r:id="rIdz_7os4ljctioc2lo58qmn">
         <w:r>
           <w:rPr>
             <w:rStyle w:val="Hyperlink"/>
@@ -1468,7 +1468,7 @@
       <w:r>
         <w:t xml:space="preserve"> — modifié — </w:t>
       </w:r>
-      <w:hyperlink w:history="1" r:id="rIdnwyrzhzejfaylvefedgvu">
+      <w:hyperlink w:history="1" r:id="rIdnwtj97m3ijd82vmr4y6qz">
         <w:r>
           <w:rPr>
             <w:rStyle w:val="Hyperlink"/>
@@ -1497,7 +1497,7 @@
       <w:r>
         <w:t xml:space="preserve"> — modifié — </w:t>
       </w:r>
-      <w:hyperlink w:history="1" r:id="rIdusu-veinjgu8zz3fdwzbo">
+      <w:hyperlink w:history="1" r:id="rIdarw1nbgby4fwaefcx9zb4">
         <w:r>
           <w:rPr>
             <w:rStyle w:val="Hyperlink"/>
@@ -1526,7 +1526,7 @@
       <w:r>
         <w:t xml:space="preserve"> — modifié — </w:t>
       </w:r>
-      <w:hyperlink w:history="1" r:id="rIdqy_m_c2iumwtuwymq_n2i">
+      <w:hyperlink w:history="1" r:id="rIdmktwdvsdsljs2dh5yyfrh">
         <w:r>
           <w:rPr>
             <w:rStyle w:val="Hyperlink"/>
@@ -1555,7 +1555,7 @@
       <w:r>
         <w:t xml:space="preserve"> — modifié — </w:t>
       </w:r>
-      <w:hyperlink w:history="1" r:id="rIdnl96c2_1k37aekat2e6xt">
+      <w:hyperlink w:history="1" r:id="rId_1d-uqteztt_rcjnvg8zp">
         <w:r>
           <w:rPr>
             <w:rStyle w:val="Hyperlink"/>
@@ -1584,7 +1584,7 @@
       <w:r>
         <w:t xml:space="preserve"> — modifié — </w:t>
       </w:r>
-      <w:hyperlink w:history="1" r:id="rIdywioid9o42zdm5dypfcy5">
+      <w:hyperlink w:history="1" r:id="rId-omi92f3es1unv7f5m_wa">
         <w:r>
           <w:rPr>
             <w:rStyle w:val="Hyperlink"/>
@@ -1613,7 +1613,7 @@
       <w:r>
         <w:t xml:space="preserve"> — modifié — </w:t>
       </w:r>
-      <w:hyperlink w:history="1" r:id="rIdrp_rxe4stptpsyeil9xxs">
+      <w:hyperlink w:history="1" r:id="rIdz4dq7ocrs1ufwvtnid16x">
         <w:r>
           <w:rPr>
             <w:rStyle w:val="Hyperlink"/>
@@ -1642,7 +1642,7 @@
       <w:r>
         <w:t xml:space="preserve"> — modifié — </w:t>
       </w:r>
-      <w:hyperlink w:history="1" r:id="rIdvws0aj_t8dwcmhkanlrnl">
+      <w:hyperlink w:history="1" r:id="rIdz4kk3tqbvmkkyzukculx-">
         <w:r>
           <w:rPr>
             <w:rStyle w:val="Hyperlink"/>
@@ -1671,7 +1671,7 @@
       <w:r>
         <w:t xml:space="preserve"> — modifié — </w:t>
       </w:r>
-      <w:hyperlink w:history="1" r:id="rIdua7nbc8nndl_oqkcy2uoj">
+      <w:hyperlink w:history="1" r:id="rIdokb1779ti9au4uplptzsv">
         <w:r>
           <w:rPr>
             <w:rStyle w:val="Hyperlink"/>
@@ -1700,7 +1700,7 @@
       <w:r>
         <w:t xml:space="preserve"> — modifié — </w:t>
       </w:r>
-      <w:hyperlink w:history="1" r:id="rId-a-xmggq_jy4curreqtys">
+      <w:hyperlink w:history="1" r:id="rIdt875cxyygcb1x4pq7x2sm">
         <w:r>
           <w:rPr>
             <w:rStyle w:val="Hyperlink"/>
@@ -1729,7 +1729,7 @@
       <w:r>
         <w:t xml:space="preserve"> — modifié — </w:t>
       </w:r>
-      <w:hyperlink w:history="1" r:id="rId59am6bd5zereyzak9m9m4">
+      <w:hyperlink w:history="1" r:id="rIdhv3olnwiyvoaik27voc2t">
         <w:r>
           <w:rPr>
             <w:rStyle w:val="Hyperlink"/>
@@ -1758,7 +1758,7 @@
       <w:r>
         <w:t xml:space="preserve"> — modifié — </w:t>
       </w:r>
-      <w:hyperlink w:history="1" r:id="rIdtzalia-hhq-x1r8-gfjn9">
+      <w:hyperlink w:history="1" r:id="rIdzodbcldsolfdfjmejjifj">
         <w:r>
           <w:rPr>
             <w:rStyle w:val="Hyperlink"/>
@@ -1787,7 +1787,7 @@
       <w:r>
         <w:t xml:space="preserve"> — modifié — </w:t>
       </w:r>
-      <w:hyperlink w:history="1" r:id="rIduks2gpv7s0satfma2xikt">
+      <w:hyperlink w:history="1" r:id="rIdftubwaie7v6ghcgpfb8gw">
         <w:r>
           <w:rPr>
             <w:rStyle w:val="Hyperlink"/>
@@ -1816,7 +1816,7 @@
       <w:r>
         <w:t xml:space="preserve"> — modifié — </w:t>
       </w:r>
-      <w:hyperlink w:history="1" r:id="rIdxllxrca8yooctgiy9iis1">
+      <w:hyperlink w:history="1" r:id="rIdb2asifaq_rlx8dgzr3l49">
         <w:r>
           <w:rPr>
             <w:rStyle w:val="Hyperlink"/>
@@ -1845,7 +1845,7 @@
       <w:r>
         <w:t xml:space="preserve"> — modifié — </w:t>
       </w:r>
-      <w:hyperlink w:history="1" r:id="rIde2aechux3rfd93xmtowwg">
+      <w:hyperlink w:history="1" r:id="rIdvwtyi15-dmy6jjlydbit2">
         <w:r>
           <w:rPr>
             <w:rStyle w:val="Hyperlink"/>
@@ -1874,7 +1874,7 @@
       <w:r>
         <w:t xml:space="preserve"> — modifié — </w:t>
       </w:r>
-      <w:hyperlink w:history="1" r:id="rIdfpvngcu2xwcasnzbn9huw">
+      <w:hyperlink w:history="1" r:id="rIdtebk29mharwrgo3iawtla">
         <w:r>
           <w:rPr>
             <w:rStyle w:val="Hyperlink"/>
@@ -1903,7 +1903,7 @@
       <w:r>
         <w:t xml:space="preserve"> — modifié — </w:t>
       </w:r>
-      <w:hyperlink w:history="1" r:id="rId153m9nc7tfnj8e-2n5tss">
+      <w:hyperlink w:history="1" r:id="rIdphwtm9nknsifgahnzxmnq">
         <w:r>
           <w:rPr>
             <w:rStyle w:val="Hyperlink"/>
@@ -1932,7 +1932,7 @@
       <w:r>
         <w:t xml:space="preserve"> — modifié — </w:t>
       </w:r>
-      <w:hyperlink w:history="1" r:id="rIdfuiwgacvdyczarco_pycq">
+      <w:hyperlink w:history="1" r:id="rIduiv95rm0eguyptiwg9i4m">
         <w:r>
           <w:rPr>
             <w:rStyle w:val="Hyperlink"/>
@@ -1961,7 +1961,7 @@
       <w:r>
         <w:t xml:space="preserve"> — modifié — </w:t>
       </w:r>
-      <w:hyperlink w:history="1" r:id="rIdwesdeo42v7qgyimfp0whn">
+      <w:hyperlink w:history="1" r:id="rId9dz0vti20ttaowqy9b5xo">
         <w:r>
           <w:rPr>
             <w:rStyle w:val="Hyperlink"/>
@@ -1990,7 +1990,7 @@
       <w:r>
         <w:t xml:space="preserve"> — modifié — </w:t>
       </w:r>
-      <w:hyperlink w:history="1" r:id="rIdtdgvvuc2sp6cn8imezpnv">
+      <w:hyperlink w:history="1" r:id="rIdu4lt-7s3xaznn2hg-nrnj">
         <w:r>
           <w:rPr>
             <w:rStyle w:val="Hyperlink"/>
@@ -2027,7 +2027,7 @@
       <w:r>
         <w:t xml:space="preserve"> — modifié — </w:t>
       </w:r>
-      <w:hyperlink w:history="1" r:id="rId0b7nqqrfkkeyzxq3w40fx">
+      <w:hyperlink w:history="1" r:id="rIdzuhxr4n_mcraaeumluiba">
         <w:r>
           <w:rPr>
             <w:rStyle w:val="Hyperlink"/>
@@ -2096,6 +2096,18 @@
       </w:pPr>
       <w:r>
         <w:t xml:space="preserve">assistant IA activé par FlaiX Expert : l'entrée Assistant apparaît juste après Résultats et En direct</w:t>
+      </w:r>
+    </w:p>
+    <w:p>
+      <w:pPr>
+        <w:pStyle w:val="ListParagraph"/>
+        <w:numPr>
+          <w:ilvl w:val="1"/>
+          <w:numId w:val="2"/>
+        </w:numPr>
+      </w:pPr>
+      <w:r>
+        <w:t xml:space="preserve">Achats (§15.172) : présent avec les factures seules ou le stock seul</w:t>
       </w:r>
     </w:p>
     <w:p>

--- a/docs/developpement/phases/word/PHASE_32_PREMIER_AUDIT_CODEX_ET_CORRECTIONS.docx
+++ b/docs/developpement/phases/word/PHASE_32_PREMIER_AUDIT_CODEX_ET_CORRECTIONS.docx
@@ -18,9 +18,9 @@
         <w:shd w:fill="F6F3FF" w:color="auto" w:val="clear"/>
       </w:pPr>
       <w:r>
-        <w:t xml:space="preserve">FlaiX Expert · dossier de développement · généré le 2026-10-23 depuis le dépôt </w:t>
-      </w:r>
-      <w:hyperlink w:history="1" r:id="rIddyxvx6m9ojptbtvbvv2yl">
+        <w:t xml:space="preserve">FlaiX Expert · dossier de développement · généré le 2026-10-24 depuis le dépôt </w:t>
+      </w:r>
+      <w:hyperlink w:history="1" r:id="rIdp46zzm7gfs3bpry0x0urt">
         <w:r>
           <w:rPr>
             <w:rStyle w:val="Hyperlink"/>
@@ -452,7 +452,7 @@
           <w:numId w:val="2"/>
         </w:numPr>
       </w:pPr>
-      <w:hyperlink w:history="1" r:id="rId756mhxxnevwmubmu_04qv">
+      <w:hyperlink w:history="1" r:id="rId8lbmueugqssadhjwpuwas">
         <w:r>
           <w:rPr>
             <w:rStyle w:val="Hyperlink"/>
@@ -500,7 +500,7 @@
       <w:r>
         <w:t xml:space="preserve"> — modifié — </w:t>
       </w:r>
-      <w:hyperlink w:history="1" r:id="rIdyietslbq-nxesauodiv8a">
+      <w:hyperlink w:history="1" r:id="rIdf2xgf35ekslrxlkxpifea">
         <w:r>
           <w:rPr>
             <w:rStyle w:val="Hyperlink"/>
@@ -529,7 +529,7 @@
       <w:r>
         <w:t xml:space="preserve"> — modifié — </w:t>
       </w:r>
-      <w:hyperlink w:history="1" r:id="rIdnwbygno-dbtl2_iins7gv">
+      <w:hyperlink w:history="1" r:id="rId7y-7kxcswndbq5rspy6b-">
         <w:r>
           <w:rPr>
             <w:rStyle w:val="Hyperlink"/>
@@ -558,7 +558,7 @@
       <w:r>
         <w:t xml:space="preserve"> — créé — </w:t>
       </w:r>
-      <w:hyperlink w:history="1" r:id="rIdoxcxbqd_ptrjtds2bhuwc">
+      <w:hyperlink w:history="1" r:id="rId_qcqhc-zhoha8vrwx7ssn">
         <w:r>
           <w:rPr>
             <w:rStyle w:val="Hyperlink"/>
@@ -587,7 +587,7 @@
       <w:r>
         <w:t xml:space="preserve"> — créé — </w:t>
       </w:r>
-      <w:hyperlink w:history="1" r:id="rIddngry3c6-3qikx0bs9drf">
+      <w:hyperlink w:history="1" r:id="rIdl-00b24d4pyjek6ct_rlg">
         <w:r>
           <w:rPr>
             <w:rStyle w:val="Hyperlink"/>
@@ -624,7 +624,7 @@
       <w:r>
         <w:t xml:space="preserve"> — modifié — </w:t>
       </w:r>
-      <w:hyperlink w:history="1" r:id="rIdsk2nnvhwdmqmycn9fnvin">
+      <w:hyperlink w:history="1" r:id="rIdkrbezuvryif0utt8pkc-z">
         <w:r>
           <w:rPr>
             <w:rStyle w:val="Hyperlink"/>
@@ -661,7 +661,7 @@
       <w:r>
         <w:t xml:space="preserve"> — modifié — </w:t>
       </w:r>
-      <w:hyperlink w:history="1" r:id="rIdx2pdgqf9k-8nciu_ctyia">
+      <w:hyperlink w:history="1" r:id="rIddi07vnjcu2xcohhl-b0ls">
         <w:r>
           <w:rPr>
             <w:rStyle w:val="Hyperlink"/>
@@ -690,7 +690,7 @@
       <w:r>
         <w:t xml:space="preserve"> — modifié — </w:t>
       </w:r>
-      <w:hyperlink w:history="1" r:id="rIdfcofgpca-mb_bmbgmpgd_">
+      <w:hyperlink w:history="1" r:id="rIdj1qugi4ra0wxdp1btq9gy">
         <w:r>
           <w:rPr>
             <w:rStyle w:val="Hyperlink"/>
@@ -727,7 +727,7 @@
       <w:r>
         <w:t xml:space="preserve"> — modifié — </w:t>
       </w:r>
-      <w:hyperlink w:history="1" r:id="rIdyyanaahhb6d__ux0_ucpa">
+      <w:hyperlink w:history="1" r:id="rId4bkxzy6nclca7vgcknavi">
         <w:r>
           <w:rPr>
             <w:rStyle w:val="Hyperlink"/>
@@ -756,7 +756,7 @@
       <w:r>
         <w:t xml:space="preserve"> — modifié — </w:t>
       </w:r>
-      <w:hyperlink w:history="1" r:id="rIdskbelqf2j7x-ub4ivgpq6">
+      <w:hyperlink w:history="1" r:id="rIdcxkxeankm_rbkqs_kgknz">
         <w:r>
           <w:rPr>
             <w:rStyle w:val="Hyperlink"/>
@@ -785,7 +785,7 @@
       <w:r>
         <w:t xml:space="preserve"> — modifié — </w:t>
       </w:r>
-      <w:hyperlink w:history="1" r:id="rIdcyqlrbn5jhqbojsi38mdz">
+      <w:hyperlink w:history="1" r:id="rIdyc-bababhhpdvwedrhj7z">
         <w:r>
           <w:rPr>
             <w:rStyle w:val="Hyperlink"/>
@@ -814,7 +814,7 @@
       <w:r>
         <w:t xml:space="preserve"> — créé — </w:t>
       </w:r>
-      <w:hyperlink w:history="1" r:id="rIdtwjuu1zfzna1blb9kpw1q">
+      <w:hyperlink w:history="1" r:id="rIdkfed8f4xw3k7ua0jgok3h">
         <w:r>
           <w:rPr>
             <w:rStyle w:val="Hyperlink"/>
@@ -843,7 +843,7 @@
       <w:r>
         <w:t xml:space="preserve"> — créé — </w:t>
       </w:r>
-      <w:hyperlink w:history="1" r:id="rId0uw08ueq9ovejv439xqjq">
+      <w:hyperlink w:history="1" r:id="rIdi6o1vu_bmdkgrzky8toom">
         <w:r>
           <w:rPr>
             <w:rStyle w:val="Hyperlink"/>
@@ -880,7 +880,7 @@
       <w:r>
         <w:t xml:space="preserve"> — modifié — </w:t>
       </w:r>
-      <w:hyperlink w:history="1" r:id="rIdamupr0vy0kq0gpynfmezm">
+      <w:hyperlink w:history="1" r:id="rIdsq7bc6r09b-r0ibfxjcxi">
         <w:r>
           <w:rPr>
             <w:rStyle w:val="Hyperlink"/>
@@ -917,7 +917,7 @@
       <w:r>
         <w:t xml:space="preserve"> — modifié — </w:t>
       </w:r>
-      <w:hyperlink w:history="1" r:id="rIdzo5izn-vtn0shq4gmpau4">
+      <w:hyperlink w:history="1" r:id="rIdpotcfzfdswajuaaftyn6d">
         <w:r>
           <w:rPr>
             <w:rStyle w:val="Hyperlink"/>
@@ -946,7 +946,7 @@
       <w:r>
         <w:t xml:space="preserve"> — modifié — </w:t>
       </w:r>
-      <w:hyperlink w:history="1" r:id="rIdwpmhwqhdw7ibuw3azaeja">
+      <w:hyperlink w:history="1" r:id="rIdh3kuawggswshlzjxq2wgp">
         <w:r>
           <w:rPr>
             <w:rStyle w:val="Hyperlink"/>
@@ -975,7 +975,7 @@
       <w:r>
         <w:t xml:space="preserve"> — modifié — </w:t>
       </w:r>
-      <w:hyperlink w:history="1" r:id="rIdleukmffogqx_nzhkiqglq">
+      <w:hyperlink w:history="1" r:id="rIdkk5n47gbcph_q70aj7wsp">
         <w:r>
           <w:rPr>
             <w:rStyle w:val="Hyperlink"/>
@@ -1004,7 +1004,7 @@
       <w:r>
         <w:t xml:space="preserve"> — modifié — </w:t>
       </w:r>
-      <w:hyperlink w:history="1" r:id="rIdue7dz1bxh_cu_zcu0a7mn">
+      <w:hyperlink w:history="1" r:id="rIdqzx74mjzxtqww_agjp-bg">
         <w:r>
           <w:rPr>
             <w:rStyle w:val="Hyperlink"/>
@@ -1033,7 +1033,7 @@
       <w:r>
         <w:t xml:space="preserve"> — modifié — </w:t>
       </w:r>
-      <w:hyperlink w:history="1" r:id="rId09wjnydta139a7ugcfeyd">
+      <w:hyperlink w:history="1" r:id="rIdhldtpq4jzyol3-wmvxt11">
         <w:r>
           <w:rPr>
             <w:rStyle w:val="Hyperlink"/>
@@ -1062,7 +1062,7 @@
       <w:r>
         <w:t xml:space="preserve"> — modifié — </w:t>
       </w:r>
-      <w:hyperlink w:history="1" r:id="rIdwqwshguwhq2q8ko_ysj5i">
+      <w:hyperlink w:history="1" r:id="rIdf-d0jjetcrzj6evwts6k5">
         <w:r>
           <w:rPr>
             <w:rStyle w:val="Hyperlink"/>
@@ -1091,7 +1091,7 @@
       <w:r>
         <w:t xml:space="preserve"> — modifié — </w:t>
       </w:r>
-      <w:hyperlink w:history="1" r:id="rIdftjftduv-m2v06pqofwvt">
+      <w:hyperlink w:history="1" r:id="rIdusfoug-0tqi83xosxdumj">
         <w:r>
           <w:rPr>
             <w:rStyle w:val="Hyperlink"/>
@@ -1120,7 +1120,7 @@
       <w:r>
         <w:t xml:space="preserve"> — modifié — </w:t>
       </w:r>
-      <w:hyperlink w:history="1" r:id="rId-8icdqrczstzch4qv3icp">
+      <w:hyperlink w:history="1" r:id="rIdcxqpasv2gecnzd8-lxagn">
         <w:r>
           <w:rPr>
             <w:rStyle w:val="Hyperlink"/>
@@ -1149,7 +1149,7 @@
       <w:r>
         <w:t xml:space="preserve"> — modifié — </w:t>
       </w:r>
-      <w:hyperlink w:history="1" r:id="rIdwenni4pxir2oqrclzbl1w">
+      <w:hyperlink w:history="1" r:id="rId288syemkhammkh_lyssgw">
         <w:r>
           <w:rPr>
             <w:rStyle w:val="Hyperlink"/>
@@ -1178,7 +1178,7 @@
       <w:r>
         <w:t xml:space="preserve"> — modifié — </w:t>
       </w:r>
-      <w:hyperlink w:history="1" r:id="rIdps_4xjjhv3bic7s3qvht0">
+      <w:hyperlink w:history="1" r:id="rIdyyjbymeesct3_qmsqqvro">
         <w:r>
           <w:rPr>
             <w:rStyle w:val="Hyperlink"/>
@@ -1207,7 +1207,7 @@
       <w:r>
         <w:t xml:space="preserve"> — modifié — </w:t>
       </w:r>
-      <w:hyperlink w:history="1" r:id="rIdfi4eqtnijoerz3thzq5zp">
+      <w:hyperlink w:history="1" r:id="rIdd47hb0bppdygrc4kym-gz">
         <w:r>
           <w:rPr>
             <w:rStyle w:val="Hyperlink"/>
@@ -1236,7 +1236,7 @@
       <w:r>
         <w:t xml:space="preserve"> — modifié — </w:t>
       </w:r>
-      <w:hyperlink w:history="1" r:id="rIdwa0n5tssmp17wfv7sxq-d">
+      <w:hyperlink w:history="1" r:id="rIdxabcm-9kt2geewjkgtxaj">
         <w:r>
           <w:rPr>
             <w:rStyle w:val="Hyperlink"/>
@@ -1265,7 +1265,7 @@
       <w:r>
         <w:t xml:space="preserve"> — modifié — </w:t>
       </w:r>
-      <w:hyperlink w:history="1" r:id="rId_w6sk7fwfmqiq0k5acxbo">
+      <w:hyperlink w:history="1" r:id="rId0ch-vtwir1gqh6ohvi_qe">
         <w:r>
           <w:rPr>
             <w:rStyle w:val="Hyperlink"/>
@@ -1294,7 +1294,7 @@
       <w:r>
         <w:t xml:space="preserve"> — modifié — </w:t>
       </w:r>
-      <w:hyperlink w:history="1" r:id="rIdumvklxegn_7uu5i8itrq8">
+      <w:hyperlink w:history="1" r:id="rId2itj362hwye_wxtod6o1g">
         <w:r>
           <w:rPr>
             <w:rStyle w:val="Hyperlink"/>
@@ -1323,7 +1323,7 @@
       <w:r>
         <w:t xml:space="preserve"> — modifié — </w:t>
       </w:r>
-      <w:hyperlink w:history="1" r:id="rIdj5s-5plwncdba_mhaq_y4">
+      <w:hyperlink w:history="1" r:id="rId2gyenc-3wfnflvihuelp9">
         <w:r>
           <w:rPr>
             <w:rStyle w:val="Hyperlink"/>
@@ -1352,7 +1352,7 @@
       <w:r>
         <w:t xml:space="preserve"> — modifié — </w:t>
       </w:r>
-      <w:hyperlink w:history="1" r:id="rId4jmvsvfgsvgqobnhwfpdh">
+      <w:hyperlink w:history="1" r:id="rIdnfvm4hkrwwimpakfi56us">
         <w:r>
           <w:rPr>
             <w:rStyle w:val="Hyperlink"/>
@@ -1381,7 +1381,7 @@
       <w:r>
         <w:t xml:space="preserve"> — modifié — </w:t>
       </w:r>
-      <w:hyperlink w:history="1" r:id="rIdtnl5fyxxrpvpxcjrknfbq">
+      <w:hyperlink w:history="1" r:id="rIdrdqmjtk6phinbjdzohjts">
         <w:r>
           <w:rPr>
             <w:rStyle w:val="Hyperlink"/>
@@ -1410,7 +1410,7 @@
       <w:r>
         <w:t xml:space="preserve"> — modifié — </w:t>
       </w:r>
-      <w:hyperlink w:history="1" r:id="rId7yxwy9xxdvy1n9gylggwr">
+      <w:hyperlink w:history="1" r:id="rIdw-qwbbhmm3zjmnyapfqwi">
         <w:r>
           <w:rPr>
             <w:rStyle w:val="Hyperlink"/>
@@ -1439,7 +1439,7 @@
       <w:r>
         <w:t xml:space="preserve"> — modifié — </w:t>
       </w:r>
-      <w:hyperlink w:history="1" r:id="rIdz_7os4ljctioc2lo58qmn">
+      <w:hyperlink w:history="1" r:id="rId6yqpf03mtsfl_l3bidqpw">
         <w:r>
           <w:rPr>
             <w:rStyle w:val="Hyperlink"/>
@@ -1468,7 +1468,7 @@
       <w:r>
         <w:t xml:space="preserve"> — modifié — </w:t>
       </w:r>
-      <w:hyperlink w:history="1" r:id="rIdnwtj97m3ijd82vmr4y6qz">
+      <w:hyperlink w:history="1" r:id="rIdhmceshdpkntyapsotw5r0">
         <w:r>
           <w:rPr>
             <w:rStyle w:val="Hyperlink"/>
@@ -1497,7 +1497,7 @@
       <w:r>
         <w:t xml:space="preserve"> — modifié — </w:t>
       </w:r>
-      <w:hyperlink w:history="1" r:id="rIdarw1nbgby4fwaefcx9zb4">
+      <w:hyperlink w:history="1" r:id="rIda00ttjx8qnxgnb5imtmvt">
         <w:r>
           <w:rPr>
             <w:rStyle w:val="Hyperlink"/>
@@ -1526,7 +1526,7 @@
       <w:r>
         <w:t xml:space="preserve"> — modifié — </w:t>
       </w:r>
-      <w:hyperlink w:history="1" r:id="rIdmktwdvsdsljs2dh5yyfrh">
+      <w:hyperlink w:history="1" r:id="rIdf5nwzxghhflsiocdgszhr">
         <w:r>
           <w:rPr>
             <w:rStyle w:val="Hyperlink"/>
@@ -1555,7 +1555,7 @@
       <w:r>
         <w:t xml:space="preserve"> — modifié — </w:t>
       </w:r>
-      <w:hyperlink w:history="1" r:id="rId_1d-uqteztt_rcjnvg8zp">
+      <w:hyperlink w:history="1" r:id="rIdgiwedq_raxhp76kriedae">
         <w:r>
           <w:rPr>
             <w:rStyle w:val="Hyperlink"/>
@@ -1584,7 +1584,7 @@
       <w:r>
         <w:t xml:space="preserve"> — modifié — </w:t>
       </w:r>
-      <w:hyperlink w:history="1" r:id="rId-omi92f3es1unv7f5m_wa">
+      <w:hyperlink w:history="1" r:id="rIdvn_0bgrttepfyvxxxevuy">
         <w:r>
           <w:rPr>
             <w:rStyle w:val="Hyperlink"/>
@@ -1613,7 +1613,7 @@
       <w:r>
         <w:t xml:space="preserve"> — modifié — </w:t>
       </w:r>
-      <w:hyperlink w:history="1" r:id="rIdz4dq7ocrs1ufwvtnid16x">
+      <w:hyperlink w:history="1" r:id="rIdeq7z-eqlwpnlzdxov4hum">
         <w:r>
           <w:rPr>
             <w:rStyle w:val="Hyperlink"/>
@@ -1642,7 +1642,7 @@
       <w:r>
         <w:t xml:space="preserve"> — modifié — </w:t>
       </w:r>
-      <w:hyperlink w:history="1" r:id="rIdz4kk3tqbvmkkyzukculx-">
+      <w:hyperlink w:history="1" r:id="rIdjq1qmdjaz9-ofaz3lylf9">
         <w:r>
           <w:rPr>
             <w:rStyle w:val="Hyperlink"/>
@@ -1671,7 +1671,7 @@
       <w:r>
         <w:t xml:space="preserve"> — modifié — </w:t>
       </w:r>
-      <w:hyperlink w:history="1" r:id="rIdokb1779ti9au4uplptzsv">
+      <w:hyperlink w:history="1" r:id="rIdwao2_o25wzt26p5wrpi4c">
         <w:r>
           <w:rPr>
             <w:rStyle w:val="Hyperlink"/>
@@ -1700,7 +1700,7 @@
       <w:r>
         <w:t xml:space="preserve"> — modifié — </w:t>
       </w:r>
-      <w:hyperlink w:history="1" r:id="rIdt875cxyygcb1x4pq7x2sm">
+      <w:hyperlink w:history="1" r:id="rId90dfw5evaipupjeb-pil1">
         <w:r>
           <w:rPr>
             <w:rStyle w:val="Hyperlink"/>
@@ -1729,7 +1729,7 @@
       <w:r>
         <w:t xml:space="preserve"> — modifié — </w:t>
       </w:r>
-      <w:hyperlink w:history="1" r:id="rIdhv3olnwiyvoaik27voc2t">
+      <w:hyperlink w:history="1" r:id="rId3v3wcksn8ok_lq9zabcar">
         <w:r>
           <w:rPr>
             <w:rStyle w:val="Hyperlink"/>
@@ -1758,7 +1758,7 @@
       <w:r>
         <w:t xml:space="preserve"> — modifié — </w:t>
       </w:r>
-      <w:hyperlink w:history="1" r:id="rIdzodbcldsolfdfjmejjifj">
+      <w:hyperlink w:history="1" r:id="rIdtepob20fxpoa_hv9szlwe">
         <w:r>
           <w:rPr>
             <w:rStyle w:val="Hyperlink"/>
@@ -1787,7 +1787,7 @@
       <w:r>
         <w:t xml:space="preserve"> — modifié — </w:t>
       </w:r>
-      <w:hyperlink w:history="1" r:id="rIdftubwaie7v6ghcgpfb8gw">
+      <w:hyperlink w:history="1" r:id="rIdejygseqzwiji5areonncu">
         <w:r>
           <w:rPr>
             <w:rStyle w:val="Hyperlink"/>
@@ -1816,7 +1816,7 @@
       <w:r>
         <w:t xml:space="preserve"> — modifié — </w:t>
       </w:r>
-      <w:hyperlink w:history="1" r:id="rIdb2asifaq_rlx8dgzr3l49">
+      <w:hyperlink w:history="1" r:id="rIdpaxb8_7uakvrblswyq5ep">
         <w:r>
           <w:rPr>
             <w:rStyle w:val="Hyperlink"/>
@@ -1845,7 +1845,7 @@
       <w:r>
         <w:t xml:space="preserve"> — modifié — </w:t>
       </w:r>
-      <w:hyperlink w:history="1" r:id="rIdvwtyi15-dmy6jjlydbit2">
+      <w:hyperlink w:history="1" r:id="rIdav1y27tly90kotfhut60t">
         <w:r>
           <w:rPr>
             <w:rStyle w:val="Hyperlink"/>
@@ -1874,7 +1874,7 @@
       <w:r>
         <w:t xml:space="preserve"> — modifié — </w:t>
       </w:r>
-      <w:hyperlink w:history="1" r:id="rIdtebk29mharwrgo3iawtla">
+      <w:hyperlink w:history="1" r:id="rIdvdms45hzfahebcp1iwiab">
         <w:r>
           <w:rPr>
             <w:rStyle w:val="Hyperlink"/>
@@ -1903,7 +1903,7 @@
       <w:r>
         <w:t xml:space="preserve"> — modifié — </w:t>
       </w:r>
-      <w:hyperlink w:history="1" r:id="rIdphwtm9nknsifgahnzxmnq">
+      <w:hyperlink w:history="1" r:id="rIdclgmfwo70xmmfrcqxscoo">
         <w:r>
           <w:rPr>
             <w:rStyle w:val="Hyperlink"/>
@@ -1932,7 +1932,7 @@
       <w:r>
         <w:t xml:space="preserve"> — modifié — </w:t>
       </w:r>
-      <w:hyperlink w:history="1" r:id="rIduiv95rm0eguyptiwg9i4m">
+      <w:hyperlink w:history="1" r:id="rIdpwbwvzcdxaxrpfp6w0nwi">
         <w:r>
           <w:rPr>
             <w:rStyle w:val="Hyperlink"/>
@@ -1961,7 +1961,7 @@
       <w:r>
         <w:t xml:space="preserve"> — modifié — </w:t>
       </w:r>
-      <w:hyperlink w:history="1" r:id="rId9dz0vti20ttaowqy9b5xo">
+      <w:hyperlink w:history="1" r:id="rIdzdpcdjkgtwfmhngrrjlhn">
         <w:r>
           <w:rPr>
             <w:rStyle w:val="Hyperlink"/>
@@ -1990,7 +1990,7 @@
       <w:r>
         <w:t xml:space="preserve"> — modifié — </w:t>
       </w:r>
-      <w:hyperlink w:history="1" r:id="rIdu4lt-7s3xaznn2hg-nrnj">
+      <w:hyperlink w:history="1" r:id="rIdnel2hmzqbl0enfmbvebph">
         <w:r>
           <w:rPr>
             <w:rStyle w:val="Hyperlink"/>
@@ -2027,7 +2027,7 @@
       <w:r>
         <w:t xml:space="preserve"> — modifié — </w:t>
       </w:r>
-      <w:hyperlink w:history="1" r:id="rIdzuhxr4n_mcraaeumluiba">
+      <w:hyperlink w:history="1" r:id="rIdx6gtzoqzwdjmeytvqrtpu">
         <w:r>
           <w:rPr>
             <w:rStyle w:val="Hyperlink"/>

--- a/docs/developpement/phases/word/PHASE_32_PREMIER_AUDIT_CODEX_ET_CORRECTIONS.docx
+++ b/docs/developpement/phases/word/PHASE_32_PREMIER_AUDIT_CODEX_ET_CORRECTIONS.docx
@@ -18,9 +18,9 @@
         <w:shd w:fill="F6F3FF" w:color="auto" w:val="clear"/>
       </w:pPr>
       <w:r>
-        <w:t xml:space="preserve">FlaiX Expert · dossier de développement · généré le 2026-10-24 depuis le dépôt </w:t>
-      </w:r>
-      <w:hyperlink w:history="1" r:id="rIdp46zzm7gfs3bpry0x0urt">
+        <w:t xml:space="preserve">FlaiX Expert · dossier de développement · généré le 2026-10-25 depuis le dépôt </w:t>
+      </w:r>
+      <w:hyperlink w:history="1" r:id="rIdx_herqpy-xpcyw8hsdszs">
         <w:r>
           <w:rPr>
             <w:rStyle w:val="Hyperlink"/>
@@ -452,7 +452,7 @@
           <w:numId w:val="2"/>
         </w:numPr>
       </w:pPr>
-      <w:hyperlink w:history="1" r:id="rId8lbmueugqssadhjwpuwas">
+      <w:hyperlink w:history="1" r:id="rIdkxdq6i2dcss3gdr28nbmk">
         <w:r>
           <w:rPr>
             <w:rStyle w:val="Hyperlink"/>
@@ -500,7 +500,7 @@
       <w:r>
         <w:t xml:space="preserve"> — modifié — </w:t>
       </w:r>
-      <w:hyperlink w:history="1" r:id="rIdf2xgf35ekslrxlkxpifea">
+      <w:hyperlink w:history="1" r:id="rIdfftgbs7cm4yztc41phpxm">
         <w:r>
           <w:rPr>
             <w:rStyle w:val="Hyperlink"/>
@@ -529,7 +529,7 @@
       <w:r>
         <w:t xml:space="preserve"> — modifié — </w:t>
       </w:r>
-      <w:hyperlink w:history="1" r:id="rId7y-7kxcswndbq5rspy6b-">
+      <w:hyperlink w:history="1" r:id="rIdlg6wkriu2e0xetuk9kdx5">
         <w:r>
           <w:rPr>
             <w:rStyle w:val="Hyperlink"/>
@@ -558,7 +558,7 @@
       <w:r>
         <w:t xml:space="preserve"> — créé — </w:t>
       </w:r>
-      <w:hyperlink w:history="1" r:id="rId_qcqhc-zhoha8vrwx7ssn">
+      <w:hyperlink w:history="1" r:id="rIdo0acs175mnfidgag6mird">
         <w:r>
           <w:rPr>
             <w:rStyle w:val="Hyperlink"/>
@@ -587,7 +587,7 @@
       <w:r>
         <w:t xml:space="preserve"> — créé — </w:t>
       </w:r>
-      <w:hyperlink w:history="1" r:id="rIdl-00b24d4pyjek6ct_rlg">
+      <w:hyperlink w:history="1" r:id="rIdrlnot7kwvnybdqoa6ho8z">
         <w:r>
           <w:rPr>
             <w:rStyle w:val="Hyperlink"/>
@@ -624,7 +624,7 @@
       <w:r>
         <w:t xml:space="preserve"> — modifié — </w:t>
       </w:r>
-      <w:hyperlink w:history="1" r:id="rIdkrbezuvryif0utt8pkc-z">
+      <w:hyperlink w:history="1" r:id="rIdpj8ijcsrha1lbu1nfgs4o">
         <w:r>
           <w:rPr>
             <w:rStyle w:val="Hyperlink"/>
@@ -661,7 +661,7 @@
       <w:r>
         <w:t xml:space="preserve"> — modifié — </w:t>
       </w:r>
-      <w:hyperlink w:history="1" r:id="rIddi07vnjcu2xcohhl-b0ls">
+      <w:hyperlink w:history="1" r:id="rIduahwue-xxab9ndps5or_6">
         <w:r>
           <w:rPr>
             <w:rStyle w:val="Hyperlink"/>
@@ -690,7 +690,7 @@
       <w:r>
         <w:t xml:space="preserve"> — modifié — </w:t>
       </w:r>
-      <w:hyperlink w:history="1" r:id="rIdj1qugi4ra0wxdp1btq9gy">
+      <w:hyperlink w:history="1" r:id="rIdjwn_k6deeng2m3dbg7ckz">
         <w:r>
           <w:rPr>
             <w:rStyle w:val="Hyperlink"/>
@@ -727,7 +727,7 @@
       <w:r>
         <w:t xml:space="preserve"> — modifié — </w:t>
       </w:r>
-      <w:hyperlink w:history="1" r:id="rId4bkxzy6nclca7vgcknavi">
+      <w:hyperlink w:history="1" r:id="rIdix4zldhypgqp4q8j5bogd">
         <w:r>
           <w:rPr>
             <w:rStyle w:val="Hyperlink"/>
@@ -756,7 +756,7 @@
       <w:r>
         <w:t xml:space="preserve"> — modifié — </w:t>
       </w:r>
-      <w:hyperlink w:history="1" r:id="rIdcxkxeankm_rbkqs_kgknz">
+      <w:hyperlink w:history="1" r:id="rIdwprmgbmc7jmgc1qqx8yj4">
         <w:r>
           <w:rPr>
             <w:rStyle w:val="Hyperlink"/>
@@ -785,7 +785,7 @@
       <w:r>
         <w:t xml:space="preserve"> — modifié — </w:t>
       </w:r>
-      <w:hyperlink w:history="1" r:id="rIdyc-bababhhpdvwedrhj7z">
+      <w:hyperlink w:history="1" r:id="rIdm3f8xmvlkjwtc25c5pjun">
         <w:r>
           <w:rPr>
             <w:rStyle w:val="Hyperlink"/>
@@ -814,7 +814,7 @@
       <w:r>
         <w:t xml:space="preserve"> — créé — </w:t>
       </w:r>
-      <w:hyperlink w:history="1" r:id="rIdkfed8f4xw3k7ua0jgok3h">
+      <w:hyperlink w:history="1" r:id="rId-bojdkehy2xm6hepalxfr">
         <w:r>
           <w:rPr>
             <w:rStyle w:val="Hyperlink"/>
@@ -843,7 +843,7 @@
       <w:r>
         <w:t xml:space="preserve"> — créé — </w:t>
       </w:r>
-      <w:hyperlink w:history="1" r:id="rIdi6o1vu_bmdkgrzky8toom">
+      <w:hyperlink w:history="1" r:id="rIdr8kzss1jqg1svj9lh3vwq">
         <w:r>
           <w:rPr>
             <w:rStyle w:val="Hyperlink"/>
@@ -880,7 +880,7 @@
       <w:r>
         <w:t xml:space="preserve"> — modifié — </w:t>
       </w:r>
-      <w:hyperlink w:history="1" r:id="rIdsq7bc6r09b-r0ibfxjcxi">
+      <w:hyperlink w:history="1" r:id="rIdsery03bgecpcvm1h624vp">
         <w:r>
           <w:rPr>
             <w:rStyle w:val="Hyperlink"/>
@@ -917,7 +917,7 @@
       <w:r>
         <w:t xml:space="preserve"> — modifié — </w:t>
       </w:r>
-      <w:hyperlink w:history="1" r:id="rIdpotcfzfdswajuaaftyn6d">
+      <w:hyperlink w:history="1" r:id="rIdx0cbttuv_5z7ntwdatq1e">
         <w:r>
           <w:rPr>
             <w:rStyle w:val="Hyperlink"/>
@@ -946,7 +946,7 @@
       <w:r>
         <w:t xml:space="preserve"> — modifié — </w:t>
       </w:r>
-      <w:hyperlink w:history="1" r:id="rIdh3kuawggswshlzjxq2wgp">
+      <w:hyperlink w:history="1" r:id="rIdgzpiiia2um6bekwz5hung">
         <w:r>
           <w:rPr>
             <w:rStyle w:val="Hyperlink"/>
@@ -975,7 +975,7 @@
       <w:r>
         <w:t xml:space="preserve"> — modifié — </w:t>
       </w:r>
-      <w:hyperlink w:history="1" r:id="rIdkk5n47gbcph_q70aj7wsp">
+      <w:hyperlink w:history="1" r:id="rIdw0joygfyemamy77pxrqpx">
         <w:r>
           <w:rPr>
             <w:rStyle w:val="Hyperlink"/>
@@ -1004,7 +1004,7 @@
       <w:r>
         <w:t xml:space="preserve"> — modifié — </w:t>
       </w:r>
-      <w:hyperlink w:history="1" r:id="rIdqzx74mjzxtqww_agjp-bg">
+      <w:hyperlink w:history="1" r:id="rIdu_5e-tuvhar6awgfp8rr8">
         <w:r>
           <w:rPr>
             <w:rStyle w:val="Hyperlink"/>
@@ -1033,7 +1033,7 @@
       <w:r>
         <w:t xml:space="preserve"> — modifié — </w:t>
       </w:r>
-      <w:hyperlink w:history="1" r:id="rIdhldtpq4jzyol3-wmvxt11">
+      <w:hyperlink w:history="1" r:id="rIdwcwxintrdttdtgtsyarxy">
         <w:r>
           <w:rPr>
             <w:rStyle w:val="Hyperlink"/>
@@ -1062,7 +1062,7 @@
       <w:r>
         <w:t xml:space="preserve"> — modifié — </w:t>
       </w:r>
-      <w:hyperlink w:history="1" r:id="rIdf-d0jjetcrzj6evwts6k5">
+      <w:hyperlink w:history="1" r:id="rIdeddkelgq0tzyd9mgrwjj1">
         <w:r>
           <w:rPr>
             <w:rStyle w:val="Hyperlink"/>
@@ -1091,7 +1091,7 @@
       <w:r>
         <w:t xml:space="preserve"> — modifié — </w:t>
       </w:r>
-      <w:hyperlink w:history="1" r:id="rIdusfoug-0tqi83xosxdumj">
+      <w:hyperlink w:history="1" r:id="rIdkrm7fa1viz9zepaelulcf">
         <w:r>
           <w:rPr>
             <w:rStyle w:val="Hyperlink"/>
@@ -1120,7 +1120,7 @@
       <w:r>
         <w:t xml:space="preserve"> — modifié — </w:t>
       </w:r>
-      <w:hyperlink w:history="1" r:id="rIdcxqpasv2gecnzd8-lxagn">
+      <w:hyperlink w:history="1" r:id="rIdw1g2ibno3vep-jazfdofc">
         <w:r>
           <w:rPr>
             <w:rStyle w:val="Hyperlink"/>
@@ -1149,7 +1149,7 @@
       <w:r>
         <w:t xml:space="preserve"> — modifié — </w:t>
       </w:r>
-      <w:hyperlink w:history="1" r:id="rId288syemkhammkh_lyssgw">
+      <w:hyperlink w:history="1" r:id="rIdznnpgazjjplp8ozwe-ujo">
         <w:r>
           <w:rPr>
             <w:rStyle w:val="Hyperlink"/>
@@ -1178,7 +1178,7 @@
       <w:r>
         <w:t xml:space="preserve"> — modifié — </w:t>
       </w:r>
-      <w:hyperlink w:history="1" r:id="rIdyyjbymeesct3_qmsqqvro">
+      <w:hyperlink w:history="1" r:id="rIdza1nau9ujpelpvlstkezd">
         <w:r>
           <w:rPr>
             <w:rStyle w:val="Hyperlink"/>
@@ -1207,7 +1207,7 @@
       <w:r>
         <w:t xml:space="preserve"> — modifié — </w:t>
       </w:r>
-      <w:hyperlink w:history="1" r:id="rIdd47hb0bppdygrc4kym-gz">
+      <w:hyperlink w:history="1" r:id="rIdjlowgira82izcvpyhcelm">
         <w:r>
           <w:rPr>
             <w:rStyle w:val="Hyperlink"/>
@@ -1236,7 +1236,7 @@
       <w:r>
         <w:t xml:space="preserve"> — modifié — </w:t>
       </w:r>
-      <w:hyperlink w:history="1" r:id="rIdxabcm-9kt2geewjkgtxaj">
+      <w:hyperlink w:history="1" r:id="rIdfcqfgzflgrqxz0ohwrdwm">
         <w:r>
           <w:rPr>
             <w:rStyle w:val="Hyperlink"/>
@@ -1265,7 +1265,7 @@
       <w:r>
         <w:t xml:space="preserve"> — modifié — </w:t>
       </w:r>
-      <w:hyperlink w:history="1" r:id="rId0ch-vtwir1gqh6ohvi_qe">
+      <w:hyperlink w:history="1" r:id="rIdkhsueaeb8qaahek3g3kwu">
         <w:r>
           <w:rPr>
             <w:rStyle w:val="Hyperlink"/>
@@ -1294,7 +1294,7 @@
       <w:r>
         <w:t xml:space="preserve"> — modifié — </w:t>
       </w:r>
-      <w:hyperlink w:history="1" r:id="rId2itj362hwye_wxtod6o1g">
+      <w:hyperlink w:history="1" r:id="rIdg0qsf-_wlghbaap7q3ffm">
         <w:r>
           <w:rPr>
             <w:rStyle w:val="Hyperlink"/>
@@ -1323,7 +1323,7 @@
       <w:r>
         <w:t xml:space="preserve"> — modifié — </w:t>
       </w:r>
-      <w:hyperlink w:history="1" r:id="rId2gyenc-3wfnflvihuelp9">
+      <w:hyperlink w:history="1" r:id="rId-us78rrl8l7mhn4mdq5qp">
         <w:r>
           <w:rPr>
             <w:rStyle w:val="Hyperlink"/>
@@ -1352,7 +1352,7 @@
       <w:r>
         <w:t xml:space="preserve"> — modifié — </w:t>
       </w:r>
-      <w:hyperlink w:history="1" r:id="rIdnfvm4hkrwwimpakfi56us">
+      <w:hyperlink w:history="1" r:id="rIdvkur3gjel3uqhc-ytqjnx">
         <w:r>
           <w:rPr>
             <w:rStyle w:val="Hyperlink"/>
@@ -1381,7 +1381,7 @@
       <w:r>
         <w:t xml:space="preserve"> — modifié — </w:t>
       </w:r>
-      <w:hyperlink w:history="1" r:id="rIdrdqmjtk6phinbjdzohjts">
+      <w:hyperlink w:history="1" r:id="rIdsr29bs3nmxx-tet72roxq">
         <w:r>
           <w:rPr>
             <w:rStyle w:val="Hyperlink"/>
@@ -1410,7 +1410,7 @@
       <w:r>
         <w:t xml:space="preserve"> — modifié — </w:t>
       </w:r>
-      <w:hyperlink w:history="1" r:id="rIdw-qwbbhmm3zjmnyapfqwi">
+      <w:hyperlink w:history="1" r:id="rIdtsax3bzgj77of2q15r--y">
         <w:r>
           <w:rPr>
             <w:rStyle w:val="Hyperlink"/>
@@ -1439,7 +1439,7 @@
       <w:r>
         <w:t xml:space="preserve"> — modifié — </w:t>
       </w:r>
-      <w:hyperlink w:history="1" r:id="rId6yqpf03mtsfl_l3bidqpw">
+      <w:hyperlink w:history="1" r:id="rIdg9pqvpg51-8c0nffihz7y">
         <w:r>
           <w:rPr>
             <w:rStyle w:val="Hyperlink"/>
@@ -1468,7 +1468,7 @@
       <w:r>
         <w:t xml:space="preserve"> — modifié — </w:t>
       </w:r>
-      <w:hyperlink w:history="1" r:id="rIdhmceshdpkntyapsotw5r0">
+      <w:hyperlink w:history="1" r:id="rIdnqezlhh_sahbs2qx987ga">
         <w:r>
           <w:rPr>
             <w:rStyle w:val="Hyperlink"/>
@@ -1497,7 +1497,7 @@
       <w:r>
         <w:t xml:space="preserve"> — modifié — </w:t>
       </w:r>
-      <w:hyperlink w:history="1" r:id="rIda00ttjx8qnxgnb5imtmvt">
+      <w:hyperlink w:history="1" r:id="rIde8mmc0qzgphv4shbgjmck">
         <w:r>
           <w:rPr>
             <w:rStyle w:val="Hyperlink"/>
@@ -1526,7 +1526,7 @@
       <w:r>
         <w:t xml:space="preserve"> — modifié — </w:t>
       </w:r>
-      <w:hyperlink w:history="1" r:id="rIdf5nwzxghhflsiocdgszhr">
+      <w:hyperlink w:history="1" r:id="rIdmsolcmpvw8zmq_jshkdon">
         <w:r>
           <w:rPr>
             <w:rStyle w:val="Hyperlink"/>
@@ -1555,7 +1555,7 @@
       <w:r>
         <w:t xml:space="preserve"> — modifié — </w:t>
       </w:r>
-      <w:hyperlink w:history="1" r:id="rIdgiwedq_raxhp76kriedae">
+      <w:hyperlink w:history="1" r:id="rId0hmcbolo0ytxs1nroxbkr">
         <w:r>
           <w:rPr>
             <w:rStyle w:val="Hyperlink"/>
@@ -1584,7 +1584,7 @@
       <w:r>
         <w:t xml:space="preserve"> — modifié — </w:t>
       </w:r>
-      <w:hyperlink w:history="1" r:id="rIdvn_0bgrttepfyvxxxevuy">
+      <w:hyperlink w:history="1" r:id="rIdawkugyvsjcikzhsebhns8">
         <w:r>
           <w:rPr>
             <w:rStyle w:val="Hyperlink"/>
@@ -1613,7 +1613,7 @@
       <w:r>
         <w:t xml:space="preserve"> — modifié — </w:t>
       </w:r>
-      <w:hyperlink w:history="1" r:id="rIdeq7z-eqlwpnlzdxov4hum">
+      <w:hyperlink w:history="1" r:id="rIdicop9jacqilkcilcr5wo0">
         <w:r>
           <w:rPr>
             <w:rStyle w:val="Hyperlink"/>
@@ -1642,7 +1642,7 @@
       <w:r>
         <w:t xml:space="preserve"> — modifié — </w:t>
       </w:r>
-      <w:hyperlink w:history="1" r:id="rIdjq1qmdjaz9-ofaz3lylf9">
+      <w:hyperlink w:history="1" r:id="rId6gcs-ct2ta-cc-lgtezhr">
         <w:r>
           <w:rPr>
             <w:rStyle w:val="Hyperlink"/>
@@ -1671,7 +1671,7 @@
       <w:r>
         <w:t xml:space="preserve"> — modifié — </w:t>
       </w:r>
-      <w:hyperlink w:history="1" r:id="rIdwao2_o25wzt26p5wrpi4c">
+      <w:hyperlink w:history="1" r:id="rIdrrc3qqaz1i4vsbyn_zp0w">
         <w:r>
           <w:rPr>
             <w:rStyle w:val="Hyperlink"/>
@@ -1700,7 +1700,7 @@
       <w:r>
         <w:t xml:space="preserve"> — modifié — </w:t>
       </w:r>
-      <w:hyperlink w:history="1" r:id="rId90dfw5evaipupjeb-pil1">
+      <w:hyperlink w:history="1" r:id="rIdw1d7mtm7jitu3yuar8sye">
         <w:r>
           <w:rPr>
             <w:rStyle w:val="Hyperlink"/>
@@ -1729,7 +1729,7 @@
       <w:r>
         <w:t xml:space="preserve"> — modifié — </w:t>
       </w:r>
-      <w:hyperlink w:history="1" r:id="rId3v3wcksn8ok_lq9zabcar">
+      <w:hyperlink w:history="1" r:id="rId8e4fitpub_yv9ct7ns0pt">
         <w:r>
           <w:rPr>
             <w:rStyle w:val="Hyperlink"/>
@@ -1758,7 +1758,7 @@
       <w:r>
         <w:t xml:space="preserve"> — modifié — </w:t>
       </w:r>
-      <w:hyperlink w:history="1" r:id="rIdtepob20fxpoa_hv9szlwe">
+      <w:hyperlink w:history="1" r:id="rId_rvkmumo69bi0cklvlfxu">
         <w:r>
           <w:rPr>
             <w:rStyle w:val="Hyperlink"/>
@@ -1787,7 +1787,7 @@
       <w:r>
         <w:t xml:space="preserve"> — modifié — </w:t>
       </w:r>
-      <w:hyperlink w:history="1" r:id="rIdejygseqzwiji5areonncu">
+      <w:hyperlink w:history="1" r:id="rIdaztdm5qfnvnagcrrymnzl">
         <w:r>
           <w:rPr>
             <w:rStyle w:val="Hyperlink"/>
@@ -1816,7 +1816,7 @@
       <w:r>
         <w:t xml:space="preserve"> — modifié — </w:t>
       </w:r>
-      <w:hyperlink w:history="1" r:id="rIdpaxb8_7uakvrblswyq5ep">
+      <w:hyperlink w:history="1" r:id="rId8zesopkyzyszp-ojal3bh">
         <w:r>
           <w:rPr>
             <w:rStyle w:val="Hyperlink"/>
@@ -1845,7 +1845,7 @@
       <w:r>
         <w:t xml:space="preserve"> — modifié — </w:t>
       </w:r>
-      <w:hyperlink w:history="1" r:id="rIdav1y27tly90kotfhut60t">
+      <w:hyperlink w:history="1" r:id="rIdtmtisgw_zb5o75qtsg4bo">
         <w:r>
           <w:rPr>
             <w:rStyle w:val="Hyperlink"/>
@@ -1874,7 +1874,7 @@
       <w:r>
         <w:t xml:space="preserve"> — modifié — </w:t>
       </w:r>
-      <w:hyperlink w:history="1" r:id="rIdvdms45hzfahebcp1iwiab">
+      <w:hyperlink w:history="1" r:id="rIdqfjls4f8y8zb2trxlwbgq">
         <w:r>
           <w:rPr>
             <w:rStyle w:val="Hyperlink"/>
@@ -1903,7 +1903,7 @@
       <w:r>
         <w:t xml:space="preserve"> — modifié — </w:t>
       </w:r>
-      <w:hyperlink w:history="1" r:id="rIdclgmfwo70xmmfrcqxscoo">
+      <w:hyperlink w:history="1" r:id="rIdogw9xmnhysbuxm_y0fmkd">
         <w:r>
           <w:rPr>
             <w:rStyle w:val="Hyperlink"/>
@@ -1932,7 +1932,7 @@
       <w:r>
         <w:t xml:space="preserve"> — modifié — </w:t>
       </w:r>
-      <w:hyperlink w:history="1" r:id="rIdpwbwvzcdxaxrpfp6w0nwi">
+      <w:hyperlink w:history="1" r:id="rIdnegmmp96iasuiuqxfuvel">
         <w:r>
           <w:rPr>
             <w:rStyle w:val="Hyperlink"/>
@@ -1961,7 +1961,7 @@
       <w:r>
         <w:t xml:space="preserve"> — modifié — </w:t>
       </w:r>
-      <w:hyperlink w:history="1" r:id="rIdzdpcdjkgtwfmhngrrjlhn">
+      <w:hyperlink w:history="1" r:id="rIdazc4wjbh9b5nj3eajig0-">
         <w:r>
           <w:rPr>
             <w:rStyle w:val="Hyperlink"/>
@@ -1990,7 +1990,7 @@
       <w:r>
         <w:t xml:space="preserve"> — modifié — </w:t>
       </w:r>
-      <w:hyperlink w:history="1" r:id="rIdnel2hmzqbl0enfmbvebph">
+      <w:hyperlink w:history="1" r:id="rIdnaasil0he-koptcxx3mye">
         <w:r>
           <w:rPr>
             <w:rStyle w:val="Hyperlink"/>
@@ -2027,7 +2027,7 @@
       <w:r>
         <w:t xml:space="preserve"> — modifié — </w:t>
       </w:r>
-      <w:hyperlink w:history="1" r:id="rIdx6gtzoqzwdjmeytvqrtpu">
+      <w:hyperlink w:history="1" r:id="rIdns9ruqiuwksrcwasqpe7f">
         <w:r>
           <w:rPr>
             <w:rStyle w:val="Hyperlink"/>

--- a/docs/developpement/phases/word/PHASE_32_PREMIER_AUDIT_CODEX_ET_CORRECTIONS.docx
+++ b/docs/developpement/phases/word/PHASE_32_PREMIER_AUDIT_CODEX_ET_CORRECTIONS.docx
@@ -20,7 +20,7 @@
       <w:r>
         <w:t xml:space="preserve">FlaiX Expert · dossier de développement · généré le 2026-10-25 depuis le dépôt </w:t>
       </w:r>
-      <w:hyperlink w:history="1" r:id="rIdx_herqpy-xpcyw8hsdszs">
+      <w:hyperlink w:history="1" r:id="rIdxocje1bctkkbobmku2exg">
         <w:r>
           <w:rPr>
             <w:rStyle w:val="Hyperlink"/>
@@ -452,7 +452,7 @@
           <w:numId w:val="2"/>
         </w:numPr>
       </w:pPr>
-      <w:hyperlink w:history="1" r:id="rIdkxdq6i2dcss3gdr28nbmk">
+      <w:hyperlink w:history="1" r:id="rIdsficdbdh0-orjcs7y5w68">
         <w:r>
           <w:rPr>
             <w:rStyle w:val="Hyperlink"/>
@@ -500,7 +500,7 @@
       <w:r>
         <w:t xml:space="preserve"> — modifié — </w:t>
       </w:r>
-      <w:hyperlink w:history="1" r:id="rIdfftgbs7cm4yztc41phpxm">
+      <w:hyperlink w:history="1" r:id="rIdomhfadbciclcchngkauci">
         <w:r>
           <w:rPr>
             <w:rStyle w:val="Hyperlink"/>
@@ -529,7 +529,7 @@
       <w:r>
         <w:t xml:space="preserve"> — modifié — </w:t>
       </w:r>
-      <w:hyperlink w:history="1" r:id="rIdlg6wkriu2e0xetuk9kdx5">
+      <w:hyperlink w:history="1" r:id="rIdxytolomktwo96e5w1lzfu">
         <w:r>
           <w:rPr>
             <w:rStyle w:val="Hyperlink"/>
@@ -558,7 +558,7 @@
       <w:r>
         <w:t xml:space="preserve"> — créé — </w:t>
       </w:r>
-      <w:hyperlink w:history="1" r:id="rIdo0acs175mnfidgag6mird">
+      <w:hyperlink w:history="1" r:id="rIdkvzvsocnz01t_7cb453f4">
         <w:r>
           <w:rPr>
             <w:rStyle w:val="Hyperlink"/>
@@ -587,7 +587,7 @@
       <w:r>
         <w:t xml:space="preserve"> — créé — </w:t>
       </w:r>
-      <w:hyperlink w:history="1" r:id="rIdrlnot7kwvnybdqoa6ho8z">
+      <w:hyperlink w:history="1" r:id="rIdbu_dvmpsj6onghguj6ene">
         <w:r>
           <w:rPr>
             <w:rStyle w:val="Hyperlink"/>
@@ -624,7 +624,7 @@
       <w:r>
         <w:t xml:space="preserve"> — modifié — </w:t>
       </w:r>
-      <w:hyperlink w:history="1" r:id="rIdpj8ijcsrha1lbu1nfgs4o">
+      <w:hyperlink w:history="1" r:id="rIdhl0xcg1u0db9gny3hwy8k">
         <w:r>
           <w:rPr>
             <w:rStyle w:val="Hyperlink"/>
@@ -661,7 +661,7 @@
       <w:r>
         <w:t xml:space="preserve"> — modifié — </w:t>
       </w:r>
-      <w:hyperlink w:history="1" r:id="rIduahwue-xxab9ndps5or_6">
+      <w:hyperlink w:history="1" r:id="rId2ghed6s4lwv8k-k2gvvep">
         <w:r>
           <w:rPr>
             <w:rStyle w:val="Hyperlink"/>
@@ -690,7 +690,7 @@
       <w:r>
         <w:t xml:space="preserve"> — modifié — </w:t>
       </w:r>
-      <w:hyperlink w:history="1" r:id="rIdjwn_k6deeng2m3dbg7ckz">
+      <w:hyperlink w:history="1" r:id="rIdsla06uojp-cx2umcfxmjx">
         <w:r>
           <w:rPr>
             <w:rStyle w:val="Hyperlink"/>
@@ -727,7 +727,7 @@
       <w:r>
         <w:t xml:space="preserve"> — modifié — </w:t>
       </w:r>
-      <w:hyperlink w:history="1" r:id="rIdix4zldhypgqp4q8j5bogd">
+      <w:hyperlink w:history="1" r:id="rIdd-nbtzrrp_64dowfzgc0s">
         <w:r>
           <w:rPr>
             <w:rStyle w:val="Hyperlink"/>
@@ -756,7 +756,7 @@
       <w:r>
         <w:t xml:space="preserve"> — modifié — </w:t>
       </w:r>
-      <w:hyperlink w:history="1" r:id="rIdwprmgbmc7jmgc1qqx8yj4">
+      <w:hyperlink w:history="1" r:id="rIdsz5dsvjhpbctv8coqr-3q">
         <w:r>
           <w:rPr>
             <w:rStyle w:val="Hyperlink"/>
@@ -785,7 +785,7 @@
       <w:r>
         <w:t xml:space="preserve"> — modifié — </w:t>
       </w:r>
-      <w:hyperlink w:history="1" r:id="rIdm3f8xmvlkjwtc25c5pjun">
+      <w:hyperlink w:history="1" r:id="rIdhtwttw57ghldt-bvwbvz6">
         <w:r>
           <w:rPr>
             <w:rStyle w:val="Hyperlink"/>
@@ -814,7 +814,7 @@
       <w:r>
         <w:t xml:space="preserve"> — créé — </w:t>
       </w:r>
-      <w:hyperlink w:history="1" r:id="rId-bojdkehy2xm6hepalxfr">
+      <w:hyperlink w:history="1" r:id="rIdgigvp4xgaopk9nnskzswn">
         <w:r>
           <w:rPr>
             <w:rStyle w:val="Hyperlink"/>
@@ -843,7 +843,7 @@
       <w:r>
         <w:t xml:space="preserve"> — créé — </w:t>
       </w:r>
-      <w:hyperlink w:history="1" r:id="rIdr8kzss1jqg1svj9lh3vwq">
+      <w:hyperlink w:history="1" r:id="rIduz7avaw7ykynriikgwrsb">
         <w:r>
           <w:rPr>
             <w:rStyle w:val="Hyperlink"/>
@@ -880,7 +880,7 @@
       <w:r>
         <w:t xml:space="preserve"> — modifié — </w:t>
       </w:r>
-      <w:hyperlink w:history="1" r:id="rIdsery03bgecpcvm1h624vp">
+      <w:hyperlink w:history="1" r:id="rIdqnczbyzg_3ctfob21b3rr">
         <w:r>
           <w:rPr>
             <w:rStyle w:val="Hyperlink"/>
@@ -917,7 +917,7 @@
       <w:r>
         <w:t xml:space="preserve"> — modifié — </w:t>
       </w:r>
-      <w:hyperlink w:history="1" r:id="rIdx0cbttuv_5z7ntwdatq1e">
+      <w:hyperlink w:history="1" r:id="rIddaojik7sddglgzkhsirxm">
         <w:r>
           <w:rPr>
             <w:rStyle w:val="Hyperlink"/>
@@ -946,7 +946,7 @@
       <w:r>
         <w:t xml:space="preserve"> — modifié — </w:t>
       </w:r>
-      <w:hyperlink w:history="1" r:id="rIdgzpiiia2um6bekwz5hung">
+      <w:hyperlink w:history="1" r:id="rIdnfpjv_l7rno63r70tipqf">
         <w:r>
           <w:rPr>
             <w:rStyle w:val="Hyperlink"/>
@@ -975,7 +975,7 @@
       <w:r>
         <w:t xml:space="preserve"> — modifié — </w:t>
       </w:r>
-      <w:hyperlink w:history="1" r:id="rIdw0joygfyemamy77pxrqpx">
+      <w:hyperlink w:history="1" r:id="rIdgeapx8ydpqwoxfu4dmanq">
         <w:r>
           <w:rPr>
             <w:rStyle w:val="Hyperlink"/>
@@ -1004,7 +1004,7 @@
       <w:r>
         <w:t xml:space="preserve"> — modifié — </w:t>
       </w:r>
-      <w:hyperlink w:history="1" r:id="rIdu_5e-tuvhar6awgfp8rr8">
+      <w:hyperlink w:history="1" r:id="rId2uw8wepwbqfn7wfaclo41">
         <w:r>
           <w:rPr>
             <w:rStyle w:val="Hyperlink"/>
@@ -1033,7 +1033,7 @@
       <w:r>
         <w:t xml:space="preserve"> — modifié — </w:t>
       </w:r>
-      <w:hyperlink w:history="1" r:id="rIdwcwxintrdttdtgtsyarxy">
+      <w:hyperlink w:history="1" r:id="rIdeck7h5kc_brl1wks6vioe">
         <w:r>
           <w:rPr>
             <w:rStyle w:val="Hyperlink"/>
@@ -1062,7 +1062,7 @@
       <w:r>
         <w:t xml:space="preserve"> — modifié — </w:t>
       </w:r>
-      <w:hyperlink w:history="1" r:id="rIdeddkelgq0tzyd9mgrwjj1">
+      <w:hyperlink w:history="1" r:id="rIdt8ffr6laox0-px2-rgyxf">
         <w:r>
           <w:rPr>
             <w:rStyle w:val="Hyperlink"/>
@@ -1091,7 +1091,7 @@
       <w:r>
         <w:t xml:space="preserve"> — modifié — </w:t>
       </w:r>
-      <w:hyperlink w:history="1" r:id="rIdkrm7fa1viz9zepaelulcf">
+      <w:hyperlink w:history="1" r:id="rId7qqez46_ztmvi1ekbamlz">
         <w:r>
           <w:rPr>
             <w:rStyle w:val="Hyperlink"/>
@@ -1120,7 +1120,7 @@
       <w:r>
         <w:t xml:space="preserve"> — modifié — </w:t>
       </w:r>
-      <w:hyperlink w:history="1" r:id="rIdw1g2ibno3vep-jazfdofc">
+      <w:hyperlink w:history="1" r:id="rIdxphpoqxtfpk2bgg0kji8k">
         <w:r>
           <w:rPr>
             <w:rStyle w:val="Hyperlink"/>
@@ -1149,7 +1149,7 @@
       <w:r>
         <w:t xml:space="preserve"> — modifié — </w:t>
       </w:r>
-      <w:hyperlink w:history="1" r:id="rIdznnpgazjjplp8ozwe-ujo">
+      <w:hyperlink w:history="1" r:id="rId0ktmyobeg_867icdhm4yw">
         <w:r>
           <w:rPr>
             <w:rStyle w:val="Hyperlink"/>
@@ -1178,7 +1178,7 @@
       <w:r>
         <w:t xml:space="preserve"> — modifié — </w:t>
       </w:r>
-      <w:hyperlink w:history="1" r:id="rIdza1nau9ujpelpvlstkezd">
+      <w:hyperlink w:history="1" r:id="rId4szfdhwl_hwsut6bbhkvi">
         <w:r>
           <w:rPr>
             <w:rStyle w:val="Hyperlink"/>
@@ -1207,7 +1207,7 @@
       <w:r>
         <w:t xml:space="preserve"> — modifié — </w:t>
       </w:r>
-      <w:hyperlink w:history="1" r:id="rIdjlowgira82izcvpyhcelm">
+      <w:hyperlink w:history="1" r:id="rId14hmmif-0kqqvoajn5ejq">
         <w:r>
           <w:rPr>
             <w:rStyle w:val="Hyperlink"/>
@@ -1236,7 +1236,7 @@
       <w:r>
         <w:t xml:space="preserve"> — modifié — </w:t>
       </w:r>
-      <w:hyperlink w:history="1" r:id="rIdfcqfgzflgrqxz0ohwrdwm">
+      <w:hyperlink w:history="1" r:id="rIdikactgmv_exbna_ufa-ij">
         <w:r>
           <w:rPr>
             <w:rStyle w:val="Hyperlink"/>
@@ -1265,7 +1265,7 @@
       <w:r>
         <w:t xml:space="preserve"> — modifié — </w:t>
       </w:r>
-      <w:hyperlink w:history="1" r:id="rIdkhsueaeb8qaahek3g3kwu">
+      <w:hyperlink w:history="1" r:id="rIdbjimyea2kfuvlp4eqficf">
         <w:r>
           <w:rPr>
             <w:rStyle w:val="Hyperlink"/>
@@ -1294,7 +1294,7 @@
       <w:r>
         <w:t xml:space="preserve"> — modifié — </w:t>
       </w:r>
-      <w:hyperlink w:history="1" r:id="rIdg0qsf-_wlghbaap7q3ffm">
+      <w:hyperlink w:history="1" r:id="rIdp5ewolqjlnayyxtgqfmsg">
         <w:r>
           <w:rPr>
             <w:rStyle w:val="Hyperlink"/>
@@ -1323,7 +1323,7 @@
       <w:r>
         <w:t xml:space="preserve"> — modifié — </w:t>
       </w:r>
-      <w:hyperlink w:history="1" r:id="rId-us78rrl8l7mhn4mdq5qp">
+      <w:hyperlink w:history="1" r:id="rIdmihsaho_unfmp4qeggkyt">
         <w:r>
           <w:rPr>
             <w:rStyle w:val="Hyperlink"/>
@@ -1352,7 +1352,7 @@
       <w:r>
         <w:t xml:space="preserve"> — modifié — </w:t>
       </w:r>
-      <w:hyperlink w:history="1" r:id="rIdvkur3gjel3uqhc-ytqjnx">
+      <w:hyperlink w:history="1" r:id="rIdaedpli8wim8i1lhy2m7xa">
         <w:r>
           <w:rPr>
             <w:rStyle w:val="Hyperlink"/>
@@ -1381,7 +1381,7 @@
       <w:r>
         <w:t xml:space="preserve"> — modifié — </w:t>
       </w:r>
-      <w:hyperlink w:history="1" r:id="rIdsr29bs3nmxx-tet72roxq">
+      <w:hyperlink w:history="1" r:id="rId2hi32ww4nistpdngfsmq6">
         <w:r>
           <w:rPr>
             <w:rStyle w:val="Hyperlink"/>
@@ -1410,7 +1410,7 @@
       <w:r>
         <w:t xml:space="preserve"> — modifié — </w:t>
       </w:r>
-      <w:hyperlink w:history="1" r:id="rIdtsax3bzgj77of2q15r--y">
+      <w:hyperlink w:history="1" r:id="rIdmkvhwr2nzggnkoictbp1p">
         <w:r>
           <w:rPr>
             <w:rStyle w:val="Hyperlink"/>
@@ -1439,7 +1439,7 @@
       <w:r>
         <w:t xml:space="preserve"> — modifié — </w:t>
       </w:r>
-      <w:hyperlink w:history="1" r:id="rIdg9pqvpg51-8c0nffihz7y">
+      <w:hyperlink w:history="1" r:id="rIdcgjm24w5vl_xv-zbkoit6">
         <w:r>
           <w:rPr>
             <w:rStyle w:val="Hyperlink"/>
@@ -1468,7 +1468,7 @@
       <w:r>
         <w:t xml:space="preserve"> — modifié — </w:t>
       </w:r>
-      <w:hyperlink w:history="1" r:id="rIdnqezlhh_sahbs2qx987ga">
+      <w:hyperlink w:history="1" r:id="rIdefa4s5le4slssflmkh_mk">
         <w:r>
           <w:rPr>
             <w:rStyle w:val="Hyperlink"/>
@@ -1497,7 +1497,7 @@
       <w:r>
         <w:t xml:space="preserve"> — modifié — </w:t>
       </w:r>
-      <w:hyperlink w:history="1" r:id="rIde8mmc0qzgphv4shbgjmck">
+      <w:hyperlink w:history="1" r:id="rId7s8eysvuerjdxdlp6gslc">
         <w:r>
           <w:rPr>
             <w:rStyle w:val="Hyperlink"/>
@@ -1526,7 +1526,7 @@
       <w:r>
         <w:t xml:space="preserve"> — modifié — </w:t>
       </w:r>
-      <w:hyperlink w:history="1" r:id="rIdmsolcmpvw8zmq_jshkdon">
+      <w:hyperlink w:history="1" r:id="rIda08pfrrwmo8zogkbn79da">
         <w:r>
           <w:rPr>
             <w:rStyle w:val="Hyperlink"/>
@@ -1555,7 +1555,7 @@
       <w:r>
         <w:t xml:space="preserve"> — modifié — </w:t>
       </w:r>
-      <w:hyperlink w:history="1" r:id="rId0hmcbolo0ytxs1nroxbkr">
+      <w:hyperlink w:history="1" r:id="rIduj-ejagly2zxoh1qmrs_h">
         <w:r>
           <w:rPr>
             <w:rStyle w:val="Hyperlink"/>
@@ -1584,7 +1584,7 @@
       <w:r>
         <w:t xml:space="preserve"> — modifié — </w:t>
       </w:r>
-      <w:hyperlink w:history="1" r:id="rIdawkugyvsjcikzhsebhns8">
+      <w:hyperlink w:history="1" r:id="rId0ti6kkx4ho3tqtq0x7z4-">
         <w:r>
           <w:rPr>
             <w:rStyle w:val="Hyperlink"/>
@@ -1613,7 +1613,7 @@
       <w:r>
         <w:t xml:space="preserve"> — modifié — </w:t>
       </w:r>
-      <w:hyperlink w:history="1" r:id="rIdicop9jacqilkcilcr5wo0">
+      <w:hyperlink w:history="1" r:id="rIdipz-04n6fsyfpvh2cqx48">
         <w:r>
           <w:rPr>
             <w:rStyle w:val="Hyperlink"/>
@@ -1642,7 +1642,7 @@
       <w:r>
         <w:t xml:space="preserve"> — modifié — </w:t>
       </w:r>
-      <w:hyperlink w:history="1" r:id="rId6gcs-ct2ta-cc-lgtezhr">
+      <w:hyperlink w:history="1" r:id="rIditvkovtaxk-vshfyh4ici">
         <w:r>
           <w:rPr>
             <w:rStyle w:val="Hyperlink"/>
@@ -1671,7 +1671,7 @@
       <w:r>
         <w:t xml:space="preserve"> — modifié — </w:t>
       </w:r>
-      <w:hyperlink w:history="1" r:id="rIdrrc3qqaz1i4vsbyn_zp0w">
+      <w:hyperlink w:history="1" r:id="rIdoeseybdww87vj2_pmljbr">
         <w:r>
           <w:rPr>
             <w:rStyle w:val="Hyperlink"/>
@@ -1700,7 +1700,7 @@
       <w:r>
         <w:t xml:space="preserve"> — modifié — </w:t>
       </w:r>
-      <w:hyperlink w:history="1" r:id="rIdw1d7mtm7jitu3yuar8sye">
+      <w:hyperlink w:history="1" r:id="rIdw5oenuxj8vyd3kgxhyuem">
         <w:r>
           <w:rPr>
             <w:rStyle w:val="Hyperlink"/>
@@ -1729,7 +1729,7 @@
       <w:r>
         <w:t xml:space="preserve"> — modifié — </w:t>
       </w:r>
-      <w:hyperlink w:history="1" r:id="rId8e4fitpub_yv9ct7ns0pt">
+      <w:hyperlink w:history="1" r:id="rIdriwr9y9n-jodu5iru9y-p">
         <w:r>
           <w:rPr>
             <w:rStyle w:val="Hyperlink"/>
@@ -1758,7 +1758,7 @@
       <w:r>
         <w:t xml:space="preserve"> — modifié — </w:t>
       </w:r>
-      <w:hyperlink w:history="1" r:id="rId_rvkmumo69bi0cklvlfxu">
+      <w:hyperlink w:history="1" r:id="rIdsoivfn8sfsgyuz80kasfn">
         <w:r>
           <w:rPr>
             <w:rStyle w:val="Hyperlink"/>
@@ -1787,7 +1787,7 @@
       <w:r>
         <w:t xml:space="preserve"> — modifié — </w:t>
       </w:r>
-      <w:hyperlink w:history="1" r:id="rIdaztdm5qfnvnagcrrymnzl">
+      <w:hyperlink w:history="1" r:id="rIdycjsl4ks5xghnlfbj8v4r">
         <w:r>
           <w:rPr>
             <w:rStyle w:val="Hyperlink"/>
@@ -1816,7 +1816,7 @@
       <w:r>
         <w:t xml:space="preserve"> — modifié — </w:t>
       </w:r>
-      <w:hyperlink w:history="1" r:id="rId8zesopkyzyszp-ojal3bh">
+      <w:hyperlink w:history="1" r:id="rIdaujzllrq695-ia7y-pwdk">
         <w:r>
           <w:rPr>
             <w:rStyle w:val="Hyperlink"/>
@@ -1845,7 +1845,7 @@
       <w:r>
         <w:t xml:space="preserve"> — modifié — </w:t>
       </w:r>
-      <w:hyperlink w:history="1" r:id="rIdtmtisgw_zb5o75qtsg4bo">
+      <w:hyperlink w:history="1" r:id="rIdjthuny7vbxhhvwzjrdtjp">
         <w:r>
           <w:rPr>
             <w:rStyle w:val="Hyperlink"/>
@@ -1874,7 +1874,7 @@
       <w:r>
         <w:t xml:space="preserve"> — modifié — </w:t>
       </w:r>
-      <w:hyperlink w:history="1" r:id="rIdqfjls4f8y8zb2trxlwbgq">
+      <w:hyperlink w:history="1" r:id="rIdjefvlhrdiw6kkitx9o1zq">
         <w:r>
           <w:rPr>
             <w:rStyle w:val="Hyperlink"/>
@@ -1903,7 +1903,7 @@
       <w:r>
         <w:t xml:space="preserve"> — modifié — </w:t>
       </w:r>
-      <w:hyperlink w:history="1" r:id="rIdogw9xmnhysbuxm_y0fmkd">
+      <w:hyperlink w:history="1" r:id="rIdpnvrfebpoflebcdamnwd1">
         <w:r>
           <w:rPr>
             <w:rStyle w:val="Hyperlink"/>
@@ -1932,7 +1932,7 @@
       <w:r>
         <w:t xml:space="preserve"> — modifié — </w:t>
       </w:r>
-      <w:hyperlink w:history="1" r:id="rIdnegmmp96iasuiuqxfuvel">
+      <w:hyperlink w:history="1" r:id="rIdkvsqp4av7gfz3ngvqu12m">
         <w:r>
           <w:rPr>
             <w:rStyle w:val="Hyperlink"/>
@@ -1961,7 +1961,7 @@
       <w:r>
         <w:t xml:space="preserve"> — modifié — </w:t>
       </w:r>
-      <w:hyperlink w:history="1" r:id="rIdazc4wjbh9b5nj3eajig0-">
+      <w:hyperlink w:history="1" r:id="rIdqs1ah10wdx2mtbxakckbx">
         <w:r>
           <w:rPr>
             <w:rStyle w:val="Hyperlink"/>
@@ -1990,7 +1990,7 @@
       <w:r>
         <w:t xml:space="preserve"> — modifié — </w:t>
       </w:r>
-      <w:hyperlink w:history="1" r:id="rIdnaasil0he-koptcxx3mye">
+      <w:hyperlink w:history="1" r:id="rIdsmcimxvmpt7dmacn9rk3w">
         <w:r>
           <w:rPr>
             <w:rStyle w:val="Hyperlink"/>
@@ -2027,7 +2027,7 @@
       <w:r>
         <w:t xml:space="preserve"> — modifié — </w:t>
       </w:r>
-      <w:hyperlink w:history="1" r:id="rIdns9ruqiuwksrcwasqpe7f">
+      <w:hyperlink w:history="1" r:id="rIdhoemztjuwsnlgkoo4vzcq">
         <w:r>
           <w:rPr>
             <w:rStyle w:val="Hyperlink"/>

--- a/docs/developpement/phases/word/PHASE_32_PREMIER_AUDIT_CODEX_ET_CORRECTIONS.docx
+++ b/docs/developpement/phases/word/PHASE_32_PREMIER_AUDIT_CODEX_ET_CORRECTIONS.docx
@@ -20,7 +20,7 @@
       <w:r>
         <w:t xml:space="preserve">FlaiX Expert · dossier de développement · généré le 2026-10-25 depuis le dépôt </w:t>
       </w:r>
-      <w:hyperlink w:history="1" r:id="rIdxocje1bctkkbobmku2exg">
+      <w:hyperlink w:history="1" r:id="rIdm_irwya_kfvimjv-cukfx">
         <w:r>
           <w:rPr>
             <w:rStyle w:val="Hyperlink"/>
@@ -452,7 +452,7 @@
           <w:numId w:val="2"/>
         </w:numPr>
       </w:pPr>
-      <w:hyperlink w:history="1" r:id="rIdsficdbdh0-orjcs7y5w68">
+      <w:hyperlink w:history="1" r:id="rIdtfgegpiwxqp6hxt4eutgl">
         <w:r>
           <w:rPr>
             <w:rStyle w:val="Hyperlink"/>
@@ -500,7 +500,7 @@
       <w:r>
         <w:t xml:space="preserve"> — modifié — </w:t>
       </w:r>
-      <w:hyperlink w:history="1" r:id="rIdomhfadbciclcchngkauci">
+      <w:hyperlink w:history="1" r:id="rIdhqlgshviuxkfdc785fm1e">
         <w:r>
           <w:rPr>
             <w:rStyle w:val="Hyperlink"/>
@@ -529,7 +529,7 @@
       <w:r>
         <w:t xml:space="preserve"> — modifié — </w:t>
       </w:r>
-      <w:hyperlink w:history="1" r:id="rIdxytolomktwo96e5w1lzfu">
+      <w:hyperlink w:history="1" r:id="rIdssx6cz--znjz8jqivapvv">
         <w:r>
           <w:rPr>
             <w:rStyle w:val="Hyperlink"/>
@@ -558,7 +558,7 @@
       <w:r>
         <w:t xml:space="preserve"> — créé — </w:t>
       </w:r>
-      <w:hyperlink w:history="1" r:id="rIdkvzvsocnz01t_7cb453f4">
+      <w:hyperlink w:history="1" r:id="rIdjmbmu779hgwxkm9ha7lga">
         <w:r>
           <w:rPr>
             <w:rStyle w:val="Hyperlink"/>
@@ -587,7 +587,7 @@
       <w:r>
         <w:t xml:space="preserve"> — créé — </w:t>
       </w:r>
-      <w:hyperlink w:history="1" r:id="rIdbu_dvmpsj6onghguj6ene">
+      <w:hyperlink w:history="1" r:id="rIdsqoqtcya6ttnwtwxgo3bo">
         <w:r>
           <w:rPr>
             <w:rStyle w:val="Hyperlink"/>
@@ -624,7 +624,7 @@
       <w:r>
         <w:t xml:space="preserve"> — modifié — </w:t>
       </w:r>
-      <w:hyperlink w:history="1" r:id="rIdhl0xcg1u0db9gny3hwy8k">
+      <w:hyperlink w:history="1" r:id="rIdtaek_jlzh19-dgnjrxzi3">
         <w:r>
           <w:rPr>
             <w:rStyle w:val="Hyperlink"/>
@@ -661,7 +661,7 @@
       <w:r>
         <w:t xml:space="preserve"> — modifié — </w:t>
       </w:r>
-      <w:hyperlink w:history="1" r:id="rId2ghed6s4lwv8k-k2gvvep">
+      <w:hyperlink w:history="1" r:id="rIdgtjx_ad6ncixxkuz7v86g">
         <w:r>
           <w:rPr>
             <w:rStyle w:val="Hyperlink"/>
@@ -690,7 +690,7 @@
       <w:r>
         <w:t xml:space="preserve"> — modifié — </w:t>
       </w:r>
-      <w:hyperlink w:history="1" r:id="rIdsla06uojp-cx2umcfxmjx">
+      <w:hyperlink w:history="1" r:id="rIdxiievk6mcinhbebdbvfyn">
         <w:r>
           <w:rPr>
             <w:rStyle w:val="Hyperlink"/>
@@ -727,7 +727,7 @@
       <w:r>
         <w:t xml:space="preserve"> — modifié — </w:t>
       </w:r>
-      <w:hyperlink w:history="1" r:id="rIdd-nbtzrrp_64dowfzgc0s">
+      <w:hyperlink w:history="1" r:id="rIdm0p7_bn23qzhm9hm_td_2">
         <w:r>
           <w:rPr>
             <w:rStyle w:val="Hyperlink"/>
@@ -756,7 +756,7 @@
       <w:r>
         <w:t xml:space="preserve"> — modifié — </w:t>
       </w:r>
-      <w:hyperlink w:history="1" r:id="rIdsz5dsvjhpbctv8coqr-3q">
+      <w:hyperlink w:history="1" r:id="rIdsbzhd0ui-5g2ihlgog8zm">
         <w:r>
           <w:rPr>
             <w:rStyle w:val="Hyperlink"/>
@@ -785,7 +785,7 @@
       <w:r>
         <w:t xml:space="preserve"> — modifié — </w:t>
       </w:r>
-      <w:hyperlink w:history="1" r:id="rIdhtwttw57ghldt-bvwbvz6">
+      <w:hyperlink w:history="1" r:id="rId1bg0q6obz-sjitzghozf7">
         <w:r>
           <w:rPr>
             <w:rStyle w:val="Hyperlink"/>
@@ -814,7 +814,7 @@
       <w:r>
         <w:t xml:space="preserve"> — créé — </w:t>
       </w:r>
-      <w:hyperlink w:history="1" r:id="rIdgigvp4xgaopk9nnskzswn">
+      <w:hyperlink w:history="1" r:id="rIdjhuzajoyh63i3v6tgys40">
         <w:r>
           <w:rPr>
             <w:rStyle w:val="Hyperlink"/>
@@ -843,7 +843,7 @@
       <w:r>
         <w:t xml:space="preserve"> — créé — </w:t>
       </w:r>
-      <w:hyperlink w:history="1" r:id="rIduz7avaw7ykynriikgwrsb">
+      <w:hyperlink w:history="1" r:id="rIdeeu2o3mjfjggq-jovaaiu">
         <w:r>
           <w:rPr>
             <w:rStyle w:val="Hyperlink"/>
@@ -880,7 +880,7 @@
       <w:r>
         <w:t xml:space="preserve"> — modifié — </w:t>
       </w:r>
-      <w:hyperlink w:history="1" r:id="rIdqnczbyzg_3ctfob21b3rr">
+      <w:hyperlink w:history="1" r:id="rId-zdullxatr0sgohtcig48">
         <w:r>
           <w:rPr>
             <w:rStyle w:val="Hyperlink"/>
@@ -917,7 +917,7 @@
       <w:r>
         <w:t xml:space="preserve"> — modifié — </w:t>
       </w:r>
-      <w:hyperlink w:history="1" r:id="rIddaojik7sddglgzkhsirxm">
+      <w:hyperlink w:history="1" r:id="rIdrccty1funnbvqqgayw9_s">
         <w:r>
           <w:rPr>
             <w:rStyle w:val="Hyperlink"/>
@@ -946,7 +946,7 @@
       <w:r>
         <w:t xml:space="preserve"> — modifié — </w:t>
       </w:r>
-      <w:hyperlink w:history="1" r:id="rIdnfpjv_l7rno63r70tipqf">
+      <w:hyperlink w:history="1" r:id="rIdsggmrdnbwof3i8h4c-xij">
         <w:r>
           <w:rPr>
             <w:rStyle w:val="Hyperlink"/>
@@ -975,7 +975,7 @@
       <w:r>
         <w:t xml:space="preserve"> — modifié — </w:t>
       </w:r>
-      <w:hyperlink w:history="1" r:id="rIdgeapx8ydpqwoxfu4dmanq">
+      <w:hyperlink w:history="1" r:id="rIdlras6rzyfo5vw9jf3xm4w">
         <w:r>
           <w:rPr>
             <w:rStyle w:val="Hyperlink"/>
@@ -1004,7 +1004,7 @@
       <w:r>
         <w:t xml:space="preserve"> — modifié — </w:t>
       </w:r>
-      <w:hyperlink w:history="1" r:id="rId2uw8wepwbqfn7wfaclo41">
+      <w:hyperlink w:history="1" r:id="rIdlmhupvo_1muyd05budobz">
         <w:r>
           <w:rPr>
             <w:rStyle w:val="Hyperlink"/>
@@ -1033,7 +1033,7 @@
       <w:r>
         <w:t xml:space="preserve"> — modifié — </w:t>
       </w:r>
-      <w:hyperlink w:history="1" r:id="rIdeck7h5kc_brl1wks6vioe">
+      <w:hyperlink w:history="1" r:id="rIdc86hkl5bmobzpkqjjivez">
         <w:r>
           <w:rPr>
             <w:rStyle w:val="Hyperlink"/>
@@ -1062,7 +1062,7 @@
       <w:r>
         <w:t xml:space="preserve"> — modifié — </w:t>
       </w:r>
-      <w:hyperlink w:history="1" r:id="rIdt8ffr6laox0-px2-rgyxf">
+      <w:hyperlink w:history="1" r:id="rId4erjwx6cu-bfkwtqeqmar">
         <w:r>
           <w:rPr>
             <w:rStyle w:val="Hyperlink"/>
@@ -1091,7 +1091,7 @@
       <w:r>
         <w:t xml:space="preserve"> — modifié — </w:t>
       </w:r>
-      <w:hyperlink w:history="1" r:id="rId7qqez46_ztmvi1ekbamlz">
+      <w:hyperlink w:history="1" r:id="rIduez4ez0qp9baygyxjxmbz">
         <w:r>
           <w:rPr>
             <w:rStyle w:val="Hyperlink"/>
@@ -1120,7 +1120,7 @@
       <w:r>
         <w:t xml:space="preserve"> — modifié — </w:t>
       </w:r>
-      <w:hyperlink w:history="1" r:id="rIdxphpoqxtfpk2bgg0kji8k">
+      <w:hyperlink w:history="1" r:id="rIdokp7tig-yrr5snsqbkxod">
         <w:r>
           <w:rPr>
             <w:rStyle w:val="Hyperlink"/>
@@ -1149,7 +1149,7 @@
       <w:r>
         <w:t xml:space="preserve"> — modifié — </w:t>
       </w:r>
-      <w:hyperlink w:history="1" r:id="rId0ktmyobeg_867icdhm4yw">
+      <w:hyperlink w:history="1" r:id="rIdi7zweuw1omt0_prwjewmv">
         <w:r>
           <w:rPr>
             <w:rStyle w:val="Hyperlink"/>
@@ -1178,7 +1178,7 @@
       <w:r>
         <w:t xml:space="preserve"> — modifié — </w:t>
       </w:r>
-      <w:hyperlink w:history="1" r:id="rId4szfdhwl_hwsut6bbhkvi">
+      <w:hyperlink w:history="1" r:id="rIdfhtqe1f1ozcbwa1gakcz2">
         <w:r>
           <w:rPr>
             <w:rStyle w:val="Hyperlink"/>
@@ -1207,7 +1207,7 @@
       <w:r>
         <w:t xml:space="preserve"> — modifié — </w:t>
       </w:r>
-      <w:hyperlink w:history="1" r:id="rId14hmmif-0kqqvoajn5ejq">
+      <w:hyperlink w:history="1" r:id="rIdpuhht-rzitzqkt7gqpkhj">
         <w:r>
           <w:rPr>
             <w:rStyle w:val="Hyperlink"/>
@@ -1236,7 +1236,7 @@
       <w:r>
         <w:t xml:space="preserve"> — modifié — </w:t>
       </w:r>
-      <w:hyperlink w:history="1" r:id="rIdikactgmv_exbna_ufa-ij">
+      <w:hyperlink w:history="1" r:id="rIdoqekzw6nsr1drpjr22gk0">
         <w:r>
           <w:rPr>
             <w:rStyle w:val="Hyperlink"/>
@@ -1265,7 +1265,7 @@
       <w:r>
         <w:t xml:space="preserve"> — modifié — </w:t>
       </w:r>
-      <w:hyperlink w:history="1" r:id="rIdbjimyea2kfuvlp4eqficf">
+      <w:hyperlink w:history="1" r:id="rIdqykkjt5xutcgkod01daaa">
         <w:r>
           <w:rPr>
             <w:rStyle w:val="Hyperlink"/>
@@ -1294,7 +1294,7 @@
       <w:r>
         <w:t xml:space="preserve"> — modifié — </w:t>
       </w:r>
-      <w:hyperlink w:history="1" r:id="rIdp5ewolqjlnayyxtgqfmsg">
+      <w:hyperlink w:history="1" r:id="rIdii4cf6ahyst1-pmxy9gqh">
         <w:r>
           <w:rPr>
             <w:rStyle w:val="Hyperlink"/>
@@ -1323,7 +1323,7 @@
       <w:r>
         <w:t xml:space="preserve"> — modifié — </w:t>
       </w:r>
-      <w:hyperlink w:history="1" r:id="rIdmihsaho_unfmp4qeggkyt">
+      <w:hyperlink w:history="1" r:id="rId53pp8tzw-ryiitjqclvvp">
         <w:r>
           <w:rPr>
             <w:rStyle w:val="Hyperlink"/>
@@ -1352,7 +1352,7 @@
       <w:r>
         <w:t xml:space="preserve"> — modifié — </w:t>
       </w:r>
-      <w:hyperlink w:history="1" r:id="rIdaedpli8wim8i1lhy2m7xa">
+      <w:hyperlink w:history="1" r:id="rIdlgovzdhet8soxbqxtgolo">
         <w:r>
           <w:rPr>
             <w:rStyle w:val="Hyperlink"/>
@@ -1381,7 +1381,7 @@
       <w:r>
         <w:t xml:space="preserve"> — modifié — </w:t>
       </w:r>
-      <w:hyperlink w:history="1" r:id="rId2hi32ww4nistpdngfsmq6">
+      <w:hyperlink w:history="1" r:id="rIdus8ttcuzkrfz4garrb83x">
         <w:r>
           <w:rPr>
             <w:rStyle w:val="Hyperlink"/>
@@ -1410,7 +1410,7 @@
       <w:r>
         <w:t xml:space="preserve"> — modifié — </w:t>
       </w:r>
-      <w:hyperlink w:history="1" r:id="rIdmkvhwr2nzggnkoictbp1p">
+      <w:hyperlink w:history="1" r:id="rIdnlx9lszlfillrtbeijsng">
         <w:r>
           <w:rPr>
             <w:rStyle w:val="Hyperlink"/>
@@ -1439,7 +1439,7 @@
       <w:r>
         <w:t xml:space="preserve"> — modifié — </w:t>
       </w:r>
-      <w:hyperlink w:history="1" r:id="rIdcgjm24w5vl_xv-zbkoit6">
+      <w:hyperlink w:history="1" r:id="rIdr8rk3dc_vo3fc3cvv1bck">
         <w:r>
           <w:rPr>
             <w:rStyle w:val="Hyperlink"/>
@@ -1468,7 +1468,7 @@
       <w:r>
         <w:t xml:space="preserve"> — modifié — </w:t>
       </w:r>
-      <w:hyperlink w:history="1" r:id="rIdefa4s5le4slssflmkh_mk">
+      <w:hyperlink w:history="1" r:id="rId2di4nhxeepjvlbf4g3swi">
         <w:r>
           <w:rPr>
             <w:rStyle w:val="Hyperlink"/>
@@ -1497,7 +1497,7 @@
       <w:r>
         <w:t xml:space="preserve"> — modifié — </w:t>
       </w:r>
-      <w:hyperlink w:history="1" r:id="rId7s8eysvuerjdxdlp6gslc">
+      <w:hyperlink w:history="1" r:id="rIdpgczkybompcfpd7rcm_za">
         <w:r>
           <w:rPr>
             <w:rStyle w:val="Hyperlink"/>
@@ -1526,7 +1526,7 @@
       <w:r>
         <w:t xml:space="preserve"> — modifié — </w:t>
       </w:r>
-      <w:hyperlink w:history="1" r:id="rIda08pfrrwmo8zogkbn79da">
+      <w:hyperlink w:history="1" r:id="rIdbb68gd72rumgzm47gkgrx">
         <w:r>
           <w:rPr>
             <w:rStyle w:val="Hyperlink"/>
@@ -1555,7 +1555,7 @@
       <w:r>
         <w:t xml:space="preserve"> — modifié — </w:t>
       </w:r>
-      <w:hyperlink w:history="1" r:id="rIduj-ejagly2zxoh1qmrs_h">
+      <w:hyperlink w:history="1" r:id="rIdnu6cwufx94rz9pksjx-i6">
         <w:r>
           <w:rPr>
             <w:rStyle w:val="Hyperlink"/>
@@ -1584,7 +1584,7 @@
       <w:r>
         <w:t xml:space="preserve"> — modifié — </w:t>
       </w:r>
-      <w:hyperlink w:history="1" r:id="rId0ti6kkx4ho3tqtq0x7z4-">
+      <w:hyperlink w:history="1" r:id="rId51qmbljqbcgmpmmaai-of">
         <w:r>
           <w:rPr>
             <w:rStyle w:val="Hyperlink"/>
@@ -1613,7 +1613,7 @@
       <w:r>
         <w:t xml:space="preserve"> — modifié — </w:t>
       </w:r>
-      <w:hyperlink w:history="1" r:id="rIdipz-04n6fsyfpvh2cqx48">
+      <w:hyperlink w:history="1" r:id="rIdb18fz99gn70dfd2r2t6md">
         <w:r>
           <w:rPr>
             <w:rStyle w:val="Hyperlink"/>
@@ -1642,7 +1642,7 @@
       <w:r>
         <w:t xml:space="preserve"> — modifié — </w:t>
       </w:r>
-      <w:hyperlink w:history="1" r:id="rIditvkovtaxk-vshfyh4ici">
+      <w:hyperlink w:history="1" r:id="rIdsvzxzhfzrk1isvlxk9hkm">
         <w:r>
           <w:rPr>
             <w:rStyle w:val="Hyperlink"/>
@@ -1671,7 +1671,7 @@
       <w:r>
         <w:t xml:space="preserve"> — modifié — </w:t>
       </w:r>
-      <w:hyperlink w:history="1" r:id="rIdoeseybdww87vj2_pmljbr">
+      <w:hyperlink w:history="1" r:id="rId7yu8dppfmcnnvi3-aanim">
         <w:r>
           <w:rPr>
             <w:rStyle w:val="Hyperlink"/>
@@ -1700,7 +1700,7 @@
       <w:r>
         <w:t xml:space="preserve"> — modifié — </w:t>
       </w:r>
-      <w:hyperlink w:history="1" r:id="rIdw5oenuxj8vyd3kgxhyuem">
+      <w:hyperlink w:history="1" r:id="rIdl9jonbwibeprsmv8uyogk">
         <w:r>
           <w:rPr>
             <w:rStyle w:val="Hyperlink"/>
@@ -1729,7 +1729,7 @@
       <w:r>
         <w:t xml:space="preserve"> — modifié — </w:t>
       </w:r>
-      <w:hyperlink w:history="1" r:id="rIdriwr9y9n-jodu5iru9y-p">
+      <w:hyperlink w:history="1" r:id="rId0qirzuil6qbtb8_behhlw">
         <w:r>
           <w:rPr>
             <w:rStyle w:val="Hyperlink"/>
@@ -1758,7 +1758,7 @@
       <w:r>
         <w:t xml:space="preserve"> — modifié — </w:t>
       </w:r>
-      <w:hyperlink w:history="1" r:id="rIdsoivfn8sfsgyuz80kasfn">
+      <w:hyperlink w:history="1" r:id="rIdqfzgquwq5km55s2mehsx_">
         <w:r>
           <w:rPr>
             <w:rStyle w:val="Hyperlink"/>
@@ -1787,7 +1787,7 @@
       <w:r>
         <w:t xml:space="preserve"> — modifié — </w:t>
       </w:r>
-      <w:hyperlink w:history="1" r:id="rIdycjsl4ks5xghnlfbj8v4r">
+      <w:hyperlink w:history="1" r:id="rIdfb29cxkvmqchuodmybxld">
         <w:r>
           <w:rPr>
             <w:rStyle w:val="Hyperlink"/>
@@ -1816,7 +1816,7 @@
       <w:r>
         <w:t xml:space="preserve"> — modifié — </w:t>
       </w:r>
-      <w:hyperlink w:history="1" r:id="rIdaujzllrq695-ia7y-pwdk">
+      <w:hyperlink w:history="1" r:id="rIdxb8_pruwyzvnqqhgm0sol">
         <w:r>
           <w:rPr>
             <w:rStyle w:val="Hyperlink"/>
@@ -1845,7 +1845,7 @@
       <w:r>
         <w:t xml:space="preserve"> — modifié — </w:t>
       </w:r>
-      <w:hyperlink w:history="1" r:id="rIdjthuny7vbxhhvwzjrdtjp">
+      <w:hyperlink w:history="1" r:id="rId7dzt_m2kn-ul4tl5xopxo">
         <w:r>
           <w:rPr>
             <w:rStyle w:val="Hyperlink"/>
@@ -1874,7 +1874,7 @@
       <w:r>
         <w:t xml:space="preserve"> — modifié — </w:t>
       </w:r>
-      <w:hyperlink w:history="1" r:id="rIdjefvlhrdiw6kkitx9o1zq">
+      <w:hyperlink w:history="1" r:id="rIdbg6fiqkgops35sofufwt7">
         <w:r>
           <w:rPr>
             <w:rStyle w:val="Hyperlink"/>
@@ -1903,7 +1903,7 @@
       <w:r>
         <w:t xml:space="preserve"> — modifié — </w:t>
       </w:r>
-      <w:hyperlink w:history="1" r:id="rIdpnvrfebpoflebcdamnwd1">
+      <w:hyperlink w:history="1" r:id="rIda6jn6zx1c9qgwxb913upj">
         <w:r>
           <w:rPr>
             <w:rStyle w:val="Hyperlink"/>
@@ -1932,7 +1932,7 @@
       <w:r>
         <w:t xml:space="preserve"> — modifié — </w:t>
       </w:r>
-      <w:hyperlink w:history="1" r:id="rIdkvsqp4av7gfz3ngvqu12m">
+      <w:hyperlink w:history="1" r:id="rId5xpn3yssuqq6khfeqyrk9">
         <w:r>
           <w:rPr>
             <w:rStyle w:val="Hyperlink"/>
@@ -1961,7 +1961,7 @@
       <w:r>
         <w:t xml:space="preserve"> — modifié — </w:t>
       </w:r>
-      <w:hyperlink w:history="1" r:id="rIdqs1ah10wdx2mtbxakckbx">
+      <w:hyperlink w:history="1" r:id="rIdithdvx5hwcqpitisg9kf6">
         <w:r>
           <w:rPr>
             <w:rStyle w:val="Hyperlink"/>
@@ -1990,7 +1990,7 @@
       <w:r>
         <w:t xml:space="preserve"> — modifié — </w:t>
       </w:r>
-      <w:hyperlink w:history="1" r:id="rIdsmcimxvmpt7dmacn9rk3w">
+      <w:hyperlink w:history="1" r:id="rIdowerfpurlblbi0owww6hn">
         <w:r>
           <w:rPr>
             <w:rStyle w:val="Hyperlink"/>
@@ -2027,7 +2027,7 @@
       <w:r>
         <w:t xml:space="preserve"> — modifié — </w:t>
       </w:r>
-      <w:hyperlink w:history="1" r:id="rIdhoemztjuwsnlgkoo4vzcq">
+      <w:hyperlink w:history="1" r:id="rIdebdipqw7flc9ewjtymq73">
         <w:r>
           <w:rPr>
             <w:rStyle w:val="Hyperlink"/>
